--- a/manuscript/EPJC_Late_Time_Vacuum_Decay_Supplement.docx
+++ b/manuscript/EPJC_Late_Time_Vacuum_Decay_Supplement.docx
@@ -13,7 +13,7 @@
           <w:i w:val="0"/>
           <w:sz w:val="32"/>
         </w:rPr>
-        <w:t>Supplementary Information: Late-Time Vacuum Decay as a Cosmological Reset: Coleman–De Luccia Tunneling, Reheating Constraints, and Consistency Boundaries</w:t>
+        <w:t>Supplementary Information: Daughter-Universe Nucleation from a Metastable Dark-Energy Vacuum: Thermal and Quantum Decay, Past-Light-Cone Survival, and Reheating Bounds</w:t>
       </w:r>
     </w:p>
     <w:p>
@@ -952,7 +952,7 @@
           <w:b w:val="0"/>
           <w:i w:val="0"/>
         </w:rPr>
-        <w:t xml:space="preserve"> is exponential in the wall radius, so the bounce is instead computed by collocation on the boundary-value problem with a tanh initial guess (SciPy solve\_bvp, tolerance </w:t>
+        <w:t xml:space="preserve"> is exponential in the wall radius, so the bounce is instead computed by collocation on the boundary-value problem with a tanh initial guess (SciPy solve_bvp, tolerance </w:t>
       </w:r>
       <m:oMath>
         <m:r>
@@ -11471,6 +11471,240 @@
                 <w:sz w:val="17"/>
               </w:rPr>
               <w:t>rows = 2</w:t>
+            </w:r>
+          </w:p>
+        </w:tc>
+      </w:tr>
+      <w:tr>
+        <w:tc>
+          <w:tcPr>
+            <w:tcW w:type="dxa" w:w="2340"/>
+          </w:tcPr>
+          <w:p>
+            <w:pPr>
+              <w:spacing w:after="20" w:line="240" w:lineRule="auto"/>
+            </w:pPr>
+            <w:r/>
+            <w:r>
+              <w:rPr>
+                <w:b w:val="0"/>
+                <w:i w:val="0"/>
+                <w:sz w:val="17"/>
+              </w:rPr>
+              <w:t>V19</w:t>
+            </w:r>
+          </w:p>
+        </w:tc>
+        <w:tc>
+          <w:tcPr>
+            <w:tcW w:type="dxa" w:w="2340"/>
+          </w:tcPr>
+          <w:p>
+            <w:pPr>
+              <w:spacing w:after="20" w:line="240" w:lineRule="auto"/>
+            </w:pPr>
+            <w:r/>
+            <w:r>
+              <w:rPr>
+                <w:b w:val="0"/>
+                <w:i w:val="0"/>
+                <w:sz w:val="17"/>
+              </w:rPr>
+              <w:t>Exact rescaling of the thermal potential against direct O(3)/O(4) bounces; thin-wall limit of the O(3) action; critical thermal strength</w:t>
+            </w:r>
+          </w:p>
+        </w:tc>
+        <w:tc>
+          <w:tcPr>
+            <w:tcW w:type="dxa" w:w="2340"/>
+          </w:tcPr>
+          <w:p>
+            <w:pPr>
+              <w:spacing w:after="20" w:line="240" w:lineRule="auto"/>
+            </w:pPr>
+            <w:r/>
+            <w:r>
+              <w:rPr>
+                <w:b w:val="0"/>
+                <w:i w:val="0"/>
+                <w:sz w:val="17"/>
+              </w:rPr>
+              <w:t>pass</w:t>
+            </w:r>
+          </w:p>
+        </w:tc>
+        <w:tc>
+          <w:tcPr>
+            <w:tcW w:type="dxa" w:w="2340"/>
+          </w:tcPr>
+          <w:p>
+            <w:pPr>
+              <w:spacing w:after="20" w:line="240" w:lineRule="auto"/>
+            </w:pPr>
+            <w:r/>
+            <w:r>
+              <w:rPr>
+                <w:b w:val="0"/>
+                <w:i w:val="0"/>
+                <w:sz w:val="17"/>
+              </w:rPr>
+              <w:t>max_rel_reduction = 0.000181; thin_wall_ratio_O3 = [0.995, 0.9863, 0.9651]; critical_theta_ok = True</w:t>
+            </w:r>
+          </w:p>
+        </w:tc>
+      </w:tr>
+      <w:tr>
+        <w:tc>
+          <w:tcPr>
+            <w:tcW w:type="dxa" w:w="2340"/>
+          </w:tcPr>
+          <w:p>
+            <w:pPr>
+              <w:spacing w:after="20" w:line="240" w:lineRule="auto"/>
+            </w:pPr>
+            <w:r/>
+            <w:r>
+              <w:rPr>
+                <w:b w:val="0"/>
+                <w:i w:val="0"/>
+                <w:sz w:val="17"/>
+              </w:rPr>
+              <w:t>V20</w:t>
+            </w:r>
+          </w:p>
+        </w:tc>
+        <w:tc>
+          <w:tcPr>
+            <w:tcW w:type="dxa" w:w="2340"/>
+          </w:tcPr>
+          <w:p>
+            <w:pPr>
+              <w:spacing w:after="20" w:line="240" w:lineRule="auto"/>
+            </w:pPr>
+            <w:r/>
+            <w:r>
+              <w:rPr>
+                <w:b w:val="0"/>
+                <w:i w:val="0"/>
+                <w:sz w:val="17"/>
+              </w:rPr>
+              <w:t>Light-cone quadrature, monotone cooling of the rate, de Sitter horizon temperature</w:t>
+            </w:r>
+          </w:p>
+        </w:tc>
+        <w:tc>
+          <w:tcPr>
+            <w:tcW w:type="dxa" w:w="2340"/>
+          </w:tcPr>
+          <w:p>
+            <w:pPr>
+              <w:spacing w:after="20" w:line="240" w:lineRule="auto"/>
+            </w:pPr>
+            <w:r/>
+            <w:r>
+              <w:rPr>
+                <w:b w:val="0"/>
+                <w:i w:val="0"/>
+                <w:sz w:val="17"/>
+              </w:rPr>
+              <w:t>pass</w:t>
+            </w:r>
+          </w:p>
+        </w:tc>
+        <w:tc>
+          <w:tcPr>
+            <w:tcW w:type="dxa" w:w="2340"/>
+          </w:tcPr>
+          <w:p>
+            <w:pPr>
+              <w:spacing w:after="20" w:line="240" w:lineRule="auto"/>
+            </w:pPr>
+            <w:r/>
+            <w:r>
+              <w:rPr>
+                <w:b w:val="0"/>
+                <w:i w:val="0"/>
+                <w:sz w:val="17"/>
+              </w:rPr>
+              <w:t>V4_grid_over_survival = 1; monotone_cooling = True; ln_rate_today_thermal = -65.1</w:t>
+            </w:r>
+          </w:p>
+        </w:tc>
+      </w:tr>
+      <w:tr>
+        <w:tc>
+          <w:tcPr>
+            <w:tcW w:type="dxa" w:w="2340"/>
+          </w:tcPr>
+          <w:p>
+            <w:pPr>
+              <w:spacing w:after="20" w:line="240" w:lineRule="auto"/>
+            </w:pPr>
+            <w:r/>
+            <w:r>
+              <w:rPr>
+                <w:b w:val="0"/>
+                <w:i w:val="0"/>
+                <w:sz w:val="17"/>
+              </w:rPr>
+              <w:t>V21</w:t>
+            </w:r>
+          </w:p>
+        </w:tc>
+        <w:tc>
+          <w:tcPr>
+            <w:tcW w:type="dxa" w:w="2340"/>
+          </w:tcPr>
+          <w:p>
+            <w:pPr>
+              <w:spacing w:after="20" w:line="240" w:lineRule="auto"/>
+            </w:pPr>
+            <w:r/>
+            <w:r>
+              <w:rPr>
+                <w:b w:val="0"/>
+                <w:i w:val="0"/>
+                <w:sz w:val="17"/>
+              </w:rPr>
+              <w:t>Thermal channel only tightens survival (c &gt;= 0) and closes the late-time decay window</w:t>
+            </w:r>
+          </w:p>
+        </w:tc>
+        <w:tc>
+          <w:tcPr>
+            <w:tcW w:type="dxa" w:w="2340"/>
+          </w:tcPr>
+          <w:p>
+            <w:pPr>
+              <w:spacing w:after="20" w:line="240" w:lineRule="auto"/>
+            </w:pPr>
+            <w:r/>
+            <w:r>
+              <w:rPr>
+                <w:b w:val="0"/>
+                <w:i w:val="0"/>
+                <w:sz w:val="17"/>
+              </w:rPr>
+              <w:t>pass</w:t>
+            </w:r>
+          </w:p>
+        </w:tc>
+        <w:tc>
+          <w:tcPr>
+            <w:tcW w:type="dxa" w:w="2340"/>
+          </w:tcPr>
+          <w:p>
+            <w:pPr>
+              <w:spacing w:after="20" w:line="240" w:lineRule="auto"/>
+            </w:pPr>
+            <w:r/>
+            <w:r>
+              <w:rPr>
+                <w:b w:val="0"/>
+                <w:i w:val="0"/>
+                <w:sz w:val="17"/>
+              </w:rPr>
+              <w:t>scenarios = 6; decoupled_excluded = 0.147; min_excluded_equilibrated = 0.242</w:t>
             </w:r>
           </w:p>
         </w:tc>
@@ -12306,6 +12540,3081 @@
     <w:p>
       <w:pPr>
         <w:keepNext/>
+        <w:spacing w:before="160"/>
+      </w:pPr>
+      <w:r>
+        <w:rPr>
+          <w:b/>
+          <w:i w:val="0"/>
+          <w:sz w:val="23"/>
+        </w:rPr>
+        <w:t>S5.1 Finite temperature: thermal rescaling, the O(3) action and the time-dependent rate</w:t>
+      </w:r>
+    </w:p>
+    <w:p>
+      <w:pPr>
+        <w:jc w:val="both"/>
+      </w:pPr>
+      <w:r>
+        <w:rPr>
+          <w:b w:val="0"/>
+          <w:i w:val="0"/>
+        </w:rPr>
+        <w:t xml:space="preserve">Thermally corrected potential </w:t>
+      </w:r>
+      <m:oMath>
+        <m:sSub>
+          <m:e>
+            <m:r>
+              <m:t xml:space="preserve">V</m:t>
+            </m:r>
+          </m:e>
+          <m:sub>
+            <m:r>
+              <m:rPr>
+                <m:sty m:val="p"/>
+              </m:rPr>
+              <m:t xml:space="preserve">eff</m:t>
+            </m:r>
+          </m:sub>
+        </m:sSub>
+        <m:r>
+          <m:t xml:space="preserve">=</m:t>
+        </m:r>
+        <m:sSub>
+          <m:e>
+            <m:r>
+              <m:t xml:space="preserve">V</m:t>
+            </m:r>
+          </m:e>
+          <m:sub>
+            <m:r>
+              <m:t xml:space="preserve">0</m:t>
+            </m:r>
+          </m:sub>
+        </m:sSub>
+        <m:r>
+          <m:t xml:space="preserve">+c</m:t>
+        </m:r>
+        <m:sSup>
+          <m:e>
+            <m:r>
+              <m:t xml:space="preserve">T</m:t>
+            </m:r>
+          </m:e>
+          <m:sup>
+            <m:r>
+              <m:t xml:space="preserve">2</m:t>
+            </m:r>
+          </m:sup>
+        </m:sSup>
+        <m:sSup>
+          <m:e>
+            <m:r>
+              <m:t xml:space="preserve">φ</m:t>
+            </m:r>
+          </m:e>
+          <m:sup>
+            <m:r>
+              <m:t xml:space="preserve">2</m:t>
+            </m:r>
+          </m:sup>
+        </m:sSup>
+        <m:r>
+          <m:t xml:space="preserve">/2</m:t>
+        </m:r>
+      </m:oMath>
+      <w:r>
+        <w:rPr>
+          <w:b w:val="0"/>
+          <w:i w:val="0"/>
+        </w:rPr>
+        <w:t xml:space="preserve">, </w:t>
+      </w:r>
+      <m:oMath>
+        <m:r>
+          <m:t xml:space="preserve">θ=c</m:t>
+        </m:r>
+        <m:sSup>
+          <m:e>
+            <m:r>
+              <m:t xml:space="preserve">T</m:t>
+            </m:r>
+          </m:e>
+          <m:sup>
+            <m:r>
+              <m:t xml:space="preserve">2</m:t>
+            </m:r>
+          </m:sup>
+        </m:sSup>
+        <m:r>
+          <m:t xml:space="preserve">/(λ</m:t>
+        </m:r>
+        <m:sSup>
+          <m:e>
+            <m:r>
+              <m:t xml:space="preserve">f</m:t>
+            </m:r>
+          </m:e>
+          <m:sup>
+            <m:r>
+              <m:t xml:space="preserve">2</m:t>
+            </m:r>
+          </m:sup>
+        </m:sSup>
+        <m:r>
+          <m:t xml:space="preserve">)</m:t>
+        </m:r>
+      </m:oMath>
+      <w:r>
+        <w:rPr>
+          <w:b w:val="0"/>
+          <w:i w:val="0"/>
+        </w:rPr>
+        <w:t xml:space="preserve">. With </w:t>
+      </w:r>
+      <m:oMath>
+        <m:r>
+          <m:t xml:space="preserve">x=sy</m:t>
+        </m:r>
+      </m:oMath>
+      <w:r>
+        <w:rPr>
+          <w:b w:val="0"/>
+          <w:i w:val="0"/>
+        </w:rPr>
+        <w:t xml:space="preserve">, </w:t>
+      </w:r>
+      <m:oMath>
+        <m:r>
+          <m:t xml:space="preserve">s=</m:t>
+        </m:r>
+        <m:rad>
+          <m:radPr>
+            <m:degHide m:val="1"/>
+          </m:radPr>
+          <m:deg/>
+          <m:e>
+            <m:r>
+              <m:t xml:space="preserve">1−2θ</m:t>
+            </m:r>
+          </m:e>
+        </m:rad>
+      </m:oMath>
+      <w:r>
+        <w:rPr>
+          <w:b w:val="0"/>
+          <w:i w:val="0"/>
+        </w:rPr>
+        <w:t xml:space="preserve">, </w:t>
+      </w:r>
+      <m:oMath>
+        <m:r>
+          <m:t xml:space="preserve">(</m:t>
+        </m:r>
+        <m:sSup>
+          <m:e>
+            <m:r>
+              <m:t xml:space="preserve">x</m:t>
+            </m:r>
+          </m:e>
+          <m:sup>
+            <m:r>
+              <m:t xml:space="preserve">2</m:t>
+            </m:r>
+          </m:sup>
+        </m:sSup>
+        <m:r>
+          <m:t xml:space="preserve">−1</m:t>
+        </m:r>
+        <m:sSup>
+          <m:e>
+            <m:r>
+              <m:t xml:space="preserve">)</m:t>
+            </m:r>
+          </m:e>
+          <m:sup>
+            <m:r>
+              <m:t xml:space="preserve">2</m:t>
+            </m:r>
+          </m:sup>
+        </m:sSup>
+        <m:r>
+          <m:t xml:space="preserve">/8+η</m:t>
+        </m:r>
+        <m:r>
+          <m:t xml:space="preserve">x/2+θ</m:t>
+        </m:r>
+        <m:sSup>
+          <m:e>
+            <m:r>
+              <m:t xml:space="preserve">x</m:t>
+            </m:r>
+          </m:e>
+          <m:sup>
+            <m:r>
+              <m:t xml:space="preserve">2</m:t>
+            </m:r>
+          </m:sup>
+        </m:sSup>
+        <m:r>
+          <m:t xml:space="preserve">/2=</m:t>
+        </m:r>
+        <m:sSup>
+          <m:e>
+            <m:r>
+              <m:t xml:space="preserve">s</m:t>
+            </m:r>
+          </m:e>
+          <m:sup>
+            <m:r>
+              <m:t xml:space="preserve">4</m:t>
+            </m:r>
+          </m:sup>
+        </m:sSup>
+        <m:r>
+          <m:t xml:space="preserve">[(</m:t>
+        </m:r>
+        <m:sSup>
+          <m:e>
+            <m:r>
+              <m:t xml:space="preserve">y</m:t>
+            </m:r>
+          </m:e>
+          <m:sup>
+            <m:r>
+              <m:t xml:space="preserve">2</m:t>
+            </m:r>
+          </m:sup>
+        </m:sSup>
+        <m:r>
+          <m:t xml:space="preserve">−1</m:t>
+        </m:r>
+        <m:sSup>
+          <m:e>
+            <m:r>
+              <m:t xml:space="preserve">)</m:t>
+            </m:r>
+          </m:e>
+          <m:sup>
+            <m:r>
+              <m:t xml:space="preserve">2</m:t>
+            </m:r>
+          </m:sup>
+        </m:sSup>
+        <m:r>
+          <m:t xml:space="preserve">/8+(η/</m:t>
+        </m:r>
+        <m:sSup>
+          <m:e>
+            <m:r>
+              <m:t xml:space="preserve">s</m:t>
+            </m:r>
+          </m:e>
+          <m:sup>
+            <m:r>
+              <m:t xml:space="preserve">3</m:t>
+            </m:r>
+          </m:sup>
+        </m:sSup>
+        <m:r>
+          <m:t xml:space="preserve">)y/2]</m:t>
+        </m:r>
+      </m:oMath>
+      <w:r>
+        <w:rPr>
+          <w:b w:val="0"/>
+          <w:i w:val="0"/>
+        </w:rPr>
+        <w:t xml:space="preserve">+const, so the family is closed under the thermal term with </w:t>
+      </w:r>
+      <m:oMath>
+        <m:sSub>
+          <m:e>
+            <m:r>
+              <m:t xml:space="preserve">η</m:t>
+            </m:r>
+          </m:e>
+          <m:sub>
+            <m:r>
+              <m:rPr>
+                <m:sty m:val="p"/>
+              </m:rPr>
+              <m:t xml:space="preserve">eff</m:t>
+            </m:r>
+          </m:sub>
+        </m:sSub>
+        <m:r>
+          <m:t xml:space="preserve">=η/</m:t>
+        </m:r>
+        <m:sSup>
+          <m:e>
+            <m:r>
+              <m:t xml:space="preserve">s</m:t>
+            </m:r>
+          </m:e>
+          <m:sup>
+            <m:r>
+              <m:t xml:space="preserve">3</m:t>
+            </m:r>
+          </m:sup>
+        </m:sSup>
+      </m:oMath>
+      <w:r>
+        <w:rPr>
+          <w:b w:val="0"/>
+          <w:i w:val="0"/>
+        </w:rPr>
+        <w:t xml:space="preserve">. For a potential </w:t>
+      </w:r>
+      <m:oMath>
+        <m:r>
+          <m:t xml:space="preserve">V=A</m:t>
+        </m:r>
+        <m:r>
+          <m:rPr>
+            <m:sty m:val="p"/>
+          </m:rPr>
+          <m:t xml:space="preserve"> </m:t>
+        </m:r>
+        <m:r>
+          <m:t xml:space="preserve">w(φ/F)</m:t>
+        </m:r>
+      </m:oMath>
+      <w:r>
+        <w:rPr>
+          <w:b w:val="0"/>
+          <w:i w:val="0"/>
+        </w:rPr>
+        <w:t xml:space="preserve"> the O(4) action is </w:t>
+      </w:r>
+      <m:oMath>
+        <m:r>
+          <m:t xml:space="preserve">(</m:t>
+        </m:r>
+        <m:sSup>
+          <m:e>
+            <m:r>
+              <m:t xml:space="preserve">F</m:t>
+            </m:r>
+          </m:e>
+          <m:sup>
+            <m:r>
+              <m:t xml:space="preserve">4</m:t>
+            </m:r>
+          </m:sup>
+        </m:sSup>
+        <m:r>
+          <m:t xml:space="preserve">/A)</m:t>
+        </m:r>
+        <m:r>
+          <m:rPr>
+            <m:sty m:val="p"/>
+          </m:rPr>
+          <m:t xml:space="preserve"> </m:t>
+        </m:r>
+        <m:r>
+          <m:t xml:space="preserve">b(η)</m:t>
+        </m:r>
+      </m:oMath>
+      <w:r>
+        <w:rPr>
+          <w:b w:val="0"/>
+          <w:i w:val="0"/>
+        </w:rPr>
+        <w:t xml:space="preserve"> and the O(3) action is </w:t>
+      </w:r>
+      <m:oMath>
+        <m:r>
+          <m:t xml:space="preserve">(</m:t>
+        </m:r>
+        <m:sSup>
+          <m:e>
+            <m:r>
+              <m:t xml:space="preserve">F</m:t>
+            </m:r>
+          </m:e>
+          <m:sup>
+            <m:r>
+              <m:t xml:space="preserve">3</m:t>
+            </m:r>
+          </m:sup>
+        </m:sSup>
+        <m:r>
+          <m:t xml:space="preserve">/</m:t>
+        </m:r>
+        <m:rad>
+          <m:radPr>
+            <m:degHide m:val="1"/>
+          </m:radPr>
+          <m:deg/>
+          <m:e/>
+        </m:rad>
+        <m:r>
+          <m:t xml:space="preserve">A)</m:t>
+        </m:r>
+        <m:r>
+          <m:rPr>
+            <m:sty m:val="p"/>
+          </m:rPr>
+          <m:t xml:space="preserve"> </m:t>
+        </m:r>
+        <m:sSub>
+          <m:e>
+            <m:r>
+              <m:t xml:space="preserve">s</m:t>
+            </m:r>
+          </m:e>
+          <m:sub>
+            <m:r>
+              <m:t xml:space="preserve">3</m:t>
+            </m:r>
+          </m:sub>
+        </m:sSub>
+        <m:r>
+          <m:t xml:space="preserve">(η)</m:t>
+        </m:r>
+      </m:oMath>
+      <w:r>
+        <w:rPr>
+          <w:b w:val="0"/>
+          <w:i w:val="0"/>
+        </w:rPr>
+        <w:t xml:space="preserve">; with </w:t>
+      </w:r>
+      <m:oMath>
+        <m:r>
+          <m:t xml:space="preserve">F=fs</m:t>
+        </m:r>
+      </m:oMath>
+      <w:r>
+        <w:rPr>
+          <w:b w:val="0"/>
+          <w:i w:val="0"/>
+        </w:rPr>
+        <w:t xml:space="preserve">, </w:t>
+      </w:r>
+      <m:oMath>
+        <m:r>
+          <m:t xml:space="preserve">A=λ</m:t>
+        </m:r>
+        <m:sSup>
+          <m:e>
+            <m:r>
+              <m:t xml:space="preserve">f</m:t>
+            </m:r>
+          </m:e>
+          <m:sup>
+            <m:r>
+              <m:t xml:space="preserve">4</m:t>
+            </m:r>
+          </m:sup>
+        </m:sSup>
+        <m:sSup>
+          <m:e>
+            <m:r>
+              <m:t xml:space="preserve">s</m:t>
+            </m:r>
+          </m:e>
+          <m:sup>
+            <m:r>
+              <m:t xml:space="preserve">4</m:t>
+            </m:r>
+          </m:sup>
+        </m:sSup>
+      </m:oMath>
+      <w:r>
+        <w:rPr>
+          <w:b w:val="0"/>
+          <w:i w:val="0"/>
+        </w:rPr>
+        <w:t xml:space="preserve"> this gives </w:t>
+      </w:r>
+      <m:oMath>
+        <m:sSub>
+          <m:e>
+            <m:r>
+              <m:t xml:space="preserve">B</m:t>
+            </m:r>
+          </m:e>
+          <m:sub>
+            <m:r>
+              <m:t xml:space="preserve">4</m:t>
+            </m:r>
+          </m:sub>
+        </m:sSub>
+        <m:r>
+          <m:t xml:space="preserve">=b(</m:t>
+        </m:r>
+        <m:sSub>
+          <m:e>
+            <m:r>
+              <m:t xml:space="preserve">η</m:t>
+            </m:r>
+          </m:e>
+          <m:sub>
+            <m:r>
+              <m:rPr>
+                <m:sty m:val="p"/>
+              </m:rPr>
+              <m:t xml:space="preserve">eff</m:t>
+            </m:r>
+          </m:sub>
+        </m:sSub>
+        <m:r>
+          <m:t xml:space="preserve">)/λ</m:t>
+        </m:r>
+      </m:oMath>
+      <w:r>
+        <w:rPr>
+          <w:b w:val="0"/>
+          <w:i w:val="0"/>
+        </w:rPr>
+        <w:t xml:space="preserve"> and </w:t>
+      </w:r>
+      <m:oMath>
+        <m:sSub>
+          <m:e>
+            <m:r>
+              <m:t xml:space="preserve">S</m:t>
+            </m:r>
+          </m:e>
+          <m:sub>
+            <m:r>
+              <m:t xml:space="preserve">3</m:t>
+            </m:r>
+          </m:sub>
+        </m:sSub>
+        <m:r>
+          <m:t xml:space="preserve">=(fs/</m:t>
+        </m:r>
+        <m:rad>
+          <m:radPr>
+            <m:degHide m:val="1"/>
+          </m:radPr>
+          <m:deg/>
+          <m:e>
+            <m:r>
+              <m:t xml:space="preserve">λ</m:t>
+            </m:r>
+          </m:e>
+        </m:rad>
+        <m:r>
+          <m:t xml:space="preserve">)</m:t>
+        </m:r>
+        <m:sSub>
+          <m:e>
+            <m:r>
+              <m:t xml:space="preserve">s</m:t>
+            </m:r>
+          </m:e>
+          <m:sub>
+            <m:r>
+              <m:t xml:space="preserve">3</m:t>
+            </m:r>
+          </m:sub>
+        </m:sSub>
+        <m:r>
+          <m:t xml:space="preserve">(</m:t>
+        </m:r>
+        <m:sSub>
+          <m:e>
+            <m:r>
+              <m:t xml:space="preserve">η</m:t>
+            </m:r>
+          </m:e>
+          <m:sub>
+            <m:r>
+              <m:rPr>
+                <m:sty m:val="p"/>
+              </m:rPr>
+              <m:t xml:space="preserve">eff</m:t>
+            </m:r>
+          </m:sub>
+        </m:sSub>
+        <m:r>
+          <m:t xml:space="preserve">)</m:t>
+        </m:r>
+      </m:oMath>
+      <w:r>
+        <w:rPr>
+          <w:b w:val="0"/>
+          <w:i w:val="0"/>
+        </w:rPr>
+        <w:t xml:space="preserve">. </w:t>
+      </w:r>
+      <m:oMath>
+        <m:sSub>
+          <m:e>
+            <m:r>
+              <m:t xml:space="preserve">s</m:t>
+            </m:r>
+          </m:e>
+          <m:sub>
+            <m:r>
+              <m:t xml:space="preserve">3</m:t>
+            </m:r>
+          </m:sub>
+        </m:sSub>
+        <m:r>
+          <m:t xml:space="preserve">(η)=4π</m:t>
+        </m:r>
+        <m:r>
+          <m:rPr>
+            <m:sty m:val="p"/>
+          </m:rPr>
+          <m:t xml:space="preserve">∫</m:t>
+        </m:r>
+        <m:sSup>
+          <m:e>
+            <m:r>
+              <m:t xml:space="preserve">ρ</m:t>
+            </m:r>
+          </m:e>
+          <m:sup>
+            <m:r>
+              <m:t xml:space="preserve">2</m:t>
+            </m:r>
+          </m:sup>
+        </m:sSup>
+        <m:r>
+          <m:t xml:space="preserve">[x</m:t>
+        </m:r>
+        <m:sSup>
+          <m:e>
+            <m:r>
+              <m:t xml:space="preserve">'</m:t>
+            </m:r>
+          </m:e>
+          <m:sup>
+            <m:r>
+              <m:t xml:space="preserve">2</m:t>
+            </m:r>
+          </m:sup>
+        </m:sSup>
+        <m:r>
+          <m:t xml:space="preserve">/2+w−</m:t>
+        </m:r>
+        <m:sSub>
+          <m:e>
+            <m:r>
+              <m:t xml:space="preserve">w</m:t>
+            </m:r>
+          </m:e>
+          <m:sub>
+            <m:r>
+              <m:t xml:space="preserve">f</m:t>
+            </m:r>
+          </m:sub>
+        </m:sSub>
+        <m:r>
+          <m:t xml:space="preserve">]dρ</m:t>
+        </m:r>
+      </m:oMath>
+      <w:r>
+        <w:rPr>
+          <w:b w:val="0"/>
+          <w:i w:val="0"/>
+        </w:rPr>
+        <w:t xml:space="preserve"> is tabulated by thermal.py (shooting for </w:t>
+      </w:r>
+      <m:oMath>
+        <m:r>
+          <m:t xml:space="preserve">η≥0.1</m:t>
+        </m:r>
+      </m:oMath>
+      <w:r>
+        <w:rPr>
+          <w:b w:val="0"/>
+          <w:i w:val="0"/>
+        </w:rPr>
+        <w:t xml:space="preserve">, collocation below; thin-wall check </w:t>
+      </w:r>
+      <m:oMath>
+        <m:r>
+          <m:t xml:space="preserve">16π</m:t>
+        </m:r>
+        <m:sSup>
+          <m:e>
+            <m:r>
+              <m:t xml:space="preserve">σ</m:t>
+            </m:r>
+          </m:e>
+          <m:sup>
+            <m:r>
+              <m:t xml:space="preserve">3</m:t>
+            </m:r>
+          </m:sup>
+        </m:sSup>
+        <m:r>
+          <m:t xml:space="preserve">/3Δ</m:t>
+        </m:r>
+        <m:sSup>
+          <m:e>
+            <m:r>
+              <m:t xml:space="preserve">V</m:t>
+            </m:r>
+          </m:e>
+          <m:sup>
+            <m:r>
+              <m:t xml:space="preserve">2</m:t>
+            </m:r>
+          </m:sup>
+        </m:sSup>
+      </m:oMath>
+      <w:r>
+        <w:rPr>
+          <w:b w:val="0"/>
+          <w:i w:val="0"/>
+        </w:rPr>
+        <w:t xml:space="preserve">, ratio 0.9950 at </w:t>
+      </w:r>
+      <m:oMath>
+        <m:r>
+          <m:t xml:space="preserve">η=0.03</m:t>
+        </m:r>
+      </m:oMath>
+      <w:r>
+        <w:rPr>
+          <w:b w:val="0"/>
+          <w:i w:val="0"/>
+        </w:rPr>
+        <w:t xml:space="preserve">). Outside the table, </w:t>
+      </w:r>
+      <m:oMath>
+        <m:r>
+          <m:t xml:space="preserve">b∝</m:t>
+        </m:r>
+        <m:sSup>
+          <m:e>
+            <m:r>
+              <m:t xml:space="preserve">η</m:t>
+            </m:r>
+          </m:e>
+          <m:sup>
+            <m:r>
+              <m:t xml:space="preserve">−3</m:t>
+            </m:r>
+          </m:sup>
+        </m:sSup>
+      </m:oMath>
+      <w:r>
+        <w:rPr>
+          <w:b w:val="0"/>
+          <w:i w:val="0"/>
+        </w:rPr>
+        <w:t xml:space="preserve"> and </w:t>
+      </w:r>
+      <m:oMath>
+        <m:sSub>
+          <m:e>
+            <m:r>
+              <m:t xml:space="preserve">s</m:t>
+            </m:r>
+          </m:e>
+          <m:sub>
+            <m:r>
+              <m:t xml:space="preserve">3</m:t>
+            </m:r>
+          </m:sub>
+        </m:sSub>
+        <m:r>
+          <m:t xml:space="preserve">∝</m:t>
+        </m:r>
+        <m:sSup>
+          <m:e>
+            <m:r>
+              <m:t xml:space="preserve">η</m:t>
+            </m:r>
+          </m:e>
+          <m:sup>
+            <m:r>
+              <m:t xml:space="preserve">−2</m:t>
+            </m:r>
+          </m:sup>
+        </m:sSup>
+      </m:oMath>
+      <w:r>
+        <w:rPr>
+          <w:b w:val="0"/>
+          <w:i w:val="0"/>
+        </w:rPr>
+        <w:t xml:space="preserve"> (thin-wall power laws) are used for </w:t>
+      </w:r>
+      <m:oMath>
+        <m:sSub>
+          <m:e>
+            <m:r>
+              <m:t xml:space="preserve">η</m:t>
+            </m:r>
+          </m:e>
+          <m:sub>
+            <m:r>
+              <m:rPr>
+                <m:sty m:val="p"/>
+              </m:rPr>
+              <m:t xml:space="preserve">eff</m:t>
+            </m:r>
+          </m:sub>
+        </m:sSub>
+        <m:r>
+          <m:t xml:space="preserve">&lt;0.03</m:t>
+        </m:r>
+      </m:oMath>
+      <w:r>
+        <w:rPr>
+          <w:b w:val="0"/>
+          <w:i w:val="0"/>
+        </w:rPr>
+        <w:t xml:space="preserve"> (negative </w:t>
+      </w:r>
+      <m:oMath>
+        <m:r>
+          <m:t xml:space="preserve">c</m:t>
+        </m:r>
+      </m:oMath>
+      <w:r>
+        <w:rPr>
+          <w:b w:val="0"/>
+          <w:i w:val="0"/>
+        </w:rPr>
+        <w:t xml:space="preserve">), and </w:t>
+      </w:r>
+      <m:oMath>
+        <m:r>
+          <m:t xml:space="preserve">b(0.38)</m:t>
+        </m:r>
+      </m:oMath>
+      <w:r>
+        <w:rPr>
+          <w:b w:val="0"/>
+          <w:i w:val="0"/>
+        </w:rPr>
+        <w:t xml:space="preserve">, </w:t>
+      </w:r>
+      <m:oMath>
+        <m:sSub>
+          <m:e>
+            <m:r>
+              <m:t xml:space="preserve">s</m:t>
+            </m:r>
+          </m:e>
+          <m:sub>
+            <m:r>
+              <m:t xml:space="preserve">3</m:t>
+            </m:r>
+          </m:sub>
+        </m:sSub>
+        <m:r>
+          <m:t xml:space="preserve">(0.38)</m:t>
+        </m:r>
+      </m:oMath>
+      <w:r>
+        <w:rPr>
+          <w:b w:val="0"/>
+          <w:i w:val="0"/>
+        </w:rPr>
+        <w:t xml:space="preserve"> are held fixed between </w:t>
+      </w:r>
+      <m:oMath>
+        <m:r>
+          <m:t xml:space="preserve">0.38</m:t>
+        </m:r>
+      </m:oMath>
+      <w:r>
+        <w:rPr>
+          <w:b w:val="0"/>
+          <w:i w:val="0"/>
+        </w:rPr>
+        <w:t xml:space="preserve"> and </w:t>
+      </w:r>
+      <m:oMath>
+        <m:sSub>
+          <m:e>
+            <m:r>
+              <m:t xml:space="preserve">η</m:t>
+            </m:r>
+          </m:e>
+          <m:sub>
+            <m:r>
+              <m:t xml:space="preserve">c</m:t>
+            </m:r>
+          </m:sub>
+        </m:sSub>
+      </m:oMath>
+      <w:r>
+        <w:rPr>
+          <w:b w:val="0"/>
+          <w:i w:val="0"/>
+        </w:rPr>
+        <w:t xml:space="preserve">. Validation (check V19): direct bounces with the thermal term in the potential agree with the scalings to 1.8e-04 (Table S6). The dominant saddle is the O(3) one if </w:t>
+      </w:r>
+      <m:oMath>
+        <m:sSub>
+          <m:e>
+            <m:r>
+              <m:t xml:space="preserve">S</m:t>
+            </m:r>
+          </m:e>
+          <m:sub>
+            <m:r>
+              <m:t xml:space="preserve">3</m:t>
+            </m:r>
+          </m:sub>
+        </m:sSub>
+        <m:r>
+          <m:t xml:space="preserve">/T&lt;</m:t>
+        </m:r>
+        <m:sSub>
+          <m:e>
+            <m:r>
+              <m:t xml:space="preserve">B</m:t>
+            </m:r>
+          </m:e>
+          <m:sub>
+            <m:r>
+              <m:t xml:space="preserve">4</m:t>
+            </m:r>
+          </m:sub>
+        </m:sSub>
+      </m:oMath>
+      <w:r>
+        <w:rPr>
+          <w:b w:val="0"/>
+          <w:i w:val="0"/>
+        </w:rPr>
+        <w:t xml:space="preserve">; its prefactor is </w:t>
+      </w:r>
+      <m:oMath>
+        <m:sSub>
+          <m:e>
+            <m:r>
+              <m:t xml:space="preserve">D</m:t>
+            </m:r>
+          </m:e>
+          <m:sub>
+            <m:r>
+              <m:t xml:space="preserve">T</m:t>
+            </m:r>
+          </m:sub>
+        </m:sSub>
+        <m:sSup>
+          <m:e>
+            <m:r>
+              <m:t xml:space="preserve">T</m:t>
+            </m:r>
+          </m:e>
+          <m:sup>
+            <m:r>
+              <m:t xml:space="preserve">4</m:t>
+            </m:r>
+          </m:sup>
+        </m:sSup>
+        <m:r>
+          <m:t xml:space="preserve">(</m:t>
+        </m:r>
+        <m:sSub>
+          <m:e>
+            <m:r>
+              <m:t xml:space="preserve">S</m:t>
+            </m:r>
+          </m:e>
+          <m:sub>
+            <m:r>
+              <m:t xml:space="preserve">3</m:t>
+            </m:r>
+          </m:sub>
+        </m:sSub>
+        <m:r>
+          <m:t xml:space="preserve">/2π</m:t>
+        </m:r>
+        <m:r>
+          <m:t xml:space="preserve">T</m:t>
+        </m:r>
+        <m:sSup>
+          <m:e>
+            <m:r>
+              <m:t xml:space="preserve">)</m:t>
+            </m:r>
+          </m:e>
+          <m:sup>
+            <m:r>
+              <m:t xml:space="preserve">3/2</m:t>
+            </m:r>
+          </m:sup>
+        </m:sSup>
+      </m:oMath>
+      <w:r>
+        <w:rPr>
+          <w:b w:val="0"/>
+          <w:i w:val="0"/>
+        </w:rPr>
+        <w:t xml:space="preserve"> with </w:t>
+      </w:r>
+      <m:oMath>
+        <m:r>
+          <m:rPr>
+            <m:sty m:val="p"/>
+          </m:rPr>
+          <m:t xml:space="preserve">ln</m:t>
+        </m:r>
+        <m:sSub>
+          <m:e>
+            <m:r>
+              <m:t xml:space="preserve">D</m:t>
+            </m:r>
+          </m:e>
+          <m:sub>
+            <m:r>
+              <m:t xml:space="preserve">T</m:t>
+            </m:r>
+          </m:sub>
+        </m:sSub>
+        <m:r>
+          <m:t xml:space="preserve">∼</m:t>
+        </m:r>
+        <m:r>
+          <m:t xml:space="preserve">N(0,(1.5</m:t>
+        </m:r>
+        <m:r>
+          <m:rPr>
+            <m:sty m:val="p"/>
+          </m:rPr>
+          <m:t xml:space="preserve">ln</m:t>
+        </m:r>
+        <m:r>
+          <m:t xml:space="preserve">10</m:t>
+        </m:r>
+        <m:sSup>
+          <m:e>
+            <m:r>
+              <m:t xml:space="preserve">)</m:t>
+            </m:r>
+          </m:e>
+          <m:sup>
+            <m:r>
+              <m:t xml:space="preserve">2</m:t>
+            </m:r>
+          </m:sup>
+        </m:sSup>
+        <m:r>
+          <m:t xml:space="preserve">)</m:t>
+        </m:r>
+      </m:oMath>
+      <w:r>
+        <w:rPr>
+          <w:b w:val="0"/>
+          <w:i w:val="0"/>
+        </w:rPr>
+        <w:t xml:space="preserve">. The survival integral </w:t>
+      </w:r>
+      <m:oMath>
+        <m:r>
+          <m:rPr>
+            <m:sty m:val="p"/>
+          </m:rPr>
+          <m:t xml:space="preserve">ln</m:t>
+        </m:r>
+        <m:r>
+          <m:t xml:space="preserve">I=</m:t>
+        </m:r>
+        <m:r>
+          <m:rPr>
+            <m:sty m:val="p"/>
+          </m:rPr>
+          <m:t xml:space="preserve">ln</m:t>
+        </m:r>
+        <m:sSub>
+          <m:e>
+            <m:r>
+              <m:t xml:space="preserve">sum</m:t>
+            </m:r>
+          </m:e>
+          <m:sub>
+            <m:r>
+              <m:t xml:space="preserve">i</m:t>
+            </m:r>
+          </m:sub>
+        </m:sSub>
+        <m:r>
+          <m:t xml:space="preserve">Γ(</m:t>
+        </m:r>
+        <m:sSub>
+          <m:e>
+            <m:r>
+              <m:t xml:space="preserve">T</m:t>
+            </m:r>
+          </m:e>
+          <m:sub>
+            <m:r>
+              <m:t xml:space="preserve">i</m:t>
+            </m:r>
+          </m:sub>
+        </m:sSub>
+        <m:r>
+          <m:t xml:space="preserve">)</m:t>
+        </m:r>
+        <m:sSub>
+          <m:e>
+            <m:r>
+              <m:t xml:space="preserve">w</m:t>
+            </m:r>
+          </m:e>
+          <m:sub>
+            <m:r>
+              <m:t xml:space="preserve">i</m:t>
+            </m:r>
+          </m:sub>
+        </m:sSub>
+      </m:oMath>
+      <w:r>
+        <w:rPr>
+          <w:b w:val="0"/>
+          <w:i w:val="0"/>
+        </w:rPr>
+        <w:t xml:space="preserve"> uses 300–600 nodes in </w:t>
+      </w:r>
+      <m:oMath>
+        <m:r>
+          <m:t xml:space="preserve">s=−</m:t>
+        </m:r>
+        <m:r>
+          <m:rPr>
+            <m:sty m:val="p"/>
+          </m:rPr>
+          <m:t xml:space="preserve">ln</m:t>
+        </m:r>
+        <m:r>
+          <m:t xml:space="preserve">a</m:t>
+        </m:r>
+      </m:oMath>
+      <w:r>
+        <w:rPr>
+          <w:b w:val="0"/>
+          <w:i w:val="0"/>
+        </w:rPr>
+        <w:t xml:space="preserve"> with the weights of Section S5 (their sum reproduces </w:t>
+      </w:r>
+      <m:oMath>
+        <m:sSub>
+          <m:e>
+            <m:r>
+              <m:t xml:space="preserve">V</m:t>
+            </m:r>
+          </m:e>
+          <m:sub>
+            <m:r>
+              <m:t xml:space="preserve">4</m:t>
+            </m:r>
+          </m:sub>
+        </m:sSub>
+      </m:oMath>
+      <w:r>
+        <w:rPr>
+          <w:b w:val="0"/>
+          <w:i w:val="0"/>
+        </w:rPr>
+        <w:t xml:space="preserve"> to 6.7e-09). thermal_analysis.py draws </w:t>
+      </w:r>
+      <m:oMath>
+        <m:r>
+          <m:t xml:space="preserve">2×1</m:t>
+        </m:r>
+        <m:sSup>
+          <m:e>
+            <m:r>
+              <m:t xml:space="preserve">0</m:t>
+            </m:r>
+          </m:e>
+          <m:sup>
+            <m:r>
+              <m:t xml:space="preserve">5</m:t>
+            </m:r>
+          </m:sup>
+        </m:sSup>
+      </m:oMath>
+      <w:r>
+        <w:rPr>
+          <w:b w:val="0"/>
+          <w:i w:val="0"/>
+        </w:rPr>
+        <w:t xml:space="preserve"> parameter sets with the seed and priors of Section S6 (plus </w:t>
+      </w:r>
+      <m:oMath>
+        <m:r>
+          <m:rPr>
+            <m:sty m:val="p"/>
+          </m:rPr>
+          <m:t xml:space="preserve">ln</m:t>
+        </m:r>
+        <m:sSub>
+          <m:e>
+            <m:r>
+              <m:t xml:space="preserve">D</m:t>
+            </m:r>
+          </m:e>
+          <m:sub>
+            <m:r>
+              <m:t xml:space="preserve">T</m:t>
+            </m:r>
+          </m:sub>
+        </m:sSub>
+      </m:oMath>
+      <w:r>
+        <w:rPr>
+          <w:b w:val="0"/>
+          <w:i w:val="0"/>
+        </w:rPr>
+        <w:t>), and classifies each as above the survival bound (</w:t>
+      </w:r>
+      <m:oMath>
+        <m:r>
+          <m:rPr>
+            <m:sty m:val="p"/>
+          </m:rPr>
+          <m:t xml:space="preserve">ln</m:t>
+        </m:r>
+        <m:r>
+          <m:t xml:space="preserve">I&gt;</m:t>
+        </m:r>
+        <m:r>
+          <m:rPr>
+            <m:sty m:val="p"/>
+          </m:rPr>
+          <m:t xml:space="preserve">ln</m:t>
+        </m:r>
+        <m:r>
+          <m:t xml:space="preserve">3.0</m:t>
+        </m:r>
+      </m:oMath>
+      <w:r>
+        <w:rPr>
+          <w:b w:val="0"/>
+          <w:i w:val="0"/>
+        </w:rPr>
+        <w:t xml:space="preserve">), inconsistent (no false minimum at some redshift of the equilibrium epoch) or allowed; the future decay time is the zero-temperature O(4) value because the thermal contribution switches off as </w:t>
+      </w:r>
+      <m:oMath>
+        <m:r>
+          <m:t xml:space="preserve">T∝</m:t>
+        </m:r>
+        <m:sSup>
+          <m:e>
+            <m:r>
+              <m:t xml:space="preserve">e</m:t>
+            </m:r>
+          </m:e>
+          <m:sup>
+            <m:r>
+              <m:t xml:space="preserve">−</m:t>
+            </m:r>
+            <m:sSub>
+              <m:e>
+                <m:r>
+                  <m:t xml:space="preserve">H</m:t>
+                </m:r>
+              </m:e>
+              <m:sub>
+                <m:r>
+                  <m:t xml:space="preserve">Λ</m:t>
+                </m:r>
+              </m:sub>
+            </m:sSub>
+            <m:r>
+              <m:t xml:space="preserve">t</m:t>
+            </m:r>
+          </m:sup>
+        </m:sSup>
+      </m:oMath>
+      <w:r>
+        <w:rPr>
+          <w:b w:val="0"/>
+          <w:i w:val="0"/>
+        </w:rPr>
+        <w:t>.</w:t>
+      </w:r>
+    </w:p>
+    <w:p>
+      <w:pPr>
+        <w:keepNext/>
+      </w:pPr>
+      <w:r>
+        <w:rPr>
+          <w:b w:val="0"/>
+          <w:i/>
+          <w:sz w:val="19"/>
+        </w:rPr>
+        <w:t>Table S6. Direct bounce with the thermal term in the potential against the exact rescaling (</w:t>
+      </w:r>
+      <m:oMath>
+        <m:r>
+          <w:rPr>
+            <w:sz w:val="19"/>
+            <w:szCs w:val="19"/>
+          </w:rPr>
+          <m:t xml:space="preserve">λ=1</m:t>
+        </m:r>
+      </m:oMath>
+      <w:r>
+        <w:rPr>
+          <w:b w:val="0"/>
+          <w:i/>
+          <w:sz w:val="19"/>
+        </w:rPr>
+        <w:t xml:space="preserve">): </w:t>
+      </w:r>
+      <m:oMath>
+        <m:sSub>
+          <m:e>
+            <m:r>
+              <w:rPr>
+                <w:sz w:val="19"/>
+                <w:szCs w:val="19"/>
+              </w:rPr>
+              <m:t xml:space="preserve">B</m:t>
+            </m:r>
+          </m:e>
+          <m:sub>
+            <m:r>
+              <w:rPr>
+                <w:sz w:val="19"/>
+                <w:szCs w:val="19"/>
+              </w:rPr>
+              <m:t xml:space="preserve">4</m:t>
+            </m:r>
+          </m:sub>
+        </m:sSub>
+      </m:oMath>
+      <w:r>
+        <w:rPr>
+          <w:b w:val="0"/>
+          <w:i/>
+          <w:sz w:val="19"/>
+        </w:rPr>
+        <w:t xml:space="preserve"> and </w:t>
+      </w:r>
+      <m:oMath>
+        <m:sSub>
+          <m:e>
+            <m:r>
+              <w:rPr>
+                <w:sz w:val="19"/>
+                <w:szCs w:val="19"/>
+              </w:rPr>
+              <m:t xml:space="preserve">S</m:t>
+            </m:r>
+          </m:e>
+          <m:sub>
+            <m:r>
+              <w:rPr>
+                <w:sz w:val="19"/>
+                <w:szCs w:val="19"/>
+              </w:rPr>
+              <m:t xml:space="preserve">3</m:t>
+            </m:r>
+          </m:sub>
+        </m:sSub>
+      </m:oMath>
+      <w:r>
+        <w:rPr>
+          <w:b w:val="0"/>
+          <w:i/>
+          <w:sz w:val="19"/>
+        </w:rPr>
+        <w:t>.</w:t>
+      </w:r>
+    </w:p>
+    <w:tbl>
+      <w:tblPr>
+        <w:tblW w:type="auto" w:w="0"/>
+        <w:jc w:val="center"/>
+        <w:tblLook w:firstColumn="1" w:firstRow="1" w:lastColumn="0" w:lastRow="0" w:noHBand="0" w:noVBand="1" w:val="04A0"/>
+        <w:tblBorders>
+          <w:top w:val="single" w:sz="4" w:space="0" w:color="888888"/>
+          <w:left w:val="single" w:sz="4" w:space="0" w:color="888888"/>
+          <w:bottom w:val="single" w:sz="4" w:space="0" w:color="888888"/>
+          <w:right w:val="single" w:sz="4" w:space="0" w:color="888888"/>
+          <w:insideH w:val="single" w:sz="4" w:space="0" w:color="888888"/>
+          <w:insideV w:val="single" w:sz="4" w:space="0" w:color="888888"/>
+        </w:tblBorders>
+      </w:tblPr>
+      <w:tblGrid>
+        <w:gridCol w:w="1337"/>
+        <w:gridCol w:w="1337"/>
+        <w:gridCol w:w="1337"/>
+        <w:gridCol w:w="1337"/>
+        <w:gridCol w:w="1337"/>
+        <w:gridCol w:w="1337"/>
+        <w:gridCol w:w="1337"/>
+      </w:tblGrid>
+      <w:tr>
+        <w:tc>
+          <w:tcPr>
+            <w:tcW w:type="dxa" w:w="1337"/>
+            <w:shd w:val="clear" w:color="auto" w:fill="E4ECF3"/>
+          </w:tcPr>
+          <w:p>
+            <w:pPr>
+              <w:spacing w:after="20" w:line="240" w:lineRule="auto"/>
+            </w:pPr>
+            <w:r/>
+            <m:oMath>
+              <m:r>
+                <w:rPr>
+                  <w:sz w:val="17"/>
+                  <w:szCs w:val="17"/>
+                </w:rPr>
+                <m:t xml:space="preserve">η</m:t>
+              </m:r>
+            </m:oMath>
+          </w:p>
+        </w:tc>
+        <w:tc>
+          <w:tcPr>
+            <w:tcW w:type="dxa" w:w="1337"/>
+            <w:shd w:val="clear" w:color="auto" w:fill="E4ECF3"/>
+          </w:tcPr>
+          <w:p>
+            <w:pPr>
+              <w:spacing w:after="20" w:line="240" w:lineRule="auto"/>
+            </w:pPr>
+            <w:r/>
+            <m:oMath>
+              <m:r>
+                <w:rPr>
+                  <w:sz w:val="17"/>
+                  <w:szCs w:val="17"/>
+                </w:rPr>
+                <m:t xml:space="preserve">θ</m:t>
+              </m:r>
+            </m:oMath>
+          </w:p>
+        </w:tc>
+        <w:tc>
+          <w:tcPr>
+            <w:tcW w:type="dxa" w:w="1337"/>
+            <w:shd w:val="clear" w:color="auto" w:fill="E4ECF3"/>
+          </w:tcPr>
+          <w:p>
+            <w:pPr>
+              <w:spacing w:after="20" w:line="240" w:lineRule="auto"/>
+            </w:pPr>
+            <w:r/>
+            <m:oMath>
+              <m:sSub>
+                <m:e>
+                  <m:r>
+                    <w:rPr>
+                      <w:sz w:val="17"/>
+                      <w:szCs w:val="17"/>
+                    </w:rPr>
+                    <m:t xml:space="preserve">η</m:t>
+                  </m:r>
+                </m:e>
+                <m:sub>
+                  <m:r>
+                    <m:rPr>
+                      <m:sty m:val="p"/>
+                    </m:rPr>
+                    <w:rPr>
+                      <w:sz w:val="17"/>
+                      <w:szCs w:val="17"/>
+                    </w:rPr>
+                    <m:t xml:space="preserve">eff</m:t>
+                  </m:r>
+                </m:sub>
+              </m:sSub>
+            </m:oMath>
+          </w:p>
+        </w:tc>
+        <w:tc>
+          <w:tcPr>
+            <w:tcW w:type="dxa" w:w="1337"/>
+            <w:shd w:val="clear" w:color="auto" w:fill="E4ECF3"/>
+          </w:tcPr>
+          <w:p>
+            <w:pPr>
+              <w:spacing w:after="20" w:line="240" w:lineRule="auto"/>
+            </w:pPr>
+            <w:r/>
+            <m:oMath>
+              <m:sSub>
+                <m:e>
+                  <m:r>
+                    <w:rPr>
+                      <w:sz w:val="17"/>
+                      <w:szCs w:val="17"/>
+                    </w:rPr>
+                    <m:t xml:space="preserve">B</m:t>
+                  </m:r>
+                </m:e>
+                <m:sub>
+                  <m:r>
+                    <w:rPr>
+                      <w:sz w:val="17"/>
+                      <w:szCs w:val="17"/>
+                    </w:rPr>
+                    <m:t xml:space="preserve">4</m:t>
+                  </m:r>
+                </m:sub>
+              </m:sSub>
+            </m:oMath>
+            <w:r>
+              <w:rPr>
+                <w:b/>
+                <w:i w:val="0"/>
+                <w:sz w:val="17"/>
+              </w:rPr>
+              <w:t xml:space="preserve"> direct</w:t>
+            </w:r>
+          </w:p>
+        </w:tc>
+        <w:tc>
+          <w:tcPr>
+            <w:tcW w:type="dxa" w:w="1337"/>
+            <w:shd w:val="clear" w:color="auto" w:fill="E4ECF3"/>
+          </w:tcPr>
+          <w:p>
+            <w:pPr>
+              <w:spacing w:after="20" w:line="240" w:lineRule="auto"/>
+            </w:pPr>
+            <w:r/>
+            <m:oMath>
+              <m:sSub>
+                <m:e>
+                  <m:r>
+                    <w:rPr>
+                      <w:sz w:val="17"/>
+                      <w:szCs w:val="17"/>
+                    </w:rPr>
+                    <m:t xml:space="preserve">B</m:t>
+                  </m:r>
+                </m:e>
+                <m:sub>
+                  <m:r>
+                    <w:rPr>
+                      <w:sz w:val="17"/>
+                      <w:szCs w:val="17"/>
+                    </w:rPr>
+                    <m:t xml:space="preserve">4</m:t>
+                  </m:r>
+                </m:sub>
+              </m:sSub>
+            </m:oMath>
+            <w:r>
+              <w:rPr>
+                <w:b/>
+                <w:i w:val="0"/>
+                <w:sz w:val="17"/>
+              </w:rPr>
+              <w:t xml:space="preserve"> scaling</w:t>
+            </w:r>
+          </w:p>
+        </w:tc>
+        <w:tc>
+          <w:tcPr>
+            <w:tcW w:type="dxa" w:w="1337"/>
+            <w:shd w:val="clear" w:color="auto" w:fill="E4ECF3"/>
+          </w:tcPr>
+          <w:p>
+            <w:pPr>
+              <w:spacing w:after="20" w:line="240" w:lineRule="auto"/>
+            </w:pPr>
+            <w:r/>
+            <m:oMath>
+              <m:sSub>
+                <m:e>
+                  <m:r>
+                    <w:rPr>
+                      <w:sz w:val="17"/>
+                      <w:szCs w:val="17"/>
+                    </w:rPr>
+                    <m:t xml:space="preserve">S</m:t>
+                  </m:r>
+                </m:e>
+                <m:sub>
+                  <m:r>
+                    <w:rPr>
+                      <w:sz w:val="17"/>
+                      <w:szCs w:val="17"/>
+                    </w:rPr>
+                    <m:t xml:space="preserve">3</m:t>
+                  </m:r>
+                </m:sub>
+              </m:sSub>
+            </m:oMath>
+            <w:r>
+              <w:rPr>
+                <w:b/>
+                <w:i w:val="0"/>
+                <w:sz w:val="17"/>
+              </w:rPr>
+              <w:t xml:space="preserve"> direct</w:t>
+            </w:r>
+          </w:p>
+        </w:tc>
+        <w:tc>
+          <w:tcPr>
+            <w:tcW w:type="dxa" w:w="1337"/>
+            <w:shd w:val="clear" w:color="auto" w:fill="E4ECF3"/>
+          </w:tcPr>
+          <w:p>
+            <w:pPr>
+              <w:spacing w:after="20" w:line="240" w:lineRule="auto"/>
+            </w:pPr>
+            <w:r/>
+            <m:oMath>
+              <m:sSub>
+                <m:e>
+                  <m:r>
+                    <w:rPr>
+                      <w:sz w:val="17"/>
+                      <w:szCs w:val="17"/>
+                    </w:rPr>
+                    <m:t xml:space="preserve">S</m:t>
+                  </m:r>
+                </m:e>
+                <m:sub>
+                  <m:r>
+                    <w:rPr>
+                      <w:sz w:val="17"/>
+                      <w:szCs w:val="17"/>
+                    </w:rPr>
+                    <m:t xml:space="preserve">3</m:t>
+                  </m:r>
+                </m:sub>
+              </m:sSub>
+            </m:oMath>
+            <w:r>
+              <w:rPr>
+                <w:b/>
+                <w:i w:val="0"/>
+                <w:sz w:val="17"/>
+              </w:rPr>
+              <w:t xml:space="preserve"> scaling</w:t>
+            </w:r>
+          </w:p>
+        </w:tc>
+      </w:tr>
+      <w:tr>
+        <w:tc>
+          <w:tcPr>
+            <w:tcW w:type="dxa" w:w="1337"/>
+          </w:tcPr>
+          <w:p>
+            <w:pPr>
+              <w:spacing w:after="20" w:line="240" w:lineRule="auto"/>
+            </w:pPr>
+            <w:r/>
+            <w:r>
+              <w:rPr>
+                <w:b w:val="0"/>
+                <w:i w:val="0"/>
+                <w:sz w:val="17"/>
+              </w:rPr>
+              <w:t>0.30</w:t>
+            </w:r>
+          </w:p>
+        </w:tc>
+        <w:tc>
+          <w:tcPr>
+            <w:tcW w:type="dxa" w:w="1337"/>
+          </w:tcPr>
+          <w:p>
+            <w:pPr>
+              <w:spacing w:after="20" w:line="240" w:lineRule="auto"/>
+            </w:pPr>
+            <w:r/>
+            <w:r>
+              <w:rPr>
+                <w:b w:val="0"/>
+                <w:i w:val="0"/>
+                <w:sz w:val="17"/>
+              </w:rPr>
+              <w:t>0.02</w:t>
+            </w:r>
+          </w:p>
+        </w:tc>
+        <w:tc>
+          <w:tcPr>
+            <w:tcW w:type="dxa" w:w="1337"/>
+          </w:tcPr>
+          <w:p>
+            <w:pPr>
+              <w:spacing w:after="20" w:line="240" w:lineRule="auto"/>
+            </w:pPr>
+            <w:r/>
+            <w:r>
+              <w:rPr>
+                <w:b w:val="0"/>
+                <w:i w:val="0"/>
+                <w:sz w:val="17"/>
+              </w:rPr>
+              <w:t>0.3189</w:t>
+            </w:r>
+          </w:p>
+        </w:tc>
+        <w:tc>
+          <w:tcPr>
+            <w:tcW w:type="dxa" w:w="1337"/>
+          </w:tcPr>
+          <w:p>
+            <w:pPr>
+              <w:spacing w:after="20" w:line="240" w:lineRule="auto"/>
+            </w:pPr>
+            <w:r/>
+            <w:r>
+              <w:rPr>
+                <w:b w:val="0"/>
+                <w:i w:val="0"/>
+                <w:sz w:val="17"/>
+              </w:rPr>
+              <w:t>307.3502</w:t>
+            </w:r>
+          </w:p>
+        </w:tc>
+        <w:tc>
+          <w:tcPr>
+            <w:tcW w:type="dxa" w:w="1337"/>
+          </w:tcPr>
+          <w:p>
+            <w:pPr>
+              <w:spacing w:after="20" w:line="240" w:lineRule="auto"/>
+            </w:pPr>
+            <w:r/>
+            <w:r>
+              <w:rPr>
+                <w:b w:val="0"/>
+                <w:i w:val="0"/>
+                <w:sz w:val="17"/>
+              </w:rPr>
+              <w:t>307.3646</w:t>
+            </w:r>
+          </w:p>
+        </w:tc>
+        <w:tc>
+          <w:tcPr>
+            <w:tcW w:type="dxa" w:w="1337"/>
+          </w:tcPr>
+          <w:p>
+            <w:pPr>
+              <w:spacing w:after="20" w:line="240" w:lineRule="auto"/>
+            </w:pPr>
+            <w:r/>
+            <w:r>
+              <w:rPr>
+                <w:b w:val="0"/>
+                <w:i w:val="0"/>
+                <w:sz w:val="17"/>
+              </w:rPr>
+              <w:t>18.9896</w:t>
+            </w:r>
+          </w:p>
+        </w:tc>
+        <w:tc>
+          <w:tcPr>
+            <w:tcW w:type="dxa" w:w="1337"/>
+          </w:tcPr>
+          <w:p>
+            <w:pPr>
+              <w:spacing w:after="20" w:line="240" w:lineRule="auto"/>
+            </w:pPr>
+            <w:r/>
+            <w:r>
+              <w:rPr>
+                <w:b w:val="0"/>
+                <w:i w:val="0"/>
+                <w:sz w:val="17"/>
+              </w:rPr>
+              <w:t>18.9905</w:t>
+            </w:r>
+          </w:p>
+        </w:tc>
+      </w:tr>
+      <w:tr>
+        <w:tc>
+          <w:tcPr>
+            <w:tcW w:type="dxa" w:w="1337"/>
+          </w:tcPr>
+          <w:p>
+            <w:pPr>
+              <w:spacing w:after="20" w:line="240" w:lineRule="auto"/>
+            </w:pPr>
+            <w:r/>
+            <w:r>
+              <w:rPr>
+                <w:b w:val="0"/>
+                <w:i w:val="0"/>
+                <w:sz w:val="17"/>
+              </w:rPr>
+              <w:t>0.30</w:t>
+            </w:r>
+          </w:p>
+        </w:tc>
+        <w:tc>
+          <w:tcPr>
+            <w:tcW w:type="dxa" w:w="1337"/>
+          </w:tcPr>
+          <w:p>
+            <w:pPr>
+              <w:spacing w:after="20" w:line="240" w:lineRule="auto"/>
+            </w:pPr>
+            <w:r/>
+            <w:r>
+              <w:rPr>
+                <w:b w:val="0"/>
+                <w:i w:val="0"/>
+                <w:sz w:val="17"/>
+              </w:rPr>
+              <w:t>0.06</w:t>
+            </w:r>
+          </w:p>
+        </w:tc>
+        <w:tc>
+          <w:tcPr>
+            <w:tcW w:type="dxa" w:w="1337"/>
+          </w:tcPr>
+          <w:p>
+            <w:pPr>
+              <w:spacing w:after="20" w:line="240" w:lineRule="auto"/>
+            </w:pPr>
+            <w:r/>
+            <w:r>
+              <w:rPr>
+                <w:b w:val="0"/>
+                <w:i w:val="0"/>
+                <w:sz w:val="17"/>
+              </w:rPr>
+              <w:t>0.3634</w:t>
+            </w:r>
+          </w:p>
+        </w:tc>
+        <w:tc>
+          <w:tcPr>
+            <w:tcW w:type="dxa" w:w="1337"/>
+          </w:tcPr>
+          <w:p>
+            <w:pPr>
+              <w:spacing w:after="20" w:line="240" w:lineRule="auto"/>
+            </w:pPr>
+            <w:r/>
+            <w:r>
+              <w:rPr>
+                <w:b w:val="0"/>
+                <w:i w:val="0"/>
+                <w:sz w:val="17"/>
+              </w:rPr>
+              <w:t>95.4795</w:t>
+            </w:r>
+          </w:p>
+        </w:tc>
+        <w:tc>
+          <w:tcPr>
+            <w:tcW w:type="dxa" w:w="1337"/>
+          </w:tcPr>
+          <w:p>
+            <w:pPr>
+              <w:spacing w:after="20" w:line="240" w:lineRule="auto"/>
+            </w:pPr>
+            <w:r/>
+            <w:r>
+              <w:rPr>
+                <w:b w:val="0"/>
+                <w:i w:val="0"/>
+                <w:sz w:val="17"/>
+              </w:rPr>
+              <w:t>95.4957</w:t>
+            </w:r>
+          </w:p>
+        </w:tc>
+        <w:tc>
+          <w:tcPr>
+            <w:tcW w:type="dxa" w:w="1337"/>
+          </w:tcPr>
+          <w:p>
+            <w:pPr>
+              <w:spacing w:after="20" w:line="240" w:lineRule="auto"/>
+            </w:pPr>
+            <w:r/>
+            <w:r>
+              <w:rPr>
+                <w:b w:val="0"/>
+                <w:i w:val="0"/>
+                <w:sz w:val="17"/>
+              </w:rPr>
+              <w:t>5.9316</w:t>
+            </w:r>
+          </w:p>
+        </w:tc>
+        <w:tc>
+          <w:tcPr>
+            <w:tcW w:type="dxa" w:w="1337"/>
+          </w:tcPr>
+          <w:p>
+            <w:pPr>
+              <w:spacing w:after="20" w:line="240" w:lineRule="auto"/>
+            </w:pPr>
+            <w:r/>
+            <w:r>
+              <w:rPr>
+                <w:b w:val="0"/>
+                <w:i w:val="0"/>
+                <w:sz w:val="17"/>
+              </w:rPr>
+              <w:t>5.9327</w:t>
+            </w:r>
+          </w:p>
+        </w:tc>
+      </w:tr>
+      <w:tr>
+        <w:tc>
+          <w:tcPr>
+            <w:tcW w:type="dxa" w:w="1337"/>
+          </w:tcPr>
+          <w:p>
+            <w:pPr>
+              <w:spacing w:after="20" w:line="240" w:lineRule="auto"/>
+            </w:pPr>
+            <w:r/>
+            <w:r>
+              <w:rPr>
+                <w:b w:val="0"/>
+                <w:i w:val="0"/>
+                <w:sz w:val="17"/>
+              </w:rPr>
+              <w:t>0.20</w:t>
+            </w:r>
+          </w:p>
+        </w:tc>
+        <w:tc>
+          <w:tcPr>
+            <w:tcW w:type="dxa" w:w="1337"/>
+          </w:tcPr>
+          <w:p>
+            <w:pPr>
+              <w:spacing w:after="20" w:line="240" w:lineRule="auto"/>
+            </w:pPr>
+            <w:r/>
+            <w:r>
+              <w:rPr>
+                <w:b w:val="0"/>
+                <w:i w:val="0"/>
+                <w:sz w:val="17"/>
+              </w:rPr>
+              <w:t>0.10</w:t>
+            </w:r>
+          </w:p>
+        </w:tc>
+        <w:tc>
+          <w:tcPr>
+            <w:tcW w:type="dxa" w:w="1337"/>
+          </w:tcPr>
+          <w:p>
+            <w:pPr>
+              <w:spacing w:after="20" w:line="240" w:lineRule="auto"/>
+            </w:pPr>
+            <w:r/>
+            <w:r>
+              <w:rPr>
+                <w:b w:val="0"/>
+                <w:i w:val="0"/>
+                <w:sz w:val="17"/>
+              </w:rPr>
+              <w:t>0.2795</w:t>
+            </w:r>
+          </w:p>
+        </w:tc>
+        <w:tc>
+          <w:tcPr>
+            <w:tcW w:type="dxa" w:w="1337"/>
+          </w:tcPr>
+          <w:p>
+            <w:pPr>
+              <w:spacing w:after="20" w:line="240" w:lineRule="auto"/>
+            </w:pPr>
+            <w:r/>
+            <w:r>
+              <w:rPr>
+                <w:b w:val="0"/>
+                <w:i w:val="0"/>
+                <w:sz w:val="17"/>
+              </w:rPr>
+              <w:t>634.0289</w:t>
+            </w:r>
+          </w:p>
+        </w:tc>
+        <w:tc>
+          <w:tcPr>
+            <w:tcW w:type="dxa" w:w="1337"/>
+          </w:tcPr>
+          <w:p>
+            <w:pPr>
+              <w:spacing w:after="20" w:line="240" w:lineRule="auto"/>
+            </w:pPr>
+            <w:r/>
+            <w:r>
+              <w:rPr>
+                <w:b w:val="0"/>
+                <w:i w:val="0"/>
+                <w:sz w:val="17"/>
+              </w:rPr>
+              <w:t>634.0352</w:t>
+            </w:r>
+          </w:p>
+        </w:tc>
+        <w:tc>
+          <w:tcPr>
+            <w:tcW w:type="dxa" w:w="1337"/>
+          </w:tcPr>
+          <w:p>
+            <w:pPr>
+              <w:spacing w:after="20" w:line="240" w:lineRule="auto"/>
+            </w:pPr>
+            <w:r/>
+            <w:r>
+              <w:rPr>
+                <w:b w:val="0"/>
+                <w:i w:val="0"/>
+                <w:sz w:val="17"/>
+              </w:rPr>
+              <w:t>31.4300</w:t>
+            </w:r>
+          </w:p>
+        </w:tc>
+        <w:tc>
+          <w:tcPr>
+            <w:tcW w:type="dxa" w:w="1337"/>
+          </w:tcPr>
+          <w:p>
+            <w:pPr>
+              <w:spacing w:after="20" w:line="240" w:lineRule="auto"/>
+            </w:pPr>
+            <w:r/>
+            <w:r>
+              <w:rPr>
+                <w:b w:val="0"/>
+                <w:i w:val="0"/>
+                <w:sz w:val="17"/>
+              </w:rPr>
+              <w:t>31.4303</w:t>
+            </w:r>
+          </w:p>
+        </w:tc>
+      </w:tr>
+      <w:tr>
+        <w:tc>
+          <w:tcPr>
+            <w:tcW w:type="dxa" w:w="1337"/>
+          </w:tcPr>
+          <w:p>
+            <w:pPr>
+              <w:spacing w:after="20" w:line="240" w:lineRule="auto"/>
+            </w:pPr>
+            <w:r/>
+            <w:r>
+              <w:rPr>
+                <w:b w:val="0"/>
+                <w:i w:val="0"/>
+                <w:sz w:val="17"/>
+              </w:rPr>
+              <w:t>0.25</w:t>
+            </w:r>
+          </w:p>
+        </w:tc>
+        <w:tc>
+          <w:tcPr>
+            <w:tcW w:type="dxa" w:w="1337"/>
+          </w:tcPr>
+          <w:p>
+            <w:pPr>
+              <w:spacing w:after="20" w:line="240" w:lineRule="auto"/>
+            </w:pPr>
+            <w:r/>
+            <w:r>
+              <w:rPr>
+                <w:b w:val="0"/>
+                <w:i w:val="0"/>
+                <w:sz w:val="17"/>
+              </w:rPr>
+              <w:t>-0.10</w:t>
+            </w:r>
+          </w:p>
+        </w:tc>
+        <w:tc>
+          <w:tcPr>
+            <w:tcW w:type="dxa" w:w="1337"/>
+          </w:tcPr>
+          <w:p>
+            <w:pPr>
+              <w:spacing w:after="20" w:line="240" w:lineRule="auto"/>
+            </w:pPr>
+            <w:r/>
+            <w:r>
+              <w:rPr>
+                <w:b w:val="0"/>
+                <w:i w:val="0"/>
+                <w:sz w:val="17"/>
+              </w:rPr>
+              <w:t>0.1902</w:t>
+            </w:r>
+          </w:p>
+        </w:tc>
+        <w:tc>
+          <w:tcPr>
+            <w:tcW w:type="dxa" w:w="1337"/>
+          </w:tcPr>
+          <w:p>
+            <w:pPr>
+              <w:spacing w:after="20" w:line="240" w:lineRule="auto"/>
+            </w:pPr>
+            <w:r/>
+            <w:r>
+              <w:rPr>
+                <w:b w:val="0"/>
+                <w:i w:val="0"/>
+                <w:sz w:val="17"/>
+              </w:rPr>
+              <w:t>2988.9805</w:t>
+            </w:r>
+          </w:p>
+        </w:tc>
+        <w:tc>
+          <w:tcPr>
+            <w:tcW w:type="dxa" w:w="1337"/>
+          </w:tcPr>
+          <w:p>
+            <w:pPr>
+              <w:spacing w:after="20" w:line="240" w:lineRule="auto"/>
+            </w:pPr>
+            <w:r/>
+            <w:r>
+              <w:rPr>
+                <w:b w:val="0"/>
+                <w:i w:val="0"/>
+                <w:sz w:val="17"/>
+              </w:rPr>
+              <w:t>2988.9737</w:t>
+            </w:r>
+          </w:p>
+        </w:tc>
+        <w:tc>
+          <w:tcPr>
+            <w:tcW w:type="dxa" w:w="1337"/>
+          </w:tcPr>
+          <w:p>
+            <w:pPr>
+              <w:spacing w:after="20" w:line="240" w:lineRule="auto"/>
+            </w:pPr>
+            <w:r/>
+            <w:r>
+              <w:rPr>
+                <w:b w:val="0"/>
+                <w:i w:val="0"/>
+                <w:sz w:val="17"/>
+              </w:rPr>
+              <w:t>120.6854</w:t>
+            </w:r>
+          </w:p>
+        </w:tc>
+        <w:tc>
+          <w:tcPr>
+            <w:tcW w:type="dxa" w:w="1337"/>
+          </w:tcPr>
+          <w:p>
+            <w:pPr>
+              <w:spacing w:after="20" w:line="240" w:lineRule="auto"/>
+            </w:pPr>
+            <w:r/>
+            <w:r>
+              <w:rPr>
+                <w:b w:val="0"/>
+                <w:i w:val="0"/>
+                <w:sz w:val="17"/>
+              </w:rPr>
+              <w:t>120.6852</w:t>
+            </w:r>
+          </w:p>
+        </w:tc>
+      </w:tr>
+      <w:tr>
+        <w:tc>
+          <w:tcPr>
+            <w:tcW w:type="dxa" w:w="1337"/>
+          </w:tcPr>
+          <w:p>
+            <w:pPr>
+              <w:spacing w:after="20" w:line="240" w:lineRule="auto"/>
+            </w:pPr>
+            <w:r/>
+            <w:r>
+              <w:rPr>
+                <w:b w:val="0"/>
+                <w:i w:val="0"/>
+                <w:sz w:val="17"/>
+              </w:rPr>
+              <w:t>0.34</w:t>
+            </w:r>
+          </w:p>
+        </w:tc>
+        <w:tc>
+          <w:tcPr>
+            <w:tcW w:type="dxa" w:w="1337"/>
+          </w:tcPr>
+          <w:p>
+            <w:pPr>
+              <w:spacing w:after="20" w:line="240" w:lineRule="auto"/>
+            </w:pPr>
+            <w:r/>
+            <w:r>
+              <w:rPr>
+                <w:b w:val="0"/>
+                <w:i w:val="0"/>
+                <w:sz w:val="17"/>
+              </w:rPr>
+              <w:t>0.01</w:t>
+            </w:r>
+          </w:p>
+        </w:tc>
+        <w:tc>
+          <w:tcPr>
+            <w:tcW w:type="dxa" w:w="1337"/>
+          </w:tcPr>
+          <w:p>
+            <w:pPr>
+              <w:spacing w:after="20" w:line="240" w:lineRule="auto"/>
+            </w:pPr>
+            <w:r/>
+            <w:r>
+              <w:rPr>
+                <w:b w:val="0"/>
+                <w:i w:val="0"/>
+                <w:sz w:val="17"/>
+              </w:rPr>
+              <w:t>0.3505</w:t>
+            </w:r>
+          </w:p>
+        </w:tc>
+        <w:tc>
+          <w:tcPr>
+            <w:tcW w:type="dxa" w:w="1337"/>
+          </w:tcPr>
+          <w:p>
+            <w:pPr>
+              <w:spacing w:after="20" w:line="240" w:lineRule="auto"/>
+            </w:pPr>
+            <w:r/>
+            <w:r>
+              <w:rPr>
+                <w:b w:val="0"/>
+                <w:i w:val="0"/>
+                <w:sz w:val="17"/>
+              </w:rPr>
+              <w:t>146.8672</w:t>
+            </w:r>
+          </w:p>
+        </w:tc>
+        <w:tc>
+          <w:tcPr>
+            <w:tcW w:type="dxa" w:w="1337"/>
+          </w:tcPr>
+          <w:p>
+            <w:pPr>
+              <w:spacing w:after="20" w:line="240" w:lineRule="auto"/>
+            </w:pPr>
+            <w:r/>
+            <w:r>
+              <w:rPr>
+                <w:b w:val="0"/>
+                <w:i w:val="0"/>
+                <w:sz w:val="17"/>
+              </w:rPr>
+              <w:t>146.8643</w:t>
+            </w:r>
+          </w:p>
+        </w:tc>
+        <w:tc>
+          <w:tcPr>
+            <w:tcW w:type="dxa" w:w="1337"/>
+          </w:tcPr>
+          <w:p>
+            <w:pPr>
+              <w:spacing w:after="20" w:line="240" w:lineRule="auto"/>
+            </w:pPr>
+            <w:r/>
+            <w:r>
+              <w:rPr>
+                <w:b w:val="0"/>
+                <w:i w:val="0"/>
+                <w:sz w:val="17"/>
+              </w:rPr>
+              <w:t>9.7211</w:t>
+            </w:r>
+          </w:p>
+        </w:tc>
+        <w:tc>
+          <w:tcPr>
+            <w:tcW w:type="dxa" w:w="1337"/>
+          </w:tcPr>
+          <w:p>
+            <w:pPr>
+              <w:spacing w:after="20" w:line="240" w:lineRule="auto"/>
+            </w:pPr>
+            <w:r/>
+            <w:r>
+              <w:rPr>
+                <w:b w:val="0"/>
+                <w:i w:val="0"/>
+                <w:sz w:val="17"/>
+              </w:rPr>
+              <w:t>9.7209</w:t>
+            </w:r>
+          </w:p>
+        </w:tc>
+      </w:tr>
+    </w:tbl>
+    <w:p>
+      <w:pPr>
+        <w:spacing w:after="40"/>
+      </w:pPr>
+    </w:p>
+    <w:p>
+      <w:pPr>
+        <w:keepNext/>
+      </w:pPr>
+      <w:r>
+        <w:rPr>
+          <w:b w:val="0"/>
+          <w:i/>
+          <w:sz w:val="19"/>
+        </w:rPr>
+        <w:t xml:space="preserve">Table S7. The O(3) action </w:t>
+      </w:r>
+      <m:oMath>
+        <m:sSub>
+          <m:e>
+            <m:r>
+              <w:rPr>
+                <w:sz w:val="19"/>
+                <w:szCs w:val="19"/>
+              </w:rPr>
+              <m:t xml:space="preserve">s</m:t>
+            </m:r>
+          </m:e>
+          <m:sub>
+            <m:r>
+              <w:rPr>
+                <w:sz w:val="19"/>
+                <w:szCs w:val="19"/>
+              </w:rPr>
+              <m:t xml:space="preserve">3</m:t>
+            </m:r>
+          </m:sub>
+        </m:sSub>
+        <m:r>
+          <w:rPr>
+            <w:sz w:val="19"/>
+            <w:szCs w:val="19"/>
+          </w:rPr>
+          <m:t xml:space="preserve">(η)</m:t>
+        </m:r>
+      </m:oMath>
+      <w:r>
+        <w:rPr>
+          <w:b w:val="0"/>
+          <w:i/>
+          <w:sz w:val="19"/>
+        </w:rPr>
+        <w:t xml:space="preserve"> and the O(4) action </w:t>
+      </w:r>
+      <m:oMath>
+        <m:r>
+          <w:rPr>
+            <w:sz w:val="19"/>
+            <w:szCs w:val="19"/>
+          </w:rPr>
+          <m:t xml:space="preserve">b(η)</m:t>
+        </m:r>
+      </m:oMath>
+      <w:r>
+        <w:rPr>
+          <w:b w:val="0"/>
+          <w:i/>
+          <w:sz w:val="19"/>
+        </w:rPr>
+        <w:t xml:space="preserve"> at </w:t>
+      </w:r>
+      <m:oMath>
+        <m:r>
+          <w:rPr>
+            <w:sz w:val="19"/>
+            <w:szCs w:val="19"/>
+          </w:rPr>
+          <m:t xml:space="preserve">λ=1</m:t>
+        </m:r>
+      </m:oMath>
+      <w:r>
+        <w:rPr>
+          <w:b w:val="0"/>
+          <w:i/>
+          <w:sz w:val="19"/>
+        </w:rPr>
+        <w:t xml:space="preserve">, </w:t>
+      </w:r>
+      <m:oMath>
+        <m:r>
+          <w:rPr>
+            <w:sz w:val="19"/>
+            <w:szCs w:val="19"/>
+          </w:rPr>
+          <m:t xml:space="preserve">θ=0</m:t>
+        </m:r>
+      </m:oMath>
+      <w:r>
+        <w:rPr>
+          <w:b w:val="0"/>
+          <w:i/>
+          <w:sz w:val="19"/>
+        </w:rPr>
+        <w:t xml:space="preserve"> (selected tilts; the full table is in thermal_tables.json).</w:t>
+      </w:r>
+    </w:p>
+    <w:tbl>
+      <w:tblPr>
+        <w:tblW w:type="auto" w:w="0"/>
+        <w:jc w:val="center"/>
+        <w:tblLook w:firstColumn="1" w:firstRow="1" w:lastColumn="0" w:lastRow="0" w:noHBand="0" w:noVBand="1" w:val="04A0"/>
+        <w:tblBorders>
+          <w:top w:val="single" w:sz="4" w:space="0" w:color="888888"/>
+          <w:left w:val="single" w:sz="4" w:space="0" w:color="888888"/>
+          <w:bottom w:val="single" w:sz="4" w:space="0" w:color="888888"/>
+          <w:right w:val="single" w:sz="4" w:space="0" w:color="888888"/>
+          <w:insideH w:val="single" w:sz="4" w:space="0" w:color="888888"/>
+          <w:insideV w:val="single" w:sz="4" w:space="0" w:color="888888"/>
+        </w:tblBorders>
+      </w:tblPr>
+      <w:tblGrid>
+        <w:gridCol w:w="3120"/>
+        <w:gridCol w:w="3120"/>
+        <w:gridCol w:w="3120"/>
+      </w:tblGrid>
+      <w:tr>
+        <w:tc>
+          <w:tcPr>
+            <w:tcW w:type="dxa" w:w="3120"/>
+            <w:shd w:val="clear" w:color="auto" w:fill="E4ECF3"/>
+          </w:tcPr>
+          <w:p>
+            <w:pPr>
+              <w:spacing w:after="20" w:line="240" w:lineRule="auto"/>
+            </w:pPr>
+            <w:r/>
+            <m:oMath>
+              <m:r>
+                <w:rPr>
+                  <w:sz w:val="17"/>
+                  <w:szCs w:val="17"/>
+                </w:rPr>
+                <m:t xml:space="preserve">η</m:t>
+              </m:r>
+            </m:oMath>
+          </w:p>
+        </w:tc>
+        <w:tc>
+          <w:tcPr>
+            <w:tcW w:type="dxa" w:w="3120"/>
+            <w:shd w:val="clear" w:color="auto" w:fill="E4ECF3"/>
+          </w:tcPr>
+          <w:p>
+            <w:pPr>
+              <w:spacing w:after="20" w:line="240" w:lineRule="auto"/>
+            </w:pPr>
+            <w:r/>
+            <m:oMath>
+              <m:sSub>
+                <m:e>
+                  <m:r>
+                    <w:rPr>
+                      <w:sz w:val="17"/>
+                      <w:szCs w:val="17"/>
+                    </w:rPr>
+                    <m:t xml:space="preserve">s</m:t>
+                  </m:r>
+                </m:e>
+                <m:sub>
+                  <m:r>
+                    <w:rPr>
+                      <w:sz w:val="17"/>
+                      <w:szCs w:val="17"/>
+                    </w:rPr>
+                    <m:t xml:space="preserve">3</m:t>
+                  </m:r>
+                </m:sub>
+              </m:sSub>
+            </m:oMath>
+          </w:p>
+        </w:tc>
+        <w:tc>
+          <w:tcPr>
+            <w:tcW w:type="dxa" w:w="3120"/>
+            <w:shd w:val="clear" w:color="auto" w:fill="E4ECF3"/>
+          </w:tcPr>
+          <w:p>
+            <w:pPr>
+              <w:spacing w:after="20" w:line="240" w:lineRule="auto"/>
+            </w:pPr>
+            <w:r/>
+            <m:oMath>
+              <m:r>
+                <w:rPr>
+                  <w:sz w:val="17"/>
+                  <w:szCs w:val="17"/>
+                </w:rPr>
+                <m:t xml:space="preserve">b</m:t>
+              </m:r>
+            </m:oMath>
+          </w:p>
+        </w:tc>
+      </w:tr>
+      <w:tr>
+        <w:tc>
+          <w:tcPr>
+            <w:tcW w:type="dxa" w:w="3120"/>
+          </w:tcPr>
+          <w:p>
+            <w:pPr>
+              <w:spacing w:after="20" w:line="240" w:lineRule="auto"/>
+            </w:pPr>
+            <w:r/>
+            <w:r>
+              <w:rPr>
+                <w:b w:val="0"/>
+                <w:i w:val="0"/>
+                <w:sz w:val="17"/>
+              </w:rPr>
+              <w:t>0.030</w:t>
+            </w:r>
+          </w:p>
+        </w:tc>
+        <w:tc>
+          <w:tcPr>
+            <w:tcW w:type="dxa" w:w="3120"/>
+          </w:tcPr>
+          <w:p>
+            <w:pPr>
+              <w:spacing w:after="20" w:line="240" w:lineRule="auto"/>
+            </w:pPr>
+            <w:r/>
+            <w:r>
+              <w:rPr>
+                <w:b w:val="0"/>
+                <w:i w:val="0"/>
+                <w:sz w:val="17"/>
+              </w:rPr>
+              <w:t>5490</w:t>
+            </w:r>
+          </w:p>
+        </w:tc>
+        <w:tc>
+          <w:tcPr>
+            <w:tcW w:type="dxa" w:w="3120"/>
+          </w:tcPr>
+          <w:p>
+            <w:pPr>
+              <w:spacing w:after="20" w:line="240" w:lineRule="auto"/>
+            </w:pPr>
+            <w:r/>
+            <w:r>
+              <w:rPr>
+                <w:b w:val="0"/>
+                <w:i w:val="0"/>
+                <w:sz w:val="17"/>
+              </w:rPr>
+              <w:t>9.695e+05</w:t>
+            </w:r>
+          </w:p>
+        </w:tc>
+      </w:tr>
+      <w:tr>
+        <w:tc>
+          <w:tcPr>
+            <w:tcW w:type="dxa" w:w="3120"/>
+          </w:tcPr>
+          <w:p>
+            <w:pPr>
+              <w:spacing w:after="20" w:line="240" w:lineRule="auto"/>
+            </w:pPr>
+            <w:r/>
+            <w:r>
+              <w:rPr>
+                <w:b w:val="0"/>
+                <w:i w:val="0"/>
+                <w:sz w:val="17"/>
+              </w:rPr>
+              <w:t>0.050</w:t>
+            </w:r>
+          </w:p>
+        </w:tc>
+        <w:tc>
+          <w:tcPr>
+            <w:tcW w:type="dxa" w:w="3120"/>
+          </w:tcPr>
+          <w:p>
+            <w:pPr>
+              <w:spacing w:after="20" w:line="240" w:lineRule="auto"/>
+            </w:pPr>
+            <w:r/>
+            <w:r>
+              <w:rPr>
+                <w:b w:val="0"/>
+                <w:i w:val="0"/>
+                <w:sz w:val="17"/>
+              </w:rPr>
+              <w:t>1959</w:t>
+            </w:r>
+          </w:p>
+        </w:tc>
+        <w:tc>
+          <w:tcPr>
+            <w:tcW w:type="dxa" w:w="3120"/>
+          </w:tcPr>
+          <w:p>
+            <w:pPr>
+              <w:spacing w:after="20" w:line="240" w:lineRule="auto"/>
+            </w:pPr>
+            <w:r/>
+            <w:r>
+              <w:rPr>
+                <w:b w:val="0"/>
+                <w:i w:val="0"/>
+                <w:sz w:val="17"/>
+              </w:rPr>
+              <w:t>2.074e+05</w:t>
+            </w:r>
+          </w:p>
+        </w:tc>
+      </w:tr>
+      <w:tr>
+        <w:tc>
+          <w:tcPr>
+            <w:tcW w:type="dxa" w:w="3120"/>
+          </w:tcPr>
+          <w:p>
+            <w:pPr>
+              <w:spacing w:after="20" w:line="240" w:lineRule="auto"/>
+            </w:pPr>
+            <w:r/>
+            <w:r>
+              <w:rPr>
+                <w:b w:val="0"/>
+                <w:i w:val="0"/>
+                <w:sz w:val="17"/>
+              </w:rPr>
+              <w:t>0.100</w:t>
+            </w:r>
+          </w:p>
+        </w:tc>
+        <w:tc>
+          <w:tcPr>
+            <w:tcW w:type="dxa" w:w="3120"/>
+          </w:tcPr>
+          <w:p>
+            <w:pPr>
+              <w:spacing w:after="20" w:line="240" w:lineRule="auto"/>
+            </w:pPr>
+            <w:r/>
+            <w:r>
+              <w:rPr>
+                <w:b w:val="0"/>
+                <w:i w:val="0"/>
+                <w:sz w:val="17"/>
+              </w:rPr>
+              <w:t>469.9</w:t>
+            </w:r>
+          </w:p>
+        </w:tc>
+        <w:tc>
+          <w:tcPr>
+            <w:tcW w:type="dxa" w:w="3120"/>
+          </w:tcPr>
+          <w:p>
+            <w:pPr>
+              <w:spacing w:after="20" w:line="240" w:lineRule="auto"/>
+            </w:pPr>
+            <w:r/>
+            <w:r>
+              <w:rPr>
+                <w:b w:val="0"/>
+                <w:i w:val="0"/>
+                <w:sz w:val="17"/>
+              </w:rPr>
+              <w:t>2.473e+04</w:t>
+            </w:r>
+          </w:p>
+        </w:tc>
+      </w:tr>
+      <w:tr>
+        <w:tc>
+          <w:tcPr>
+            <w:tcW w:type="dxa" w:w="3120"/>
+          </w:tcPr>
+          <w:p>
+            <w:pPr>
+              <w:spacing w:after="20" w:line="240" w:lineRule="auto"/>
+            </w:pPr>
+            <w:r/>
+            <w:r>
+              <w:rPr>
+                <w:b w:val="0"/>
+                <w:i w:val="0"/>
+                <w:sz w:val="17"/>
+              </w:rPr>
+              <w:t>0.150</w:t>
+            </w:r>
+          </w:p>
+        </w:tc>
+        <w:tc>
+          <w:tcPr>
+            <w:tcW w:type="dxa" w:w="3120"/>
+          </w:tcPr>
+          <w:p>
+            <w:pPr>
+              <w:spacing w:after="20" w:line="240" w:lineRule="auto"/>
+            </w:pPr>
+            <w:r/>
+            <w:r>
+              <w:rPr>
+                <w:b w:val="0"/>
+                <w:i w:val="0"/>
+                <w:sz w:val="17"/>
+              </w:rPr>
+              <w:t>193.9</w:t>
+            </w:r>
+          </w:p>
+        </w:tc>
+        <w:tc>
+          <w:tcPr>
+            <w:tcW w:type="dxa" w:w="3120"/>
+          </w:tcPr>
+          <w:p>
+            <w:pPr>
+              <w:spacing w:after="20" w:line="240" w:lineRule="auto"/>
+            </w:pPr>
+            <w:r/>
+            <w:r>
+              <w:rPr>
+                <w:b w:val="0"/>
+                <w:i w:val="0"/>
+                <w:sz w:val="17"/>
+              </w:rPr>
+              <w:t>6736</w:t>
+            </w:r>
+          </w:p>
+        </w:tc>
+      </w:tr>
+      <w:tr>
+        <w:tc>
+          <w:tcPr>
+            <w:tcW w:type="dxa" w:w="3120"/>
+          </w:tcPr>
+          <w:p>
+            <w:pPr>
+              <w:spacing w:after="20" w:line="240" w:lineRule="auto"/>
+            </w:pPr>
+            <w:r/>
+            <w:r>
+              <w:rPr>
+                <w:b w:val="0"/>
+                <w:i w:val="0"/>
+                <w:sz w:val="17"/>
+              </w:rPr>
+              <w:t>0.200</w:t>
+            </w:r>
+          </w:p>
+        </w:tc>
+        <w:tc>
+          <w:tcPr>
+            <w:tcW w:type="dxa" w:w="3120"/>
+          </w:tcPr>
+          <w:p>
+            <w:pPr>
+              <w:spacing w:after="20" w:line="240" w:lineRule="auto"/>
+            </w:pPr>
+            <w:r/>
+            <w:r>
+              <w:rPr>
+                <w:b w:val="0"/>
+                <w:i w:val="0"/>
+                <w:sz w:val="17"/>
+              </w:rPr>
+              <w:t>96.93</w:t>
+            </w:r>
+          </w:p>
+        </w:tc>
+        <w:tc>
+          <w:tcPr>
+            <w:tcW w:type="dxa" w:w="3120"/>
+          </w:tcPr>
+          <w:p>
+            <w:pPr>
+              <w:spacing w:after="20" w:line="240" w:lineRule="auto"/>
+            </w:pPr>
+            <w:r/>
+            <w:r>
+              <w:rPr>
+                <w:b w:val="0"/>
+                <w:i w:val="0"/>
+                <w:sz w:val="17"/>
+              </w:rPr>
+              <w:t>2494</w:t>
+            </w:r>
+          </w:p>
+        </w:tc>
+      </w:tr>
+      <w:tr>
+        <w:tc>
+          <w:tcPr>
+            <w:tcW w:type="dxa" w:w="3120"/>
+          </w:tcPr>
+          <w:p>
+            <w:pPr>
+              <w:spacing w:after="20" w:line="240" w:lineRule="auto"/>
+            </w:pPr>
+            <w:r/>
+            <w:r>
+              <w:rPr>
+                <w:b w:val="0"/>
+                <w:i w:val="0"/>
+                <w:sz w:val="17"/>
+              </w:rPr>
+              <w:t>0.250</w:t>
+            </w:r>
+          </w:p>
+        </w:tc>
+        <w:tc>
+          <w:tcPr>
+            <w:tcW w:type="dxa" w:w="3120"/>
+          </w:tcPr>
+          <w:p>
+            <w:pPr>
+              <w:spacing w:after="20" w:line="240" w:lineRule="auto"/>
+            </w:pPr>
+            <w:r/>
+            <w:r>
+              <w:rPr>
+                <w:b w:val="0"/>
+                <w:i w:val="0"/>
+                <w:sz w:val="17"/>
+              </w:rPr>
+              <w:t>51.58</w:t>
+            </w:r>
+          </w:p>
+        </w:tc>
+        <w:tc>
+          <w:tcPr>
+            <w:tcW w:type="dxa" w:w="3120"/>
+          </w:tcPr>
+          <w:p>
+            <w:pPr>
+              <w:spacing w:after="20" w:line="240" w:lineRule="auto"/>
+            </w:pPr>
+            <w:r/>
+            <w:r>
+              <w:rPr>
+                <w:b w:val="0"/>
+                <w:i w:val="0"/>
+                <w:sz w:val="17"/>
+              </w:rPr>
+              <w:t>1047</w:t>
+            </w:r>
+          </w:p>
+        </w:tc>
+      </w:tr>
+      <w:tr>
+        <w:tc>
+          <w:tcPr>
+            <w:tcW w:type="dxa" w:w="3120"/>
+          </w:tcPr>
+          <w:p>
+            <w:pPr>
+              <w:spacing w:after="20" w:line="240" w:lineRule="auto"/>
+            </w:pPr>
+            <w:r/>
+            <w:r>
+              <w:rPr>
+                <w:b w:val="0"/>
+                <w:i w:val="0"/>
+                <w:sz w:val="17"/>
+              </w:rPr>
+              <w:t>0.300</w:t>
+            </w:r>
+          </w:p>
+        </w:tc>
+        <w:tc>
+          <w:tcPr>
+            <w:tcW w:type="dxa" w:w="3120"/>
+          </w:tcPr>
+          <w:p>
+            <w:pPr>
+              <w:spacing w:after="20" w:line="240" w:lineRule="auto"/>
+            </w:pPr>
+            <w:r/>
+            <w:r>
+              <w:rPr>
+                <w:b w:val="0"/>
+                <w:i w:val="0"/>
+                <w:sz w:val="17"/>
+              </w:rPr>
+              <w:t>26.27</w:t>
+            </w:r>
+          </w:p>
+        </w:tc>
+        <w:tc>
+          <w:tcPr>
+            <w:tcW w:type="dxa" w:w="3120"/>
+          </w:tcPr>
+          <w:p>
+            <w:pPr>
+              <w:spacing w:after="20" w:line="240" w:lineRule="auto"/>
+            </w:pPr>
+            <w:r/>
+            <w:r>
+              <w:rPr>
+                <w:b w:val="0"/>
+                <w:i w:val="0"/>
+                <w:sz w:val="17"/>
+              </w:rPr>
+              <w:t>441.2</w:t>
+            </w:r>
+          </w:p>
+        </w:tc>
+      </w:tr>
+      <w:tr>
+        <w:tc>
+          <w:tcPr>
+            <w:tcW w:type="dxa" w:w="3120"/>
+          </w:tcPr>
+          <w:p>
+            <w:pPr>
+              <w:spacing w:after="20" w:line="240" w:lineRule="auto"/>
+            </w:pPr>
+            <w:r/>
+            <w:r>
+              <w:rPr>
+                <w:b w:val="0"/>
+                <w:i w:val="0"/>
+                <w:sz w:val="17"/>
+              </w:rPr>
+              <w:t>0.350</w:t>
+            </w:r>
+          </w:p>
+        </w:tc>
+        <w:tc>
+          <w:tcPr>
+            <w:tcW w:type="dxa" w:w="3120"/>
+          </w:tcPr>
+          <w:p>
+            <w:pPr>
+              <w:spacing w:after="20" w:line="240" w:lineRule="auto"/>
+            </w:pPr>
+            <w:r/>
+            <w:r>
+              <w:rPr>
+                <w:b w:val="0"/>
+                <w:i w:val="0"/>
+                <w:sz w:val="17"/>
+              </w:rPr>
+              <w:t>9.947</w:t>
+            </w:r>
+          </w:p>
+        </w:tc>
+        <w:tc>
+          <w:tcPr>
+            <w:tcW w:type="dxa" w:w="3120"/>
+          </w:tcPr>
+          <w:p>
+            <w:pPr>
+              <w:spacing w:after="20" w:line="240" w:lineRule="auto"/>
+            </w:pPr>
+            <w:r/>
+            <w:r>
+              <w:rPr>
+                <w:b w:val="0"/>
+                <w:i w:val="0"/>
+                <w:sz w:val="17"/>
+              </w:rPr>
+              <w:t>148.8</w:t>
+            </w:r>
+          </w:p>
+        </w:tc>
+      </w:tr>
+      <w:tr>
+        <w:tc>
+          <w:tcPr>
+            <w:tcW w:type="dxa" w:w="3120"/>
+          </w:tcPr>
+          <w:p>
+            <w:pPr>
+              <w:spacing w:after="20" w:line="240" w:lineRule="auto"/>
+            </w:pPr>
+            <w:r/>
+            <w:r>
+              <w:rPr>
+                <w:b w:val="0"/>
+                <w:i w:val="0"/>
+                <w:sz w:val="17"/>
+              </w:rPr>
+              <w:t>0.380</w:t>
+            </w:r>
+          </w:p>
+        </w:tc>
+        <w:tc>
+          <w:tcPr>
+            <w:tcW w:type="dxa" w:w="3120"/>
+          </w:tcPr>
+          <w:p>
+            <w:pPr>
+              <w:spacing w:after="20" w:line="240" w:lineRule="auto"/>
+            </w:pPr>
+            <w:r/>
+            <w:r>
+              <w:rPr>
+                <w:b w:val="0"/>
+                <w:i w:val="0"/>
+                <w:sz w:val="17"/>
+              </w:rPr>
+              <w:t>1.81</w:t>
+            </w:r>
+          </w:p>
+        </w:tc>
+        <w:tc>
+          <w:tcPr>
+            <w:tcW w:type="dxa" w:w="3120"/>
+          </w:tcPr>
+          <w:p>
+            <w:pPr>
+              <w:spacing w:after="20" w:line="240" w:lineRule="auto"/>
+            </w:pPr>
+            <w:r/>
+            <w:r>
+              <w:rPr>
+                <w:b w:val="0"/>
+                <w:i w:val="0"/>
+                <w:sz w:val="17"/>
+              </w:rPr>
+              <w:t>32.64</w:t>
+            </w:r>
+          </w:p>
+        </w:tc>
+      </w:tr>
+    </w:tbl>
+    <w:p>
+      <w:pPr>
+        <w:spacing w:after="40"/>
+      </w:pPr>
+    </w:p>
+    <w:p>
+      <w:pPr>
+        <w:keepNext/>
         <w:spacing w:before="280"/>
       </w:pPr>
       <w:r>
@@ -14273,7 +17582,7 @@
           <w:b w:val="0"/>
           <w:i w:val="0"/>
         </w:rPr>
-        <w:t>Environment of the published run: Python 3.11.9, NumPy 2.4.6, SciPy 1.17.1 (Windows). Requirements: NumPy, SciPy, Matplotlib, python-docx (requirements.txt). From the code directory, in this order: bounce_tables.py (about 3 minutes), survival.py (seconds), monte_carlo.py (about 20 seconds), falsification_map.py, interior_evolution.py, convergence.py (about 4 minutes), scope.py, coupling.py, verify.py (about 15 seconds), make_figures.py, build_paper.py, build_supporting.py. The scripts write the JSON files that the manuscript builder reads; monte\_carlo.py needs survival.json and falsification\_map.py needs survival.json. A rerun in a clean clone of the repository reproduced the stored JSON files exactly in the earlier release. Code: https://github.com/sandlerleon/late-time-vacuum-decay, archived at https://doi.org/10.5281/zenodo.23751350.</w:t>
+        <w:t>Environment of the published run: Python 3.11.9, NumPy 2.4.6, SciPy 1.17.1 (Windows). Requirements: NumPy, SciPy, Matplotlib, python-docx (requirements.txt). From the code directory, in this order: bounce_tables.py (about 3 minutes), survival.py (seconds), monte_carlo.py (about 20 seconds), falsification_map.py, interior_evolution.py, convergence.py (about 4 minutes), scope.py, coupling.py, thermal.py (about 40 seconds), thermal_analysis.py (about 6 minutes), verify.py (about 20 seconds), make_figures.py (calls make_thermal_figures.py), build_paper.py, build_supporting.py. The scripts write the JSON files that the manuscript builder reads; monte_carlo.py needs survival.json and falsification_map.py needs survival.json. A rerun in a clean clone of the repository reproduced the stored JSON files exactly in the earlier release. Code: https://github.com/sandlerleon/late-time-vacuum-decay, archived at https://doi.org/10.5281/zenodo.23752471.</w:t>
       </w:r>
     </w:p>
     <w:p>

--- a/manuscript/EPJC_Late_Time_Vacuum_Decay_Supplement.docx
+++ b/manuscript/EPJC_Late_Time_Vacuum_Decay_Supplement.docx
@@ -11709,6 +11709,240 @@
           </w:p>
         </w:tc>
       </w:tr>
+      <w:tr>
+        <w:tc>
+          <w:tcPr>
+            <w:tcW w:type="dxa" w:w="2340"/>
+          </w:tcPr>
+          <w:p>
+            <w:pPr>
+              <w:spacing w:after="20" w:line="240" w:lineRule="auto"/>
+            </w:pPr>
+            <w:r/>
+            <w:r>
+              <w:rPr>
+                <w:b w:val="0"/>
+                <w:i w:val="0"/>
+                <w:sz w:val="17"/>
+              </w:rPr>
+              <w:t>V22</w:t>
+            </w:r>
+          </w:p>
+        </w:tc>
+        <w:tc>
+          <w:tcPr>
+            <w:tcW w:type="dxa" w:w="2340"/>
+          </w:tcPr>
+          <w:p>
+            <w:pPr>
+              <w:spacing w:after="20" w:line="240" w:lineRule="auto"/>
+            </w:pPr>
+            <w:r/>
+            <w:r>
+              <w:rPr>
+                <w:b w:val="0"/>
+                <w:i w:val="0"/>
+                <w:sz w:val="17"/>
+              </w:rPr>
+              <w:t>Lorentzian interior: closed form reproduced, constraint residual in the gravity scan, flat-like epoch only for g &gt;~ 1e2</w:t>
+            </w:r>
+          </w:p>
+        </w:tc>
+        <w:tc>
+          <w:tcPr>
+            <w:tcW w:type="dxa" w:w="2340"/>
+          </w:tcPr>
+          <w:p>
+            <w:pPr>
+              <w:spacing w:after="20" w:line="240" w:lineRule="auto"/>
+            </w:pPr>
+            <w:r/>
+            <w:r>
+              <w:rPr>
+                <w:b w:val="0"/>
+                <w:i w:val="0"/>
+                <w:sz w:val="17"/>
+              </w:rPr>
+              <w:t>pass</w:t>
+            </w:r>
+          </w:p>
+        </w:tc>
+        <w:tc>
+          <w:tcPr>
+            <w:tcW w:type="dxa" w:w="2340"/>
+          </w:tcPr>
+          <w:p>
+            <w:pPr>
+              <w:spacing w:after="20" w:line="240" w:lineRule="auto"/>
+            </w:pPr>
+            <w:r/>
+            <w:r>
+              <w:rPr>
+                <w:b w:val="0"/>
+                <w:i w:val="0"/>
+                <w:sz w:val="17"/>
+              </w:rPr>
+              <w:t>ratios = [0.934, 1.042, 1.056, 1.057]; max_residual_g_ge_1e3 = 8.88e-09; Y_max_at_g_1e2 = 0.479</w:t>
+            </w:r>
+          </w:p>
+        </w:tc>
+      </w:tr>
+      <w:tr>
+        <w:tc>
+          <w:tcPr>
+            <w:tcW w:type="dxa" w:w="2340"/>
+          </w:tcPr>
+          <w:p>
+            <w:pPr>
+              <w:spacing w:after="20" w:line="240" w:lineRule="auto"/>
+            </w:pPr>
+            <w:r/>
+            <w:r>
+              <w:rPr>
+                <w:b w:val="0"/>
+                <w:i w:val="0"/>
+                <w:sz w:val="17"/>
+              </w:rPr>
+              <w:t>V23</w:t>
+            </w:r>
+          </w:p>
+        </w:tc>
+        <w:tc>
+          <w:tcPr>
+            <w:tcW w:type="dxa" w:w="2340"/>
+          </w:tcPr>
+          <w:p>
+            <w:pPr>
+              <w:spacing w:after="20" w:line="240" w:lineRule="auto"/>
+            </w:pPr>
+            <w:r/>
+            <w:r>
+              <w:rPr>
+                <w:b w:val="0"/>
+                <w:i w:val="0"/>
+                <w:sz w:val="17"/>
+              </w:rPr>
+              <w:t>Two-field reservoir: crunch time equals the AdS value, T(1 s) far below 1 MeV for every depth</w:t>
+            </w:r>
+          </w:p>
+        </w:tc>
+        <w:tc>
+          <w:tcPr>
+            <w:tcW w:type="dxa" w:w="2340"/>
+          </w:tcPr>
+          <w:p>
+            <w:pPr>
+              <w:spacing w:after="20" w:line="240" w:lineRule="auto"/>
+            </w:pPr>
+            <w:r/>
+            <w:r>
+              <w:rPr>
+                <w:b w:val="0"/>
+                <w:i w:val="0"/>
+                <w:sz w:val="17"/>
+              </w:rPr>
+              <w:t>pass</w:t>
+            </w:r>
+          </w:p>
+        </w:tc>
+        <w:tc>
+          <w:tcPr>
+            <w:tcW w:type="dxa" w:w="2340"/>
+          </w:tcPr>
+          <w:p>
+            <w:pPr>
+              <w:spacing w:after="20" w:line="240" w:lineRule="auto"/>
+            </w:pPr>
+            <w:r/>
+            <w:r>
+              <w:rPr>
+                <w:b w:val="0"/>
+                <w:i w:val="0"/>
+                <w:sz w:val="17"/>
+              </w:rPr>
+              <w:t>crunch_ratio_range = [1.0, 1.0]; T_at_1s_max_GeV = 7.57e-24; Tt = 10.9</w:t>
+            </w:r>
+          </w:p>
+        </w:tc>
+      </w:tr>
+      <w:tr>
+        <w:tc>
+          <w:tcPr>
+            <w:tcW w:type="dxa" w:w="2340"/>
+          </w:tcPr>
+          <w:p>
+            <w:pPr>
+              <w:spacing w:after="20" w:line="240" w:lineRule="auto"/>
+            </w:pPr>
+            <w:r/>
+            <w:r>
+              <w:rPr>
+                <w:b w:val="0"/>
+                <w:i w:val="0"/>
+                <w:sz w:val="17"/>
+              </w:rPr>
+              <w:t>V24</w:t>
+            </w:r>
+          </w:p>
+        </w:tc>
+        <w:tc>
+          <w:tcPr>
+            <w:tcW w:type="dxa" w:w="2340"/>
+          </w:tcPr>
+          <w:p>
+            <w:pPr>
+              <w:spacing w:after="20" w:line="240" w:lineRule="auto"/>
+            </w:pPr>
+            <w:r/>
+            <w:r>
+              <w:rPr>
+                <w:b w:val="0"/>
+                <w:i w:val="0"/>
+                <w:sz w:val="17"/>
+              </w:rPr>
+              <w:t>Hilltop flattening needs a super-Planckian vev; repeated transitions obey the sum rule; entropy</w:t>
+            </w:r>
+          </w:p>
+        </w:tc>
+        <w:tc>
+          <w:tcPr>
+            <w:tcW w:type="dxa" w:w="2340"/>
+          </w:tcPr>
+          <w:p>
+            <w:pPr>
+              <w:spacing w:after="20" w:line="240" w:lineRule="auto"/>
+            </w:pPr>
+            <w:r/>
+            <w:r>
+              <w:rPr>
+                <w:b w:val="0"/>
+                <w:i w:val="0"/>
+                <w:sz w:val="17"/>
+              </w:rPr>
+              <w:t>pass</w:t>
+            </w:r>
+          </w:p>
+        </w:tc>
+        <w:tc>
+          <w:tcPr>
+            <w:tcW w:type="dxa" w:w="2340"/>
+          </w:tcPr>
+          <w:p>
+            <w:pPr>
+              <w:spacing w:after="20" w:line="240" w:lineRule="auto"/>
+            </w:pPr>
+            <w:r/>
+            <w:r>
+              <w:rPr>
+                <w:b w:val="0"/>
+                <w:i w:val="0"/>
+                <w:sz w:val="17"/>
+              </w:rPr>
+              <w:t>N_flat = [6.8, 18.9, 36.3, 59.0, 87.1, 120.7, 204.4]; T_hilltop_max_meV = 1.45; entropy_ratio_to_bound = 2.21e-63</w:t>
+            </w:r>
+          </w:p>
+        </w:tc>
+      </w:tr>
     </w:tbl>
     <w:p>
       <w:pPr>
@@ -13627,7 +13861,7 @@
         <m:sSub>
           <m:e>
             <m:r>
-              <m:t xml:space="preserve">sum</m:t>
+              <m:t xml:space="preserve">∑</m:t>
             </m:r>
           </m:e>
           <m:sub>
@@ -15602,6 +15836,4799 @@
                 <w:sz w:val="17"/>
               </w:rPr>
               <w:t>32.64</w:t>
+            </w:r>
+          </w:p>
+        </w:tc>
+      </w:tr>
+    </w:tbl>
+    <w:p>
+      <w:pPr>
+        <w:spacing w:after="40"/>
+      </w:pPr>
+    </w:p>
+    <w:p>
+      <w:pPr>
+        <w:keepNext/>
+        <w:spacing w:before="160"/>
+      </w:pPr>
+      <w:r>
+        <w:rPr>
+          <w:b/>
+          <w:i w:val="0"/>
+          <w:sz w:val="23"/>
+        </w:rPr>
+        <w:t>S5.2 Lorentzian simulations of the daughter region (Steps 6–7)</w:t>
+      </w:r>
+    </w:p>
+    <w:p>
+      <w:pPr>
+        <w:jc w:val="both"/>
+      </w:pPr>
+      <w:r>
+        <w:rPr>
+          <w:b w:val="0"/>
+          <w:i w:val="0"/>
+        </w:rPr>
+        <w:t xml:space="preserve">interior_sim.py integrates </w:t>
+      </w:r>
+      <m:oMath>
+        <m:r>
+          <m:t xml:space="preserve">(a,</m:t>
+        </m:r>
+        <m:acc>
+          <m:accPr>
+            <m:chr m:val="̇"/>
+          </m:accPr>
+          <m:e/>
+        </m:acc>
+        <m:r>
+          <m:t xml:space="preserve">a,x,</m:t>
+        </m:r>
+        <m:acc>
+          <m:accPr>
+            <m:chr m:val="̇"/>
+          </m:accPr>
+          <m:e/>
+        </m:acc>
+        <m:r>
+          <m:t xml:space="preserve">x,y,</m:t>
+        </m:r>
+        <m:acc>
+          <m:accPr>
+            <m:chr m:val="̇"/>
+          </m:accPr>
+          <m:e/>
+        </m:acc>
+        <m:r>
+          <m:t xml:space="preserve">y,</m:t>
+        </m:r>
+        <m:sSub>
+          <m:e>
+            <m:r>
+              <m:t xml:space="preserve">ρ</m:t>
+            </m:r>
+          </m:e>
+          <m:sub>
+            <m:r>
+              <m:t xml:space="preserve">r</m:t>
+            </m:r>
+          </m:sub>
+        </m:sSub>
+        <m:r>
+          <m:t xml:space="preserve">)</m:t>
+        </m:r>
+      </m:oMath>
+      <w:r>
+        <w:rPr>
+          <w:b w:val="0"/>
+          <w:i w:val="0"/>
+        </w:rPr>
+        <w:t xml:space="preserve"> with DOP853 (relative tolerance </w:t>
+      </w:r>
+      <m:oMath>
+        <m:r>
+          <m:t xml:space="preserve">1</m:t>
+        </m:r>
+        <m:sSup>
+          <m:e>
+            <m:r>
+              <m:t xml:space="preserve">0</m:t>
+            </m:r>
+          </m:e>
+          <m:sup>
+            <m:r>
+              <m:t xml:space="preserve">−11</m:t>
+            </m:r>
+          </m:sup>
+        </m:sSup>
+      </m:oMath>
+      <w:r>
+        <w:rPr>
+          <w:b w:val="0"/>
+          <w:i w:val="0"/>
+        </w:rPr>
+        <w:t xml:space="preserve">, absolute </w:t>
+      </w:r>
+      <m:oMath>
+        <m:r>
+          <m:t xml:space="preserve">1</m:t>
+        </m:r>
+        <m:sSup>
+          <m:e>
+            <m:r>
+              <m:t xml:space="preserve">0</m:t>
+            </m:r>
+          </m:e>
+          <m:sup>
+            <m:r>
+              <m:t xml:space="preserve">−14</m:t>
+            </m:r>
+          </m:sup>
+        </m:sSup>
+      </m:oMath>
+      <w:r>
+        <w:rPr>
+          <w:b w:val="0"/>
+          <w:i w:val="0"/>
+        </w:rPr>
+        <w:t xml:space="preserve">) from </w:t>
+      </w:r>
+      <m:oMath>
+        <m:sSub>
+          <m:e>
+            <m:r>
+              <m:t xml:space="preserve">t</m:t>
+            </m:r>
+          </m:e>
+          <m:sub>
+            <m:r>
+              <m:t xml:space="preserve">0</m:t>
+            </m:r>
+          </m:sub>
+        </m:sSub>
+        <m:r>
+          <m:t xml:space="preserve">=1</m:t>
+        </m:r>
+        <m:sSup>
+          <m:e>
+            <m:r>
+              <m:t xml:space="preserve">0</m:t>
+            </m:r>
+          </m:e>
+          <m:sup>
+            <m:r>
+              <m:t xml:space="preserve">−4</m:t>
+            </m:r>
+          </m:sup>
+        </m:sSup>
+      </m:oMath>
+      <w:r>
+        <w:rPr>
+          <w:b w:val="0"/>
+          <w:i w:val="0"/>
+        </w:rPr>
+        <w:t xml:space="preserve"> with the series start </w:t>
+      </w:r>
+      <m:oMath>
+        <m:r>
+          <m:t xml:space="preserve">a=</m:t>
+        </m:r>
+        <m:sSub>
+          <m:e>
+            <m:r>
+              <m:t xml:space="preserve">t</m:t>
+            </m:r>
+          </m:e>
+          <m:sub>
+            <m:r>
+              <m:t xml:space="preserve">0</m:t>
+            </m:r>
+          </m:sub>
+        </m:sSub>
+      </m:oMath>
+      <w:r>
+        <w:rPr>
+          <w:b w:val="0"/>
+          <w:i w:val="0"/>
+        </w:rPr>
+        <w:t xml:space="preserve">, </w:t>
+      </w:r>
+      <m:oMath>
+        <m:acc>
+          <m:accPr>
+            <m:chr m:val="̇"/>
+          </m:accPr>
+          <m:e/>
+        </m:acc>
+        <m:r>
+          <m:t xml:space="preserve">a=1</m:t>
+        </m:r>
+      </m:oMath>
+      <w:r>
+        <w:rPr>
+          <w:b w:val="0"/>
+          <w:i w:val="0"/>
+        </w:rPr>
+        <w:t xml:space="preserve">, </w:t>
+      </w:r>
+      <m:oMath>
+        <m:r>
+          <m:t xml:space="preserve">x=</m:t>
+        </m:r>
+        <m:sSub>
+          <m:e>
+            <m:r>
+              <m:t xml:space="preserve">x</m:t>
+            </m:r>
+          </m:e>
+          <m:sub>
+            <m:r>
+              <m:t xml:space="preserve">0</m:t>
+            </m:r>
+          </m:sub>
+        </m:sSub>
+        <m:r>
+          <m:t xml:space="preserve">−</m:t>
+        </m:r>
+        <m:sSub>
+          <m:e>
+            <m:r>
+              <m:t xml:space="preserve">V</m:t>
+            </m:r>
+          </m:e>
+          <m:sub>
+            <m:r>
+              <m:t xml:space="preserve">x</m:t>
+            </m:r>
+          </m:sub>
+        </m:sSub>
+        <m:sSubSup>
+          <m:e>
+            <m:r>
+              <m:t xml:space="preserve">t</m:t>
+            </m:r>
+          </m:e>
+          <m:sub>
+            <m:r>
+              <m:t xml:space="preserve">0</m:t>
+            </m:r>
+          </m:sub>
+          <m:sup>
+            <m:r>
+              <m:t xml:space="preserve">2</m:t>
+            </m:r>
+          </m:sup>
+        </m:sSubSup>
+        <m:r>
+          <m:t xml:space="preserve">/8</m:t>
+        </m:r>
+      </m:oMath>
+      <w:r>
+        <w:rPr>
+          <w:b w:val="0"/>
+          <w:i w:val="0"/>
+        </w:rPr>
+        <w:t xml:space="preserve">, </w:t>
+      </w:r>
+      <m:oMath>
+        <m:acc>
+          <m:accPr>
+            <m:chr m:val="̇"/>
+          </m:accPr>
+          <m:e/>
+        </m:acc>
+        <m:r>
+          <m:t xml:space="preserve">x=−</m:t>
+        </m:r>
+        <m:sSub>
+          <m:e>
+            <m:r>
+              <m:t xml:space="preserve">V</m:t>
+            </m:r>
+          </m:e>
+          <m:sub>
+            <m:r>
+              <m:t xml:space="preserve">x</m:t>
+            </m:r>
+          </m:sub>
+        </m:sSub>
+        <m:sSub>
+          <m:e>
+            <m:r>
+              <m:t xml:space="preserve">t</m:t>
+            </m:r>
+          </m:e>
+          <m:sub>
+            <m:r>
+              <m:t xml:space="preserve">0</m:t>
+            </m:r>
+          </m:sub>
+        </m:sSub>
+        <m:r>
+          <m:t xml:space="preserve">/4</m:t>
+        </m:r>
+      </m:oMath>
+      <w:r>
+        <w:rPr>
+          <w:b w:val="0"/>
+          <w:i w:val="0"/>
+        </w:rPr>
+        <w:t xml:space="preserve"> (</w:t>
+      </w:r>
+      <m:oMath>
+        <m:sSub>
+          <m:e>
+            <m:r>
+              <m:t xml:space="preserve">x</m:t>
+            </m:r>
+          </m:e>
+          <m:sub>
+            <m:r>
+              <m:t xml:space="preserve">0</m:t>
+            </m:r>
+          </m:sub>
+        </m:sSub>
+      </m:oMath>
+      <w:r>
+        <w:rPr>
+          <w:b w:val="0"/>
+          <w:i w:val="0"/>
+        </w:rPr>
+        <w:t xml:space="preserve"> the centre of the flat-space bounce, from bounce\_tables.json). The constraint residual is </w:t>
+      </w:r>
+      <m:oMath>
+        <m:r>
+          <m:t xml:space="preserve">(</m:t>
+        </m:r>
+        <m:acc>
+          <m:accPr>
+            <m:chr m:val="̇"/>
+          </m:accPr>
+          <m:e/>
+        </m:acc>
+        <m:sSup>
+          <m:e>
+            <m:r>
+              <m:t xml:space="preserve">a</m:t>
+            </m:r>
+          </m:e>
+          <m:sup>
+            <m:r>
+              <m:t xml:space="preserve">2</m:t>
+            </m:r>
+          </m:sup>
+        </m:sSup>
+        <m:r>
+          <m:t xml:space="preserve">−1−g</m:t>
+        </m:r>
+        <m:sSup>
+          <m:e>
+            <m:r>
+              <m:t xml:space="preserve">a</m:t>
+            </m:r>
+          </m:e>
+          <m:sup>
+            <m:r>
+              <m:t xml:space="preserve">2</m:t>
+            </m:r>
+          </m:sup>
+        </m:sSup>
+        <m:r>
+          <m:t xml:space="preserve">ρ/3)/(1+</m:t>
+        </m:r>
+        <m:acc>
+          <m:accPr>
+            <m:chr m:val="̇"/>
+          </m:accPr>
+          <m:e/>
+        </m:acc>
+        <m:sSup>
+          <m:e>
+            <m:r>
+              <m:t xml:space="preserve">a</m:t>
+            </m:r>
+          </m:e>
+          <m:sup>
+            <m:r>
+              <m:t xml:space="preserve">2</m:t>
+            </m:r>
+          </m:sup>
+        </m:sSup>
+        <m:r>
+          <m:t xml:space="preserve">)</m:t>
+        </m:r>
+      </m:oMath>
+      <w:r>
+        <w:rPr>
+          <w:b w:val="0"/>
+          <w:i w:val="0"/>
+        </w:rPr>
+        <w:t xml:space="preserve">. Part A: </w:t>
+      </w:r>
+      <m:oMath>
+        <m:r>
+          <m:t xml:space="preserve">λ=1</m:t>
+        </m:r>
+      </m:oMath>
+      <w:r>
+        <w:rPr>
+          <w:b w:val="0"/>
+          <w:i w:val="0"/>
+        </w:rPr>
+        <w:t xml:space="preserve">, </w:t>
+      </w:r>
+      <m:oMath>
+        <m:r>
+          <m:t xml:space="preserve">η=0.30</m:t>
+        </m:r>
+      </m:oMath>
+      <w:r>
+        <w:rPr>
+          <w:b w:val="0"/>
+          <w:i w:val="0"/>
+        </w:rPr>
+        <w:t xml:space="preserve">, </w:t>
+      </w:r>
+      <m:oMath>
+        <m:sSub>
+          <m:e>
+            <m:r>
+              <m:t xml:space="preserve">V</m:t>
+            </m:r>
+          </m:e>
+          <m:sub>
+            <m:r>
+              <m:t xml:space="preserve">t</m:t>
+            </m:r>
+          </m:sub>
+        </m:sSub>
+        <m:r>
+          <m:t xml:space="preserve">=0</m:t>
+        </m:r>
+      </m:oMath>
+      <w:r>
+        <w:rPr>
+          <w:b w:val="0"/>
+          <w:i w:val="0"/>
+        </w:rPr>
+        <w:t xml:space="preserve">, dissipation </w:t>
+      </w:r>
+      <m:oMath>
+        <m:r>
+          <m:t xml:space="preserve">Υ=γ</m:t>
+        </m:r>
+      </m:oMath>
+      <w:r>
+        <w:rPr>
+          <w:b w:val="0"/>
+          <w:i w:val="0"/>
+        </w:rPr>
+        <w:t xml:space="preserve"> with </w:t>
+      </w:r>
+      <m:oMath>
+        <m:r>
+          <m:t xml:space="preserve">γ/m=1,1</m:t>
+        </m:r>
+        <m:sSup>
+          <m:e>
+            <m:r>
+              <m:t xml:space="preserve">0</m:t>
+            </m:r>
+          </m:e>
+          <m:sup>
+            <m:r>
+              <m:t xml:space="preserve">−1</m:t>
+            </m:r>
+          </m:sup>
+        </m:sSup>
+        <m:r>
+          <m:t xml:space="preserve">,1</m:t>
+        </m:r>
+        <m:sSup>
+          <m:e>
+            <m:r>
+              <m:t xml:space="preserve">0</m:t>
+            </m:r>
+          </m:e>
+          <m:sup>
+            <m:r>
+              <m:t xml:space="preserve">−2</m:t>
+            </m:r>
+          </m:sup>
+        </m:sSup>
+        <m:r>
+          <m:t xml:space="preserve">,1</m:t>
+        </m:r>
+        <m:sSup>
+          <m:e>
+            <m:r>
+              <m:t xml:space="preserve">0</m:t>
+            </m:r>
+          </m:e>
+          <m:sup>
+            <m:r>
+              <m:t xml:space="preserve">−3</m:t>
+            </m:r>
+          </m:sup>
+        </m:sSup>
+      </m:oMath>
+      <w:r>
+        <w:rPr>
+          <w:b w:val="0"/>
+          <w:i w:val="0"/>
+        </w:rPr>
+        <w:t xml:space="preserve">, and a scan of </w:t>
+      </w:r>
+      <m:oMath>
+        <m:r>
+          <m:t xml:space="preserve">g</m:t>
+        </m:r>
+      </m:oMath>
+      <w:r>
+        <w:rPr>
+          <w:b w:val="0"/>
+          <w:i w:val="0"/>
+        </w:rPr>
+        <w:t xml:space="preserve"> from </w:t>
+      </w:r>
+      <m:oMath>
+        <m:r>
+          <m:t xml:space="preserve">1</m:t>
+        </m:r>
+        <m:sSup>
+          <m:e>
+            <m:r>
+              <m:t xml:space="preserve">0</m:t>
+            </m:r>
+          </m:e>
+          <m:sup>
+            <m:r>
+              <m:t xml:space="preserve">−60</m:t>
+            </m:r>
+          </m:sup>
+        </m:sSup>
+      </m:oMath>
+      <w:r>
+        <w:rPr>
+          <w:b w:val="0"/>
+          <w:i w:val="0"/>
+        </w:rPr>
+        <w:t xml:space="preserve"> to </w:t>
+      </w:r>
+      <m:oMath>
+        <m:r>
+          <m:t xml:space="preserve">1</m:t>
+        </m:r>
+        <m:sSup>
+          <m:e>
+            <m:r>
+              <m:t xml:space="preserve">0</m:t>
+            </m:r>
+          </m:e>
+          <m:sup>
+            <m:r>
+              <m:t xml:space="preserve">3</m:t>
+            </m:r>
+          </m:sup>
+        </m:sSup>
+      </m:oMath>
+      <w:r>
+        <w:rPr>
+          <w:b w:val="0"/>
+          <w:i w:val="0"/>
+        </w:rPr>
+        <w:t xml:space="preserve"> (Table S8). Part B: </w:t>
+      </w:r>
+      <m:oMath>
+        <m:r>
+          <m:t xml:space="preserve">V=</m:t>
+        </m:r>
+        <m:sSub>
+          <m:e>
+            <m:r>
+              <m:t xml:space="preserve">V</m:t>
+            </m:r>
+          </m:e>
+          <m:sub>
+            <m:r>
+              <m:t xml:space="preserve">φ</m:t>
+            </m:r>
+          </m:sub>
+        </m:sSub>
+        <m:r>
+          <m:t xml:space="preserve">+</m:t>
+        </m:r>
+        <m:f>
+          <m:num>
+            <m:sSub>
+              <m:e>
+                <m:r>
+                  <m:t xml:space="preserve">λ</m:t>
+                </m:r>
+              </m:e>
+              <m:sub>
+                <m:r>
+                  <m:t xml:space="preserve">y</m:t>
+                </m:r>
+              </m:sub>
+            </m:sSub>
+          </m:num>
+          <m:den>
+            <m:r>
+              <m:t xml:space="preserve">4</m:t>
+            </m:r>
+          </m:den>
+        </m:f>
+        <m:r>
+          <m:t xml:space="preserve">(</m:t>
+        </m:r>
+        <m:sSup>
+          <m:e>
+            <m:r>
+              <m:t xml:space="preserve">y</m:t>
+            </m:r>
+          </m:e>
+          <m:sup>
+            <m:r>
+              <m:t xml:space="preserve">2</m:t>
+            </m:r>
+          </m:sup>
+        </m:sSup>
+        <m:r>
+          <m:t xml:space="preserve">−</m:t>
+        </m:r>
+        <m:sSubSup>
+          <m:e>
+            <m:r>
+              <m:t xml:space="preserve">w</m:t>
+            </m:r>
+          </m:e>
+          <m:sub>
+            <m:r>
+              <m:t xml:space="preserve">y</m:t>
+            </m:r>
+          </m:sub>
+          <m:sup>
+            <m:r>
+              <m:t xml:space="preserve">2</m:t>
+            </m:r>
+          </m:sup>
+        </m:sSubSup>
+        <m:sSup>
+          <m:e>
+            <m:r>
+              <m:t xml:space="preserve">)</m:t>
+            </m:r>
+          </m:e>
+          <m:sup>
+            <m:r>
+              <m:t xml:space="preserve">2</m:t>
+            </m:r>
+          </m:sup>
+        </m:sSup>
+        <m:r>
+          <m:t xml:space="preserve">+</m:t>
+        </m:r>
+        <m:f>
+          <m:num>
+            <m:r>
+              <m:t xml:space="preserve">1</m:t>
+            </m:r>
+          </m:num>
+          <m:den>
+            <m:r>
+              <m:t xml:space="preserve">2</m:t>
+            </m:r>
+          </m:den>
+        </m:f>
+        <m:sSubSup>
+          <m:e>
+            <m:r>
+              <m:t xml:space="preserve">g</m:t>
+            </m:r>
+          </m:e>
+          <m:sub>
+            <m:r>
+              <m:t xml:space="preserve">c</m:t>
+            </m:r>
+          </m:sub>
+          <m:sup>
+            <m:r>
+              <m:t xml:space="preserve">2</m:t>
+            </m:r>
+          </m:sup>
+        </m:sSubSup>
+        <m:r>
+          <m:t xml:space="preserve">(x−</m:t>
+        </m:r>
+        <m:sSub>
+          <m:e>
+            <m:r>
+              <m:t xml:space="preserve">x</m:t>
+            </m:r>
+          </m:e>
+          <m:sub>
+            <m:r>
+              <m:t xml:space="preserve">t</m:t>
+            </m:r>
+          </m:sub>
+        </m:sSub>
+        <m:sSup>
+          <m:e>
+            <m:r>
+              <m:t xml:space="preserve">)</m:t>
+            </m:r>
+          </m:e>
+          <m:sup>
+            <m:r>
+              <m:t xml:space="preserve">2</m:t>
+            </m:r>
+          </m:sup>
+        </m:sSup>
+        <m:sSup>
+          <m:e>
+            <m:r>
+              <m:t xml:space="preserve">y</m:t>
+            </m:r>
+          </m:e>
+          <m:sup>
+            <m:r>
+              <m:t xml:space="preserve">2</m:t>
+            </m:r>
+          </m:sup>
+        </m:sSup>
+        <m:r>
+          <m:t xml:space="preserve">+</m:t>
+        </m:r>
+        <m:sSub>
+          <m:e>
+            <m:r>
+              <m:t xml:space="preserve">V</m:t>
+            </m:r>
+          </m:e>
+          <m:sub>
+            <m:r>
+              <m:rPr>
+                <m:sty m:val="p"/>
+              </m:rPr>
+              <m:t xml:space="preserve">off</m:t>
+            </m:r>
+          </m:sub>
+        </m:sSub>
+      </m:oMath>
+      <w:r>
+        <w:rPr>
+          <w:b w:val="0"/>
+          <w:i w:val="0"/>
+        </w:rPr>
+        <w:t xml:space="preserve"> with </w:t>
+      </w:r>
+      <m:oMath>
+        <m:sSub>
+          <m:e>
+            <m:r>
+              <m:t xml:space="preserve">λ</m:t>
+            </m:r>
+          </m:e>
+          <m:sub>
+            <m:r>
+              <m:t xml:space="preserve">y</m:t>
+            </m:r>
+          </m:sub>
+        </m:sSub>
+        <m:r>
+          <m:t xml:space="preserve">=1</m:t>
+        </m:r>
+      </m:oMath>
+      <w:r>
+        <w:rPr>
+          <w:b w:val="0"/>
+          <w:i w:val="0"/>
+        </w:rPr>
+        <w:t xml:space="preserve">, </w:t>
+      </w:r>
+      <m:oMath>
+        <m:sSub>
+          <m:e>
+            <m:r>
+              <m:t xml:space="preserve">w</m:t>
+            </m:r>
+          </m:e>
+          <m:sub>
+            <m:r>
+              <m:t xml:space="preserve">y</m:t>
+            </m:r>
+          </m:sub>
+        </m:sSub>
+        <m:r>
+          <m:t xml:space="preserve">=1.5</m:t>
+        </m:r>
+      </m:oMath>
+      <w:r>
+        <w:rPr>
+          <w:b w:val="0"/>
+          <w:i w:val="0"/>
+        </w:rPr>
+        <w:t xml:space="preserve">, </w:t>
+      </w:r>
+      <m:oMath>
+        <m:sSubSup>
+          <m:e>
+            <m:r>
+              <m:t xml:space="preserve">g</m:t>
+            </m:r>
+          </m:e>
+          <m:sub>
+            <m:r>
+              <m:t xml:space="preserve">c</m:t>
+            </m:r>
+          </m:sub>
+          <m:sup>
+            <m:r>
+              <m:t xml:space="preserve">2</m:t>
+            </m:r>
+          </m:sup>
+        </m:sSubSup>
+        <m:r>
+          <m:t xml:space="preserve">=1.6</m:t>
+        </m:r>
+        <m:sSub>
+          <m:e>
+            <m:r>
+              <m:t xml:space="preserve">λ</m:t>
+            </m:r>
+          </m:e>
+          <m:sub>
+            <m:r>
+              <m:t xml:space="preserve">y</m:t>
+            </m:r>
+          </m:sub>
+        </m:sSub>
+        <m:sSubSup>
+          <m:e>
+            <m:r>
+              <m:t xml:space="preserve">w</m:t>
+            </m:r>
+          </m:e>
+          <m:sub>
+            <m:r>
+              <m:t xml:space="preserve">y</m:t>
+            </m:r>
+          </m:sub>
+          <m:sup>
+            <m:r>
+              <m:t xml:space="preserve">2</m:t>
+            </m:r>
+          </m:sup>
+        </m:sSubSup>
+        <m:r>
+          <m:t xml:space="preserve">/(</m:t>
+        </m:r>
+        <m:sSub>
+          <m:e>
+            <m:r>
+              <m:t xml:space="preserve">x</m:t>
+            </m:r>
+          </m:e>
+          <m:sub>
+            <m:r>
+              <m:t xml:space="preserve">f</m:t>
+            </m:r>
+          </m:sub>
+        </m:sSub>
+        <m:r>
+          <m:t xml:space="preserve">−</m:t>
+        </m:r>
+        <m:sSub>
+          <m:e>
+            <m:r>
+              <m:t xml:space="preserve">x</m:t>
+            </m:r>
+          </m:e>
+          <m:sub>
+            <m:r>
+              <m:t xml:space="preserve">t</m:t>
+            </m:r>
+          </m:sub>
+        </m:sSub>
+        <m:sSup>
+          <m:e>
+            <m:r>
+              <m:t xml:space="preserve">)</m:t>
+            </m:r>
+          </m:e>
+          <m:sup>
+            <m:r>
+              <m:t xml:space="preserve">2</m:t>
+            </m:r>
+          </m:sup>
+        </m:sSup>
+      </m:oMath>
+      <w:r>
+        <w:rPr>
+          <w:b w:val="0"/>
+          <w:i w:val="0"/>
+        </w:rPr>
+        <w:t xml:space="preserve">, </w:t>
+      </w:r>
+      <m:oMath>
+        <m:sSub>
+          <m:e>
+            <m:r>
+              <m:t xml:space="preserve">V</m:t>
+            </m:r>
+          </m:e>
+          <m:sub>
+            <m:r>
+              <m:rPr>
+                <m:sty m:val="p"/>
+              </m:rPr>
+              <m:t xml:space="preserve">off</m:t>
+            </m:r>
+          </m:sub>
+        </m:sSub>
+        <m:r>
+          <m:t xml:space="preserve">=−(Δ</m:t>
+        </m:r>
+        <m:r>
+          <m:t xml:space="preserve">V+</m:t>
+        </m:r>
+        <m:sSub>
+          <m:e>
+            <m:r>
+              <m:t xml:space="preserve">λ</m:t>
+            </m:r>
+          </m:e>
+          <m:sub>
+            <m:r>
+              <m:t xml:space="preserve">y</m:t>
+            </m:r>
+          </m:sub>
+        </m:sSub>
+        <m:sSubSup>
+          <m:e>
+            <m:r>
+              <m:t xml:space="preserve">w</m:t>
+            </m:r>
+          </m:e>
+          <m:sub>
+            <m:r>
+              <m:t xml:space="preserve">y</m:t>
+            </m:r>
+          </m:sub>
+          <m:sup>
+            <m:r>
+              <m:t xml:space="preserve">4</m:t>
+            </m:r>
+          </m:sup>
+        </m:sSubSup>
+        <m:r>
+          <m:t xml:space="preserve">/4)</m:t>
+        </m:r>
+      </m:oMath>
+      <w:r>
+        <w:rPr>
+          <w:b w:val="0"/>
+          <w:i w:val="0"/>
+        </w:rPr>
+        <w:t xml:space="preserve"> (false-vacuum energy zero in these units), </w:t>
+      </w:r>
+      <m:oMath>
+        <m:r>
+          <m:t xml:space="preserve">y(</m:t>
+        </m:r>
+        <m:sSub>
+          <m:e>
+            <m:r>
+              <m:t xml:space="preserve">t</m:t>
+            </m:r>
+          </m:e>
+          <m:sub>
+            <m:r>
+              <m:t xml:space="preserve">0</m:t>
+            </m:r>
+          </m:sub>
+        </m:sSub>
+        <m:r>
+          <m:t xml:space="preserve">)=1</m:t>
+        </m:r>
+        <m:sSup>
+          <m:e>
+            <m:r>
+              <m:t xml:space="preserve">0</m:t>
+            </m:r>
+          </m:e>
+          <m:sup>
+            <m:r>
+              <m:t xml:space="preserve">−6</m:t>
+            </m:r>
+          </m:sup>
+        </m:sSup>
+      </m:oMath>
+      <w:r>
+        <w:rPr>
+          <w:b w:val="0"/>
+          <w:i w:val="0"/>
+        </w:rPr>
+        <w:t xml:space="preserve">, </w:t>
+      </w:r>
+      <m:oMath>
+        <m:sSub>
+          <m:e>
+            <m:r>
+              <m:t xml:space="preserve">Υ</m:t>
+            </m:r>
+          </m:e>
+          <m:sub>
+            <m:r>
+              <m:t xml:space="preserve">x</m:t>
+            </m:r>
+          </m:sub>
+        </m:sSub>
+        <m:r>
+          <m:t xml:space="preserve">=</m:t>
+        </m:r>
+        <m:sSub>
+          <m:e>
+            <m:r>
+              <m:t xml:space="preserve">Υ</m:t>
+            </m:r>
+          </m:e>
+          <m:sub>
+            <m:r>
+              <m:t xml:space="preserve">y</m:t>
+            </m:r>
+          </m:sub>
+        </m:sSub>
+        <m:r>
+          <m:t xml:space="preserve">=m/2</m:t>
+        </m:r>
+      </m:oMath>
+      <w:r>
+        <w:rPr>
+          <w:b w:val="0"/>
+          <w:i w:val="0"/>
+        </w:rPr>
+        <w:t xml:space="preserve">, run for </w:t>
+      </w:r>
+      <m:oMath>
+        <m:r>
+          <m:t xml:space="preserve">κ=|</m:t>
+        </m:r>
+        <m:sSub>
+          <m:e>
+            <m:r>
+              <m:t xml:space="preserve">V</m:t>
+            </m:r>
+          </m:e>
+          <m:sub>
+            <m:r>
+              <m:t xml:space="preserve">t</m:t>
+            </m:r>
+          </m:sub>
+        </m:sSub>
+        <m:r>
+          <m:t xml:space="preserve">|/</m:t>
+        </m:r>
+        <m:sSub>
+          <m:e>
+            <m:r>
+              <m:t xml:space="preserve">ρ</m:t>
+            </m:r>
+          </m:e>
+          <m:sub>
+            <m:r>
+              <m:t xml:space="preserve">Λ</m:t>
+            </m:r>
+          </m:sub>
+        </m:sSub>
+        <m:r>
+          <m:t xml:space="preserve">=1,1</m:t>
+        </m:r>
+        <m:sSup>
+          <m:e>
+            <m:r>
+              <m:t xml:space="preserve">0</m:t>
+            </m:r>
+          </m:e>
+          <m:sup>
+            <m:r>
+              <m:t xml:space="preserve">5</m:t>
+            </m:r>
+          </m:sup>
+        </m:sSup>
+        <m:r>
+          <m:t xml:space="preserve">,…,1</m:t>
+        </m:r>
+        <m:sSup>
+          <m:e>
+            <m:r>
+              <m:t xml:space="preserve">0</m:t>
+            </m:r>
+          </m:e>
+          <m:sup>
+            <m:r>
+              <m:t xml:space="preserve">35</m:t>
+            </m:r>
+          </m:sup>
+        </m:sSup>
+      </m:oMath>
+      <w:r>
+        <w:rPr>
+          <w:b w:val="0"/>
+          <w:i w:val="0"/>
+        </w:rPr>
+        <w:t xml:space="preserve">, which sets </w:t>
+      </w:r>
+      <m:oMath>
+        <m:r>
+          <m:t xml:space="preserve">f=(κ</m:t>
+        </m:r>
+        <m:sSub>
+          <m:e>
+            <m:r>
+              <m:t xml:space="preserve">ρ</m:t>
+            </m:r>
+          </m:e>
+          <m:sub>
+            <m:r>
+              <m:t xml:space="preserve">Λ</m:t>
+            </m:r>
+          </m:sub>
+        </m:sSub>
+        <m:r>
+          <m:t xml:space="preserve">/|</m:t>
+        </m:r>
+        <m:sSubSup>
+          <m:e>
+            <m:r>
+              <m:t xml:space="preserve">V</m:t>
+            </m:r>
+          </m:e>
+          <m:sub>
+            <m:r>
+              <m:t xml:space="preserve">t</m:t>
+            </m:r>
+          </m:sub>
+          <m:sup>
+            <m:r>
+              <m:rPr>
+                <m:sty m:val="p"/>
+              </m:rPr>
+              <m:t xml:space="preserve">sim</m:t>
+            </m:r>
+          </m:sup>
+        </m:sSubSup>
+        <m:r>
+          <m:t xml:space="preserve">|</m:t>
+        </m:r>
+        <m:sSup>
+          <m:e>
+            <m:r>
+              <m:t xml:space="preserve">)</m:t>
+            </m:r>
+          </m:e>
+          <m:sup>
+            <m:r>
+              <m:t xml:space="preserve">1/4</m:t>
+            </m:r>
+          </m:sup>
+        </m:sSup>
+      </m:oMath>
+      <w:r>
+        <w:rPr>
+          <w:b w:val="0"/>
+          <w:i w:val="0"/>
+        </w:rPr>
+        <w:t xml:space="preserve"> and </w:t>
+      </w:r>
+      <m:oMath>
+        <m:r>
+          <m:t xml:space="preserve">g=</m:t>
+        </m:r>
+        <m:sSup>
+          <m:e>
+            <m:r>
+              <m:t xml:space="preserve">f</m:t>
+            </m:r>
+          </m:e>
+          <m:sup>
+            <m:r>
+              <m:t xml:space="preserve">2</m:t>
+            </m:r>
+          </m:sup>
+        </m:sSup>
+        <m:r>
+          <m:t xml:space="preserve">/</m:t>
+        </m:r>
+        <m:sSubSup>
+          <m:e>
+            <m:r>
+              <m:t xml:space="preserve">M</m:t>
+            </m:r>
+          </m:e>
+          <m:sub>
+            <m:r>
+              <m:rPr>
+                <m:sty m:val="p"/>
+              </m:rPr>
+              <m:t xml:space="preserve">Pl</m:t>
+            </m:r>
+          </m:sub>
+          <m:sup>
+            <m:r>
+              <m:t xml:space="preserve">2</m:t>
+            </m:r>
+          </m:sup>
+        </m:sSubSup>
+      </m:oMath>
+      <w:r>
+        <w:rPr>
+          <w:b w:val="0"/>
+          <w:i w:val="0"/>
+        </w:rPr>
+        <w:t xml:space="preserve">. After the fields have decayed the evolution is the exact solution of </w:t>
+      </w:r>
+      <m:oMath>
+        <m:acc>
+          <m:accPr>
+            <m:chr m:val="̇"/>
+          </m:accPr>
+          <m:e/>
+        </m:acc>
+        <m:sSup>
+          <m:e>
+            <m:r>
+              <m:t xml:space="preserve">a</m:t>
+            </m:r>
+          </m:e>
+          <m:sup>
+            <m:r>
+              <m:t xml:space="preserve">2</m:t>
+            </m:r>
+          </m:sup>
+        </m:sSup>
+        <m:r>
+          <m:t xml:space="preserve">=1−b</m:t>
+        </m:r>
+        <m:sSup>
+          <m:e>
+            <m:r>
+              <m:t xml:space="preserve">a</m:t>
+            </m:r>
+          </m:e>
+          <m:sup>
+            <m:r>
+              <m:t xml:space="preserve">2</m:t>
+            </m:r>
+          </m:sup>
+        </m:sSup>
+        <m:r>
+          <m:t xml:space="preserve">+c/</m:t>
+        </m:r>
+        <m:sSup>
+          <m:e>
+            <m:r>
+              <m:t xml:space="preserve">a</m:t>
+            </m:r>
+          </m:e>
+          <m:sup>
+            <m:r>
+              <m:t xml:space="preserve">2</m:t>
+            </m:r>
+          </m:sup>
+        </m:sSup>
+      </m:oMath>
+      <w:r>
+        <w:rPr>
+          <w:b w:val="0"/>
+          <w:i w:val="0"/>
+        </w:rPr>
+        <w:t xml:space="preserve"> with </w:t>
+      </w:r>
+      <m:oMath>
+        <m:r>
+          <m:t xml:space="preserve">b=g|</m:t>
+        </m:r>
+        <m:sSub>
+          <m:e>
+            <m:r>
+              <m:t xml:space="preserve">V</m:t>
+            </m:r>
+          </m:e>
+          <m:sub>
+            <m:r>
+              <m:t xml:space="preserve">t</m:t>
+            </m:r>
+          </m:sub>
+        </m:sSub>
+        <m:r>
+          <m:t xml:space="preserve">|/3</m:t>
+        </m:r>
+      </m:oMath>
+      <w:r>
+        <w:rPr>
+          <w:b w:val="0"/>
+          <w:i w:val="0"/>
+        </w:rPr>
+        <w:t xml:space="preserve">, </w:t>
+      </w:r>
+      <m:oMath>
+        <m:r>
+          <m:t xml:space="preserve">c=g</m:t>
+        </m:r>
+        <m:sSub>
+          <m:e>
+            <m:r>
+              <m:t xml:space="preserve">ρ</m:t>
+            </m:r>
+          </m:e>
+          <m:sub>
+            <m:r>
+              <m:t xml:space="preserve">r</m:t>
+            </m:r>
+          </m:sub>
+        </m:sSub>
+        <m:sSup>
+          <m:e>
+            <m:r>
+              <m:t xml:space="preserve">a</m:t>
+            </m:r>
+          </m:e>
+          <m:sup>
+            <m:r>
+              <m:t xml:space="preserve">4</m:t>
+            </m:r>
+          </m:sup>
+        </m:sSup>
+        <m:r>
+          <m:t xml:space="preserve">/3</m:t>
+        </m:r>
+      </m:oMath>
+      <w:r>
+        <w:rPr>
+          <w:b w:val="0"/>
+          <w:i w:val="0"/>
+        </w:rPr>
+        <w:t xml:space="preserve">: with </w:t>
+      </w:r>
+      <m:oMath>
+        <m:r>
+          <m:t xml:space="preserve">s=</m:t>
+        </m:r>
+        <m:sSup>
+          <m:e>
+            <m:r>
+              <m:t xml:space="preserve">a</m:t>
+            </m:r>
+          </m:e>
+          <m:sup>
+            <m:r>
+              <m:t xml:space="preserve">2</m:t>
+            </m:r>
+          </m:sup>
+        </m:sSup>
+      </m:oMath>
+      <w:r>
+        <w:rPr>
+          <w:b w:val="0"/>
+          <w:i w:val="0"/>
+        </w:rPr>
+        <w:t xml:space="preserve"> the time is </w:t>
+      </w:r>
+      <m:oMath>
+        <m:r>
+          <m:t xml:space="preserve">t=[</m:t>
+        </m:r>
+        <m:r>
+          <m:rPr>
+            <m:sty m:val="p"/>
+          </m:rPr>
+          <m:t xml:space="preserve">arcsin</m:t>
+        </m:r>
+        <m:r>
+          <m:t xml:space="preserve">((2s−</m:t>
+        </m:r>
+        <m:sSub>
+          <m:e>
+            <m:r>
+              <m:t xml:space="preserve">s</m:t>
+            </m:r>
+          </m:e>
+          <m:sub>
+            <m:r>
+              <m:t xml:space="preserve">+</m:t>
+            </m:r>
+          </m:sub>
+        </m:sSub>
+        <m:r>
+          <m:t xml:space="preserve">+</m:t>
+        </m:r>
+        <m:sSub>
+          <m:e>
+            <m:r>
+              <m:t xml:space="preserve">s</m:t>
+            </m:r>
+          </m:e>
+          <m:sub>
+            <m:r>
+              <m:t xml:space="preserve">−</m:t>
+            </m:r>
+          </m:sub>
+        </m:sSub>
+        <m:r>
+          <m:t xml:space="preserve">)/(</m:t>
+        </m:r>
+        <m:sSub>
+          <m:e>
+            <m:r>
+              <m:t xml:space="preserve">s</m:t>
+            </m:r>
+          </m:e>
+          <m:sub>
+            <m:r>
+              <m:t xml:space="preserve">+</m:t>
+            </m:r>
+          </m:sub>
+        </m:sSub>
+        <m:r>
+          <m:t xml:space="preserve">+</m:t>
+        </m:r>
+        <m:sSub>
+          <m:e>
+            <m:r>
+              <m:t xml:space="preserve">s</m:t>
+            </m:r>
+          </m:e>
+          <m:sub>
+            <m:r>
+              <m:t xml:space="preserve">−</m:t>
+            </m:r>
+          </m:sub>
+        </m:sSub>
+        <m:r>
+          <m:t xml:space="preserve">))]/(2</m:t>
+        </m:r>
+        <m:rad>
+          <m:radPr>
+            <m:degHide m:val="1"/>
+          </m:radPr>
+          <m:deg/>
+          <m:e/>
+        </m:rad>
+        <m:r>
+          <m:t xml:space="preserve">b)</m:t>
+        </m:r>
+      </m:oMath>
+      <w:r>
+        <w:rPr>
+          <w:b w:val="0"/>
+          <w:i w:val="0"/>
+        </w:rPr>
+        <w:t xml:space="preserve"> between turning points </w:t>
+      </w:r>
+      <m:oMath>
+        <m:sSub>
+          <m:e>
+            <m:r>
+              <m:t xml:space="preserve">s</m:t>
+            </m:r>
+          </m:e>
+          <m:sub>
+            <m:r>
+              <m:t xml:space="preserve">±</m:t>
+            </m:r>
+          </m:sub>
+        </m:sSub>
+      </m:oMath>
+      <w:r>
+        <w:rPr>
+          <w:b w:val="0"/>
+          <w:i w:val="0"/>
+        </w:rPr>
+        <w:t xml:space="preserve">, and the crunch time follows from the half-period. Part C: </w:t>
+      </w:r>
+      <m:oMath>
+        <m:sSub>
+          <m:e>
+            <m:r>
+              <m:t xml:space="preserve">H</m:t>
+            </m:r>
+          </m:e>
+          <m:sub>
+            <m:r>
+              <m:t xml:space="preserve">Λ</m:t>
+            </m:r>
+          </m:sub>
+        </m:sSub>
+        <m:r>
+          <m:t xml:space="preserve">=</m:t>
+        </m:r>
+        <m:sSub>
+          <m:e>
+            <m:r>
+              <m:t xml:space="preserve">M</m:t>
+            </m:r>
+          </m:e>
+          <m:sub>
+            <m:r>
+              <m:rPr>
+                <m:sty m:val="p"/>
+              </m:rPr>
+              <m:t xml:space="preserve">Pl</m:t>
+            </m:r>
+          </m:sub>
+        </m:sSub>
+        <m:r>
+          <m:t xml:space="preserve">=1</m:t>
+        </m:r>
+      </m:oMath>
+      <w:r>
+        <w:rPr>
+          <w:b w:val="0"/>
+          <w:i w:val="0"/>
+        </w:rPr>
+        <w:t xml:space="preserve">, </w:t>
+      </w:r>
+      <m:oMath>
+        <m:r>
+          <m:t xml:space="preserve">V=</m:t>
+        </m:r>
+        <m:f>
+          <m:num>
+            <m:sSub>
+              <m:e>
+                <m:r>
+                  <m:t xml:space="preserve">λ</m:t>
+                </m:r>
+              </m:e>
+              <m:sub>
+                <m:r>
+                  <m:t xml:space="preserve">c</m:t>
+                </m:r>
+              </m:sub>
+            </m:sSub>
+          </m:num>
+          <m:den>
+            <m:r>
+              <m:t xml:space="preserve">4</m:t>
+            </m:r>
+          </m:den>
+        </m:f>
+        <m:r>
+          <m:t xml:space="preserve">(</m:t>
+        </m:r>
+        <m:sSup>
+          <m:e>
+            <m:r>
+              <m:t xml:space="preserve">χ</m:t>
+            </m:r>
+          </m:e>
+          <m:sup>
+            <m:r>
+              <m:t xml:space="preserve">2</m:t>
+            </m:r>
+          </m:sup>
+        </m:sSup>
+        <m:r>
+          <m:t xml:space="preserve">−</m:t>
+        </m:r>
+        <m:sSup>
+          <m:e>
+            <m:r>
+              <m:t xml:space="preserve">w</m:t>
+            </m:r>
+          </m:e>
+          <m:sup>
+            <m:r>
+              <m:t xml:space="preserve">2</m:t>
+            </m:r>
+          </m:sup>
+        </m:sSup>
+        <m:sSup>
+          <m:e>
+            <m:r>
+              <m:t xml:space="preserve">)</m:t>
+            </m:r>
+          </m:e>
+          <m:sup>
+            <m:r>
+              <m:t xml:space="preserve">2</m:t>
+            </m:r>
+          </m:sup>
+        </m:sSup>
+      </m:oMath>
+      <w:r>
+        <w:rPr>
+          <w:b w:val="0"/>
+          <w:i w:val="0"/>
+        </w:rPr>
+        <w:t xml:space="preserve"> with </w:t>
+      </w:r>
+      <m:oMath>
+        <m:sSub>
+          <m:e>
+            <m:r>
+              <m:t xml:space="preserve">λ</m:t>
+            </m:r>
+          </m:e>
+          <m:sub>
+            <m:r>
+              <m:t xml:space="preserve">c</m:t>
+            </m:r>
+          </m:sub>
+        </m:sSub>
+        <m:sSup>
+          <m:e>
+            <m:r>
+              <m:t xml:space="preserve">w</m:t>
+            </m:r>
+          </m:e>
+          <m:sup>
+            <m:r>
+              <m:t xml:space="preserve">4</m:t>
+            </m:r>
+          </m:sup>
+        </m:sSup>
+        <m:r>
+          <m:t xml:space="preserve">/4=3</m:t>
+        </m:r>
+      </m:oMath>
+      <w:r>
+        <w:rPr>
+          <w:b w:val="0"/>
+          <w:i w:val="0"/>
+        </w:rPr>
+        <w:t xml:space="preserve">, </w:t>
+      </w:r>
+      <m:oMath>
+        <m:r>
+          <m:t xml:space="preserve">χ(</m:t>
+        </m:r>
+        <m:sSub>
+          <m:e>
+            <m:r>
+              <m:t xml:space="preserve">t</m:t>
+            </m:r>
+          </m:e>
+          <m:sub>
+            <m:r>
+              <m:t xml:space="preserve">0</m:t>
+            </m:r>
+          </m:sub>
+        </m:sSub>
+        <m:r>
+          <m:t xml:space="preserve">)=1</m:t>
+        </m:r>
+        <m:sSup>
+          <m:e>
+            <m:r>
+              <m:t xml:space="preserve">0</m:t>
+            </m:r>
+          </m:e>
+          <m:sup>
+            <m:r>
+              <m:t xml:space="preserve">−5</m:t>
+            </m:r>
+          </m:sup>
+        </m:sSup>
+        <m:r>
+          <m:t xml:space="preserve">w</m:t>
+        </m:r>
+      </m:oMath>
+      <w:r>
+        <w:rPr>
+          <w:b w:val="0"/>
+          <w:i w:val="0"/>
+        </w:rPr>
+        <w:t xml:space="preserve">, </w:t>
+      </w:r>
+      <m:oMath>
+        <m:r>
+          <m:t xml:space="preserve">Υ=0.7</m:t>
+        </m:r>
+        <m:rad>
+          <m:radPr>
+            <m:degHide m:val="1"/>
+          </m:radPr>
+          <m:deg/>
+          <m:e>
+            <m:r>
+              <m:t xml:space="preserve">2</m:t>
+            </m:r>
+            <m:sSub>
+              <m:e>
+                <m:r>
+                  <m:t xml:space="preserve">λ</m:t>
+                </m:r>
+              </m:e>
+              <m:sub>
+                <m:r>
+                  <m:t xml:space="preserve">c</m:t>
+                </m:r>
+              </m:sub>
+            </m:sSub>
+          </m:e>
+        </m:rad>
+        <m:r>
+          <m:rPr>
+            <m:sty m:val="p"/>
+          </m:rPr>
+          <m:t xml:space="preserve"> </m:t>
+        </m:r>
+        <m:r>
+          <m:t xml:space="preserve">w</m:t>
+        </m:r>
+      </m:oMath>
+      <w:r>
+        <w:rPr>
+          <w:b w:val="0"/>
+          <w:i w:val="0"/>
+        </w:rPr>
+        <w:t xml:space="preserve">, </w:t>
+      </w:r>
+      <m:oMath>
+        <m:sSub>
+          <m:e>
+            <m:r>
+              <m:t xml:space="preserve">t</m:t>
+            </m:r>
+          </m:e>
+          <m:sub>
+            <m:r>
+              <m:rPr>
+                <m:sty m:val="p"/>
+              </m:rPr>
+              <m:t xml:space="preserve">end</m:t>
+            </m:r>
+          </m:sub>
+        </m:sSub>
+        <m:r>
+          <m:t xml:space="preserve">=4000</m:t>
+        </m:r>
+      </m:oMath>
+      <w:r>
+        <w:rPr>
+          <w:b w:val="0"/>
+          <w:i w:val="0"/>
+        </w:rPr>
+        <w:t>. Part D: the chain uses the rate of Eq. (7) with the parent energy of each generation (</w:t>
+      </w:r>
+      <m:oMath>
+        <m:r>
+          <m:rPr>
+            <m:sty m:val="p"/>
+          </m:rPr>
+          <m:t xml:space="preserve">ln</m:t>
+        </m:r>
+        <m:r>
+          <m:t xml:space="preserve">(</m:t>
+        </m:r>
+        <m:sSubSup>
+          <m:e>
+            <m:r>
+              <m:t xml:space="preserve">M</m:t>
+            </m:r>
+          </m:e>
+          <m:sub>
+            <m:r>
+              <m:rPr>
+                <m:sty m:val="p"/>
+              </m:rPr>
+              <m:t xml:space="preserve">Pl</m:t>
+            </m:r>
+          </m:sub>
+          <m:sup>
+            <m:r>
+              <m:t xml:space="preserve">4</m:t>
+            </m:r>
+          </m:sup>
+        </m:sSubSup>
+        <m:r>
+          <m:t xml:space="preserve">/</m:t>
+        </m:r>
+        <m:sSub>
+          <m:e>
+            <m:r>
+              <m:t xml:space="preserve">V</m:t>
+            </m:r>
+          </m:e>
+          <m:sub>
+            <m:r>
+              <m:rPr>
+                <m:sty m:val="p"/>
+              </m:rPr>
+              <m:t xml:space="preserve">parent</m:t>
+            </m:r>
+          </m:sub>
+        </m:sSub>
+        <m:r>
+          <m:t xml:space="preserve">)</m:t>
+        </m:r>
+      </m:oMath>
+      <w:r>
+        <w:rPr>
+          <w:b w:val="0"/>
+          <w:i w:val="0"/>
+        </w:rPr>
+        <w:t xml:space="preserve">, </w:t>
+      </w:r>
+      <m:oMath>
+        <m:sSub>
+          <m:e>
+            <m:r>
+              <m:t xml:space="preserve">r</m:t>
+            </m:r>
+          </m:e>
+          <m:sub>
+            <m:r>
+              <m:t xml:space="preserve">L</m:t>
+            </m:r>
+          </m:sub>
+        </m:sSub>
+        <m:r>
+          <m:t xml:space="preserve">=</m:t>
+        </m:r>
+        <m:sSub>
+          <m:e>
+            <m:r>
+              <m:t xml:space="preserve">V</m:t>
+            </m:r>
+          </m:e>
+          <m:sub>
+            <m:r>
+              <m:rPr>
+                <m:sty m:val="p"/>
+              </m:rPr>
+              <m:t xml:space="preserve">parent</m:t>
+            </m:r>
+          </m:sub>
+        </m:sSub>
+        <m:r>
+          <m:t xml:space="preserve">/Δ</m:t>
+        </m:r>
+        <m:r>
+          <m:t xml:space="preserve">V</m:t>
+        </m:r>
+      </m:oMath>
+      <w:r>
+        <w:rPr>
+          <w:b w:val="0"/>
+          <w:i w:val="0"/>
+        </w:rPr>
+        <w:t xml:space="preserve">, </w:t>
+      </w:r>
+      <m:oMath>
+        <m:sSubSup>
+          <m:e>
+            <m:r>
+              <m:t xml:space="preserve">H</m:t>
+            </m:r>
+          </m:e>
+          <m:sub>
+            <m:r>
+              <m:t xml:space="preserve">2</m:t>
+            </m:r>
+          </m:sub>
+          <m:sup>
+            <m:r>
+              <m:t xml:space="preserve">2</m:t>
+            </m:r>
+          </m:sup>
+        </m:sSubSup>
+        <m:r>
+          <m:t xml:space="preserve">=Δ</m:t>
+        </m:r>
+        <m:sSub>
+          <m:e>
+            <m:r>
+              <m:t xml:space="preserve">V</m:t>
+            </m:r>
+          </m:e>
+          <m:sub>
+            <m:r>
+              <m:t xml:space="preserve">2</m:t>
+            </m:r>
+          </m:sub>
+        </m:sSub>
+        <m:r>
+          <m:t xml:space="preserve">/3</m:t>
+        </m:r>
+        <m:sSubSup>
+          <m:e>
+            <m:r>
+              <m:t xml:space="preserve">M</m:t>
+            </m:r>
+          </m:e>
+          <m:sub>
+            <m:r>
+              <m:rPr>
+                <m:sty m:val="p"/>
+              </m:rPr>
+              <m:t xml:space="preserve">Pl</m:t>
+            </m:r>
+          </m:sub>
+          <m:sup>
+            <m:r>
+              <m:t xml:space="preserve">2</m:t>
+            </m:r>
+          </m:sup>
+        </m:sSubSup>
+      </m:oMath>
+      <w:r>
+        <w:rPr>
+          <w:b w:val="0"/>
+          <w:i w:val="0"/>
+        </w:rPr>
+        <w:t xml:space="preserve">); the entropy per comoving curvature volume is </w:t>
+      </w:r>
+      <m:oMath>
+        <m:r>
+          <m:t xml:space="preserve">(2</m:t>
+        </m:r>
+        <m:sSup>
+          <m:e>
+            <m:r>
+              <m:t xml:space="preserve">π</m:t>
+            </m:r>
+          </m:e>
+          <m:sup>
+            <m:r>
+              <m:t xml:space="preserve">2</m:t>
+            </m:r>
+          </m:sup>
+        </m:sSup>
+        <m:r>
+          <m:t xml:space="preserve">/45)</m:t>
+        </m:r>
+        <m:sSub>
+          <m:e>
+            <m:r>
+              <m:t xml:space="preserve">g</m:t>
+            </m:r>
+          </m:e>
+          <m:sub>
+            <m:r>
+              <m:t xml:space="preserve">*</m:t>
+            </m:r>
+          </m:sub>
+        </m:sSub>
+        <m:r>
+          <m:t xml:space="preserve">(T/f</m:t>
+        </m:r>
+        <m:sSup>
+          <m:e>
+            <m:r>
+              <m:t xml:space="preserve">)</m:t>
+            </m:r>
+          </m:e>
+          <m:sup>
+            <m:r>
+              <m:t xml:space="preserve">3</m:t>
+            </m:r>
+          </m:sup>
+        </m:sSup>
+        <m:sSup>
+          <m:e>
+            <m:r>
+              <m:t xml:space="preserve">a</m:t>
+            </m:r>
+          </m:e>
+          <m:sup>
+            <m:r>
+              <m:t xml:space="preserve">3</m:t>
+            </m:r>
+          </m:sup>
+        </m:sSup>
+      </m:oMath>
+      <w:r>
+        <w:rPr>
+          <w:b w:val="0"/>
+          <w:i w:val="0"/>
+        </w:rPr>
+        <w:t xml:space="preserve"> and the bound for the wall volume is </w:t>
+      </w:r>
+      <m:oMath>
+        <m:r>
+          <m:t xml:space="preserve">8</m:t>
+        </m:r>
+        <m:sSup>
+          <m:e>
+            <m:r>
+              <m:t xml:space="preserve">π</m:t>
+            </m:r>
+          </m:e>
+          <m:sup>
+            <m:r>
+              <m:t xml:space="preserve">2</m:t>
+            </m:r>
+          </m:sup>
+        </m:sSup>
+        <m:sSubSup>
+          <m:e>
+            <m:r>
+              <m:t xml:space="preserve">M</m:t>
+            </m:r>
+          </m:e>
+          <m:sub>
+            <m:r>
+              <m:rPr>
+                <m:sty m:val="p"/>
+              </m:rPr>
+              <m:t xml:space="preserve">Pl</m:t>
+            </m:r>
+          </m:sub>
+          <m:sup>
+            <m:r>
+              <m:t xml:space="preserve">2</m:t>
+            </m:r>
+          </m:sup>
+        </m:sSubSup>
+        <m:sSubSup>
+          <m:e>
+            <m:r>
+              <m:t xml:space="preserve">R</m:t>
+            </m:r>
+          </m:e>
+          <m:sub>
+            <m:r>
+              <m:t xml:space="preserve">b</m:t>
+            </m:r>
+          </m:sub>
+          <m:sup>
+            <m:r>
+              <m:t xml:space="preserve">2</m:t>
+            </m:r>
+          </m:sup>
+        </m:sSubSup>
+      </m:oMath>
+      <w:r>
+        <w:rPr>
+          <w:b w:val="0"/>
+          <w:i w:val="0"/>
+        </w:rPr>
+        <w:t>.</w:t>
+      </w:r>
+    </w:p>
+    <w:p>
+      <w:pPr>
+        <w:keepNext/>
+      </w:pPr>
+      <w:r>
+        <w:rPr>
+          <w:b w:val="0"/>
+          <w:i/>
+          <w:sz w:val="19"/>
+        </w:rPr>
+        <w:t xml:space="preserve">Table S8. Single field (benchmark): maximum temperature in the simulation and in the closed form, their ratio, time of the maximum (units of </w:t>
+      </w:r>
+      <m:oMath>
+        <m:r>
+          <w:rPr>
+            <w:sz w:val="19"/>
+            <w:szCs w:val="19"/>
+          </w:rPr>
+          <m:t xml:space="preserve">1/f</m:t>
+        </m:r>
+      </m:oMath>
+      <w:r>
+        <w:rPr>
+          <w:b w:val="0"/>
+          <w:i/>
+          <w:sz w:val="19"/>
+        </w:rPr>
+        <w:t xml:space="preserve">), the envelope ratio </w:t>
+      </w:r>
+      <m:oMath>
+        <m:r>
+          <m:rPr>
+            <m:sty m:val="p"/>
+          </m:rPr>
+          <w:rPr>
+            <w:sz w:val="19"/>
+            <w:szCs w:val="19"/>
+          </w:rPr>
+          <m:t xml:space="preserve">max</m:t>
+        </m:r>
+        <m:r>
+          <w:rPr>
+            <w:sz w:val="19"/>
+            <w:szCs w:val="19"/>
+          </w:rPr>
+          <m:t xml:space="preserve">ρ(mt</m:t>
+        </m:r>
+        <m:sSup>
+          <m:e>
+            <m:r>
+              <w:rPr>
+                <w:sz w:val="19"/>
+                <w:szCs w:val="19"/>
+              </w:rPr>
+              <m:t xml:space="preserve">)</m:t>
+            </m:r>
+          </m:e>
+          <m:sup>
+            <m:r>
+              <w:rPr>
+                <w:sz w:val="19"/>
+                <w:szCs w:val="19"/>
+              </w:rPr>
+              <m:t xml:space="preserve">3</m:t>
+            </m:r>
+          </m:sup>
+        </m:sSup>
+        <m:r>
+          <w:rPr>
+            <w:sz w:val="19"/>
+            <w:szCs w:val="19"/>
+          </w:rPr>
+          <m:t xml:space="preserve">/</m:t>
+        </m:r>
+        <m:sSub>
+          <m:e>
+            <m:r>
+              <w:rPr>
+                <w:sz w:val="19"/>
+                <w:szCs w:val="19"/>
+              </w:rPr>
+              <m:t xml:space="preserve">E</m:t>
+            </m:r>
+          </m:e>
+          <m:sub>
+            <m:r>
+              <m:rPr>
+                <m:sty m:val="p"/>
+              </m:rPr>
+              <w:rPr>
+                <w:sz w:val="19"/>
+                <w:szCs w:val="19"/>
+              </w:rPr>
+              <m:t xml:space="preserve">rel</m:t>
+            </m:r>
+          </m:sub>
+        </m:sSub>
+      </m:oMath>
+      <w:r>
+        <w:rPr>
+          <w:b w:val="0"/>
+          <w:i/>
+          <w:sz w:val="19"/>
+        </w:rPr>
+        <w:t xml:space="preserve"> and the product </w:t>
+      </w:r>
+      <m:oMath>
+        <m:r>
+          <w:rPr>
+            <w:sz w:val="19"/>
+            <w:szCs w:val="19"/>
+          </w:rPr>
+          <m:t xml:space="preserve">Tt</m:t>
+        </m:r>
+      </m:oMath>
+      <w:r>
+        <w:rPr>
+          <w:b w:val="0"/>
+          <w:i/>
+          <w:sz w:val="19"/>
+        </w:rPr>
+        <w:t xml:space="preserve"> at the end.</w:t>
+      </w:r>
+    </w:p>
+    <w:tbl>
+      <w:tblPr>
+        <w:tblW w:type="auto" w:w="0"/>
+        <w:jc w:val="center"/>
+        <w:tblLook w:firstColumn="1" w:firstRow="1" w:lastColumn="0" w:lastRow="0" w:noHBand="0" w:noVBand="1" w:val="04A0"/>
+        <w:tblBorders>
+          <w:top w:val="single" w:sz="4" w:space="0" w:color="888888"/>
+          <w:left w:val="single" w:sz="4" w:space="0" w:color="888888"/>
+          <w:bottom w:val="single" w:sz="4" w:space="0" w:color="888888"/>
+          <w:right w:val="single" w:sz="4" w:space="0" w:color="888888"/>
+          <w:insideH w:val="single" w:sz="4" w:space="0" w:color="888888"/>
+          <w:insideV w:val="single" w:sz="4" w:space="0" w:color="888888"/>
+        </w:tblBorders>
+      </w:tblPr>
+      <w:tblGrid>
+        <w:gridCol w:w="1337"/>
+        <w:gridCol w:w="1337"/>
+        <w:gridCol w:w="1337"/>
+        <w:gridCol w:w="1337"/>
+        <w:gridCol w:w="1337"/>
+        <w:gridCol w:w="1337"/>
+        <w:gridCol w:w="1337"/>
+      </w:tblGrid>
+      <w:tr>
+        <w:tc>
+          <w:tcPr>
+            <w:tcW w:type="dxa" w:w="1337"/>
+            <w:shd w:val="clear" w:color="auto" w:fill="E4ECF3"/>
+          </w:tcPr>
+          <w:p>
+            <w:pPr>
+              <w:spacing w:after="20" w:line="240" w:lineRule="auto"/>
+            </w:pPr>
+            <w:r/>
+            <m:oMath>
+              <m:r>
+                <w:rPr>
+                  <w:sz w:val="17"/>
+                  <w:szCs w:val="17"/>
+                </w:rPr>
+                <m:t xml:space="preserve">γ/m</m:t>
+              </m:r>
+            </m:oMath>
+          </w:p>
+        </w:tc>
+        <w:tc>
+          <w:tcPr>
+            <w:tcW w:type="dxa" w:w="1337"/>
+            <w:shd w:val="clear" w:color="auto" w:fill="E4ECF3"/>
+          </w:tcPr>
+          <w:p>
+            <w:pPr>
+              <w:spacing w:after="20" w:line="240" w:lineRule="auto"/>
+            </w:pPr>
+            <w:r/>
+            <m:oMath>
+              <m:sSub>
+                <m:e>
+                  <m:r>
+                    <w:rPr>
+                      <w:sz w:val="17"/>
+                      <w:szCs w:val="17"/>
+                    </w:rPr>
+                    <m:t xml:space="preserve">T</m:t>
+                  </m:r>
+                </m:e>
+                <m:sub>
+                  <m:r>
+                    <m:rPr>
+                      <m:sty m:val="p"/>
+                    </m:rPr>
+                    <w:rPr>
+                      <w:sz w:val="17"/>
+                      <w:szCs w:val="17"/>
+                    </w:rPr>
+                    <m:t xml:space="preserve">max</m:t>
+                  </m:r>
+                </m:sub>
+              </m:sSub>
+            </m:oMath>
+            <w:r>
+              <w:rPr>
+                <w:b/>
+                <w:i w:val="0"/>
+                <w:sz w:val="17"/>
+              </w:rPr>
+              <w:t xml:space="preserve"> sim (meV)</w:t>
+            </w:r>
+          </w:p>
+        </w:tc>
+        <w:tc>
+          <w:tcPr>
+            <w:tcW w:type="dxa" w:w="1337"/>
+            <w:shd w:val="clear" w:color="auto" w:fill="E4ECF3"/>
+          </w:tcPr>
+          <w:p>
+            <w:pPr>
+              <w:spacing w:after="20" w:line="240" w:lineRule="auto"/>
+            </w:pPr>
+            <w:r/>
+            <w:r>
+              <w:rPr>
+                <w:b/>
+                <w:i w:val="0"/>
+                <w:sz w:val="17"/>
+              </w:rPr>
+              <w:t>closed form (meV)</w:t>
+            </w:r>
+          </w:p>
+        </w:tc>
+        <w:tc>
+          <w:tcPr>
+            <w:tcW w:type="dxa" w:w="1337"/>
+            <w:shd w:val="clear" w:color="auto" w:fill="E4ECF3"/>
+          </w:tcPr>
+          <w:p>
+            <w:pPr>
+              <w:spacing w:after="20" w:line="240" w:lineRule="auto"/>
+            </w:pPr>
+            <w:r/>
+            <w:r>
+              <w:rPr>
+                <w:b/>
+                <w:i w:val="0"/>
+                <w:sz w:val="17"/>
+              </w:rPr>
+              <w:t>ratio</w:t>
+            </w:r>
+          </w:p>
+        </w:tc>
+        <w:tc>
+          <w:tcPr>
+            <w:tcW w:type="dxa" w:w="1337"/>
+            <w:shd w:val="clear" w:color="auto" w:fill="E4ECF3"/>
+          </w:tcPr>
+          <w:p>
+            <w:pPr>
+              <w:spacing w:after="20" w:line="240" w:lineRule="auto"/>
+            </w:pPr>
+            <w:r/>
+            <m:oMath>
+              <m:sSub>
+                <m:e>
+                  <m:r>
+                    <w:rPr>
+                      <w:sz w:val="17"/>
+                      <w:szCs w:val="17"/>
+                    </w:rPr>
+                    <m:t xml:space="preserve">t</m:t>
+                  </m:r>
+                </m:e>
+                <m:sub>
+                  <m:r>
+                    <m:rPr>
+                      <m:sty m:val="p"/>
+                    </m:rPr>
+                    <w:rPr>
+                      <w:sz w:val="17"/>
+                      <w:szCs w:val="17"/>
+                    </w:rPr>
+                    <m:t xml:space="preserve">peak</m:t>
+                  </m:r>
+                </m:sub>
+              </m:sSub>
+            </m:oMath>
+          </w:p>
+        </w:tc>
+        <w:tc>
+          <w:tcPr>
+            <w:tcW w:type="dxa" w:w="1337"/>
+            <w:shd w:val="clear" w:color="auto" w:fill="E4ECF3"/>
+          </w:tcPr>
+          <w:p>
+            <w:pPr>
+              <w:spacing w:after="20" w:line="240" w:lineRule="auto"/>
+            </w:pPr>
+            <w:r/>
+            <w:r>
+              <w:rPr>
+                <w:b/>
+                <w:i w:val="0"/>
+                <w:sz w:val="17"/>
+              </w:rPr>
+              <w:t>envelope</w:t>
+            </w:r>
+          </w:p>
+        </w:tc>
+        <w:tc>
+          <w:tcPr>
+            <w:tcW w:type="dxa" w:w="1337"/>
+            <w:shd w:val="clear" w:color="auto" w:fill="E4ECF3"/>
+          </w:tcPr>
+          <w:p>
+            <w:pPr>
+              <w:spacing w:after="20" w:line="240" w:lineRule="auto"/>
+            </w:pPr>
+            <w:r/>
+            <m:oMath>
+              <m:r>
+                <w:rPr>
+                  <w:sz w:val="17"/>
+                  <w:szCs w:val="17"/>
+                </w:rPr>
+                <m:t xml:space="preserve">Tt</m:t>
+              </m:r>
+            </m:oMath>
+          </w:p>
+        </w:tc>
+      </w:tr>
+      <w:tr>
+        <w:tc>
+          <w:tcPr>
+            <w:tcW w:type="dxa" w:w="1337"/>
+          </w:tcPr>
+          <w:p>
+            <w:pPr>
+              <w:spacing w:after="20" w:line="240" w:lineRule="auto"/>
+            </w:pPr>
+            <w:r/>
+            <w:r>
+              <w:rPr>
+                <w:b w:val="0"/>
+                <w:i w:val="0"/>
+                <w:sz w:val="17"/>
+              </w:rPr>
+              <w:t>1e+00</w:t>
+            </w:r>
+          </w:p>
+        </w:tc>
+        <w:tc>
+          <w:tcPr>
+            <w:tcW w:type="dxa" w:w="1337"/>
+          </w:tcPr>
+          <w:p>
+            <w:pPr>
+              <w:spacing w:after="20" w:line="240" w:lineRule="auto"/>
+            </w:pPr>
+            <w:r/>
+            <w:r>
+              <w:rPr>
+                <w:b w:val="0"/>
+                <w:i w:val="0"/>
+                <w:sz w:val="17"/>
+              </w:rPr>
+              <w:t>0.4258</w:t>
+            </w:r>
+          </w:p>
+        </w:tc>
+        <w:tc>
+          <w:tcPr>
+            <w:tcW w:type="dxa" w:w="1337"/>
+          </w:tcPr>
+          <w:p>
+            <w:pPr>
+              <w:spacing w:after="20" w:line="240" w:lineRule="auto"/>
+            </w:pPr>
+            <w:r/>
+            <w:r>
+              <w:rPr>
+                <w:b w:val="0"/>
+                <w:i w:val="0"/>
+                <w:sz w:val="17"/>
+              </w:rPr>
+              <w:t>0.4558</w:t>
+            </w:r>
+          </w:p>
+        </w:tc>
+        <w:tc>
+          <w:tcPr>
+            <w:tcW w:type="dxa" w:w="1337"/>
+          </w:tcPr>
+          <w:p>
+            <w:pPr>
+              <w:spacing w:after="20" w:line="240" w:lineRule="auto"/>
+            </w:pPr>
+            <w:r/>
+            <w:r>
+              <w:rPr>
+                <w:b w:val="0"/>
+                <w:i w:val="0"/>
+                <w:sz w:val="17"/>
+              </w:rPr>
+              <w:t>0.934</w:t>
+            </w:r>
+          </w:p>
+        </w:tc>
+        <w:tc>
+          <w:tcPr>
+            <w:tcW w:type="dxa" w:w="1337"/>
+          </w:tcPr>
+          <w:p>
+            <w:pPr>
+              <w:spacing w:after="20" w:line="240" w:lineRule="auto"/>
+            </w:pPr>
+            <w:r/>
+            <w:r>
+              <w:rPr>
+                <w:b w:val="0"/>
+                <w:i w:val="0"/>
+                <w:sz w:val="17"/>
+              </w:rPr>
+              <w:t>2.98</w:t>
+            </w:r>
+          </w:p>
+        </w:tc>
+        <w:tc>
+          <w:tcPr>
+            <w:tcW w:type="dxa" w:w="1337"/>
+          </w:tcPr>
+          <w:p>
+            <w:pPr>
+              <w:spacing w:after="20" w:line="240" w:lineRule="auto"/>
+            </w:pPr>
+            <w:r/>
+            <w:r>
+              <w:rPr>
+                <w:b w:val="0"/>
+                <w:i w:val="0"/>
+                <w:sz w:val="17"/>
+              </w:rPr>
+              <w:t>10.76</w:t>
+            </w:r>
+          </w:p>
+        </w:tc>
+        <w:tc>
+          <w:tcPr>
+            <w:tcW w:type="dxa" w:w="1337"/>
+          </w:tcPr>
+          <w:p>
+            <w:pPr>
+              <w:spacing w:after="20" w:line="240" w:lineRule="auto"/>
+            </w:pPr>
+            <w:r/>
+            <w:r>
+              <w:rPr>
+                <w:b w:val="0"/>
+                <w:i w:val="0"/>
+                <w:sz w:val="17"/>
+              </w:rPr>
+              <w:t>0.59</w:t>
+            </w:r>
+          </w:p>
+        </w:tc>
+      </w:tr>
+      <w:tr>
+        <w:tc>
+          <w:tcPr>
+            <w:tcW w:type="dxa" w:w="1337"/>
+          </w:tcPr>
+          <w:p>
+            <w:pPr>
+              <w:spacing w:after="20" w:line="240" w:lineRule="auto"/>
+            </w:pPr>
+            <w:r/>
+            <w:r>
+              <w:rPr>
+                <w:b w:val="0"/>
+                <w:i w:val="0"/>
+                <w:sz w:val="17"/>
+              </w:rPr>
+              <w:t>1e-01</w:t>
+            </w:r>
+          </w:p>
+        </w:tc>
+        <w:tc>
+          <w:tcPr>
+            <w:tcW w:type="dxa" w:w="1337"/>
+          </w:tcPr>
+          <w:p>
+            <w:pPr>
+              <w:spacing w:after="20" w:line="240" w:lineRule="auto"/>
+            </w:pPr>
+            <w:r/>
+            <w:r>
+              <w:rPr>
+                <w:b w:val="0"/>
+                <w:i w:val="0"/>
+                <w:sz w:val="17"/>
+              </w:rPr>
+              <w:t>0.2782</w:t>
+            </w:r>
+          </w:p>
+        </w:tc>
+        <w:tc>
+          <w:tcPr>
+            <w:tcW w:type="dxa" w:w="1337"/>
+          </w:tcPr>
+          <w:p>
+            <w:pPr>
+              <w:spacing w:after="20" w:line="240" w:lineRule="auto"/>
+            </w:pPr>
+            <w:r/>
+            <w:r>
+              <w:rPr>
+                <w:b w:val="0"/>
+                <w:i w:val="0"/>
+                <w:sz w:val="17"/>
+              </w:rPr>
+              <w:t>0.2670</w:t>
+            </w:r>
+          </w:p>
+        </w:tc>
+        <w:tc>
+          <w:tcPr>
+            <w:tcW w:type="dxa" w:w="1337"/>
+          </w:tcPr>
+          <w:p>
+            <w:pPr>
+              <w:spacing w:after="20" w:line="240" w:lineRule="auto"/>
+            </w:pPr>
+            <w:r/>
+            <w:r>
+              <w:rPr>
+                <w:b w:val="0"/>
+                <w:i w:val="0"/>
+                <w:sz w:val="17"/>
+              </w:rPr>
+              <w:t>1.042</w:t>
+            </w:r>
+          </w:p>
+        </w:tc>
+        <w:tc>
+          <w:tcPr>
+            <w:tcW w:type="dxa" w:w="1337"/>
+          </w:tcPr>
+          <w:p>
+            <w:pPr>
+              <w:spacing w:after="20" w:line="240" w:lineRule="auto"/>
+            </w:pPr>
+            <w:r/>
+            <w:r>
+              <w:rPr>
+                <w:b w:val="0"/>
+                <w:i w:val="0"/>
+                <w:sz w:val="17"/>
+              </w:rPr>
+              <w:t>2.87</w:t>
+            </w:r>
+          </w:p>
+        </w:tc>
+        <w:tc>
+          <w:tcPr>
+            <w:tcW w:type="dxa" w:w="1337"/>
+          </w:tcPr>
+          <w:p>
+            <w:pPr>
+              <w:spacing w:after="20" w:line="240" w:lineRule="auto"/>
+            </w:pPr>
+            <w:r/>
+            <w:r>
+              <w:rPr>
+                <w:b w:val="0"/>
+                <w:i w:val="0"/>
+                <w:sz w:val="17"/>
+              </w:rPr>
+              <w:t>5.70</w:t>
+            </w:r>
+          </w:p>
+        </w:tc>
+        <w:tc>
+          <w:tcPr>
+            <w:tcW w:type="dxa" w:w="1337"/>
+          </w:tcPr>
+          <w:p>
+            <w:pPr>
+              <w:spacing w:after="20" w:line="240" w:lineRule="auto"/>
+            </w:pPr>
+            <w:r/>
+            <w:r>
+              <w:rPr>
+                <w:b w:val="0"/>
+                <w:i w:val="0"/>
+                <w:sz w:val="17"/>
+              </w:rPr>
+              <w:t>0.56</w:t>
+            </w:r>
+          </w:p>
+        </w:tc>
+      </w:tr>
+      <w:tr>
+        <w:tc>
+          <w:tcPr>
+            <w:tcW w:type="dxa" w:w="1337"/>
+          </w:tcPr>
+          <w:p>
+            <w:pPr>
+              <w:spacing w:after="20" w:line="240" w:lineRule="auto"/>
+            </w:pPr>
+            <w:r/>
+            <w:r>
+              <w:rPr>
+                <w:b w:val="0"/>
+                <w:i w:val="0"/>
+                <w:sz w:val="17"/>
+              </w:rPr>
+              <w:t>1e-02</w:t>
+            </w:r>
+          </w:p>
+        </w:tc>
+        <w:tc>
+          <w:tcPr>
+            <w:tcW w:type="dxa" w:w="1337"/>
+          </w:tcPr>
+          <w:p>
+            <w:pPr>
+              <w:spacing w:after="20" w:line="240" w:lineRule="auto"/>
+            </w:pPr>
+            <w:r/>
+            <w:r>
+              <w:rPr>
+                <w:b w:val="0"/>
+                <w:i w:val="0"/>
+                <w:sz w:val="17"/>
+              </w:rPr>
+              <w:t>0.1593</w:t>
+            </w:r>
+          </w:p>
+        </w:tc>
+        <w:tc>
+          <w:tcPr>
+            <w:tcW w:type="dxa" w:w="1337"/>
+          </w:tcPr>
+          <w:p>
+            <w:pPr>
+              <w:spacing w:after="20" w:line="240" w:lineRule="auto"/>
+            </w:pPr>
+            <w:r/>
+            <w:r>
+              <w:rPr>
+                <w:b w:val="0"/>
+                <w:i w:val="0"/>
+                <w:sz w:val="17"/>
+              </w:rPr>
+              <w:t>0.1509</w:t>
+            </w:r>
+          </w:p>
+        </w:tc>
+        <w:tc>
+          <w:tcPr>
+            <w:tcW w:type="dxa" w:w="1337"/>
+          </w:tcPr>
+          <w:p>
+            <w:pPr>
+              <w:spacing w:after="20" w:line="240" w:lineRule="auto"/>
+            </w:pPr>
+            <w:r/>
+            <w:r>
+              <w:rPr>
+                <w:b w:val="0"/>
+                <w:i w:val="0"/>
+                <w:sz w:val="17"/>
+              </w:rPr>
+              <w:t>1.056</w:t>
+            </w:r>
+          </w:p>
+        </w:tc>
+        <w:tc>
+          <w:tcPr>
+            <w:tcW w:type="dxa" w:w="1337"/>
+          </w:tcPr>
+          <w:p>
+            <w:pPr>
+              <w:spacing w:after="20" w:line="240" w:lineRule="auto"/>
+            </w:pPr>
+            <w:r/>
+            <w:r>
+              <w:rPr>
+                <w:b w:val="0"/>
+                <w:i w:val="0"/>
+                <w:sz w:val="17"/>
+              </w:rPr>
+              <w:t>2.87</w:t>
+            </w:r>
+          </w:p>
+        </w:tc>
+        <w:tc>
+          <w:tcPr>
+            <w:tcW w:type="dxa" w:w="1337"/>
+          </w:tcPr>
+          <w:p>
+            <w:pPr>
+              <w:spacing w:after="20" w:line="240" w:lineRule="auto"/>
+            </w:pPr>
+            <w:r/>
+            <w:r>
+              <w:rPr>
+                <w:b w:val="0"/>
+                <w:i w:val="0"/>
+                <w:sz w:val="17"/>
+              </w:rPr>
+              <w:t>5.37</w:t>
+            </w:r>
+          </w:p>
+        </w:tc>
+        <w:tc>
+          <w:tcPr>
+            <w:tcW w:type="dxa" w:w="1337"/>
+          </w:tcPr>
+          <w:p>
+            <w:pPr>
+              <w:spacing w:after="20" w:line="240" w:lineRule="auto"/>
+            </w:pPr>
+            <w:r/>
+            <w:r>
+              <w:rPr>
+                <w:b w:val="0"/>
+                <w:i w:val="0"/>
+                <w:sz w:val="17"/>
+              </w:rPr>
+              <w:t>0.94</w:t>
+            </w:r>
+          </w:p>
+        </w:tc>
+      </w:tr>
+      <w:tr>
+        <w:tc>
+          <w:tcPr>
+            <w:tcW w:type="dxa" w:w="1337"/>
+          </w:tcPr>
+          <w:p>
+            <w:pPr>
+              <w:spacing w:after="20" w:line="240" w:lineRule="auto"/>
+            </w:pPr>
+            <w:r/>
+            <w:r>
+              <w:rPr>
+                <w:b w:val="0"/>
+                <w:i w:val="0"/>
+                <w:sz w:val="17"/>
+              </w:rPr>
+              <w:t>1e-03</w:t>
+            </w:r>
+          </w:p>
+        </w:tc>
+        <w:tc>
+          <w:tcPr>
+            <w:tcW w:type="dxa" w:w="1337"/>
+          </w:tcPr>
+          <w:p>
+            <w:pPr>
+              <w:spacing w:after="20" w:line="240" w:lineRule="auto"/>
+            </w:pPr>
+            <w:r/>
+            <w:r>
+              <w:rPr>
+                <w:b w:val="0"/>
+                <w:i w:val="0"/>
+                <w:sz w:val="17"/>
+              </w:rPr>
+              <w:t>0.0898</w:t>
+            </w:r>
+          </w:p>
+        </w:tc>
+        <w:tc>
+          <w:tcPr>
+            <w:tcW w:type="dxa" w:w="1337"/>
+          </w:tcPr>
+          <w:p>
+            <w:pPr>
+              <w:spacing w:after="20" w:line="240" w:lineRule="auto"/>
+            </w:pPr>
+            <w:r/>
+            <w:r>
+              <w:rPr>
+                <w:b w:val="0"/>
+                <w:i w:val="0"/>
+                <w:sz w:val="17"/>
+              </w:rPr>
+              <w:t>0.0849</w:t>
+            </w:r>
+          </w:p>
+        </w:tc>
+        <w:tc>
+          <w:tcPr>
+            <w:tcW w:type="dxa" w:w="1337"/>
+          </w:tcPr>
+          <w:p>
+            <w:pPr>
+              <w:spacing w:after="20" w:line="240" w:lineRule="auto"/>
+            </w:pPr>
+            <w:r/>
+            <w:r>
+              <w:rPr>
+                <w:b w:val="0"/>
+                <w:i w:val="0"/>
+                <w:sz w:val="17"/>
+              </w:rPr>
+              <w:t>1.057</w:t>
+            </w:r>
+          </w:p>
+        </w:tc>
+        <w:tc>
+          <w:tcPr>
+            <w:tcW w:type="dxa" w:w="1337"/>
+          </w:tcPr>
+          <w:p>
+            <w:pPr>
+              <w:spacing w:after="20" w:line="240" w:lineRule="auto"/>
+            </w:pPr>
+            <w:r/>
+            <w:r>
+              <w:rPr>
+                <w:b w:val="0"/>
+                <w:i w:val="0"/>
+                <w:sz w:val="17"/>
+              </w:rPr>
+              <w:t>2.87</w:t>
+            </w:r>
+          </w:p>
+        </w:tc>
+        <w:tc>
+          <w:tcPr>
+            <w:tcW w:type="dxa" w:w="1337"/>
+          </w:tcPr>
+          <w:p>
+            <w:pPr>
+              <w:spacing w:after="20" w:line="240" w:lineRule="auto"/>
+            </w:pPr>
+            <w:r/>
+            <w:r>
+              <w:rPr>
+                <w:b w:val="0"/>
+                <w:i w:val="0"/>
+                <w:sz w:val="17"/>
+              </w:rPr>
+              <w:t>5.33</w:t>
+            </w:r>
+          </w:p>
+        </w:tc>
+        <w:tc>
+          <w:tcPr>
+            <w:tcW w:type="dxa" w:w="1337"/>
+          </w:tcPr>
+          <w:p>
+            <w:pPr>
+              <w:spacing w:after="20" w:line="240" w:lineRule="auto"/>
+            </w:pPr>
+            <w:r/>
+            <w:r>
+              <w:rPr>
+                <w:b w:val="0"/>
+                <w:i w:val="0"/>
+                <w:sz w:val="17"/>
+              </w:rPr>
+              <w:t>1.66</w:t>
+            </w:r>
+          </w:p>
+        </w:tc>
+      </w:tr>
+    </w:tbl>
+    <w:p>
+      <w:pPr>
+        <w:spacing w:after="40"/>
+      </w:pPr>
+    </w:p>
+    <w:p>
+      <w:pPr>
+        <w:keepNext/>
+      </w:pPr>
+      <w:r>
+        <w:rPr>
+          <w:b w:val="0"/>
+          <w:i/>
+          <w:sz w:val="19"/>
+        </w:rPr>
+        <w:t xml:space="preserve">Table S9. Gravity scan of the single-field interior: maximum curvature parameter </w:t>
+      </w:r>
+      <m:oMath>
+        <m:r>
+          <w:rPr>
+            <w:sz w:val="19"/>
+            <w:szCs w:val="19"/>
+          </w:rPr>
+          <m:t xml:space="preserve">Y=g</m:t>
+        </m:r>
+        <m:sSup>
+          <m:e>
+            <m:r>
+              <w:rPr>
+                <w:sz w:val="19"/>
+                <w:szCs w:val="19"/>
+              </w:rPr>
+              <m:t xml:space="preserve">a</m:t>
+            </m:r>
+          </m:e>
+          <m:sup>
+            <m:r>
+              <w:rPr>
+                <w:sz w:val="19"/>
+                <w:szCs w:val="19"/>
+              </w:rPr>
+              <m:t xml:space="preserve">2</m:t>
+            </m:r>
+          </m:sup>
+        </m:sSup>
+        <m:r>
+          <w:rPr>
+            <w:sz w:val="19"/>
+            <w:szCs w:val="19"/>
+          </w:rPr>
+          <m:t xml:space="preserve">ρ/3</m:t>
+        </m:r>
+      </m:oMath>
+      <w:r>
+        <w:rPr>
+          <w:b w:val="0"/>
+          <w:i/>
+          <w:sz w:val="19"/>
+        </w:rPr>
+        <w:t>, whether a flat-like radiation epoch occurs, and the constraint residual.</w:t>
+      </w:r>
+    </w:p>
+    <w:tbl>
+      <w:tblPr>
+        <w:tblW w:type="auto" w:w="0"/>
+        <w:jc w:val="center"/>
+        <w:tblLook w:firstColumn="1" w:firstRow="1" w:lastColumn="0" w:lastRow="0" w:noHBand="0" w:noVBand="1" w:val="04A0"/>
+        <w:tblBorders>
+          <w:top w:val="single" w:sz="4" w:space="0" w:color="888888"/>
+          <w:left w:val="single" w:sz="4" w:space="0" w:color="888888"/>
+          <w:bottom w:val="single" w:sz="4" w:space="0" w:color="888888"/>
+          <w:right w:val="single" w:sz="4" w:space="0" w:color="888888"/>
+          <w:insideH w:val="single" w:sz="4" w:space="0" w:color="888888"/>
+          <w:insideV w:val="single" w:sz="4" w:space="0" w:color="888888"/>
+        </w:tblBorders>
+      </w:tblPr>
+      <w:tblGrid>
+        <w:gridCol w:w="2340"/>
+        <w:gridCol w:w="2340"/>
+        <w:gridCol w:w="2340"/>
+        <w:gridCol w:w="2340"/>
+      </w:tblGrid>
+      <w:tr>
+        <w:tc>
+          <w:tcPr>
+            <w:tcW w:type="dxa" w:w="2340"/>
+            <w:shd w:val="clear" w:color="auto" w:fill="E4ECF3"/>
+          </w:tcPr>
+          <w:p>
+            <w:pPr>
+              <w:spacing w:after="20" w:line="240" w:lineRule="auto"/>
+            </w:pPr>
+            <w:r/>
+            <m:oMath>
+              <m:sSub>
+                <m:e>
+                  <m:r>
+                    <m:rPr>
+                      <m:sty m:val="p"/>
+                    </m:rPr>
+                    <w:rPr>
+                      <w:sz w:val="17"/>
+                      <w:szCs w:val="17"/>
+                    </w:rPr>
+                    <m:t xml:space="preserve">log</m:t>
+                  </m:r>
+                </m:e>
+                <m:sub>
+                  <m:r>
+                    <w:rPr>
+                      <w:sz w:val="17"/>
+                      <w:szCs w:val="17"/>
+                    </w:rPr>
+                    <m:t xml:space="preserve">10</m:t>
+                  </m:r>
+                </m:sub>
+              </m:sSub>
+              <m:r>
+                <w:rPr>
+                  <w:sz w:val="17"/>
+                  <w:szCs w:val="17"/>
+                </w:rPr>
+                <m:t xml:space="preserve">g</m:t>
+              </m:r>
+            </m:oMath>
+          </w:p>
+        </w:tc>
+        <w:tc>
+          <w:tcPr>
+            <w:tcW w:type="dxa" w:w="2340"/>
+            <w:shd w:val="clear" w:color="auto" w:fill="E4ECF3"/>
+          </w:tcPr>
+          <w:p>
+            <w:pPr>
+              <w:spacing w:after="20" w:line="240" w:lineRule="auto"/>
+            </w:pPr>
+            <w:r/>
+            <m:oMath>
+              <m:sSub>
+                <m:e>
+                  <m:r>
+                    <w:rPr>
+                      <w:sz w:val="17"/>
+                      <w:szCs w:val="17"/>
+                    </w:rPr>
+                    <m:t xml:space="preserve">Y</m:t>
+                  </m:r>
+                </m:e>
+                <m:sub>
+                  <m:r>
+                    <m:rPr>
+                      <m:sty m:val="p"/>
+                    </m:rPr>
+                    <w:rPr>
+                      <w:sz w:val="17"/>
+                      <w:szCs w:val="17"/>
+                    </w:rPr>
+                    <m:t xml:space="preserve">max</m:t>
+                  </m:r>
+                </m:sub>
+              </m:sSub>
+            </m:oMath>
+          </w:p>
+        </w:tc>
+        <w:tc>
+          <w:tcPr>
+            <w:tcW w:type="dxa" w:w="2340"/>
+            <w:shd w:val="clear" w:color="auto" w:fill="E4ECF3"/>
+          </w:tcPr>
+          <w:p>
+            <w:pPr>
+              <w:spacing w:after="20" w:line="240" w:lineRule="auto"/>
+            </w:pPr>
+            <w:r/>
+            <w:r>
+              <w:rPr>
+                <w:b/>
+                <w:i w:val="0"/>
+                <w:sz w:val="17"/>
+              </w:rPr>
+              <w:t>flat-like epoch</w:t>
+            </w:r>
+          </w:p>
+        </w:tc>
+        <w:tc>
+          <w:tcPr>
+            <w:tcW w:type="dxa" w:w="2340"/>
+            <w:shd w:val="clear" w:color="auto" w:fill="E4ECF3"/>
+          </w:tcPr>
+          <w:p>
+            <w:pPr>
+              <w:spacing w:after="20" w:line="240" w:lineRule="auto"/>
+            </w:pPr>
+            <w:r/>
+            <w:r>
+              <w:rPr>
+                <w:b/>
+                <w:i w:val="0"/>
+                <w:sz w:val="17"/>
+              </w:rPr>
+              <w:t>residual</w:t>
+            </w:r>
+          </w:p>
+        </w:tc>
+      </w:tr>
+      <w:tr>
+        <w:tc>
+          <w:tcPr>
+            <w:tcW w:type="dxa" w:w="2340"/>
+          </w:tcPr>
+          <w:p>
+            <w:pPr>
+              <w:spacing w:after="20" w:line="240" w:lineRule="auto"/>
+            </w:pPr>
+            <w:r/>
+            <w:r>
+              <w:rPr>
+                <w:b w:val="0"/>
+                <w:i w:val="0"/>
+                <w:sz w:val="17"/>
+              </w:rPr>
+              <w:t>-60</w:t>
+            </w:r>
+          </w:p>
+        </w:tc>
+        <w:tc>
+          <w:tcPr>
+            <w:tcW w:type="dxa" w:w="2340"/>
+          </w:tcPr>
+          <w:p>
+            <w:pPr>
+              <w:spacing w:after="20" w:line="240" w:lineRule="auto"/>
+            </w:pPr>
+            <w:r/>
+            <w:r>
+              <w:rPr>
+                <w:b w:val="0"/>
+                <w:i w:val="0"/>
+                <w:sz w:val="17"/>
+              </w:rPr>
+              <w:t>3.85e-63</w:t>
+            </w:r>
+          </w:p>
+        </w:tc>
+        <w:tc>
+          <w:tcPr>
+            <w:tcW w:type="dxa" w:w="2340"/>
+          </w:tcPr>
+          <w:p>
+            <w:pPr>
+              <w:spacing w:after="20" w:line="240" w:lineRule="auto"/>
+            </w:pPr>
+            <w:r/>
+            <w:r>
+              <w:rPr>
+                <w:b w:val="0"/>
+                <w:i w:val="0"/>
+                <w:sz w:val="17"/>
+              </w:rPr>
+              <w:t>False</w:t>
+            </w:r>
+          </w:p>
+        </w:tc>
+        <w:tc>
+          <w:tcPr>
+            <w:tcW w:type="dxa" w:w="2340"/>
+          </w:tcPr>
+          <w:p>
+            <w:pPr>
+              <w:spacing w:after="20" w:line="240" w:lineRule="auto"/>
+            </w:pPr>
+            <w:r/>
+            <w:r>
+              <w:rPr>
+                <w:b w:val="0"/>
+                <w:i w:val="0"/>
+                <w:sz w:val="17"/>
+              </w:rPr>
+              <w:t>1.9e-63</w:t>
+            </w:r>
+          </w:p>
+        </w:tc>
+      </w:tr>
+      <w:tr>
+        <w:tc>
+          <w:tcPr>
+            <w:tcW w:type="dxa" w:w="2340"/>
+          </w:tcPr>
+          <w:p>
+            <w:pPr>
+              <w:spacing w:after="20" w:line="240" w:lineRule="auto"/>
+            </w:pPr>
+            <w:r/>
+            <w:r>
+              <w:rPr>
+                <w:b w:val="0"/>
+                <w:i w:val="0"/>
+                <w:sz w:val="17"/>
+              </w:rPr>
+              <w:t>-40</w:t>
+            </w:r>
+          </w:p>
+        </w:tc>
+        <w:tc>
+          <w:tcPr>
+            <w:tcW w:type="dxa" w:w="2340"/>
+          </w:tcPr>
+          <w:p>
+            <w:pPr>
+              <w:spacing w:after="20" w:line="240" w:lineRule="auto"/>
+            </w:pPr>
+            <w:r/>
+            <w:r>
+              <w:rPr>
+                <w:b w:val="0"/>
+                <w:i w:val="0"/>
+                <w:sz w:val="17"/>
+              </w:rPr>
+              <w:t>3.85e-43</w:t>
+            </w:r>
+          </w:p>
+        </w:tc>
+        <w:tc>
+          <w:tcPr>
+            <w:tcW w:type="dxa" w:w="2340"/>
+          </w:tcPr>
+          <w:p>
+            <w:pPr>
+              <w:spacing w:after="20" w:line="240" w:lineRule="auto"/>
+            </w:pPr>
+            <w:r/>
+            <w:r>
+              <w:rPr>
+                <w:b w:val="0"/>
+                <w:i w:val="0"/>
+                <w:sz w:val="17"/>
+              </w:rPr>
+              <w:t>False</w:t>
+            </w:r>
+          </w:p>
+        </w:tc>
+        <w:tc>
+          <w:tcPr>
+            <w:tcW w:type="dxa" w:w="2340"/>
+          </w:tcPr>
+          <w:p>
+            <w:pPr>
+              <w:spacing w:after="20" w:line="240" w:lineRule="auto"/>
+            </w:pPr>
+            <w:r/>
+            <w:r>
+              <w:rPr>
+                <w:b w:val="0"/>
+                <w:i w:val="0"/>
+                <w:sz w:val="17"/>
+              </w:rPr>
+              <w:t>1.9e-43</w:t>
+            </w:r>
+          </w:p>
+        </w:tc>
+      </w:tr>
+      <w:tr>
+        <w:tc>
+          <w:tcPr>
+            <w:tcW w:type="dxa" w:w="2340"/>
+          </w:tcPr>
+          <w:p>
+            <w:pPr>
+              <w:spacing w:after="20" w:line="240" w:lineRule="auto"/>
+            </w:pPr>
+            <w:r/>
+            <w:r>
+              <w:rPr>
+                <w:b w:val="0"/>
+                <w:i w:val="0"/>
+                <w:sz w:val="17"/>
+              </w:rPr>
+              <w:t>-20</w:t>
+            </w:r>
+          </w:p>
+        </w:tc>
+        <w:tc>
+          <w:tcPr>
+            <w:tcW w:type="dxa" w:w="2340"/>
+          </w:tcPr>
+          <w:p>
+            <w:pPr>
+              <w:spacing w:after="20" w:line="240" w:lineRule="auto"/>
+            </w:pPr>
+            <w:r/>
+            <w:r>
+              <w:rPr>
+                <w:b w:val="0"/>
+                <w:i w:val="0"/>
+                <w:sz w:val="17"/>
+              </w:rPr>
+              <w:t>3.85e-23</w:t>
+            </w:r>
+          </w:p>
+        </w:tc>
+        <w:tc>
+          <w:tcPr>
+            <w:tcW w:type="dxa" w:w="2340"/>
+          </w:tcPr>
+          <w:p>
+            <w:pPr>
+              <w:spacing w:after="20" w:line="240" w:lineRule="auto"/>
+            </w:pPr>
+            <w:r/>
+            <w:r>
+              <w:rPr>
+                <w:b w:val="0"/>
+                <w:i w:val="0"/>
+                <w:sz w:val="17"/>
+              </w:rPr>
+              <w:t>False</w:t>
+            </w:r>
+          </w:p>
+        </w:tc>
+        <w:tc>
+          <w:tcPr>
+            <w:tcW w:type="dxa" w:w="2340"/>
+          </w:tcPr>
+          <w:p>
+            <w:pPr>
+              <w:spacing w:after="20" w:line="240" w:lineRule="auto"/>
+            </w:pPr>
+            <w:r/>
+            <w:r>
+              <w:rPr>
+                <w:b w:val="0"/>
+                <w:i w:val="0"/>
+                <w:sz w:val="17"/>
+              </w:rPr>
+              <w:t>1.9e-23</w:t>
+            </w:r>
+          </w:p>
+        </w:tc>
+      </w:tr>
+      <w:tr>
+        <w:tc>
+          <w:tcPr>
+            <w:tcW w:type="dxa" w:w="2340"/>
+          </w:tcPr>
+          <w:p>
+            <w:pPr>
+              <w:spacing w:after="20" w:line="240" w:lineRule="auto"/>
+            </w:pPr>
+            <w:r/>
+            <w:r>
+              <w:rPr>
+                <w:b w:val="0"/>
+                <w:i w:val="0"/>
+                <w:sz w:val="17"/>
+              </w:rPr>
+              <w:t>-10</w:t>
+            </w:r>
+          </w:p>
+        </w:tc>
+        <w:tc>
+          <w:tcPr>
+            <w:tcW w:type="dxa" w:w="2340"/>
+          </w:tcPr>
+          <w:p>
+            <w:pPr>
+              <w:spacing w:after="20" w:line="240" w:lineRule="auto"/>
+            </w:pPr>
+            <w:r/>
+            <w:r>
+              <w:rPr>
+                <w:b w:val="0"/>
+                <w:i w:val="0"/>
+                <w:sz w:val="17"/>
+              </w:rPr>
+              <w:t>3.85e-13</w:t>
+            </w:r>
+          </w:p>
+        </w:tc>
+        <w:tc>
+          <w:tcPr>
+            <w:tcW w:type="dxa" w:w="2340"/>
+          </w:tcPr>
+          <w:p>
+            <w:pPr>
+              <w:spacing w:after="20" w:line="240" w:lineRule="auto"/>
+            </w:pPr>
+            <w:r/>
+            <w:r>
+              <w:rPr>
+                <w:b w:val="0"/>
+                <w:i w:val="0"/>
+                <w:sz w:val="17"/>
+              </w:rPr>
+              <w:t>False</w:t>
+            </w:r>
+          </w:p>
+        </w:tc>
+        <w:tc>
+          <w:tcPr>
+            <w:tcW w:type="dxa" w:w="2340"/>
+          </w:tcPr>
+          <w:p>
+            <w:pPr>
+              <w:spacing w:after="20" w:line="240" w:lineRule="auto"/>
+            </w:pPr>
+            <w:r/>
+            <w:r>
+              <w:rPr>
+                <w:b w:val="0"/>
+                <w:i w:val="0"/>
+                <w:sz w:val="17"/>
+              </w:rPr>
+              <w:t>1.1e-15</w:t>
+            </w:r>
+          </w:p>
+        </w:tc>
+      </w:tr>
+      <w:tr>
+        <w:tc>
+          <w:tcPr>
+            <w:tcW w:type="dxa" w:w="2340"/>
+          </w:tcPr>
+          <w:p>
+            <w:pPr>
+              <w:spacing w:after="20" w:line="240" w:lineRule="auto"/>
+            </w:pPr>
+            <w:r/>
+            <w:r>
+              <w:rPr>
+                <w:b w:val="0"/>
+                <w:i w:val="0"/>
+                <w:sz w:val="17"/>
+              </w:rPr>
+              <w:t>-5</w:t>
+            </w:r>
+          </w:p>
+        </w:tc>
+        <w:tc>
+          <w:tcPr>
+            <w:tcW w:type="dxa" w:w="2340"/>
+          </w:tcPr>
+          <w:p>
+            <w:pPr>
+              <w:spacing w:after="20" w:line="240" w:lineRule="auto"/>
+            </w:pPr>
+            <w:r/>
+            <w:r>
+              <w:rPr>
+                <w:b w:val="0"/>
+                <w:i w:val="0"/>
+                <w:sz w:val="17"/>
+              </w:rPr>
+              <w:t>3.85e-08</w:t>
+            </w:r>
+          </w:p>
+        </w:tc>
+        <w:tc>
+          <w:tcPr>
+            <w:tcW w:type="dxa" w:w="2340"/>
+          </w:tcPr>
+          <w:p>
+            <w:pPr>
+              <w:spacing w:after="20" w:line="240" w:lineRule="auto"/>
+            </w:pPr>
+            <w:r/>
+            <w:r>
+              <w:rPr>
+                <w:b w:val="0"/>
+                <w:i w:val="0"/>
+                <w:sz w:val="17"/>
+              </w:rPr>
+              <w:t>False</w:t>
+            </w:r>
+          </w:p>
+        </w:tc>
+        <w:tc>
+          <w:tcPr>
+            <w:tcW w:type="dxa" w:w="2340"/>
+          </w:tcPr>
+          <w:p>
+            <w:pPr>
+              <w:spacing w:after="20" w:line="240" w:lineRule="auto"/>
+            </w:pPr>
+            <w:r/>
+            <w:r>
+              <w:rPr>
+                <w:b w:val="0"/>
+                <w:i w:val="0"/>
+                <w:sz w:val="17"/>
+              </w:rPr>
+              <w:t>1.6e-15</w:t>
+            </w:r>
+          </w:p>
+        </w:tc>
+      </w:tr>
+      <w:tr>
+        <w:tc>
+          <w:tcPr>
+            <w:tcW w:type="dxa" w:w="2340"/>
+          </w:tcPr>
+          <w:p>
+            <w:pPr>
+              <w:spacing w:after="20" w:line="240" w:lineRule="auto"/>
+            </w:pPr>
+            <w:r/>
+            <w:r>
+              <w:rPr>
+                <w:b w:val="0"/>
+                <w:i w:val="0"/>
+                <w:sz w:val="17"/>
+              </w:rPr>
+              <w:t>-3</w:t>
+            </w:r>
+          </w:p>
+        </w:tc>
+        <w:tc>
+          <w:tcPr>
+            <w:tcW w:type="dxa" w:w="2340"/>
+          </w:tcPr>
+          <w:p>
+            <w:pPr>
+              <w:spacing w:after="20" w:line="240" w:lineRule="auto"/>
+            </w:pPr>
+            <w:r/>
+            <w:r>
+              <w:rPr>
+                <w:b w:val="0"/>
+                <w:i w:val="0"/>
+                <w:sz w:val="17"/>
+              </w:rPr>
+              <w:t>3.85e-06</w:t>
+            </w:r>
+          </w:p>
+        </w:tc>
+        <w:tc>
+          <w:tcPr>
+            <w:tcW w:type="dxa" w:w="2340"/>
+          </w:tcPr>
+          <w:p>
+            <w:pPr>
+              <w:spacing w:after="20" w:line="240" w:lineRule="auto"/>
+            </w:pPr>
+            <w:r/>
+            <w:r>
+              <w:rPr>
+                <w:b w:val="0"/>
+                <w:i w:val="0"/>
+                <w:sz w:val="17"/>
+              </w:rPr>
+              <w:t>False</w:t>
+            </w:r>
+          </w:p>
+        </w:tc>
+        <w:tc>
+          <w:tcPr>
+            <w:tcW w:type="dxa" w:w="2340"/>
+          </w:tcPr>
+          <w:p>
+            <w:pPr>
+              <w:spacing w:after="20" w:line="240" w:lineRule="auto"/>
+            </w:pPr>
+            <w:r/>
+            <w:r>
+              <w:rPr>
+                <w:b w:val="0"/>
+                <w:i w:val="0"/>
+                <w:sz w:val="17"/>
+              </w:rPr>
+              <w:t>1.1e-14</w:t>
+            </w:r>
+          </w:p>
+        </w:tc>
+      </w:tr>
+      <w:tr>
+        <w:tc>
+          <w:tcPr>
+            <w:tcW w:type="dxa" w:w="2340"/>
+          </w:tcPr>
+          <w:p>
+            <w:pPr>
+              <w:spacing w:after="20" w:line="240" w:lineRule="auto"/>
+            </w:pPr>
+            <w:r/>
+            <w:r>
+              <w:rPr>
+                <w:b w:val="0"/>
+                <w:i w:val="0"/>
+                <w:sz w:val="17"/>
+              </w:rPr>
+              <w:t>-2</w:t>
+            </w:r>
+          </w:p>
+        </w:tc>
+        <w:tc>
+          <w:tcPr>
+            <w:tcW w:type="dxa" w:w="2340"/>
+          </w:tcPr>
+          <w:p>
+            <w:pPr>
+              <w:spacing w:after="20" w:line="240" w:lineRule="auto"/>
+            </w:pPr>
+            <w:r/>
+            <w:r>
+              <w:rPr>
+                <w:b w:val="0"/>
+                <w:i w:val="0"/>
+                <w:sz w:val="17"/>
+              </w:rPr>
+              <w:t>3.85e-05</w:t>
+            </w:r>
+          </w:p>
+        </w:tc>
+        <w:tc>
+          <w:tcPr>
+            <w:tcW w:type="dxa" w:w="2340"/>
+          </w:tcPr>
+          <w:p>
+            <w:pPr>
+              <w:spacing w:after="20" w:line="240" w:lineRule="auto"/>
+            </w:pPr>
+            <w:r/>
+            <w:r>
+              <w:rPr>
+                <w:b w:val="0"/>
+                <w:i w:val="0"/>
+                <w:sz w:val="17"/>
+              </w:rPr>
+              <w:t>False</w:t>
+            </w:r>
+          </w:p>
+        </w:tc>
+        <w:tc>
+          <w:tcPr>
+            <w:tcW w:type="dxa" w:w="2340"/>
+          </w:tcPr>
+          <w:p>
+            <w:pPr>
+              <w:spacing w:after="20" w:line="240" w:lineRule="auto"/>
+            </w:pPr>
+            <w:r/>
+            <w:r>
+              <w:rPr>
+                <w:b w:val="0"/>
+                <w:i w:val="0"/>
+                <w:sz w:val="17"/>
+              </w:rPr>
+              <w:t>9.2e-14</w:t>
+            </w:r>
+          </w:p>
+        </w:tc>
+      </w:tr>
+      <w:tr>
+        <w:tc>
+          <w:tcPr>
+            <w:tcW w:type="dxa" w:w="2340"/>
+          </w:tcPr>
+          <w:p>
+            <w:pPr>
+              <w:spacing w:after="20" w:line="240" w:lineRule="auto"/>
+            </w:pPr>
+            <w:r/>
+            <w:r>
+              <w:rPr>
+                <w:b w:val="0"/>
+                <w:i w:val="0"/>
+                <w:sz w:val="17"/>
+              </w:rPr>
+              <w:t>-1</w:t>
+            </w:r>
+          </w:p>
+        </w:tc>
+        <w:tc>
+          <w:tcPr>
+            <w:tcW w:type="dxa" w:w="2340"/>
+          </w:tcPr>
+          <w:p>
+            <w:pPr>
+              <w:spacing w:after="20" w:line="240" w:lineRule="auto"/>
+            </w:pPr>
+            <w:r/>
+            <w:r>
+              <w:rPr>
+                <w:b w:val="0"/>
+                <w:i w:val="0"/>
+                <w:sz w:val="17"/>
+              </w:rPr>
+              <w:t>3.86e-04</w:t>
+            </w:r>
+          </w:p>
+        </w:tc>
+        <w:tc>
+          <w:tcPr>
+            <w:tcW w:type="dxa" w:w="2340"/>
+          </w:tcPr>
+          <w:p>
+            <w:pPr>
+              <w:spacing w:after="20" w:line="240" w:lineRule="auto"/>
+            </w:pPr>
+            <w:r/>
+            <w:r>
+              <w:rPr>
+                <w:b w:val="0"/>
+                <w:i w:val="0"/>
+                <w:sz w:val="17"/>
+              </w:rPr>
+              <w:t>False</w:t>
+            </w:r>
+          </w:p>
+        </w:tc>
+        <w:tc>
+          <w:tcPr>
+            <w:tcW w:type="dxa" w:w="2340"/>
+          </w:tcPr>
+          <w:p>
+            <w:pPr>
+              <w:spacing w:after="20" w:line="240" w:lineRule="auto"/>
+            </w:pPr>
+            <w:r/>
+            <w:r>
+              <w:rPr>
+                <w:b w:val="0"/>
+                <w:i w:val="0"/>
+                <w:sz w:val="17"/>
+              </w:rPr>
+              <w:t>9.2e-13</w:t>
+            </w:r>
+          </w:p>
+        </w:tc>
+      </w:tr>
+      <w:tr>
+        <w:tc>
+          <w:tcPr>
+            <w:tcW w:type="dxa" w:w="2340"/>
+          </w:tcPr>
+          <w:p>
+            <w:pPr>
+              <w:spacing w:after="20" w:line="240" w:lineRule="auto"/>
+            </w:pPr>
+            <w:r/>
+            <w:r>
+              <w:rPr>
+                <w:b w:val="0"/>
+                <w:i w:val="0"/>
+                <w:sz w:val="17"/>
+              </w:rPr>
+              <w:t>0</w:t>
+            </w:r>
+          </w:p>
+        </w:tc>
+        <w:tc>
+          <w:tcPr>
+            <w:tcW w:type="dxa" w:w="2340"/>
+          </w:tcPr>
+          <w:p>
+            <w:pPr>
+              <w:spacing w:after="20" w:line="240" w:lineRule="auto"/>
+            </w:pPr>
+            <w:r/>
+            <w:r>
+              <w:rPr>
+                <w:b w:val="0"/>
+                <w:i w:val="0"/>
+                <w:sz w:val="17"/>
+              </w:rPr>
+              <w:t>3.86e-03</w:t>
+            </w:r>
+          </w:p>
+        </w:tc>
+        <w:tc>
+          <w:tcPr>
+            <w:tcW w:type="dxa" w:w="2340"/>
+          </w:tcPr>
+          <w:p>
+            <w:pPr>
+              <w:spacing w:after="20" w:line="240" w:lineRule="auto"/>
+            </w:pPr>
+            <w:r/>
+            <w:r>
+              <w:rPr>
+                <w:b w:val="0"/>
+                <w:i w:val="0"/>
+                <w:sz w:val="17"/>
+              </w:rPr>
+              <w:t>False</w:t>
+            </w:r>
+          </w:p>
+        </w:tc>
+        <w:tc>
+          <w:tcPr>
+            <w:tcW w:type="dxa" w:w="2340"/>
+          </w:tcPr>
+          <w:p>
+            <w:pPr>
+              <w:spacing w:after="20" w:line="240" w:lineRule="auto"/>
+            </w:pPr>
+            <w:r/>
+            <w:r>
+              <w:rPr>
+                <w:b w:val="0"/>
+                <w:i w:val="0"/>
+                <w:sz w:val="17"/>
+              </w:rPr>
+              <w:t>9.2e-12</w:t>
+            </w:r>
+          </w:p>
+        </w:tc>
+      </w:tr>
+      <w:tr>
+        <w:tc>
+          <w:tcPr>
+            <w:tcW w:type="dxa" w:w="2340"/>
+          </w:tcPr>
+          <w:p>
+            <w:pPr>
+              <w:spacing w:after="20" w:line="240" w:lineRule="auto"/>
+            </w:pPr>
+            <w:r/>
+            <w:r>
+              <w:rPr>
+                <w:b w:val="0"/>
+                <w:i w:val="0"/>
+                <w:sz w:val="17"/>
+              </w:rPr>
+              <w:t>1</w:t>
+            </w:r>
+          </w:p>
+        </w:tc>
+        <w:tc>
+          <w:tcPr>
+            <w:tcW w:type="dxa" w:w="2340"/>
+          </w:tcPr>
+          <w:p>
+            <w:pPr>
+              <w:spacing w:after="20" w:line="240" w:lineRule="auto"/>
+            </w:pPr>
+            <w:r/>
+            <w:r>
+              <w:rPr>
+                <w:b w:val="0"/>
+                <w:i w:val="0"/>
+                <w:sz w:val="17"/>
+              </w:rPr>
+              <w:t>3.94e-02</w:t>
+            </w:r>
+          </w:p>
+        </w:tc>
+        <w:tc>
+          <w:tcPr>
+            <w:tcW w:type="dxa" w:w="2340"/>
+          </w:tcPr>
+          <w:p>
+            <w:pPr>
+              <w:spacing w:after="20" w:line="240" w:lineRule="auto"/>
+            </w:pPr>
+            <w:r/>
+            <w:r>
+              <w:rPr>
+                <w:b w:val="0"/>
+                <w:i w:val="0"/>
+                <w:sz w:val="17"/>
+              </w:rPr>
+              <w:t>False</w:t>
+            </w:r>
+          </w:p>
+        </w:tc>
+        <w:tc>
+          <w:tcPr>
+            <w:tcW w:type="dxa" w:w="2340"/>
+          </w:tcPr>
+          <w:p>
+            <w:pPr>
+              <w:spacing w:after="20" w:line="240" w:lineRule="auto"/>
+            </w:pPr>
+            <w:r/>
+            <w:r>
+              <w:rPr>
+                <w:b w:val="0"/>
+                <w:i w:val="0"/>
+                <w:sz w:val="17"/>
+              </w:rPr>
+              <w:t>9.1e-11</w:t>
+            </w:r>
+          </w:p>
+        </w:tc>
+      </w:tr>
+      <w:tr>
+        <w:tc>
+          <w:tcPr>
+            <w:tcW w:type="dxa" w:w="2340"/>
+          </w:tcPr>
+          <w:p>
+            <w:pPr>
+              <w:spacing w:after="20" w:line="240" w:lineRule="auto"/>
+            </w:pPr>
+            <w:r/>
+            <w:r>
+              <w:rPr>
+                <w:b w:val="0"/>
+                <w:i w:val="0"/>
+                <w:sz w:val="17"/>
+              </w:rPr>
+              <w:t>2</w:t>
+            </w:r>
+          </w:p>
+        </w:tc>
+        <w:tc>
+          <w:tcPr>
+            <w:tcW w:type="dxa" w:w="2340"/>
+          </w:tcPr>
+          <w:p>
+            <w:pPr>
+              <w:spacing w:after="20" w:line="240" w:lineRule="auto"/>
+            </w:pPr>
+            <w:r/>
+            <w:r>
+              <w:rPr>
+                <w:b w:val="0"/>
+                <w:i w:val="0"/>
+                <w:sz w:val="17"/>
+              </w:rPr>
+              <w:t>4.79e-01</w:t>
+            </w:r>
+          </w:p>
+        </w:tc>
+        <w:tc>
+          <w:tcPr>
+            <w:tcW w:type="dxa" w:w="2340"/>
+          </w:tcPr>
+          <w:p>
+            <w:pPr>
+              <w:spacing w:after="20" w:line="240" w:lineRule="auto"/>
+            </w:pPr>
+            <w:r/>
+            <w:r>
+              <w:rPr>
+                <w:b w:val="0"/>
+                <w:i w:val="0"/>
+                <w:sz w:val="17"/>
+              </w:rPr>
+              <w:t>True</w:t>
+            </w:r>
+          </w:p>
+        </w:tc>
+        <w:tc>
+          <w:tcPr>
+            <w:tcW w:type="dxa" w:w="2340"/>
+          </w:tcPr>
+          <w:p>
+            <w:pPr>
+              <w:spacing w:after="20" w:line="240" w:lineRule="auto"/>
+            </w:pPr>
+            <w:r/>
+            <w:r>
+              <w:rPr>
+                <w:b w:val="0"/>
+                <w:i w:val="0"/>
+                <w:sz w:val="17"/>
+              </w:rPr>
+              <w:t>9.1e-10</w:t>
+            </w:r>
+          </w:p>
+        </w:tc>
+      </w:tr>
+      <w:tr>
+        <w:tc>
+          <w:tcPr>
+            <w:tcW w:type="dxa" w:w="2340"/>
+          </w:tcPr>
+          <w:p>
+            <w:pPr>
+              <w:spacing w:after="20" w:line="240" w:lineRule="auto"/>
+            </w:pPr>
+            <w:r/>
+            <w:r>
+              <w:rPr>
+                <w:b w:val="0"/>
+                <w:i w:val="0"/>
+                <w:sz w:val="17"/>
+              </w:rPr>
+              <w:t>3</w:t>
+            </w:r>
+          </w:p>
+        </w:tc>
+        <w:tc>
+          <w:tcPr>
+            <w:tcW w:type="dxa" w:w="2340"/>
+          </w:tcPr>
+          <w:p>
+            <w:pPr>
+              <w:spacing w:after="20" w:line="240" w:lineRule="auto"/>
+            </w:pPr>
+            <w:r/>
+            <w:r>
+              <w:rPr>
+                <w:b w:val="0"/>
+                <w:i w:val="0"/>
+                <w:sz w:val="17"/>
+              </w:rPr>
+              <w:t>7.76e+01</w:t>
+            </w:r>
+          </w:p>
+        </w:tc>
+        <w:tc>
+          <w:tcPr>
+            <w:tcW w:type="dxa" w:w="2340"/>
+          </w:tcPr>
+          <w:p>
+            <w:pPr>
+              <w:spacing w:after="20" w:line="240" w:lineRule="auto"/>
+            </w:pPr>
+            <w:r/>
+            <w:r>
+              <w:rPr>
+                <w:b w:val="0"/>
+                <w:i w:val="0"/>
+                <w:sz w:val="17"/>
+              </w:rPr>
+              <w:t>True</w:t>
+            </w:r>
+          </w:p>
+        </w:tc>
+        <w:tc>
+          <w:tcPr>
+            <w:tcW w:type="dxa" w:w="2340"/>
+          </w:tcPr>
+          <w:p>
+            <w:pPr>
+              <w:spacing w:after="20" w:line="240" w:lineRule="auto"/>
+            </w:pPr>
+            <w:r/>
+            <w:r>
+              <w:rPr>
+                <w:b w:val="0"/>
+                <w:i w:val="0"/>
+                <w:sz w:val="17"/>
+              </w:rPr>
+              <w:t>8.9e-09</w:t>
+            </w:r>
+          </w:p>
+        </w:tc>
+      </w:tr>
+    </w:tbl>
+    <w:p>
+      <w:pPr>
+        <w:spacing w:after="40"/>
+      </w:pPr>
+    </w:p>
+    <w:p>
+      <w:pPr>
+        <w:keepNext/>
+      </w:pPr>
+      <w:r>
+        <w:rPr>
+          <w:b w:val="0"/>
+          <w:i/>
+          <w:sz w:val="19"/>
+        </w:rPr>
+        <w:t xml:space="preserve">Table S10. Reservoir size: stored energy </w:t>
+      </w:r>
+      <m:oMath>
+        <m:sSub>
+          <m:e>
+            <m:r>
+              <w:rPr>
+                <w:sz w:val="19"/>
+                <w:szCs w:val="19"/>
+              </w:rPr>
+              <m:t xml:space="preserve">E</m:t>
+            </m:r>
+          </m:e>
+          <m:sub>
+            <m:r>
+              <w:rPr>
+                <w:sz w:val="19"/>
+                <w:szCs w:val="19"/>
+              </w:rPr>
+              <m:t xml:space="preserve">χ</m:t>
+            </m:r>
+          </m:sub>
+        </m:sSub>
+        <m:r>
+          <w:rPr>
+            <w:sz w:val="19"/>
+            <w:szCs w:val="19"/>
+          </w:rPr>
+          <m:t xml:space="preserve">=</m:t>
+        </m:r>
+        <m:sSub>
+          <m:e>
+            <m:r>
+              <w:rPr>
+                <w:sz w:val="19"/>
+                <w:szCs w:val="19"/>
+              </w:rPr>
+              <m:t xml:space="preserve">λ</m:t>
+            </m:r>
+          </m:e>
+          <m:sub>
+            <m:r>
+              <w:rPr>
+                <w:sz w:val="19"/>
+                <w:szCs w:val="19"/>
+              </w:rPr>
+              <m:t xml:space="preserve">y</m:t>
+            </m:r>
+          </m:sub>
+        </m:sSub>
+        <m:sSubSup>
+          <m:e>
+            <m:r>
+              <w:rPr>
+                <w:sz w:val="19"/>
+                <w:szCs w:val="19"/>
+              </w:rPr>
+              <m:t xml:space="preserve">w</m:t>
+            </m:r>
+          </m:e>
+          <m:sub>
+            <m:r>
+              <w:rPr>
+                <w:sz w:val="19"/>
+                <w:szCs w:val="19"/>
+              </w:rPr>
+              <m:t xml:space="preserve">y</m:t>
+            </m:r>
+          </m:sub>
+          <m:sup>
+            <m:r>
+              <w:rPr>
+                <w:sz w:val="19"/>
+                <w:szCs w:val="19"/>
+              </w:rPr>
+              <m:t xml:space="preserve">4</m:t>
+            </m:r>
+          </m:sup>
+        </m:sSubSup>
+        <m:r>
+          <w:rPr>
+            <w:sz w:val="19"/>
+            <w:szCs w:val="19"/>
+          </w:rPr>
+          <m:t xml:space="preserve">/4</m:t>
+        </m:r>
+      </m:oMath>
+      <w:r>
+        <w:rPr>
+          <w:b w:val="0"/>
+          <w:i/>
+          <w:sz w:val="19"/>
+        </w:rPr>
+        <w:t xml:space="preserve"> (units </w:t>
+      </w:r>
+      <m:oMath>
+        <m:r>
+          <w:rPr>
+            <w:sz w:val="19"/>
+            <w:szCs w:val="19"/>
+          </w:rPr>
+          <m:t xml:space="preserve">λ</m:t>
+        </m:r>
+        <m:sSup>
+          <m:e>
+            <m:r>
+              <w:rPr>
+                <w:sz w:val="19"/>
+                <w:szCs w:val="19"/>
+              </w:rPr>
+              <m:t xml:space="preserve">f</m:t>
+            </m:r>
+          </m:e>
+          <m:sup>
+            <m:r>
+              <w:rPr>
+                <w:sz w:val="19"/>
+                <w:szCs w:val="19"/>
+              </w:rPr>
+              <m:t xml:space="preserve">4</m:t>
+            </m:r>
+          </m:sup>
+        </m:sSup>
+      </m:oMath>
+      <w:r>
+        <w:rPr>
+          <w:b w:val="0"/>
+          <w:i/>
+          <w:sz w:val="19"/>
+        </w:rPr>
+        <w:t xml:space="preserve">), maximum temperature over </w:t>
+      </w:r>
+      <m:oMath>
+        <m:r>
+          <w:rPr>
+            <w:sz w:val="19"/>
+            <w:szCs w:val="19"/>
+          </w:rPr>
+          <m:t xml:space="preserve">f</m:t>
+        </m:r>
+      </m:oMath>
+      <w:r>
+        <w:rPr>
+          <w:b w:val="0"/>
+          <w:i/>
+          <w:sz w:val="19"/>
+        </w:rPr>
+        <w:t xml:space="preserve">, and </w:t>
+      </w:r>
+      <m:oMath>
+        <m:r>
+          <w:rPr>
+            <w:sz w:val="19"/>
+            <w:szCs w:val="19"/>
+          </w:rPr>
+          <m:t xml:space="preserve">Tt</m:t>
+        </m:r>
+      </m:oMath>
+      <w:r>
+        <w:rPr>
+          <w:b w:val="0"/>
+          <w:i/>
+          <w:sz w:val="19"/>
+        </w:rPr>
+        <w:t xml:space="preserve"> at the end of the run.</w:t>
+      </w:r>
+    </w:p>
+    <w:tbl>
+      <w:tblPr>
+        <w:tblW w:type="auto" w:w="0"/>
+        <w:jc w:val="center"/>
+        <w:tblLook w:firstColumn="1" w:firstRow="1" w:lastColumn="0" w:lastRow="0" w:noHBand="0" w:noVBand="1" w:val="04A0"/>
+        <w:tblBorders>
+          <w:top w:val="single" w:sz="4" w:space="0" w:color="888888"/>
+          <w:left w:val="single" w:sz="4" w:space="0" w:color="888888"/>
+          <w:bottom w:val="single" w:sz="4" w:space="0" w:color="888888"/>
+          <w:right w:val="single" w:sz="4" w:space="0" w:color="888888"/>
+          <w:insideH w:val="single" w:sz="4" w:space="0" w:color="888888"/>
+          <w:insideV w:val="single" w:sz="4" w:space="0" w:color="888888"/>
+        </w:tblBorders>
+      </w:tblPr>
+      <w:tblGrid>
+        <w:gridCol w:w="2340"/>
+        <w:gridCol w:w="2340"/>
+        <w:gridCol w:w="2340"/>
+        <w:gridCol w:w="2340"/>
+      </w:tblGrid>
+      <w:tr>
+        <w:tc>
+          <w:tcPr>
+            <w:tcW w:type="dxa" w:w="2340"/>
+            <w:shd w:val="clear" w:color="auto" w:fill="E4ECF3"/>
+          </w:tcPr>
+          <w:p>
+            <w:pPr>
+              <w:spacing w:after="20" w:line="240" w:lineRule="auto"/>
+            </w:pPr>
+            <w:r/>
+            <m:oMath>
+              <m:sSub>
+                <m:e>
+                  <m:r>
+                    <w:rPr>
+                      <w:sz w:val="17"/>
+                      <w:szCs w:val="17"/>
+                    </w:rPr>
+                    <m:t xml:space="preserve">w</m:t>
+                  </m:r>
+                </m:e>
+                <m:sub>
+                  <m:r>
+                    <w:rPr>
+                      <w:sz w:val="17"/>
+                      <w:szCs w:val="17"/>
+                    </w:rPr>
+                    <m:t xml:space="preserve">y</m:t>
+                  </m:r>
+                </m:sub>
+              </m:sSub>
+            </m:oMath>
+          </w:p>
+        </w:tc>
+        <w:tc>
+          <w:tcPr>
+            <w:tcW w:type="dxa" w:w="2340"/>
+            <w:shd w:val="clear" w:color="auto" w:fill="E4ECF3"/>
+          </w:tcPr>
+          <w:p>
+            <w:pPr>
+              <w:spacing w:after="20" w:line="240" w:lineRule="auto"/>
+            </w:pPr>
+            <w:r/>
+            <m:oMath>
+              <m:sSub>
+                <m:e>
+                  <m:r>
+                    <w:rPr>
+                      <w:sz w:val="17"/>
+                      <w:szCs w:val="17"/>
+                    </w:rPr>
+                    <m:t xml:space="preserve">E</m:t>
+                  </m:r>
+                </m:e>
+                <m:sub>
+                  <m:r>
+                    <w:rPr>
+                      <w:sz w:val="17"/>
+                      <w:szCs w:val="17"/>
+                    </w:rPr>
+                    <m:t xml:space="preserve">χ</m:t>
+                  </m:r>
+                </m:sub>
+              </m:sSub>
+            </m:oMath>
+          </w:p>
+        </w:tc>
+        <w:tc>
+          <w:tcPr>
+            <w:tcW w:type="dxa" w:w="2340"/>
+            <w:shd w:val="clear" w:color="auto" w:fill="E4ECF3"/>
+          </w:tcPr>
+          <w:p>
+            <w:pPr>
+              <w:spacing w:after="20" w:line="240" w:lineRule="auto"/>
+            </w:pPr>
+            <w:r/>
+            <m:oMath>
+              <m:sSub>
+                <m:e>
+                  <m:r>
+                    <w:rPr>
+                      <w:sz w:val="17"/>
+                      <w:szCs w:val="17"/>
+                    </w:rPr>
+                    <m:t xml:space="preserve">T</m:t>
+                  </m:r>
+                </m:e>
+                <m:sub>
+                  <m:r>
+                    <m:rPr>
+                      <m:sty m:val="p"/>
+                    </m:rPr>
+                    <w:rPr>
+                      <w:sz w:val="17"/>
+                      <w:szCs w:val="17"/>
+                    </w:rPr>
+                    <m:t xml:space="preserve">max</m:t>
+                  </m:r>
+                </m:sub>
+              </m:sSub>
+              <m:r>
+                <w:rPr>
+                  <w:sz w:val="17"/>
+                  <w:szCs w:val="17"/>
+                </w:rPr>
+                <m:t xml:space="preserve">/f</m:t>
+              </m:r>
+            </m:oMath>
+          </w:p>
+        </w:tc>
+        <w:tc>
+          <w:tcPr>
+            <w:tcW w:type="dxa" w:w="2340"/>
+            <w:shd w:val="clear" w:color="auto" w:fill="E4ECF3"/>
+          </w:tcPr>
+          <w:p>
+            <w:pPr>
+              <w:spacing w:after="20" w:line="240" w:lineRule="auto"/>
+            </w:pPr>
+            <w:r/>
+            <m:oMath>
+              <m:r>
+                <w:rPr>
+                  <w:sz w:val="17"/>
+                  <w:szCs w:val="17"/>
+                </w:rPr>
+                <m:t xml:space="preserve">Tt</m:t>
+              </m:r>
+            </m:oMath>
+          </w:p>
+        </w:tc>
+      </w:tr>
+      <w:tr>
+        <w:tc>
+          <w:tcPr>
+            <w:tcW w:type="dxa" w:w="2340"/>
+          </w:tcPr>
+          <w:p>
+            <w:pPr>
+              <w:spacing w:after="20" w:line="240" w:lineRule="auto"/>
+            </w:pPr>
+            <w:r/>
+            <w:r>
+              <w:rPr>
+                <w:b w:val="0"/>
+                <w:i w:val="0"/>
+                <w:sz w:val="17"/>
+              </w:rPr>
+              <w:t>0.5</w:t>
+            </w:r>
+          </w:p>
+        </w:tc>
+        <w:tc>
+          <w:tcPr>
+            <w:tcW w:type="dxa" w:w="2340"/>
+          </w:tcPr>
+          <w:p>
+            <w:pPr>
+              <w:spacing w:after="20" w:line="240" w:lineRule="auto"/>
+            </w:pPr>
+            <w:r/>
+            <w:r>
+              <w:rPr>
+                <w:b w:val="0"/>
+                <w:i w:val="0"/>
+                <w:sz w:val="17"/>
+              </w:rPr>
+              <w:t>0.02</w:t>
+            </w:r>
+          </w:p>
+        </w:tc>
+        <w:tc>
+          <w:tcPr>
+            <w:tcW w:type="dxa" w:w="2340"/>
+          </w:tcPr>
+          <w:p>
+            <w:pPr>
+              <w:spacing w:after="20" w:line="240" w:lineRule="auto"/>
+            </w:pPr>
+            <w:r/>
+            <w:r>
+              <w:rPr>
+                <w:b w:val="0"/>
+                <w:i w:val="0"/>
+                <w:sz w:val="17"/>
+              </w:rPr>
+              <w:t>0.23</w:t>
+            </w:r>
+          </w:p>
+        </w:tc>
+        <w:tc>
+          <w:tcPr>
+            <w:tcW w:type="dxa" w:w="2340"/>
+          </w:tcPr>
+          <w:p>
+            <w:pPr>
+              <w:spacing w:after="20" w:line="240" w:lineRule="auto"/>
+            </w:pPr>
+            <w:r/>
+            <w:r>
+              <w:rPr>
+                <w:b w:val="0"/>
+                <w:i w:val="0"/>
+                <w:sz w:val="17"/>
+              </w:rPr>
+              <w:t>13.48</w:t>
+            </w:r>
+          </w:p>
+        </w:tc>
+      </w:tr>
+      <w:tr>
+        <w:tc>
+          <w:tcPr>
+            <w:tcW w:type="dxa" w:w="2340"/>
+          </w:tcPr>
+          <w:p>
+            <w:pPr>
+              <w:spacing w:after="20" w:line="240" w:lineRule="auto"/>
+            </w:pPr>
+            <w:r/>
+            <w:r>
+              <w:rPr>
+                <w:b w:val="0"/>
+                <w:i w:val="0"/>
+                <w:sz w:val="17"/>
+              </w:rPr>
+              <w:t>1.0</w:t>
+            </w:r>
+          </w:p>
+        </w:tc>
+        <w:tc>
+          <w:tcPr>
+            <w:tcW w:type="dxa" w:w="2340"/>
+          </w:tcPr>
+          <w:p>
+            <w:pPr>
+              <w:spacing w:after="20" w:line="240" w:lineRule="auto"/>
+            </w:pPr>
+            <w:r/>
+            <w:r>
+              <w:rPr>
+                <w:b w:val="0"/>
+                <w:i w:val="0"/>
+                <w:sz w:val="17"/>
+              </w:rPr>
+              <w:t>0.25</w:t>
+            </w:r>
+          </w:p>
+        </w:tc>
+        <w:tc>
+          <w:tcPr>
+            <w:tcW w:type="dxa" w:w="2340"/>
+          </w:tcPr>
+          <w:p>
+            <w:pPr>
+              <w:spacing w:after="20" w:line="240" w:lineRule="auto"/>
+            </w:pPr>
+            <w:r/>
+            <w:r>
+              <w:rPr>
+                <w:b w:val="0"/>
+                <w:i w:val="0"/>
+                <w:sz w:val="17"/>
+              </w:rPr>
+              <w:t>0.45</w:t>
+            </w:r>
+          </w:p>
+        </w:tc>
+        <w:tc>
+          <w:tcPr>
+            <w:tcW w:type="dxa" w:w="2340"/>
+          </w:tcPr>
+          <w:p>
+            <w:pPr>
+              <w:spacing w:after="20" w:line="240" w:lineRule="auto"/>
+            </w:pPr>
+            <w:r/>
+            <w:r>
+              <w:rPr>
+                <w:b w:val="0"/>
+                <w:i w:val="0"/>
+                <w:sz w:val="17"/>
+              </w:rPr>
+              <w:t>11.37</w:t>
+            </w:r>
+          </w:p>
+        </w:tc>
+      </w:tr>
+      <w:tr>
+        <w:tc>
+          <w:tcPr>
+            <w:tcW w:type="dxa" w:w="2340"/>
+          </w:tcPr>
+          <w:p>
+            <w:pPr>
+              <w:spacing w:after="20" w:line="240" w:lineRule="auto"/>
+            </w:pPr>
+            <w:r/>
+            <w:r>
+              <w:rPr>
+                <w:b w:val="0"/>
+                <w:i w:val="0"/>
+                <w:sz w:val="17"/>
+              </w:rPr>
+              <w:t>1.5</w:t>
+            </w:r>
+          </w:p>
+        </w:tc>
+        <w:tc>
+          <w:tcPr>
+            <w:tcW w:type="dxa" w:w="2340"/>
+          </w:tcPr>
+          <w:p>
+            <w:pPr>
+              <w:spacing w:after="20" w:line="240" w:lineRule="auto"/>
+            </w:pPr>
+            <w:r/>
+            <w:r>
+              <w:rPr>
+                <w:b w:val="0"/>
+                <w:i w:val="0"/>
+                <w:sz w:val="17"/>
+              </w:rPr>
+              <w:t>1.27</w:t>
+            </w:r>
+          </w:p>
+        </w:tc>
+        <w:tc>
+          <w:tcPr>
+            <w:tcW w:type="dxa" w:w="2340"/>
+          </w:tcPr>
+          <w:p>
+            <w:pPr>
+              <w:spacing w:after="20" w:line="240" w:lineRule="auto"/>
+            </w:pPr>
+            <w:r/>
+            <w:r>
+              <w:rPr>
+                <w:b w:val="0"/>
+                <w:i w:val="0"/>
+                <w:sz w:val="17"/>
+              </w:rPr>
+              <w:t>0.64</w:t>
+            </w:r>
+          </w:p>
+        </w:tc>
+        <w:tc>
+          <w:tcPr>
+            <w:tcW w:type="dxa" w:w="2340"/>
+          </w:tcPr>
+          <w:p>
+            <w:pPr>
+              <w:spacing w:after="20" w:line="240" w:lineRule="auto"/>
+            </w:pPr>
+            <w:r/>
+            <w:r>
+              <w:rPr>
+                <w:b w:val="0"/>
+                <w:i w:val="0"/>
+                <w:sz w:val="17"/>
+              </w:rPr>
+              <w:t>10.87</w:t>
+            </w:r>
+          </w:p>
+        </w:tc>
+      </w:tr>
+      <w:tr>
+        <w:tc>
+          <w:tcPr>
+            <w:tcW w:type="dxa" w:w="2340"/>
+          </w:tcPr>
+          <w:p>
+            <w:pPr>
+              <w:spacing w:after="20" w:line="240" w:lineRule="auto"/>
+            </w:pPr>
+            <w:r/>
+            <w:r>
+              <w:rPr>
+                <w:b w:val="0"/>
+                <w:i w:val="0"/>
+                <w:sz w:val="17"/>
+              </w:rPr>
+              <w:t>2.0</w:t>
+            </w:r>
+          </w:p>
+        </w:tc>
+        <w:tc>
+          <w:tcPr>
+            <w:tcW w:type="dxa" w:w="2340"/>
+          </w:tcPr>
+          <w:p>
+            <w:pPr>
+              <w:spacing w:after="20" w:line="240" w:lineRule="auto"/>
+            </w:pPr>
+            <w:r/>
+            <w:r>
+              <w:rPr>
+                <w:b w:val="0"/>
+                <w:i w:val="0"/>
+                <w:sz w:val="17"/>
+              </w:rPr>
+              <w:t>4.00</w:t>
+            </w:r>
+          </w:p>
+        </w:tc>
+        <w:tc>
+          <w:tcPr>
+            <w:tcW w:type="dxa" w:w="2340"/>
+          </w:tcPr>
+          <w:p>
+            <w:pPr>
+              <w:spacing w:after="20" w:line="240" w:lineRule="auto"/>
+            </w:pPr>
+            <w:r/>
+            <w:r>
+              <w:rPr>
+                <w:b w:val="0"/>
+                <w:i w:val="0"/>
+                <w:sz w:val="17"/>
+              </w:rPr>
+              <w:t>0.81</w:t>
+            </w:r>
+          </w:p>
+        </w:tc>
+        <w:tc>
+          <w:tcPr>
+            <w:tcW w:type="dxa" w:w="2340"/>
+          </w:tcPr>
+          <w:p>
+            <w:pPr>
+              <w:spacing w:after="20" w:line="240" w:lineRule="auto"/>
+            </w:pPr>
+            <w:r/>
+            <w:r>
+              <w:rPr>
+                <w:b w:val="0"/>
+                <w:i w:val="0"/>
+                <w:sz w:val="17"/>
+              </w:rPr>
+              <w:t>10.73</w:t>
+            </w:r>
+          </w:p>
+        </w:tc>
+      </w:tr>
+      <w:tr>
+        <w:tc>
+          <w:tcPr>
+            <w:tcW w:type="dxa" w:w="2340"/>
+          </w:tcPr>
+          <w:p>
+            <w:pPr>
+              <w:spacing w:after="20" w:line="240" w:lineRule="auto"/>
+            </w:pPr>
+            <w:r/>
+            <w:r>
+              <w:rPr>
+                <w:b w:val="0"/>
+                <w:i w:val="0"/>
+                <w:sz w:val="17"/>
+              </w:rPr>
+              <w:t>3.0</w:t>
+            </w:r>
+          </w:p>
+        </w:tc>
+        <w:tc>
+          <w:tcPr>
+            <w:tcW w:type="dxa" w:w="2340"/>
+          </w:tcPr>
+          <w:p>
+            <w:pPr>
+              <w:spacing w:after="20" w:line="240" w:lineRule="auto"/>
+            </w:pPr>
+            <w:r/>
+            <w:r>
+              <w:rPr>
+                <w:b w:val="0"/>
+                <w:i w:val="0"/>
+                <w:sz w:val="17"/>
+              </w:rPr>
+              <w:t>20.25</w:t>
+            </w:r>
+          </w:p>
+        </w:tc>
+        <w:tc>
+          <w:tcPr>
+            <w:tcW w:type="dxa" w:w="2340"/>
+          </w:tcPr>
+          <w:p>
+            <w:pPr>
+              <w:spacing w:after="20" w:line="240" w:lineRule="auto"/>
+            </w:pPr>
+            <w:r/>
+            <w:r>
+              <w:rPr>
+                <w:b w:val="0"/>
+                <w:i w:val="0"/>
+                <w:sz w:val="17"/>
+              </w:rPr>
+              <w:t>1.15</w:t>
+            </w:r>
+          </w:p>
+        </w:tc>
+        <w:tc>
+          <w:tcPr>
+            <w:tcW w:type="dxa" w:w="2340"/>
+          </w:tcPr>
+          <w:p>
+            <w:pPr>
+              <w:spacing w:after="20" w:line="240" w:lineRule="auto"/>
+            </w:pPr>
+            <w:r/>
+            <w:r>
+              <w:rPr>
+                <w:b w:val="0"/>
+                <w:i w:val="0"/>
+                <w:sz w:val="17"/>
+              </w:rPr>
+              <w:t>10.75</w:t>
             </w:r>
           </w:p>
         </w:tc>
@@ -17582,7 +22609,7 @@
           <w:b w:val="0"/>
           <w:i w:val="0"/>
         </w:rPr>
-        <w:t>Environment of the published run: Python 3.11.9, NumPy 2.4.6, SciPy 1.17.1 (Windows). Requirements: NumPy, SciPy, Matplotlib, python-docx (requirements.txt). From the code directory, in this order: bounce_tables.py (about 3 minutes), survival.py (seconds), monte_carlo.py (about 20 seconds), falsification_map.py, interior_evolution.py, convergence.py (about 4 minutes), scope.py, coupling.py, thermal.py (about 40 seconds), thermal_analysis.py (about 6 minutes), verify.py (about 20 seconds), make_figures.py (calls make_thermal_figures.py), build_paper.py, build_supporting.py. The scripts write the JSON files that the manuscript builder reads; monte_carlo.py needs survival.json and falsification_map.py needs survival.json. A rerun in a clean clone of the repository reproduced the stored JSON files exactly in the earlier release. Code: https://github.com/sandlerleon/late-time-vacuum-decay, archived at https://doi.org/10.5281/zenodo.23752471.</w:t>
+        <w:t>Environment of the published run: Python 3.11.9, NumPy 2.4.6, SciPy 1.17.1 (Windows). Requirements: NumPy, SciPy, Matplotlib, python-docx (requirements.txt). From the code directory, in this order: bounce_tables.py (about 3 minutes), survival.py (seconds), monte_carlo.py (about 20 seconds), falsification_map.py, interior_evolution.py, convergence.py (about 4 minutes), scope.py, coupling.py, thermal.py (about 40 seconds), thermal_analysis.py (about 6 minutes), interior_sim.py (about 25 seconds), verify.py (about 25 seconds), make_figures.py (calls make_thermal_figures.py and make_sim_figures.py), build_paper.py, build_supporting.py. The scripts write the JSON files that the manuscript builder reads; monte_carlo.py needs survival.json and falsification_map.py needs survival.json. A rerun in a clean clone of the repository reproduced the stored JSON files exactly in the earlier release. Code: https://github.com/sandlerleon/late-time-vacuum-decay, archived at https://doi.org/10.5281/zenodo.23752471.</w:t>
       </w:r>
     </w:p>
     <w:p>

--- a/manuscript/EPJC_Late_Time_Vacuum_Decay_Supplement.docx
+++ b/manuscript/EPJC_Late_Time_Vacuum_Decay_Supplement.docx
@@ -22609,7 +22609,7 @@
           <w:b w:val="0"/>
           <w:i w:val="0"/>
         </w:rPr>
-        <w:t>Environment of the published run: Python 3.11.9, NumPy 2.4.6, SciPy 1.17.1 (Windows). Requirements: NumPy, SciPy, Matplotlib, python-docx (requirements.txt). From the code directory, in this order: bounce_tables.py (about 3 minutes), survival.py (seconds), monte_carlo.py (about 20 seconds), falsification_map.py, interior_evolution.py, convergence.py (about 4 minutes), scope.py, coupling.py, thermal.py (about 40 seconds), thermal_analysis.py (about 6 minutes), interior_sim.py (about 25 seconds), verify.py (about 25 seconds), make_figures.py (calls make_thermal_figures.py and make_sim_figures.py), build_paper.py, build_supporting.py. The scripts write the JSON files that the manuscript builder reads; monte_carlo.py needs survival.json and falsification_map.py needs survival.json. A rerun in a clean clone of the repository reproduced the stored JSON files exactly in the earlier release. Code: https://github.com/sandlerleon/late-time-vacuum-decay, archived at https://doi.org/10.5281/zenodo.23752471.</w:t>
+        <w:t>Environment of the published run: Python 3.11.9, NumPy 2.4.6, SciPy 1.17.1 (Windows). Requirements: NumPy, SciPy, Matplotlib, python-docx (requirements.txt). From the code directory, in this order: bounce_tables.py (about 3 minutes), survival.py (seconds), monte_carlo.py (about 20 seconds), falsification_map.py, interior_evolution.py, convergence.py (about 4 minutes), scope.py, coupling.py, thermal.py (about 40 seconds), thermal_analysis.py (about 6 minutes), interior_sim.py (about 25 seconds), verify.py (about 25 seconds), make_figures.py (calls make_thermal_figures.py and make_sim_figures.py), build_paper.py, build_supporting.py. The scripts write the JSON files that the manuscript builder reads; monte_carlo.py needs survival.json and falsification_map.py needs survival.json. A rerun in a clean clone of the repository reproduced the stored JSON files exactly in the earlier release. Code: https://github.com/sandlerleon/late-time-vacuum-decay, archived at https://doi.org/10.5281/zenodo.23785651.</w:t>
       </w:r>
     </w:p>
     <w:p>

--- a/manuscript/EPJC_Late_Time_Vacuum_Decay_Supplement.docx
+++ b/manuscript/EPJC_Late_Time_Vacuum_Decay_Supplement.docx
@@ -11943,6 +11943,162 @@
           </w:p>
         </w:tc>
       </w:tr>
+      <w:tr>
+        <w:tc>
+          <w:tcPr>
+            <w:tcW w:type="dxa" w:w="2340"/>
+          </w:tcPr>
+          <w:p>
+            <w:pPr>
+              <w:spacing w:after="20" w:line="240" w:lineRule="auto"/>
+            </w:pPr>
+            <w:r/>
+            <w:r>
+              <w:rPr>
+                <w:b w:val="0"/>
+                <w:i w:val="0"/>
+                <w:sz w:val="17"/>
+              </w:rPr>
+              <w:t>V25</w:t>
+            </w:r>
+          </w:p>
+        </w:tc>
+        <w:tc>
+          <w:tcPr>
+            <w:tcW w:type="dxa" w:w="2340"/>
+          </w:tcPr>
+          <w:p>
+            <w:pPr>
+              <w:spacing w:after="20" w:line="240" w:lineRule="auto"/>
+            </w:pPr>
+            <w:r/>
+            <w:r>
+              <w:rPr>
+                <w:b w:val="0"/>
+                <w:i w:val="0"/>
+                <w:sz w:val="17"/>
+              </w:rPr>
+              <w:t>Option B: periodic radiation-only cycles, regular bounce, period scaling, constraint, not a sinusoid</w:t>
+            </w:r>
+          </w:p>
+        </w:tc>
+        <w:tc>
+          <w:tcPr>
+            <w:tcW w:type="dxa" w:w="2340"/>
+          </w:tcPr>
+          <w:p>
+            <w:pPr>
+              <w:spacing w:after="20" w:line="240" w:lineRule="auto"/>
+            </w:pPr>
+            <w:r/>
+            <w:r>
+              <w:rPr>
+                <w:b w:val="0"/>
+                <w:i w:val="0"/>
+                <w:sz w:val="17"/>
+              </w:rPr>
+              <w:t>pass</w:t>
+            </w:r>
+          </w:p>
+        </w:tc>
+        <w:tc>
+          <w:tcPr>
+            <w:tcW w:type="dxa" w:w="2340"/>
+          </w:tcPr>
+          <w:p>
+            <w:pPr>
+              <w:spacing w:after="20" w:line="240" w:lineRule="auto"/>
+            </w:pPr>
+            <w:r/>
+            <w:r>
+              <w:rPr>
+                <w:b w:val="0"/>
+                <w:i w:val="0"/>
+                <w:sz w:val="17"/>
+              </w:rPr>
+              <w:t>period_spread = 1.79e-06; slope = -0.5; residual = 2.95e-05</w:t>
+            </w:r>
+          </w:p>
+        </w:tc>
+      </w:tr>
+      <w:tr>
+        <w:tc>
+          <w:tcPr>
+            <w:tcW w:type="dxa" w:w="2340"/>
+          </w:tcPr>
+          <w:p>
+            <w:pPr>
+              <w:spacing w:after="20" w:line="240" w:lineRule="auto"/>
+            </w:pPr>
+            <w:r/>
+            <w:r>
+              <w:rPr>
+                <w:b w:val="0"/>
+                <w:i w:val="0"/>
+                <w:sz w:val="17"/>
+              </w:rPr>
+              <w:t>V26</w:t>
+            </w:r>
+          </w:p>
+        </w:tc>
+        <w:tc>
+          <w:tcPr>
+            <w:tcW w:type="dxa" w:w="2340"/>
+          </w:tcPr>
+          <w:p>
+            <w:pPr>
+              <w:spacing w:after="20" w:line="240" w:lineRule="auto"/>
+            </w:pPr>
+            <w:r/>
+            <w:r>
+              <w:rPr>
+                <w:b w:val="0"/>
+                <w:i w:val="0"/>
+                <w:sz w:val="17"/>
+              </w:rPr>
+              <w:t>Option B: integrator agreement, bounce continuity, hysteresis law, 1000-cycle stability, effect of a transition</w:t>
+            </w:r>
+          </w:p>
+        </w:tc>
+        <w:tc>
+          <w:tcPr>
+            <w:tcW w:type="dxa" w:w="2340"/>
+          </w:tcPr>
+          <w:p>
+            <w:pPr>
+              <w:spacing w:after="20" w:line="240" w:lineRule="auto"/>
+            </w:pPr>
+            <w:r/>
+            <w:r>
+              <w:rPr>
+                <w:b w:val="0"/>
+                <w:i w:val="0"/>
+                <w:sz w:val="17"/>
+              </w:rPr>
+              <w:t>pass</w:t>
+            </w:r>
+          </w:p>
+        </w:tc>
+        <w:tc>
+          <w:tcPr>
+            <w:tcW w:type="dxa" w:w="2340"/>
+          </w:tcPr>
+          <w:p>
+            <w:pPr>
+              <w:spacing w:after="20" w:line="240" w:lineRule="auto"/>
+            </w:pPr>
+            <w:r/>
+            <w:r>
+              <w:rPr>
+                <w:b w:val="0"/>
+                <w:i w:val="0"/>
+                <w:sz w:val="17"/>
+              </w:rPr>
+              <w:t>integrator_spread = 0.0265; continuity = 2.17e-06; constraint = 2.98e-10</w:t>
+            </w:r>
+          </w:p>
+        </w:tc>
+      </w:tr>
     </w:tbl>
     <w:p>
       <w:pPr>
@@ -16174,7 +16330,7 @@
           <w:b w:val="0"/>
           <w:i w:val="0"/>
         </w:rPr>
-        <w:t xml:space="preserve"> the centre of the flat-space bounce, from bounce\_tables.json). The constraint residual is </w:t>
+        <w:t xml:space="preserve"> the centre of the flat-space bounce, from bounce_tables.json). The constraint residual is </w:t>
       </w:r>
       <m:oMath>
         <m:r>
@@ -20629,6 +20785,6298 @@
                 <w:sz w:val="17"/>
               </w:rPr>
               <w:t>10.75</w:t>
+            </w:r>
+          </w:p>
+        </w:tc>
+      </w:tr>
+    </w:tbl>
+    <w:p>
+      <w:pPr>
+        <w:spacing w:after="40"/>
+      </w:pPr>
+    </w:p>
+    <w:p>
+      <w:pPr>
+        <w:keepNext/>
+        <w:spacing w:before="160"/>
+      </w:pPr>
+      <w:r>
+        <w:rPr>
+          <w:b/>
+          <w:i w:val="0"/>
+          <w:sz w:val="23"/>
+        </w:rPr>
+        <w:t>S5.3 Option B: oscillating cycles</w:t>
+      </w:r>
+    </w:p>
+    <w:p>
+      <w:pPr>
+        <w:jc w:val="both"/>
+      </w:pPr>
+      <w:r>
+        <w:rPr>
+          <w:b w:val="0"/>
+          <w:i w:val="0"/>
+        </w:rPr>
+        <w:t xml:space="preserve">oscillation.py and oscillation_validation.py integrate </w:t>
+      </w:r>
+      <m:oMath>
+        <m:r>
+          <m:t xml:space="preserve">(a,H,φ,</m:t>
+        </m:r>
+        <m:acc>
+          <m:accPr>
+            <m:chr m:val="̇"/>
+          </m:accPr>
+          <m:e>
+            <m:r>
+              <m:t xml:space="preserve">φ</m:t>
+            </m:r>
+          </m:e>
+        </m:acc>
+        <m:r>
+          <m:t xml:space="preserve">,</m:t>
+        </m:r>
+        <m:sSub>
+          <m:e>
+            <m:r>
+              <m:t xml:space="preserve">ρ</m:t>
+            </m:r>
+          </m:e>
+          <m:sub>
+            <m:r>
+              <m:t xml:space="preserve">r</m:t>
+            </m:r>
+          </m:sub>
+        </m:sSub>
+        <m:r>
+          <m:t xml:space="preserve">,W,</m:t>
+        </m:r>
+        <m:sSub>
+          <m:e>
+            <m:r>
+              <m:t xml:space="preserve">W</m:t>
+            </m:r>
+          </m:e>
+          <m:sub>
+            <m:r>
+              <m:t xml:space="preserve">φ</m:t>
+            </m:r>
+          </m:sub>
+        </m:sSub>
+        <m:r>
+          <m:t xml:space="preserve">)</m:t>
+        </m:r>
+      </m:oMath>
+      <w:r>
+        <w:rPr>
+          <w:b w:val="0"/>
+          <w:i w:val="0"/>
+        </w:rPr>
+        <w:t xml:space="preserve"> in Planck units with </w:t>
+      </w:r>
+      <m:oMath>
+        <m:acc>
+          <m:accPr>
+            <m:chr m:val="̇"/>
+          </m:accPr>
+          <m:e/>
+        </m:acc>
+        <m:r>
+          <m:t xml:space="preserve">H=−(ρ+p)(1−(n+1)(ρ/</m:t>
+        </m:r>
+        <m:sSub>
+          <m:e>
+            <m:r>
+              <m:t xml:space="preserve">ρ</m:t>
+            </m:r>
+          </m:e>
+          <m:sub>
+            <m:r>
+              <m:t xml:space="preserve">c</m:t>
+            </m:r>
+          </m:sub>
+        </m:sSub>
+        <m:sSup>
+          <m:e>
+            <m:r>
+              <m:t xml:space="preserve">)</m:t>
+            </m:r>
+          </m:e>
+          <m:sup>
+            <m:r>
+              <m:t xml:space="preserve">n</m:t>
+            </m:r>
+          </m:sup>
+        </m:sSup>
+        <m:r>
+          <m:t xml:space="preserve">)/2+k/</m:t>
+        </m:r>
+        <m:sSup>
+          <m:e>
+            <m:r>
+              <m:t xml:space="preserve">a</m:t>
+            </m:r>
+          </m:e>
+          <m:sup>
+            <m:r>
+              <m:t xml:space="preserve">2</m:t>
+            </m:r>
+          </m:sup>
+        </m:sSup>
+      </m:oMath>
+      <w:r>
+        <w:rPr>
+          <w:b w:val="0"/>
+          <w:i w:val="0"/>
+        </w:rPr>
+        <w:t xml:space="preserve"> (</w:t>
+      </w:r>
+      <m:oMath>
+        <m:r>
+          <m:t xml:space="preserve">n=1</m:t>
+        </m:r>
+      </m:oMath>
+      <w:r>
+        <w:rPr>
+          <w:b w:val="0"/>
+          <w:i w:val="0"/>
+        </w:rPr>
+        <w:t xml:space="preserve"> loop quantum cosmology, </w:t>
+      </w:r>
+      <m:oMath>
+        <m:r>
+          <m:t xml:space="preserve">n=2</m:t>
+        </m:r>
+      </m:oMath>
+      <w:r>
+        <w:rPr>
+          <w:b w:val="0"/>
+          <w:i w:val="0"/>
+        </w:rPr>
+        <w:t xml:space="preserve"> check), </w:t>
+      </w:r>
+      <m:oMath>
+        <m:r>
+          <m:t xml:space="preserve">k=−1</m:t>
+        </m:r>
+      </m:oMath>
+      <w:r>
+        <w:rPr>
+          <w:b w:val="0"/>
+          <w:i w:val="0"/>
+        </w:rPr>
+        <w:t xml:space="preserve">, </w:t>
+      </w:r>
+      <m:oMath>
+        <m:r>
+          <m:t xml:space="preserve">V=</m:t>
+        </m:r>
+        <m:sSub>
+          <m:e>
+            <m:r>
+              <m:t xml:space="preserve">V</m:t>
+            </m:r>
+          </m:e>
+          <m:sub>
+            <m:r>
+              <m:t xml:space="preserve">t</m:t>
+            </m:r>
+          </m:sub>
+        </m:sSub>
+        <m:r>
+          <m:t xml:space="preserve">+</m:t>
+        </m:r>
+        <m:sSup>
+          <m:e>
+            <m:r>
+              <m:t xml:space="preserve">m</m:t>
+            </m:r>
+          </m:e>
+          <m:sup>
+            <m:r>
+              <m:t xml:space="preserve">2</m:t>
+            </m:r>
+          </m:sup>
+        </m:sSup>
+        <m:sSup>
+          <m:e>
+            <m:r>
+              <m:t xml:space="preserve">φ</m:t>
+            </m:r>
+          </m:e>
+          <m:sup>
+            <m:r>
+              <m:t xml:space="preserve">2</m:t>
+            </m:r>
+          </m:sup>
+        </m:sSup>
+        <m:r>
+          <m:t xml:space="preserve">/2</m:t>
+        </m:r>
+      </m:oMath>
+      <w:r>
+        <w:rPr>
+          <w:b w:val="0"/>
+          <w:i w:val="0"/>
+        </w:rPr>
+        <w:t xml:space="preserve">, dissipation </w:t>
+      </w:r>
+      <m:oMath>
+        <m:r>
+          <m:t xml:space="preserve">Υ</m:t>
+        </m:r>
+      </m:oMath>
+      <w:r>
+        <w:rPr>
+          <w:b w:val="0"/>
+          <w:i w:val="0"/>
+        </w:rPr>
+        <w:t xml:space="preserve">, and </w:t>
+      </w:r>
+      <m:oMath>
+        <m:r>
+          <m:t xml:space="preserve">W=</m:t>
+        </m:r>
+        <m:r>
+          <m:rPr>
+            <m:sty m:val="p"/>
+          </m:rPr>
+          <m:t xml:space="preserve">∫</m:t>
+        </m:r>
+        <m:r>
+          <m:t xml:space="preserve">p</m:t>
+        </m:r>
+        <m:r>
+          <m:rPr>
+            <m:sty m:val="p"/>
+          </m:rPr>
+          <m:t xml:space="preserve"> </m:t>
+        </m:r>
+        <m:r>
+          <m:t xml:space="preserve">d(</m:t>
+        </m:r>
+        <m:sSup>
+          <m:e>
+            <m:r>
+              <m:t xml:space="preserve">a</m:t>
+            </m:r>
+          </m:e>
+          <m:sup>
+            <m:r>
+              <m:t xml:space="preserve">3</m:t>
+            </m:r>
+          </m:sup>
+        </m:sSup>
+        <m:r>
+          <m:t xml:space="preserve">)</m:t>
+        </m:r>
+      </m:oMath>
+      <w:r>
+        <w:rPr>
+          <w:b w:val="0"/>
+          <w:i w:val="0"/>
+        </w:rPr>
+        <w:t xml:space="preserve">, </w:t>
+      </w:r>
+      <m:oMath>
+        <m:sSub>
+          <m:e>
+            <m:r>
+              <m:t xml:space="preserve">W</m:t>
+            </m:r>
+          </m:e>
+          <m:sub>
+            <m:r>
+              <m:t xml:space="preserve">φ</m:t>
+            </m:r>
+          </m:sub>
+        </m:sSub>
+        <m:r>
+          <m:t xml:space="preserve">=</m:t>
+        </m:r>
+        <m:r>
+          <m:rPr>
+            <m:sty m:val="p"/>
+          </m:rPr>
+          <m:t xml:space="preserve">∫</m:t>
+        </m:r>
+        <m:sSub>
+          <m:e>
+            <m:r>
+              <m:t xml:space="preserve">p</m:t>
+            </m:r>
+          </m:e>
+          <m:sub>
+            <m:r>
+              <m:t xml:space="preserve">φ</m:t>
+            </m:r>
+          </m:sub>
+        </m:sSub>
+        <m:r>
+          <m:rPr>
+            <m:sty m:val="p"/>
+          </m:rPr>
+          <m:t xml:space="preserve"> </m:t>
+        </m:r>
+        <m:r>
+          <m:t xml:space="preserve">d(</m:t>
+        </m:r>
+        <m:sSup>
+          <m:e>
+            <m:r>
+              <m:t xml:space="preserve">a</m:t>
+            </m:r>
+          </m:e>
+          <m:sup>
+            <m:r>
+              <m:t xml:space="preserve">3</m:t>
+            </m:r>
+          </m:sup>
+        </m:sSup>
+        <m:r>
+          <m:t xml:space="preserve">)</m:t>
+        </m:r>
+      </m:oMath>
+      <w:r>
+        <w:rPr>
+          <w:b w:val="0"/>
+          <w:i w:val="0"/>
+        </w:rPr>
+        <w:t>. Initial data at a turnaround (</w:t>
+      </w:r>
+      <m:oMath>
+        <m:r>
+          <m:t xml:space="preserve">H=0</m:t>
+        </m:r>
+      </m:oMath>
+      <w:r>
+        <w:rPr>
+          <w:b w:val="0"/>
+          <w:i w:val="0"/>
+        </w:rPr>
+        <w:t xml:space="preserve">) with the radiation density from the constraint; baseline </w:t>
+      </w:r>
+      <m:oMath>
+        <m:sSub>
+          <m:e>
+            <m:r>
+              <m:t xml:space="preserve">V</m:t>
+            </m:r>
+          </m:e>
+          <m:sub>
+            <m:r>
+              <m:t xml:space="preserve">t</m:t>
+            </m:r>
+          </m:sub>
+        </m:sSub>
+        <m:r>
+          <m:t xml:space="preserve">=−1</m:t>
+        </m:r>
+        <m:sSup>
+          <m:e>
+            <m:r>
+              <m:t xml:space="preserve">0</m:t>
+            </m:r>
+          </m:e>
+          <m:sup>
+            <m:r>
+              <m:t xml:space="preserve">−6</m:t>
+            </m:r>
+          </m:sup>
+        </m:sSup>
+      </m:oMath>
+      <w:r>
+        <w:rPr>
+          <w:b w:val="0"/>
+          <w:i w:val="0"/>
+        </w:rPr>
+        <w:t xml:space="preserve">, </w:t>
+      </w:r>
+      <m:oMath>
+        <m:sSub>
+          <m:e>
+            <m:r>
+              <m:t xml:space="preserve">ρ</m:t>
+            </m:r>
+          </m:e>
+          <m:sub>
+            <m:r>
+              <m:t xml:space="preserve">c</m:t>
+            </m:r>
+          </m:sub>
+        </m:sSub>
+        <m:r>
+          <m:t xml:space="preserve">=1</m:t>
+        </m:r>
+      </m:oMath>
+      <w:r>
+        <w:rPr>
+          <w:b w:val="0"/>
+          <w:i w:val="0"/>
+        </w:rPr>
+        <w:t xml:space="preserve">, </w:t>
+      </w:r>
+      <m:oMath>
+        <m:r>
+          <m:t xml:space="preserve">m=0.05</m:t>
+        </m:r>
+      </m:oMath>
+      <w:r>
+        <w:rPr>
+          <w:b w:val="0"/>
+          <w:i w:val="0"/>
+        </w:rPr>
+        <w:t xml:space="preserve">, </w:t>
+      </w:r>
+      <m:oMath>
+        <m:sSub>
+          <m:e>
+            <m:r>
+              <m:t xml:space="preserve">a</m:t>
+            </m:r>
+          </m:e>
+          <m:sub>
+            <m:r>
+              <m:rPr>
+                <m:sty m:val="p"/>
+              </m:rPr>
+              <m:t xml:space="preserve">max</m:t>
+            </m:r>
+          </m:sub>
+        </m:sSub>
+        <m:r>
+          <m:t xml:space="preserve">=3000</m:t>
+        </m:r>
+      </m:oMath>
+      <w:r>
+        <w:rPr>
+          <w:b w:val="0"/>
+          <w:i w:val="0"/>
+        </w:rPr>
+        <w:t xml:space="preserve"> (oscillation_config.json). Turnarounds are zeros of </w:t>
+      </w:r>
+      <m:oMath>
+        <m:r>
+          <m:t xml:space="preserve">H</m:t>
+        </m:r>
+      </m:oMath>
+      <w:r>
+        <w:rPr>
+          <w:b w:val="0"/>
+          <w:i w:val="0"/>
+        </w:rPr>
+        <w:t xml:space="preserve"> with </w:t>
+      </w:r>
+      <m:oMath>
+        <m:r>
+          <m:t xml:space="preserve">ρ≪</m:t>
+        </m:r>
+        <m:sSub>
+          <m:e>
+            <m:r>
+              <m:t xml:space="preserve">ρ</m:t>
+            </m:r>
+          </m:e>
+          <m:sub>
+            <m:r>
+              <m:t xml:space="preserve">c</m:t>
+            </m:r>
+          </m:sub>
+        </m:sSub>
+      </m:oMath>
+      <w:r>
+        <w:rPr>
+          <w:b w:val="0"/>
+          <w:i w:val="0"/>
+        </w:rPr>
+        <w:t xml:space="preserve">, bounces zeros with </w:t>
+      </w:r>
+      <m:oMath>
+        <m:r>
+          <m:t xml:space="preserve">ρ∼</m:t>
+        </m:r>
+        <m:sSub>
+          <m:e>
+            <m:r>
+              <m:t xml:space="preserve">ρ</m:t>
+            </m:r>
+          </m:e>
+          <m:sub>
+            <m:r>
+              <m:t xml:space="preserve">c</m:t>
+            </m:r>
+          </m:sub>
+        </m:sSub>
+      </m:oMath>
+      <w:r>
+        <w:rPr>
+          <w:b w:val="0"/>
+          <w:i w:val="0"/>
+        </w:rPr>
+        <w:t xml:space="preserve"> (a scalar-dominated bounce can make </w:t>
+      </w:r>
+      <m:oMath>
+        <m:r>
+          <m:t xml:space="preserve">H</m:t>
+        </m:r>
+      </m:oMath>
+      <w:r>
+        <w:rPr>
+          <w:b w:val="0"/>
+          <w:i w:val="0"/>
+        </w:rPr>
+        <w:t xml:space="preserve"> cross zero more than once near </w:t>
+      </w:r>
+      <m:oMath>
+        <m:sSub>
+          <m:e>
+            <m:r>
+              <m:t xml:space="preserve">ρ</m:t>
+            </m:r>
+          </m:e>
+          <m:sub>
+            <m:r>
+              <m:t xml:space="preserve">c</m:t>
+            </m:r>
+          </m:sub>
+        </m:sSub>
+      </m:oMath>
+      <w:r>
+        <w:rPr>
+          <w:b w:val="0"/>
+          <w:i w:val="0"/>
+        </w:rPr>
+        <w:t>; those crossings are not cycle events). Per-cycle results for the phase-diagram grid are in oscillation_cycles.csv. Table S11 lists the integrator comparison.</w:t>
+      </w:r>
+    </w:p>
+    <w:p>
+      <w:pPr>
+        <w:keepNext/>
+      </w:pPr>
+      <w:r>
+        <w:rPr>
+          <w:b w:val="0"/>
+          <w:i/>
+          <w:sz w:val="19"/>
+        </w:rPr>
+        <w:t xml:space="preserve">Table S11. Option B: scalar energy multiplier per cycle (linear regime) and the turnaround radii of a nonlinear run for each integrator setting, with their deviation from the reference (DOP853, </w:t>
+      </w:r>
+      <m:oMath>
+        <m:r>
+          <w:rPr>
+            <w:sz w:val="19"/>
+            <w:szCs w:val="19"/>
+          </w:rPr>
+          <m:t xml:space="preserve">1</m:t>
+        </m:r>
+        <m:sSup>
+          <m:e>
+            <m:r>
+              <w:rPr>
+                <w:sz w:val="19"/>
+                <w:szCs w:val="19"/>
+              </w:rPr>
+              <m:t xml:space="preserve">0</m:t>
+            </m:r>
+          </m:e>
+          <m:sup>
+            <m:r>
+              <w:rPr>
+                <w:sz w:val="19"/>
+                <w:szCs w:val="19"/>
+              </w:rPr>
+              <m:t xml:space="preserve">−11</m:t>
+            </m:r>
+          </m:sup>
+        </m:sSup>
+      </m:oMath>
+      <w:r>
+        <w:rPr>
+          <w:b w:val="0"/>
+          <w:i/>
+          <w:sz w:val="19"/>
+        </w:rPr>
+        <w:t xml:space="preserve">, </w:t>
+      </w:r>
+      <m:oMath>
+        <m:r>
+          <w:rPr>
+            <w:sz w:val="19"/>
+            <w:szCs w:val="19"/>
+          </w:rPr>
+          <m:t xml:space="preserve">P/400</m:t>
+        </m:r>
+      </m:oMath>
+      <w:r>
+        <w:rPr>
+          <w:b w:val="0"/>
+          <w:i/>
+          <w:sz w:val="19"/>
+        </w:rPr>
+        <w:t>).</w:t>
+      </w:r>
+    </w:p>
+    <w:tbl>
+      <w:tblPr>
+        <w:tblW w:type="auto" w:w="0"/>
+        <w:jc w:val="center"/>
+        <w:tblLook w:firstColumn="1" w:firstRow="1" w:lastColumn="0" w:lastRow="0" w:noHBand="0" w:noVBand="1" w:val="04A0"/>
+        <w:tblBorders>
+          <w:top w:val="single" w:sz="4" w:space="0" w:color="888888"/>
+          <w:left w:val="single" w:sz="4" w:space="0" w:color="888888"/>
+          <w:bottom w:val="single" w:sz="4" w:space="0" w:color="888888"/>
+          <w:right w:val="single" w:sz="4" w:space="0" w:color="888888"/>
+          <w:insideH w:val="single" w:sz="4" w:space="0" w:color="888888"/>
+          <w:insideV w:val="single" w:sz="4" w:space="0" w:color="888888"/>
+        </w:tblBorders>
+      </w:tblPr>
+      <w:tblGrid>
+        <w:gridCol w:w="2340"/>
+        <w:gridCol w:w="2340"/>
+        <w:gridCol w:w="2340"/>
+        <w:gridCol w:w="2340"/>
+      </w:tblGrid>
+      <w:tr>
+        <w:tc>
+          <w:tcPr>
+            <w:tcW w:type="dxa" w:w="2340"/>
+            <w:shd w:val="clear" w:color="auto" w:fill="E4ECF3"/>
+          </w:tcPr>
+          <w:p>
+            <w:pPr>
+              <w:spacing w:after="20" w:line="240" w:lineRule="auto"/>
+            </w:pPr>
+            <w:r/>
+            <w:r>
+              <w:rPr>
+                <w:b/>
+                <w:i w:val="0"/>
+                <w:sz w:val="17"/>
+              </w:rPr>
+              <w:t>Integrator</w:t>
+            </w:r>
+          </w:p>
+        </w:tc>
+        <w:tc>
+          <w:tcPr>
+            <w:tcW w:type="dxa" w:w="2340"/>
+            <w:shd w:val="clear" w:color="auto" w:fill="E4ECF3"/>
+          </w:tcPr>
+          <w:p>
+            <w:pPr>
+              <w:spacing w:after="20" w:line="240" w:lineRule="auto"/>
+            </w:pPr>
+            <w:r/>
+            <w:r>
+              <w:rPr>
+                <w:b/>
+                <w:i w:val="0"/>
+                <w:sz w:val="17"/>
+              </w:rPr>
+              <w:t>multiplier</w:t>
+            </w:r>
+          </w:p>
+        </w:tc>
+        <w:tc>
+          <w:tcPr>
+            <w:tcW w:type="dxa" w:w="2340"/>
+            <w:shd w:val="clear" w:color="auto" w:fill="E4ECF3"/>
+          </w:tcPr>
+          <w:p>
+            <w:pPr>
+              <w:spacing w:after="20" w:line="240" w:lineRule="auto"/>
+            </w:pPr>
+            <w:r/>
+            <w:r>
+              <w:rPr>
+                <w:b/>
+                <w:i w:val="0"/>
+                <w:sz w:val="17"/>
+              </w:rPr>
+              <w:t>deviation</w:t>
+            </w:r>
+          </w:p>
+        </w:tc>
+        <w:tc>
+          <w:tcPr>
+            <w:tcW w:type="dxa" w:w="2340"/>
+            <w:shd w:val="clear" w:color="auto" w:fill="E4ECF3"/>
+          </w:tcPr>
+          <w:p>
+            <w:pPr>
+              <w:spacing w:after="20" w:line="240" w:lineRule="auto"/>
+            </w:pPr>
+            <w:r/>
+            <m:oMath>
+              <m:sSub>
+                <m:e>
+                  <m:r>
+                    <w:rPr>
+                      <w:sz w:val="17"/>
+                      <w:szCs w:val="17"/>
+                    </w:rPr>
+                    <m:t xml:space="preserve">a</m:t>
+                  </m:r>
+                </m:e>
+                <m:sub>
+                  <m:r>
+                    <m:rPr>
+                      <m:sty m:val="p"/>
+                    </m:rPr>
+                    <w:rPr>
+                      <w:sz w:val="17"/>
+                      <w:szCs w:val="17"/>
+                    </w:rPr>
+                    <m:t xml:space="preserve">max</m:t>
+                  </m:r>
+                </m:sub>
+              </m:sSub>
+            </m:oMath>
+            <w:r>
+              <w:rPr>
+                <w:b/>
+                <w:i w:val="0"/>
+                <w:sz w:val="17"/>
+              </w:rPr>
+              <w:t xml:space="preserve"> deviation</w:t>
+            </w:r>
+          </w:p>
+        </w:tc>
+      </w:tr>
+      <w:tr>
+        <w:tc>
+          <w:tcPr>
+            <w:tcW w:type="dxa" w:w="2340"/>
+          </w:tcPr>
+          <w:p>
+            <w:pPr>
+              <w:spacing w:after="20" w:line="240" w:lineRule="auto"/>
+            </w:pPr>
+            <w:r/>
+            <w:r>
+              <w:rPr>
+                <w:b w:val="0"/>
+                <w:i w:val="0"/>
+                <w:sz w:val="17"/>
+              </w:rPr>
+              <w:t>DOP853 1e-11 P/400</w:t>
+            </w:r>
+          </w:p>
+        </w:tc>
+        <w:tc>
+          <w:tcPr>
+            <w:tcW w:type="dxa" w:w="2340"/>
+          </w:tcPr>
+          <w:p>
+            <w:pPr>
+              <w:spacing w:after="20" w:line="240" w:lineRule="auto"/>
+            </w:pPr>
+            <w:r/>
+            <w:r>
+              <w:rPr>
+                <w:b w:val="0"/>
+                <w:i w:val="0"/>
+                <w:sz w:val="17"/>
+              </w:rPr>
+              <w:t>10.1634</w:t>
+            </w:r>
+          </w:p>
+        </w:tc>
+        <w:tc>
+          <w:tcPr>
+            <w:tcW w:type="dxa" w:w="2340"/>
+          </w:tcPr>
+          <w:p>
+            <w:pPr>
+              <w:spacing w:after="20" w:line="240" w:lineRule="auto"/>
+            </w:pPr>
+            <w:r/>
+            <w:r>
+              <w:rPr>
+                <w:b w:val="0"/>
+                <w:i w:val="0"/>
+                <w:sz w:val="17"/>
+              </w:rPr>
+              <w:t>0.0e+00</w:t>
+            </w:r>
+          </w:p>
+        </w:tc>
+        <w:tc>
+          <w:tcPr>
+            <w:tcW w:type="dxa" w:w="2340"/>
+          </w:tcPr>
+          <w:p>
+            <w:pPr>
+              <w:spacing w:after="20" w:line="240" w:lineRule="auto"/>
+            </w:pPr>
+            <w:r/>
+            <w:r>
+              <w:rPr>
+                <w:b w:val="0"/>
+                <w:i w:val="0"/>
+                <w:sz w:val="17"/>
+              </w:rPr>
+              <w:t>0.0e+00</w:t>
+            </w:r>
+          </w:p>
+        </w:tc>
+      </w:tr>
+      <w:tr>
+        <w:tc>
+          <w:tcPr>
+            <w:tcW w:type="dxa" w:w="2340"/>
+          </w:tcPr>
+          <w:p>
+            <w:pPr>
+              <w:spacing w:after="20" w:line="240" w:lineRule="auto"/>
+            </w:pPr>
+            <w:r/>
+            <w:r>
+              <w:rPr>
+                <w:b w:val="0"/>
+                <w:i w:val="0"/>
+                <w:sz w:val="17"/>
+              </w:rPr>
+              <w:t>DOP853 1e-12 P/800</w:t>
+            </w:r>
+          </w:p>
+        </w:tc>
+        <w:tc>
+          <w:tcPr>
+            <w:tcW w:type="dxa" w:w="2340"/>
+          </w:tcPr>
+          <w:p>
+            <w:pPr>
+              <w:spacing w:after="20" w:line="240" w:lineRule="auto"/>
+            </w:pPr>
+            <w:r/>
+            <w:r>
+              <w:rPr>
+                <w:b w:val="0"/>
+                <w:i w:val="0"/>
+                <w:sz w:val="17"/>
+              </w:rPr>
+              <w:t>10.1742</w:t>
+            </w:r>
+          </w:p>
+        </w:tc>
+        <w:tc>
+          <w:tcPr>
+            <w:tcW w:type="dxa" w:w="2340"/>
+          </w:tcPr>
+          <w:p>
+            <w:pPr>
+              <w:spacing w:after="20" w:line="240" w:lineRule="auto"/>
+            </w:pPr>
+            <w:r/>
+            <w:r>
+              <w:rPr>
+                <w:b w:val="0"/>
+                <w:i w:val="0"/>
+                <w:sz w:val="17"/>
+              </w:rPr>
+              <w:t>1.1e-03</w:t>
+            </w:r>
+          </w:p>
+        </w:tc>
+        <w:tc>
+          <w:tcPr>
+            <w:tcW w:type="dxa" w:w="2340"/>
+          </w:tcPr>
+          <w:p>
+            <w:pPr>
+              <w:spacing w:after="20" w:line="240" w:lineRule="auto"/>
+            </w:pPr>
+            <w:r/>
+            <w:r>
+              <w:rPr>
+                <w:b w:val="0"/>
+                <w:i w:val="0"/>
+                <w:sz w:val="17"/>
+              </w:rPr>
+              <w:t>2.2e-03</w:t>
+            </w:r>
+          </w:p>
+        </w:tc>
+      </w:tr>
+      <w:tr>
+        <w:tc>
+          <w:tcPr>
+            <w:tcW w:type="dxa" w:w="2340"/>
+          </w:tcPr>
+          <w:p>
+            <w:pPr>
+              <w:spacing w:after="20" w:line="240" w:lineRule="auto"/>
+            </w:pPr>
+            <w:r/>
+            <w:r>
+              <w:rPr>
+                <w:b w:val="0"/>
+                <w:i w:val="0"/>
+                <w:sz w:val="17"/>
+              </w:rPr>
+              <w:t>DOP853 1e-9 P/200</w:t>
+            </w:r>
+          </w:p>
+        </w:tc>
+        <w:tc>
+          <w:tcPr>
+            <w:tcW w:type="dxa" w:w="2340"/>
+          </w:tcPr>
+          <w:p>
+            <w:pPr>
+              <w:spacing w:after="20" w:line="240" w:lineRule="auto"/>
+            </w:pPr>
+            <w:r/>
+            <w:r>
+              <w:rPr>
+                <w:b w:val="0"/>
+                <w:i w:val="0"/>
+                <w:sz w:val="17"/>
+              </w:rPr>
+              <w:t>8.0140</w:t>
+            </w:r>
+          </w:p>
+        </w:tc>
+        <w:tc>
+          <w:tcPr>
+            <w:tcW w:type="dxa" w:w="2340"/>
+          </w:tcPr>
+          <w:p>
+            <w:pPr>
+              <w:spacing w:after="20" w:line="240" w:lineRule="auto"/>
+            </w:pPr>
+            <w:r/>
+            <w:r>
+              <w:rPr>
+                <w:b w:val="0"/>
+                <w:i w:val="0"/>
+                <w:sz w:val="17"/>
+              </w:rPr>
+              <w:t>2.1e-01</w:t>
+            </w:r>
+          </w:p>
+        </w:tc>
+        <w:tc>
+          <w:tcPr>
+            <w:tcW w:type="dxa" w:w="2340"/>
+          </w:tcPr>
+          <w:p>
+            <w:pPr>
+              <w:spacing w:after="20" w:line="240" w:lineRule="auto"/>
+            </w:pPr>
+            <w:r/>
+            <w:r>
+              <w:rPr>
+                <w:b w:val="0"/>
+                <w:i w:val="0"/>
+                <w:sz w:val="17"/>
+              </w:rPr>
+              <w:t>2.2e-01</w:t>
+            </w:r>
+          </w:p>
+        </w:tc>
+      </w:tr>
+      <w:tr>
+        <w:tc>
+          <w:tcPr>
+            <w:tcW w:type="dxa" w:w="2340"/>
+          </w:tcPr>
+          <w:p>
+            <w:pPr>
+              <w:spacing w:after="20" w:line="240" w:lineRule="auto"/>
+            </w:pPr>
+            <w:r/>
+            <w:r>
+              <w:rPr>
+                <w:b w:val="0"/>
+                <w:i w:val="0"/>
+                <w:sz w:val="17"/>
+              </w:rPr>
+              <w:t>DOP853 1e-11 P/1600</w:t>
+            </w:r>
+          </w:p>
+        </w:tc>
+        <w:tc>
+          <w:tcPr>
+            <w:tcW w:type="dxa" w:w="2340"/>
+          </w:tcPr>
+          <w:p>
+            <w:pPr>
+              <w:spacing w:after="20" w:line="240" w:lineRule="auto"/>
+            </w:pPr>
+            <w:r/>
+            <w:r>
+              <w:rPr>
+                <w:b w:val="0"/>
+                <w:i w:val="0"/>
+                <w:sz w:val="17"/>
+              </w:rPr>
+              <w:t>10.1575</w:t>
+            </w:r>
+          </w:p>
+        </w:tc>
+        <w:tc>
+          <w:tcPr>
+            <w:tcW w:type="dxa" w:w="2340"/>
+          </w:tcPr>
+          <w:p>
+            <w:pPr>
+              <w:spacing w:after="20" w:line="240" w:lineRule="auto"/>
+            </w:pPr>
+            <w:r/>
+            <w:r>
+              <w:rPr>
+                <w:b w:val="0"/>
+                <w:i w:val="0"/>
+                <w:sz w:val="17"/>
+              </w:rPr>
+              <w:t>5.8e-04</w:t>
+            </w:r>
+          </w:p>
+        </w:tc>
+        <w:tc>
+          <w:tcPr>
+            <w:tcW w:type="dxa" w:w="2340"/>
+          </w:tcPr>
+          <w:p>
+            <w:pPr>
+              <w:spacing w:after="20" w:line="240" w:lineRule="auto"/>
+            </w:pPr>
+            <w:r/>
+            <w:r>
+              <w:rPr>
+                <w:b w:val="0"/>
+                <w:i w:val="0"/>
+                <w:sz w:val="17"/>
+              </w:rPr>
+              <w:t>2.2e-04</w:t>
+            </w:r>
+          </w:p>
+        </w:tc>
+      </w:tr>
+      <w:tr>
+        <w:tc>
+          <w:tcPr>
+            <w:tcW w:type="dxa" w:w="2340"/>
+          </w:tcPr>
+          <w:p>
+            <w:pPr>
+              <w:spacing w:after="20" w:line="240" w:lineRule="auto"/>
+            </w:pPr>
+            <w:r/>
+            <w:r>
+              <w:rPr>
+                <w:b w:val="0"/>
+                <w:i w:val="0"/>
+                <w:sz w:val="17"/>
+              </w:rPr>
+              <w:t>Radau 1e-10 P/400</w:t>
+            </w:r>
+          </w:p>
+        </w:tc>
+        <w:tc>
+          <w:tcPr>
+            <w:tcW w:type="dxa" w:w="2340"/>
+          </w:tcPr>
+          <w:p>
+            <w:pPr>
+              <w:spacing w:after="20" w:line="240" w:lineRule="auto"/>
+            </w:pPr>
+            <w:r/>
+            <w:r>
+              <w:rPr>
+                <w:b w:val="0"/>
+                <w:i w:val="0"/>
+                <w:sz w:val="17"/>
+              </w:rPr>
+              <w:t>10.1713</w:t>
+            </w:r>
+          </w:p>
+        </w:tc>
+        <w:tc>
+          <w:tcPr>
+            <w:tcW w:type="dxa" w:w="2340"/>
+          </w:tcPr>
+          <w:p>
+            <w:pPr>
+              <w:spacing w:after="20" w:line="240" w:lineRule="auto"/>
+            </w:pPr>
+            <w:r/>
+            <w:r>
+              <w:rPr>
+                <w:b w:val="0"/>
+                <w:i w:val="0"/>
+                <w:sz w:val="17"/>
+              </w:rPr>
+              <w:t>7.7e-04</w:t>
+            </w:r>
+          </w:p>
+        </w:tc>
+        <w:tc>
+          <w:tcPr>
+            <w:tcW w:type="dxa" w:w="2340"/>
+          </w:tcPr>
+          <w:p>
+            <w:pPr>
+              <w:spacing w:after="20" w:line="240" w:lineRule="auto"/>
+            </w:pPr>
+            <w:r/>
+            <w:r>
+              <w:rPr>
+                <w:b w:val="0"/>
+                <w:i w:val="0"/>
+                <w:sz w:val="17"/>
+              </w:rPr>
+              <w:t>2.1e-03</w:t>
+            </w:r>
+          </w:p>
+        </w:tc>
+      </w:tr>
+      <w:tr>
+        <w:tc>
+          <w:tcPr>
+            <w:tcW w:type="dxa" w:w="2340"/>
+          </w:tcPr>
+          <w:p>
+            <w:pPr>
+              <w:spacing w:after="20" w:line="240" w:lineRule="auto"/>
+            </w:pPr>
+            <w:r/>
+            <w:r>
+              <w:rPr>
+                <w:b w:val="0"/>
+                <w:i w:val="0"/>
+                <w:sz w:val="17"/>
+              </w:rPr>
+              <w:t>LSODA 1e-11 P/400</w:t>
+            </w:r>
+          </w:p>
+        </w:tc>
+        <w:tc>
+          <w:tcPr>
+            <w:tcW w:type="dxa" w:w="2340"/>
+          </w:tcPr>
+          <w:p>
+            <w:pPr>
+              <w:spacing w:after="20" w:line="240" w:lineRule="auto"/>
+            </w:pPr>
+            <w:r/>
+            <w:r>
+              <w:rPr>
+                <w:b w:val="0"/>
+                <w:i w:val="0"/>
+                <w:sz w:val="17"/>
+              </w:rPr>
+              <w:t>9.8939</w:t>
+            </w:r>
+          </w:p>
+        </w:tc>
+        <w:tc>
+          <w:tcPr>
+            <w:tcW w:type="dxa" w:w="2340"/>
+          </w:tcPr>
+          <w:p>
+            <w:pPr>
+              <w:spacing w:after="20" w:line="240" w:lineRule="auto"/>
+            </w:pPr>
+            <w:r/>
+            <w:r>
+              <w:rPr>
+                <w:b w:val="0"/>
+                <w:i w:val="0"/>
+                <w:sz w:val="17"/>
+              </w:rPr>
+              <w:t>2.7e-02</w:t>
+            </w:r>
+          </w:p>
+        </w:tc>
+        <w:tc>
+          <w:tcPr>
+            <w:tcW w:type="dxa" w:w="2340"/>
+          </w:tcPr>
+          <w:p>
+            <w:pPr>
+              <w:spacing w:after="20" w:line="240" w:lineRule="auto"/>
+            </w:pPr>
+            <w:r/>
+            <w:r>
+              <w:rPr>
+                <w:b w:val="0"/>
+                <w:i w:val="0"/>
+                <w:sz w:val="17"/>
+              </w:rPr>
+              <w:t>4.6e-02</w:t>
+            </w:r>
+          </w:p>
+        </w:tc>
+      </w:tr>
+    </w:tbl>
+    <w:p>
+      <w:pPr>
+        <w:spacing w:after="40"/>
+      </w:pPr>
+    </w:p>
+    <w:p>
+      <w:pPr>
+        <w:keepNext/>
+      </w:pPr>
+      <w:r>
+        <w:rPr>
+          <w:b w:val="0"/>
+          <w:i/>
+          <w:sz w:val="19"/>
+        </w:rPr>
+        <w:t xml:space="preserve">Table S12. Option B phase diagram: classification after 100 or more cycles (runs stop when </w:t>
+      </w:r>
+      <m:oMath>
+        <m:r>
+          <w:rPr>
+            <w:sz w:val="19"/>
+            <w:szCs w:val="19"/>
+          </w:rPr>
+          <m:t xml:space="preserve">a</m:t>
+        </m:r>
+      </m:oMath>
+      <w:r>
+        <w:rPr>
+          <w:b w:val="0"/>
+          <w:i/>
+          <w:sz w:val="19"/>
+        </w:rPr>
+        <w:t xml:space="preserve"> exceeds </w:t>
+      </w:r>
+      <m:oMath>
+        <m:r>
+          <w:rPr>
+            <w:sz w:val="19"/>
+            <w:szCs w:val="19"/>
+          </w:rPr>
+          <m:t xml:space="preserve">1</m:t>
+        </m:r>
+        <m:sSup>
+          <m:e>
+            <m:r>
+              <w:rPr>
+                <w:sz w:val="19"/>
+                <w:szCs w:val="19"/>
+              </w:rPr>
+              <m:t xml:space="preserve">0</m:t>
+            </m:r>
+          </m:e>
+          <m:sup>
+            <m:r>
+              <w:rPr>
+                <w:sz w:val="19"/>
+                <w:szCs w:val="19"/>
+              </w:rPr>
+              <m:t xml:space="preserve">30</m:t>
+            </m:r>
+          </m:sup>
+        </m:sSup>
+      </m:oMath>
+      <w:r>
+        <w:rPr>
+          <w:b w:val="0"/>
+          <w:i/>
+          <w:sz w:val="19"/>
+        </w:rPr>
+        <w:t>).</w:t>
+      </w:r>
+    </w:p>
+    <w:tbl>
+      <w:tblPr>
+        <w:tblW w:type="auto" w:w="0"/>
+        <w:jc w:val="center"/>
+        <w:tblLook w:firstColumn="1" w:firstRow="1" w:lastColumn="0" w:lastRow="0" w:noHBand="0" w:noVBand="1" w:val="04A0"/>
+        <w:tblBorders>
+          <w:top w:val="single" w:sz="4" w:space="0" w:color="888888"/>
+          <w:left w:val="single" w:sz="4" w:space="0" w:color="888888"/>
+          <w:bottom w:val="single" w:sz="4" w:space="0" w:color="888888"/>
+          <w:right w:val="single" w:sz="4" w:space="0" w:color="888888"/>
+          <w:insideH w:val="single" w:sz="4" w:space="0" w:color="888888"/>
+          <w:insideV w:val="single" w:sz="4" w:space="0" w:color="888888"/>
+        </w:tblBorders>
+      </w:tblPr>
+      <w:tblGrid>
+        <w:gridCol w:w="1872"/>
+        <w:gridCol w:w="1872"/>
+        <w:gridCol w:w="1872"/>
+        <w:gridCol w:w="1872"/>
+        <w:gridCol w:w="1872"/>
+      </w:tblGrid>
+      <w:tr>
+        <w:tc>
+          <w:tcPr>
+            <w:tcW w:type="dxa" w:w="1872"/>
+            <w:shd w:val="clear" w:color="auto" w:fill="E4ECF3"/>
+          </w:tcPr>
+          <w:p>
+            <w:pPr>
+              <w:spacing w:after="20" w:line="240" w:lineRule="auto"/>
+            </w:pPr>
+            <w:r/>
+            <m:oMath>
+              <m:r>
+                <w:rPr>
+                  <w:sz w:val="17"/>
+                  <w:szCs w:val="17"/>
+                </w:rPr>
+                <m:t xml:space="preserve">m</m:t>
+              </m:r>
+            </m:oMath>
+          </w:p>
+        </w:tc>
+        <w:tc>
+          <w:tcPr>
+            <w:tcW w:type="dxa" w:w="1872"/>
+            <w:shd w:val="clear" w:color="auto" w:fill="E4ECF3"/>
+          </w:tcPr>
+          <w:p>
+            <w:pPr>
+              <w:spacing w:after="20" w:line="240" w:lineRule="auto"/>
+            </w:pPr>
+            <w:r/>
+            <m:oMath>
+              <m:r>
+                <w:rPr>
+                  <w:sz w:val="17"/>
+                  <w:szCs w:val="17"/>
+                </w:rPr>
+                <m:t xml:space="preserve">Υ</m:t>
+              </m:r>
+              <m:r>
+                <w:rPr>
+                  <w:sz w:val="17"/>
+                  <w:szCs w:val="17"/>
+                </w:rPr>
+                <m:t xml:space="preserve">P</m:t>
+              </m:r>
+            </m:oMath>
+          </w:p>
+        </w:tc>
+        <w:tc>
+          <w:tcPr>
+            <w:tcW w:type="dxa" w:w="1872"/>
+            <w:shd w:val="clear" w:color="auto" w:fill="E4ECF3"/>
+          </w:tcPr>
+          <w:p>
+            <w:pPr>
+              <w:spacing w:after="20" w:line="240" w:lineRule="auto"/>
+            </w:pPr>
+            <w:r/>
+            <m:oMath>
+              <m:sSub>
+                <m:e>
+                  <m:r>
+                    <w:rPr>
+                      <w:sz w:val="17"/>
+                      <w:szCs w:val="17"/>
+                    </w:rPr>
+                    <m:t xml:space="preserve">φ</m:t>
+                  </m:r>
+                </m:e>
+                <m:sub>
+                  <m:r>
+                    <w:rPr>
+                      <w:sz w:val="17"/>
+                      <w:szCs w:val="17"/>
+                    </w:rPr>
+                    <m:t xml:space="preserve">0</m:t>
+                  </m:r>
+                </m:sub>
+              </m:sSub>
+            </m:oMath>
+          </w:p>
+        </w:tc>
+        <w:tc>
+          <w:tcPr>
+            <w:tcW w:type="dxa" w:w="1872"/>
+            <w:shd w:val="clear" w:color="auto" w:fill="E4ECF3"/>
+          </w:tcPr>
+          <w:p>
+            <w:pPr>
+              <w:spacing w:after="20" w:line="240" w:lineRule="auto"/>
+            </w:pPr>
+            <w:r/>
+            <w:r>
+              <w:rPr>
+                <w:b/>
+                <w:i w:val="0"/>
+                <w:sz w:val="17"/>
+              </w:rPr>
+              <w:t>cycles</w:t>
+            </w:r>
+          </w:p>
+        </w:tc>
+        <w:tc>
+          <w:tcPr>
+            <w:tcW w:type="dxa" w:w="1872"/>
+            <w:shd w:val="clear" w:color="auto" w:fill="E4ECF3"/>
+          </w:tcPr>
+          <w:p>
+            <w:pPr>
+              <w:spacing w:after="20" w:line="240" w:lineRule="auto"/>
+            </w:pPr>
+            <w:r/>
+            <w:r>
+              <w:rPr>
+                <w:b/>
+                <w:i w:val="0"/>
+                <w:sz w:val="17"/>
+              </w:rPr>
+              <w:t>class</w:t>
+            </w:r>
+          </w:p>
+        </w:tc>
+      </w:tr>
+      <w:tr>
+        <w:tc>
+          <w:tcPr>
+            <w:tcW w:type="dxa" w:w="1872"/>
+          </w:tcPr>
+          <w:p>
+            <w:pPr>
+              <w:spacing w:after="20" w:line="240" w:lineRule="auto"/>
+            </w:pPr>
+            <w:r/>
+            <w:r>
+              <w:rPr>
+                <w:b w:val="0"/>
+                <w:i w:val="0"/>
+                <w:sz w:val="17"/>
+              </w:rPr>
+              <w:t>0.01</w:t>
+            </w:r>
+          </w:p>
+        </w:tc>
+        <w:tc>
+          <w:tcPr>
+            <w:tcW w:type="dxa" w:w="1872"/>
+          </w:tcPr>
+          <w:p>
+            <w:pPr>
+              <w:spacing w:after="20" w:line="240" w:lineRule="auto"/>
+            </w:pPr>
+            <w:r/>
+            <w:r>
+              <w:rPr>
+                <w:b w:val="0"/>
+                <w:i w:val="0"/>
+                <w:sz w:val="17"/>
+              </w:rPr>
+              <w:t>0.0</w:t>
+            </w:r>
+          </w:p>
+        </w:tc>
+        <w:tc>
+          <w:tcPr>
+            <w:tcW w:type="dxa" w:w="1872"/>
+          </w:tcPr>
+          <w:p>
+            <w:pPr>
+              <w:spacing w:after="20" w:line="240" w:lineRule="auto"/>
+            </w:pPr>
+            <w:r/>
+            <w:r>
+              <w:rPr>
+                <w:b w:val="0"/>
+                <w:i w:val="0"/>
+                <w:sz w:val="17"/>
+              </w:rPr>
+              <w:t>1e-08</w:t>
+            </w:r>
+          </w:p>
+        </w:tc>
+        <w:tc>
+          <w:tcPr>
+            <w:tcW w:type="dxa" w:w="1872"/>
+          </w:tcPr>
+          <w:p>
+            <w:pPr>
+              <w:spacing w:after="20" w:line="240" w:lineRule="auto"/>
+            </w:pPr>
+            <w:r/>
+            <w:r>
+              <w:rPr>
+                <w:b w:val="0"/>
+                <w:i w:val="0"/>
+                <w:sz w:val="17"/>
+              </w:rPr>
+              <w:t>17</w:t>
+            </w:r>
+          </w:p>
+        </w:tc>
+        <w:tc>
+          <w:tcPr>
+            <w:tcW w:type="dxa" w:w="1872"/>
+          </w:tcPr>
+          <w:p>
+            <w:pPr>
+              <w:spacing w:after="20" w:line="240" w:lineRule="auto"/>
+            </w:pPr>
+            <w:r/>
+            <w:r>
+              <w:rPr>
+                <w:b w:val="0"/>
+                <w:i w:val="0"/>
+                <w:sz w:val="17"/>
+              </w:rPr>
+              <w:t>growing (runaway)</w:t>
+            </w:r>
+          </w:p>
+        </w:tc>
+      </w:tr>
+      <w:tr>
+        <w:tc>
+          <w:tcPr>
+            <w:tcW w:type="dxa" w:w="1872"/>
+          </w:tcPr>
+          <w:p>
+            <w:pPr>
+              <w:spacing w:after="20" w:line="240" w:lineRule="auto"/>
+            </w:pPr>
+            <w:r/>
+            <w:r>
+              <w:rPr>
+                <w:b w:val="0"/>
+                <w:i w:val="0"/>
+                <w:sz w:val="17"/>
+              </w:rPr>
+              <w:t>0.01</w:t>
+            </w:r>
+          </w:p>
+        </w:tc>
+        <w:tc>
+          <w:tcPr>
+            <w:tcW w:type="dxa" w:w="1872"/>
+          </w:tcPr>
+          <w:p>
+            <w:pPr>
+              <w:spacing w:after="20" w:line="240" w:lineRule="auto"/>
+            </w:pPr>
+            <w:r/>
+            <w:r>
+              <w:rPr>
+                <w:b w:val="0"/>
+                <w:i w:val="0"/>
+                <w:sz w:val="17"/>
+              </w:rPr>
+              <w:t>0.0</w:t>
+            </w:r>
+          </w:p>
+        </w:tc>
+        <w:tc>
+          <w:tcPr>
+            <w:tcW w:type="dxa" w:w="1872"/>
+          </w:tcPr>
+          <w:p>
+            <w:pPr>
+              <w:spacing w:after="20" w:line="240" w:lineRule="auto"/>
+            </w:pPr>
+            <w:r/>
+            <w:r>
+              <w:rPr>
+                <w:b w:val="0"/>
+                <w:i w:val="0"/>
+                <w:sz w:val="17"/>
+              </w:rPr>
+              <w:t>1e-03</w:t>
+            </w:r>
+          </w:p>
+        </w:tc>
+        <w:tc>
+          <w:tcPr>
+            <w:tcW w:type="dxa" w:w="1872"/>
+          </w:tcPr>
+          <w:p>
+            <w:pPr>
+              <w:spacing w:after="20" w:line="240" w:lineRule="auto"/>
+            </w:pPr>
+            <w:r/>
+            <w:r>
+              <w:rPr>
+                <w:b w:val="0"/>
+                <w:i w:val="0"/>
+                <w:sz w:val="17"/>
+              </w:rPr>
+              <w:t>5</w:t>
+            </w:r>
+          </w:p>
+        </w:tc>
+        <w:tc>
+          <w:tcPr>
+            <w:tcW w:type="dxa" w:w="1872"/>
+          </w:tcPr>
+          <w:p>
+            <w:pPr>
+              <w:spacing w:after="20" w:line="240" w:lineRule="auto"/>
+            </w:pPr>
+            <w:r/>
+            <w:r>
+              <w:rPr>
+                <w:b w:val="0"/>
+                <w:i w:val="0"/>
+                <w:sz w:val="17"/>
+              </w:rPr>
+              <w:t>growing (runaway)</w:t>
+            </w:r>
+          </w:p>
+        </w:tc>
+      </w:tr>
+      <w:tr>
+        <w:tc>
+          <w:tcPr>
+            <w:tcW w:type="dxa" w:w="1872"/>
+          </w:tcPr>
+          <w:p>
+            <w:pPr>
+              <w:spacing w:after="20" w:line="240" w:lineRule="auto"/>
+            </w:pPr>
+            <w:r/>
+            <w:r>
+              <w:rPr>
+                <w:b w:val="0"/>
+                <w:i w:val="0"/>
+                <w:sz w:val="17"/>
+              </w:rPr>
+              <w:t>0.01</w:t>
+            </w:r>
+          </w:p>
+        </w:tc>
+        <w:tc>
+          <w:tcPr>
+            <w:tcW w:type="dxa" w:w="1872"/>
+          </w:tcPr>
+          <w:p>
+            <w:pPr>
+              <w:spacing w:after="20" w:line="240" w:lineRule="auto"/>
+            </w:pPr>
+            <w:r/>
+            <w:r>
+              <w:rPr>
+                <w:b w:val="0"/>
+                <w:i w:val="0"/>
+                <w:sz w:val="17"/>
+              </w:rPr>
+              <w:t>0.3</w:t>
+            </w:r>
+          </w:p>
+        </w:tc>
+        <w:tc>
+          <w:tcPr>
+            <w:tcW w:type="dxa" w:w="1872"/>
+          </w:tcPr>
+          <w:p>
+            <w:pPr>
+              <w:spacing w:after="20" w:line="240" w:lineRule="auto"/>
+            </w:pPr>
+            <w:r/>
+            <w:r>
+              <w:rPr>
+                <w:b w:val="0"/>
+                <w:i w:val="0"/>
+                <w:sz w:val="17"/>
+              </w:rPr>
+              <w:t>1e-08</w:t>
+            </w:r>
+          </w:p>
+        </w:tc>
+        <w:tc>
+          <w:tcPr>
+            <w:tcW w:type="dxa" w:w="1872"/>
+          </w:tcPr>
+          <w:p>
+            <w:pPr>
+              <w:spacing w:after="20" w:line="240" w:lineRule="auto"/>
+            </w:pPr>
+            <w:r/>
+            <w:r>
+              <w:rPr>
+                <w:b w:val="0"/>
+                <w:i w:val="0"/>
+                <w:sz w:val="17"/>
+              </w:rPr>
+              <w:t>20</w:t>
+            </w:r>
+          </w:p>
+        </w:tc>
+        <w:tc>
+          <w:tcPr>
+            <w:tcW w:type="dxa" w:w="1872"/>
+          </w:tcPr>
+          <w:p>
+            <w:pPr>
+              <w:spacing w:after="20" w:line="240" w:lineRule="auto"/>
+            </w:pPr>
+            <w:r/>
+            <w:r>
+              <w:rPr>
+                <w:b w:val="0"/>
+                <w:i w:val="0"/>
+                <w:sz w:val="17"/>
+              </w:rPr>
+              <w:t>growing (runaway)</w:t>
+            </w:r>
+          </w:p>
+        </w:tc>
+      </w:tr>
+      <w:tr>
+        <w:tc>
+          <w:tcPr>
+            <w:tcW w:type="dxa" w:w="1872"/>
+          </w:tcPr>
+          <w:p>
+            <w:pPr>
+              <w:spacing w:after="20" w:line="240" w:lineRule="auto"/>
+            </w:pPr>
+            <w:r/>
+            <w:r>
+              <w:rPr>
+                <w:b w:val="0"/>
+                <w:i w:val="0"/>
+                <w:sz w:val="17"/>
+              </w:rPr>
+              <w:t>0.01</w:t>
+            </w:r>
+          </w:p>
+        </w:tc>
+        <w:tc>
+          <w:tcPr>
+            <w:tcW w:type="dxa" w:w="1872"/>
+          </w:tcPr>
+          <w:p>
+            <w:pPr>
+              <w:spacing w:after="20" w:line="240" w:lineRule="auto"/>
+            </w:pPr>
+            <w:r/>
+            <w:r>
+              <w:rPr>
+                <w:b w:val="0"/>
+                <w:i w:val="0"/>
+                <w:sz w:val="17"/>
+              </w:rPr>
+              <w:t>0.3</w:t>
+            </w:r>
+          </w:p>
+        </w:tc>
+        <w:tc>
+          <w:tcPr>
+            <w:tcW w:type="dxa" w:w="1872"/>
+          </w:tcPr>
+          <w:p>
+            <w:pPr>
+              <w:spacing w:after="20" w:line="240" w:lineRule="auto"/>
+            </w:pPr>
+            <w:r/>
+            <w:r>
+              <w:rPr>
+                <w:b w:val="0"/>
+                <w:i w:val="0"/>
+                <w:sz w:val="17"/>
+              </w:rPr>
+              <w:t>1e-03</w:t>
+            </w:r>
+          </w:p>
+        </w:tc>
+        <w:tc>
+          <w:tcPr>
+            <w:tcW w:type="dxa" w:w="1872"/>
+          </w:tcPr>
+          <w:p>
+            <w:pPr>
+              <w:spacing w:after="20" w:line="240" w:lineRule="auto"/>
+            </w:pPr>
+            <w:r/>
+            <w:r>
+              <w:rPr>
+                <w:b w:val="0"/>
+                <w:i w:val="0"/>
+                <w:sz w:val="17"/>
+              </w:rPr>
+              <w:t>6</w:t>
+            </w:r>
+          </w:p>
+        </w:tc>
+        <w:tc>
+          <w:tcPr>
+            <w:tcW w:type="dxa" w:w="1872"/>
+          </w:tcPr>
+          <w:p>
+            <w:pPr>
+              <w:spacing w:after="20" w:line="240" w:lineRule="auto"/>
+            </w:pPr>
+            <w:r/>
+            <w:r>
+              <w:rPr>
+                <w:b w:val="0"/>
+                <w:i w:val="0"/>
+                <w:sz w:val="17"/>
+              </w:rPr>
+              <w:t>growing (runaway)</w:t>
+            </w:r>
+          </w:p>
+        </w:tc>
+      </w:tr>
+      <w:tr>
+        <w:tc>
+          <w:tcPr>
+            <w:tcW w:type="dxa" w:w="1872"/>
+          </w:tcPr>
+          <w:p>
+            <w:pPr>
+              <w:spacing w:after="20" w:line="240" w:lineRule="auto"/>
+            </w:pPr>
+            <w:r/>
+            <w:r>
+              <w:rPr>
+                <w:b w:val="0"/>
+                <w:i w:val="0"/>
+                <w:sz w:val="17"/>
+              </w:rPr>
+              <w:t>0.01</w:t>
+            </w:r>
+          </w:p>
+        </w:tc>
+        <w:tc>
+          <w:tcPr>
+            <w:tcW w:type="dxa" w:w="1872"/>
+          </w:tcPr>
+          <w:p>
+            <w:pPr>
+              <w:spacing w:after="20" w:line="240" w:lineRule="auto"/>
+            </w:pPr>
+            <w:r/>
+            <w:r>
+              <w:rPr>
+                <w:b w:val="0"/>
+                <w:i w:val="0"/>
+                <w:sz w:val="17"/>
+              </w:rPr>
+              <w:t>1.0</w:t>
+            </w:r>
+          </w:p>
+        </w:tc>
+        <w:tc>
+          <w:tcPr>
+            <w:tcW w:type="dxa" w:w="1872"/>
+          </w:tcPr>
+          <w:p>
+            <w:pPr>
+              <w:spacing w:after="20" w:line="240" w:lineRule="auto"/>
+            </w:pPr>
+            <w:r/>
+            <w:r>
+              <w:rPr>
+                <w:b w:val="0"/>
+                <w:i w:val="0"/>
+                <w:sz w:val="17"/>
+              </w:rPr>
+              <w:t>1e-08</w:t>
+            </w:r>
+          </w:p>
+        </w:tc>
+        <w:tc>
+          <w:tcPr>
+            <w:tcW w:type="dxa" w:w="1872"/>
+          </w:tcPr>
+          <w:p>
+            <w:pPr>
+              <w:spacing w:after="20" w:line="240" w:lineRule="auto"/>
+            </w:pPr>
+            <w:r/>
+            <w:r>
+              <w:rPr>
+                <w:b w:val="0"/>
+                <w:i w:val="0"/>
+                <w:sz w:val="17"/>
+              </w:rPr>
+              <w:t>42</w:t>
+            </w:r>
+          </w:p>
+        </w:tc>
+        <w:tc>
+          <w:tcPr>
+            <w:tcW w:type="dxa" w:w="1872"/>
+          </w:tcPr>
+          <w:p>
+            <w:pPr>
+              <w:spacing w:after="20" w:line="240" w:lineRule="auto"/>
+            </w:pPr>
+            <w:r/>
+            <w:r>
+              <w:rPr>
+                <w:b w:val="0"/>
+                <w:i w:val="0"/>
+                <w:sz w:val="17"/>
+              </w:rPr>
+              <w:t>growing (runaway)</w:t>
+            </w:r>
+          </w:p>
+        </w:tc>
+      </w:tr>
+      <w:tr>
+        <w:tc>
+          <w:tcPr>
+            <w:tcW w:type="dxa" w:w="1872"/>
+          </w:tcPr>
+          <w:p>
+            <w:pPr>
+              <w:spacing w:after="20" w:line="240" w:lineRule="auto"/>
+            </w:pPr>
+            <w:r/>
+            <w:r>
+              <w:rPr>
+                <w:b w:val="0"/>
+                <w:i w:val="0"/>
+                <w:sz w:val="17"/>
+              </w:rPr>
+              <w:t>0.01</w:t>
+            </w:r>
+          </w:p>
+        </w:tc>
+        <w:tc>
+          <w:tcPr>
+            <w:tcW w:type="dxa" w:w="1872"/>
+          </w:tcPr>
+          <w:p>
+            <w:pPr>
+              <w:spacing w:after="20" w:line="240" w:lineRule="auto"/>
+            </w:pPr>
+            <w:r/>
+            <w:r>
+              <w:rPr>
+                <w:b w:val="0"/>
+                <w:i w:val="0"/>
+                <w:sz w:val="17"/>
+              </w:rPr>
+              <w:t>1.0</w:t>
+            </w:r>
+          </w:p>
+        </w:tc>
+        <w:tc>
+          <w:tcPr>
+            <w:tcW w:type="dxa" w:w="1872"/>
+          </w:tcPr>
+          <w:p>
+            <w:pPr>
+              <w:spacing w:after="20" w:line="240" w:lineRule="auto"/>
+            </w:pPr>
+            <w:r/>
+            <w:r>
+              <w:rPr>
+                <w:b w:val="0"/>
+                <w:i w:val="0"/>
+                <w:sz w:val="17"/>
+              </w:rPr>
+              <w:t>1e-03</w:t>
+            </w:r>
+          </w:p>
+        </w:tc>
+        <w:tc>
+          <w:tcPr>
+            <w:tcW w:type="dxa" w:w="1872"/>
+          </w:tcPr>
+          <w:p>
+            <w:pPr>
+              <w:spacing w:after="20" w:line="240" w:lineRule="auto"/>
+            </w:pPr>
+            <w:r/>
+            <w:r>
+              <w:rPr>
+                <w:b w:val="0"/>
+                <w:i w:val="0"/>
+                <w:sz w:val="17"/>
+              </w:rPr>
+              <w:t>7</w:t>
+            </w:r>
+          </w:p>
+        </w:tc>
+        <w:tc>
+          <w:tcPr>
+            <w:tcW w:type="dxa" w:w="1872"/>
+          </w:tcPr>
+          <w:p>
+            <w:pPr>
+              <w:spacing w:after="20" w:line="240" w:lineRule="auto"/>
+            </w:pPr>
+            <w:r/>
+            <w:r>
+              <w:rPr>
+                <w:b w:val="0"/>
+                <w:i w:val="0"/>
+                <w:sz w:val="17"/>
+              </w:rPr>
+              <w:t>growing (runaway)</w:t>
+            </w:r>
+          </w:p>
+        </w:tc>
+      </w:tr>
+      <w:tr>
+        <w:tc>
+          <w:tcPr>
+            <w:tcW w:type="dxa" w:w="1872"/>
+          </w:tcPr>
+          <w:p>
+            <w:pPr>
+              <w:spacing w:after="20" w:line="240" w:lineRule="auto"/>
+            </w:pPr>
+            <w:r/>
+            <w:r>
+              <w:rPr>
+                <w:b w:val="0"/>
+                <w:i w:val="0"/>
+                <w:sz w:val="17"/>
+              </w:rPr>
+              <w:t>0.01</w:t>
+            </w:r>
+          </w:p>
+        </w:tc>
+        <w:tc>
+          <w:tcPr>
+            <w:tcW w:type="dxa" w:w="1872"/>
+          </w:tcPr>
+          <w:p>
+            <w:pPr>
+              <w:spacing w:after="20" w:line="240" w:lineRule="auto"/>
+            </w:pPr>
+            <w:r/>
+            <w:r>
+              <w:rPr>
+                <w:b w:val="0"/>
+                <w:i w:val="0"/>
+                <w:sz w:val="17"/>
+              </w:rPr>
+              <w:t>3.0</w:t>
+            </w:r>
+          </w:p>
+        </w:tc>
+        <w:tc>
+          <w:tcPr>
+            <w:tcW w:type="dxa" w:w="1872"/>
+          </w:tcPr>
+          <w:p>
+            <w:pPr>
+              <w:spacing w:after="20" w:line="240" w:lineRule="auto"/>
+            </w:pPr>
+            <w:r/>
+            <w:r>
+              <w:rPr>
+                <w:b w:val="0"/>
+                <w:i w:val="0"/>
+                <w:sz w:val="17"/>
+              </w:rPr>
+              <w:t>1e-08</w:t>
+            </w:r>
+          </w:p>
+        </w:tc>
+        <w:tc>
+          <w:tcPr>
+            <w:tcW w:type="dxa" w:w="1872"/>
+          </w:tcPr>
+          <w:p>
+            <w:pPr>
+              <w:spacing w:after="20" w:line="240" w:lineRule="auto"/>
+            </w:pPr>
+            <w:r/>
+            <w:r>
+              <w:rPr>
+                <w:b w:val="0"/>
+                <w:i w:val="0"/>
+                <w:sz w:val="17"/>
+              </w:rPr>
+              <w:t>178</w:t>
+            </w:r>
+          </w:p>
+        </w:tc>
+        <w:tc>
+          <w:tcPr>
+            <w:tcW w:type="dxa" w:w="1872"/>
+          </w:tcPr>
+          <w:p>
+            <w:pPr>
+              <w:spacing w:after="20" w:line="240" w:lineRule="auto"/>
+            </w:pPr>
+            <w:r/>
+            <w:r>
+              <w:rPr>
+                <w:b w:val="0"/>
+                <w:i w:val="0"/>
+                <w:sz w:val="17"/>
+              </w:rPr>
+              <w:t>stable</w:t>
+            </w:r>
+          </w:p>
+        </w:tc>
+      </w:tr>
+      <w:tr>
+        <w:tc>
+          <w:tcPr>
+            <w:tcW w:type="dxa" w:w="1872"/>
+          </w:tcPr>
+          <w:p>
+            <w:pPr>
+              <w:spacing w:after="20" w:line="240" w:lineRule="auto"/>
+            </w:pPr>
+            <w:r/>
+            <w:r>
+              <w:rPr>
+                <w:b w:val="0"/>
+                <w:i w:val="0"/>
+                <w:sz w:val="17"/>
+              </w:rPr>
+              <w:t>0.01</w:t>
+            </w:r>
+          </w:p>
+        </w:tc>
+        <w:tc>
+          <w:tcPr>
+            <w:tcW w:type="dxa" w:w="1872"/>
+          </w:tcPr>
+          <w:p>
+            <w:pPr>
+              <w:spacing w:after="20" w:line="240" w:lineRule="auto"/>
+            </w:pPr>
+            <w:r/>
+            <w:r>
+              <w:rPr>
+                <w:b w:val="0"/>
+                <w:i w:val="0"/>
+                <w:sz w:val="17"/>
+              </w:rPr>
+              <w:t>3.0</w:t>
+            </w:r>
+          </w:p>
+        </w:tc>
+        <w:tc>
+          <w:tcPr>
+            <w:tcW w:type="dxa" w:w="1872"/>
+          </w:tcPr>
+          <w:p>
+            <w:pPr>
+              <w:spacing w:after="20" w:line="240" w:lineRule="auto"/>
+            </w:pPr>
+            <w:r/>
+            <w:r>
+              <w:rPr>
+                <w:b w:val="0"/>
+                <w:i w:val="0"/>
+                <w:sz w:val="17"/>
+              </w:rPr>
+              <w:t>1e-03</w:t>
+            </w:r>
+          </w:p>
+        </w:tc>
+        <w:tc>
+          <w:tcPr>
+            <w:tcW w:type="dxa" w:w="1872"/>
+          </w:tcPr>
+          <w:p>
+            <w:pPr>
+              <w:spacing w:after="20" w:line="240" w:lineRule="auto"/>
+            </w:pPr>
+            <w:r/>
+            <w:r>
+              <w:rPr>
+                <w:b w:val="0"/>
+                <w:i w:val="0"/>
+                <w:sz w:val="17"/>
+              </w:rPr>
+              <w:t>178</w:t>
+            </w:r>
+          </w:p>
+        </w:tc>
+        <w:tc>
+          <w:tcPr>
+            <w:tcW w:type="dxa" w:w="1872"/>
+          </w:tcPr>
+          <w:p>
+            <w:pPr>
+              <w:spacing w:after="20" w:line="240" w:lineRule="auto"/>
+            </w:pPr>
+            <w:r/>
+            <w:r>
+              <w:rPr>
+                <w:b w:val="0"/>
+                <w:i w:val="0"/>
+                <w:sz w:val="17"/>
+              </w:rPr>
+              <w:t>stable</w:t>
+            </w:r>
+          </w:p>
+        </w:tc>
+      </w:tr>
+      <w:tr>
+        <w:tc>
+          <w:tcPr>
+            <w:tcW w:type="dxa" w:w="1872"/>
+          </w:tcPr>
+          <w:p>
+            <w:pPr>
+              <w:spacing w:after="20" w:line="240" w:lineRule="auto"/>
+            </w:pPr>
+            <w:r/>
+            <w:r>
+              <w:rPr>
+                <w:b w:val="0"/>
+                <w:i w:val="0"/>
+                <w:sz w:val="17"/>
+              </w:rPr>
+              <w:t>0.01</w:t>
+            </w:r>
+          </w:p>
+        </w:tc>
+        <w:tc>
+          <w:tcPr>
+            <w:tcW w:type="dxa" w:w="1872"/>
+          </w:tcPr>
+          <w:p>
+            <w:pPr>
+              <w:spacing w:after="20" w:line="240" w:lineRule="auto"/>
+            </w:pPr>
+            <w:r/>
+            <w:r>
+              <w:rPr>
+                <w:b w:val="0"/>
+                <w:i w:val="0"/>
+                <w:sz w:val="17"/>
+              </w:rPr>
+              <w:t>10.0</w:t>
+            </w:r>
+          </w:p>
+        </w:tc>
+        <w:tc>
+          <w:tcPr>
+            <w:tcW w:type="dxa" w:w="1872"/>
+          </w:tcPr>
+          <w:p>
+            <w:pPr>
+              <w:spacing w:after="20" w:line="240" w:lineRule="auto"/>
+            </w:pPr>
+            <w:r/>
+            <w:r>
+              <w:rPr>
+                <w:b w:val="0"/>
+                <w:i w:val="0"/>
+                <w:sz w:val="17"/>
+              </w:rPr>
+              <w:t>1e-08</w:t>
+            </w:r>
+          </w:p>
+        </w:tc>
+        <w:tc>
+          <w:tcPr>
+            <w:tcW w:type="dxa" w:w="1872"/>
+          </w:tcPr>
+          <w:p>
+            <w:pPr>
+              <w:spacing w:after="20" w:line="240" w:lineRule="auto"/>
+            </w:pPr>
+            <w:r/>
+            <w:r>
+              <w:rPr>
+                <w:b w:val="0"/>
+                <w:i w:val="0"/>
+                <w:sz w:val="17"/>
+              </w:rPr>
+              <w:t>178</w:t>
+            </w:r>
+          </w:p>
+        </w:tc>
+        <w:tc>
+          <w:tcPr>
+            <w:tcW w:type="dxa" w:w="1872"/>
+          </w:tcPr>
+          <w:p>
+            <w:pPr>
+              <w:spacing w:after="20" w:line="240" w:lineRule="auto"/>
+            </w:pPr>
+            <w:r/>
+            <w:r>
+              <w:rPr>
+                <w:b w:val="0"/>
+                <w:i w:val="0"/>
+                <w:sz w:val="17"/>
+              </w:rPr>
+              <w:t>stable</w:t>
+            </w:r>
+          </w:p>
+        </w:tc>
+      </w:tr>
+      <w:tr>
+        <w:tc>
+          <w:tcPr>
+            <w:tcW w:type="dxa" w:w="1872"/>
+          </w:tcPr>
+          <w:p>
+            <w:pPr>
+              <w:spacing w:after="20" w:line="240" w:lineRule="auto"/>
+            </w:pPr>
+            <w:r/>
+            <w:r>
+              <w:rPr>
+                <w:b w:val="0"/>
+                <w:i w:val="0"/>
+                <w:sz w:val="17"/>
+              </w:rPr>
+              <w:t>0.01</w:t>
+            </w:r>
+          </w:p>
+        </w:tc>
+        <w:tc>
+          <w:tcPr>
+            <w:tcW w:type="dxa" w:w="1872"/>
+          </w:tcPr>
+          <w:p>
+            <w:pPr>
+              <w:spacing w:after="20" w:line="240" w:lineRule="auto"/>
+            </w:pPr>
+            <w:r/>
+            <w:r>
+              <w:rPr>
+                <w:b w:val="0"/>
+                <w:i w:val="0"/>
+                <w:sz w:val="17"/>
+              </w:rPr>
+              <w:t>10.0</w:t>
+            </w:r>
+          </w:p>
+        </w:tc>
+        <w:tc>
+          <w:tcPr>
+            <w:tcW w:type="dxa" w:w="1872"/>
+          </w:tcPr>
+          <w:p>
+            <w:pPr>
+              <w:spacing w:after="20" w:line="240" w:lineRule="auto"/>
+            </w:pPr>
+            <w:r/>
+            <w:r>
+              <w:rPr>
+                <w:b w:val="0"/>
+                <w:i w:val="0"/>
+                <w:sz w:val="17"/>
+              </w:rPr>
+              <w:t>1e-03</w:t>
+            </w:r>
+          </w:p>
+        </w:tc>
+        <w:tc>
+          <w:tcPr>
+            <w:tcW w:type="dxa" w:w="1872"/>
+          </w:tcPr>
+          <w:p>
+            <w:pPr>
+              <w:spacing w:after="20" w:line="240" w:lineRule="auto"/>
+            </w:pPr>
+            <w:r/>
+            <w:r>
+              <w:rPr>
+                <w:b w:val="0"/>
+                <w:i w:val="0"/>
+                <w:sz w:val="17"/>
+              </w:rPr>
+              <w:t>178</w:t>
+            </w:r>
+          </w:p>
+        </w:tc>
+        <w:tc>
+          <w:tcPr>
+            <w:tcW w:type="dxa" w:w="1872"/>
+          </w:tcPr>
+          <w:p>
+            <w:pPr>
+              <w:spacing w:after="20" w:line="240" w:lineRule="auto"/>
+            </w:pPr>
+            <w:r/>
+            <w:r>
+              <w:rPr>
+                <w:b w:val="0"/>
+                <w:i w:val="0"/>
+                <w:sz w:val="17"/>
+              </w:rPr>
+              <w:t>stable</w:t>
+            </w:r>
+          </w:p>
+        </w:tc>
+      </w:tr>
+      <w:tr>
+        <w:tc>
+          <w:tcPr>
+            <w:tcW w:type="dxa" w:w="1872"/>
+          </w:tcPr>
+          <w:p>
+            <w:pPr>
+              <w:spacing w:after="20" w:line="240" w:lineRule="auto"/>
+            </w:pPr>
+            <w:r/>
+            <w:r>
+              <w:rPr>
+                <w:b w:val="0"/>
+                <w:i w:val="0"/>
+                <w:sz w:val="17"/>
+              </w:rPr>
+              <w:t>0.03</w:t>
+            </w:r>
+          </w:p>
+        </w:tc>
+        <w:tc>
+          <w:tcPr>
+            <w:tcW w:type="dxa" w:w="1872"/>
+          </w:tcPr>
+          <w:p>
+            <w:pPr>
+              <w:spacing w:after="20" w:line="240" w:lineRule="auto"/>
+            </w:pPr>
+            <w:r/>
+            <w:r>
+              <w:rPr>
+                <w:b w:val="0"/>
+                <w:i w:val="0"/>
+                <w:sz w:val="17"/>
+              </w:rPr>
+              <w:t>0.0</w:t>
+            </w:r>
+          </w:p>
+        </w:tc>
+        <w:tc>
+          <w:tcPr>
+            <w:tcW w:type="dxa" w:w="1872"/>
+          </w:tcPr>
+          <w:p>
+            <w:pPr>
+              <w:spacing w:after="20" w:line="240" w:lineRule="auto"/>
+            </w:pPr>
+            <w:r/>
+            <w:r>
+              <w:rPr>
+                <w:b w:val="0"/>
+                <w:i w:val="0"/>
+                <w:sz w:val="17"/>
+              </w:rPr>
+              <w:t>1e-08</w:t>
+            </w:r>
+          </w:p>
+        </w:tc>
+        <w:tc>
+          <w:tcPr>
+            <w:tcW w:type="dxa" w:w="1872"/>
+          </w:tcPr>
+          <w:p>
+            <w:pPr>
+              <w:spacing w:after="20" w:line="240" w:lineRule="auto"/>
+            </w:pPr>
+            <w:r/>
+            <w:r>
+              <w:rPr>
+                <w:b w:val="0"/>
+                <w:i w:val="0"/>
+                <w:sz w:val="17"/>
+              </w:rPr>
+              <w:t>11</w:t>
+            </w:r>
+          </w:p>
+        </w:tc>
+        <w:tc>
+          <w:tcPr>
+            <w:tcW w:type="dxa" w:w="1872"/>
+          </w:tcPr>
+          <w:p>
+            <w:pPr>
+              <w:spacing w:after="20" w:line="240" w:lineRule="auto"/>
+            </w:pPr>
+            <w:r/>
+            <w:r>
+              <w:rPr>
+                <w:b w:val="0"/>
+                <w:i w:val="0"/>
+                <w:sz w:val="17"/>
+              </w:rPr>
+              <w:t>growing (runaway)</w:t>
+            </w:r>
+          </w:p>
+        </w:tc>
+      </w:tr>
+      <w:tr>
+        <w:tc>
+          <w:tcPr>
+            <w:tcW w:type="dxa" w:w="1872"/>
+          </w:tcPr>
+          <w:p>
+            <w:pPr>
+              <w:spacing w:after="20" w:line="240" w:lineRule="auto"/>
+            </w:pPr>
+            <w:r/>
+            <w:r>
+              <w:rPr>
+                <w:b w:val="0"/>
+                <w:i w:val="0"/>
+                <w:sz w:val="17"/>
+              </w:rPr>
+              <w:t>0.03</w:t>
+            </w:r>
+          </w:p>
+        </w:tc>
+        <w:tc>
+          <w:tcPr>
+            <w:tcW w:type="dxa" w:w="1872"/>
+          </w:tcPr>
+          <w:p>
+            <w:pPr>
+              <w:spacing w:after="20" w:line="240" w:lineRule="auto"/>
+            </w:pPr>
+            <w:r/>
+            <w:r>
+              <w:rPr>
+                <w:b w:val="0"/>
+                <w:i w:val="0"/>
+                <w:sz w:val="17"/>
+              </w:rPr>
+              <w:t>0.0</w:t>
+            </w:r>
+          </w:p>
+        </w:tc>
+        <w:tc>
+          <w:tcPr>
+            <w:tcW w:type="dxa" w:w="1872"/>
+          </w:tcPr>
+          <w:p>
+            <w:pPr>
+              <w:spacing w:after="20" w:line="240" w:lineRule="auto"/>
+            </w:pPr>
+            <w:r/>
+            <w:r>
+              <w:rPr>
+                <w:b w:val="0"/>
+                <w:i w:val="0"/>
+                <w:sz w:val="17"/>
+              </w:rPr>
+              <w:t>1e-03</w:t>
+            </w:r>
+          </w:p>
+        </w:tc>
+        <w:tc>
+          <w:tcPr>
+            <w:tcW w:type="dxa" w:w="1872"/>
+          </w:tcPr>
+          <w:p>
+            <w:pPr>
+              <w:spacing w:after="20" w:line="240" w:lineRule="auto"/>
+            </w:pPr>
+            <w:r/>
+            <w:r>
+              <w:rPr>
+                <w:b w:val="0"/>
+                <w:i w:val="0"/>
+                <w:sz w:val="17"/>
+              </w:rPr>
+              <w:t>7</w:t>
+            </w:r>
+          </w:p>
+        </w:tc>
+        <w:tc>
+          <w:tcPr>
+            <w:tcW w:type="dxa" w:w="1872"/>
+          </w:tcPr>
+          <w:p>
+            <w:pPr>
+              <w:spacing w:after="20" w:line="240" w:lineRule="auto"/>
+            </w:pPr>
+            <w:r/>
+            <w:r>
+              <w:rPr>
+                <w:b w:val="0"/>
+                <w:i w:val="0"/>
+                <w:sz w:val="17"/>
+              </w:rPr>
+              <w:t>growing (runaway)</w:t>
+            </w:r>
+          </w:p>
+        </w:tc>
+      </w:tr>
+      <w:tr>
+        <w:tc>
+          <w:tcPr>
+            <w:tcW w:type="dxa" w:w="1872"/>
+          </w:tcPr>
+          <w:p>
+            <w:pPr>
+              <w:spacing w:after="20" w:line="240" w:lineRule="auto"/>
+            </w:pPr>
+            <w:r/>
+            <w:r>
+              <w:rPr>
+                <w:b w:val="0"/>
+                <w:i w:val="0"/>
+                <w:sz w:val="17"/>
+              </w:rPr>
+              <w:t>0.03</w:t>
+            </w:r>
+          </w:p>
+        </w:tc>
+        <w:tc>
+          <w:tcPr>
+            <w:tcW w:type="dxa" w:w="1872"/>
+          </w:tcPr>
+          <w:p>
+            <w:pPr>
+              <w:spacing w:after="20" w:line="240" w:lineRule="auto"/>
+            </w:pPr>
+            <w:r/>
+            <w:r>
+              <w:rPr>
+                <w:b w:val="0"/>
+                <w:i w:val="0"/>
+                <w:sz w:val="17"/>
+              </w:rPr>
+              <w:t>0.3</w:t>
+            </w:r>
+          </w:p>
+        </w:tc>
+        <w:tc>
+          <w:tcPr>
+            <w:tcW w:type="dxa" w:w="1872"/>
+          </w:tcPr>
+          <w:p>
+            <w:pPr>
+              <w:spacing w:after="20" w:line="240" w:lineRule="auto"/>
+            </w:pPr>
+            <w:r/>
+            <w:r>
+              <w:rPr>
+                <w:b w:val="0"/>
+                <w:i w:val="0"/>
+                <w:sz w:val="17"/>
+              </w:rPr>
+              <w:t>1e-08</w:t>
+            </w:r>
+          </w:p>
+        </w:tc>
+        <w:tc>
+          <w:tcPr>
+            <w:tcW w:type="dxa" w:w="1872"/>
+          </w:tcPr>
+          <w:p>
+            <w:pPr>
+              <w:spacing w:after="20" w:line="240" w:lineRule="auto"/>
+            </w:pPr>
+            <w:r/>
+            <w:r>
+              <w:rPr>
+                <w:b w:val="0"/>
+                <w:i w:val="0"/>
+                <w:sz w:val="17"/>
+              </w:rPr>
+              <w:t>13</w:t>
+            </w:r>
+          </w:p>
+        </w:tc>
+        <w:tc>
+          <w:tcPr>
+            <w:tcW w:type="dxa" w:w="1872"/>
+          </w:tcPr>
+          <w:p>
+            <w:pPr>
+              <w:spacing w:after="20" w:line="240" w:lineRule="auto"/>
+            </w:pPr>
+            <w:r/>
+            <w:r>
+              <w:rPr>
+                <w:b w:val="0"/>
+                <w:i w:val="0"/>
+                <w:sz w:val="17"/>
+              </w:rPr>
+              <w:t>growing (runaway)</w:t>
+            </w:r>
+          </w:p>
+        </w:tc>
+      </w:tr>
+      <w:tr>
+        <w:tc>
+          <w:tcPr>
+            <w:tcW w:type="dxa" w:w="1872"/>
+          </w:tcPr>
+          <w:p>
+            <w:pPr>
+              <w:spacing w:after="20" w:line="240" w:lineRule="auto"/>
+            </w:pPr>
+            <w:r/>
+            <w:r>
+              <w:rPr>
+                <w:b w:val="0"/>
+                <w:i w:val="0"/>
+                <w:sz w:val="17"/>
+              </w:rPr>
+              <w:t>0.03</w:t>
+            </w:r>
+          </w:p>
+        </w:tc>
+        <w:tc>
+          <w:tcPr>
+            <w:tcW w:type="dxa" w:w="1872"/>
+          </w:tcPr>
+          <w:p>
+            <w:pPr>
+              <w:spacing w:after="20" w:line="240" w:lineRule="auto"/>
+            </w:pPr>
+            <w:r/>
+            <w:r>
+              <w:rPr>
+                <w:b w:val="0"/>
+                <w:i w:val="0"/>
+                <w:sz w:val="17"/>
+              </w:rPr>
+              <w:t>0.3</w:t>
+            </w:r>
+          </w:p>
+        </w:tc>
+        <w:tc>
+          <w:tcPr>
+            <w:tcW w:type="dxa" w:w="1872"/>
+          </w:tcPr>
+          <w:p>
+            <w:pPr>
+              <w:spacing w:after="20" w:line="240" w:lineRule="auto"/>
+            </w:pPr>
+            <w:r/>
+            <w:r>
+              <w:rPr>
+                <w:b w:val="0"/>
+                <w:i w:val="0"/>
+                <w:sz w:val="17"/>
+              </w:rPr>
+              <w:t>1e-03</w:t>
+            </w:r>
+          </w:p>
+        </w:tc>
+        <w:tc>
+          <w:tcPr>
+            <w:tcW w:type="dxa" w:w="1872"/>
+          </w:tcPr>
+          <w:p>
+            <w:pPr>
+              <w:spacing w:after="20" w:line="240" w:lineRule="auto"/>
+            </w:pPr>
+            <w:r/>
+            <w:r>
+              <w:rPr>
+                <w:b w:val="0"/>
+                <w:i w:val="0"/>
+                <w:sz w:val="17"/>
+              </w:rPr>
+              <w:t>9</w:t>
+            </w:r>
+          </w:p>
+        </w:tc>
+        <w:tc>
+          <w:tcPr>
+            <w:tcW w:type="dxa" w:w="1872"/>
+          </w:tcPr>
+          <w:p>
+            <w:pPr>
+              <w:spacing w:after="20" w:line="240" w:lineRule="auto"/>
+            </w:pPr>
+            <w:r/>
+            <w:r>
+              <w:rPr>
+                <w:b w:val="0"/>
+                <w:i w:val="0"/>
+                <w:sz w:val="17"/>
+              </w:rPr>
+              <w:t>growing (runaway)</w:t>
+            </w:r>
+          </w:p>
+        </w:tc>
+      </w:tr>
+      <w:tr>
+        <w:tc>
+          <w:tcPr>
+            <w:tcW w:type="dxa" w:w="1872"/>
+          </w:tcPr>
+          <w:p>
+            <w:pPr>
+              <w:spacing w:after="20" w:line="240" w:lineRule="auto"/>
+            </w:pPr>
+            <w:r/>
+            <w:r>
+              <w:rPr>
+                <w:b w:val="0"/>
+                <w:i w:val="0"/>
+                <w:sz w:val="17"/>
+              </w:rPr>
+              <w:t>0.03</w:t>
+            </w:r>
+          </w:p>
+        </w:tc>
+        <w:tc>
+          <w:tcPr>
+            <w:tcW w:type="dxa" w:w="1872"/>
+          </w:tcPr>
+          <w:p>
+            <w:pPr>
+              <w:spacing w:after="20" w:line="240" w:lineRule="auto"/>
+            </w:pPr>
+            <w:r/>
+            <w:r>
+              <w:rPr>
+                <w:b w:val="0"/>
+                <w:i w:val="0"/>
+                <w:sz w:val="17"/>
+              </w:rPr>
+              <w:t>1.0</w:t>
+            </w:r>
+          </w:p>
+        </w:tc>
+        <w:tc>
+          <w:tcPr>
+            <w:tcW w:type="dxa" w:w="1872"/>
+          </w:tcPr>
+          <w:p>
+            <w:pPr>
+              <w:spacing w:after="20" w:line="240" w:lineRule="auto"/>
+            </w:pPr>
+            <w:r/>
+            <w:r>
+              <w:rPr>
+                <w:b w:val="0"/>
+                <w:i w:val="0"/>
+                <w:sz w:val="17"/>
+              </w:rPr>
+              <w:t>1e-08</w:t>
+            </w:r>
+          </w:p>
+        </w:tc>
+        <w:tc>
+          <w:tcPr>
+            <w:tcW w:type="dxa" w:w="1872"/>
+          </w:tcPr>
+          <w:p>
+            <w:pPr>
+              <w:spacing w:after="20" w:line="240" w:lineRule="auto"/>
+            </w:pPr>
+            <w:r/>
+            <w:r>
+              <w:rPr>
+                <w:b w:val="0"/>
+                <w:i w:val="0"/>
+                <w:sz w:val="17"/>
+              </w:rPr>
+              <w:t>39</w:t>
+            </w:r>
+          </w:p>
+        </w:tc>
+        <w:tc>
+          <w:tcPr>
+            <w:tcW w:type="dxa" w:w="1872"/>
+          </w:tcPr>
+          <w:p>
+            <w:pPr>
+              <w:spacing w:after="20" w:line="240" w:lineRule="auto"/>
+            </w:pPr>
+            <w:r/>
+            <w:r>
+              <w:rPr>
+                <w:b w:val="0"/>
+                <w:i w:val="0"/>
+                <w:sz w:val="17"/>
+              </w:rPr>
+              <w:t>growing (runaway)</w:t>
+            </w:r>
+          </w:p>
+        </w:tc>
+      </w:tr>
+      <w:tr>
+        <w:tc>
+          <w:tcPr>
+            <w:tcW w:type="dxa" w:w="1872"/>
+          </w:tcPr>
+          <w:p>
+            <w:pPr>
+              <w:spacing w:after="20" w:line="240" w:lineRule="auto"/>
+            </w:pPr>
+            <w:r/>
+            <w:r>
+              <w:rPr>
+                <w:b w:val="0"/>
+                <w:i w:val="0"/>
+                <w:sz w:val="17"/>
+              </w:rPr>
+              <w:t>0.03</w:t>
+            </w:r>
+          </w:p>
+        </w:tc>
+        <w:tc>
+          <w:tcPr>
+            <w:tcW w:type="dxa" w:w="1872"/>
+          </w:tcPr>
+          <w:p>
+            <w:pPr>
+              <w:spacing w:after="20" w:line="240" w:lineRule="auto"/>
+            </w:pPr>
+            <w:r/>
+            <w:r>
+              <w:rPr>
+                <w:b w:val="0"/>
+                <w:i w:val="0"/>
+                <w:sz w:val="17"/>
+              </w:rPr>
+              <w:t>1.0</w:t>
+            </w:r>
+          </w:p>
+        </w:tc>
+        <w:tc>
+          <w:tcPr>
+            <w:tcW w:type="dxa" w:w="1872"/>
+          </w:tcPr>
+          <w:p>
+            <w:pPr>
+              <w:spacing w:after="20" w:line="240" w:lineRule="auto"/>
+            </w:pPr>
+            <w:r/>
+            <w:r>
+              <w:rPr>
+                <w:b w:val="0"/>
+                <w:i w:val="0"/>
+                <w:sz w:val="17"/>
+              </w:rPr>
+              <w:t>1e-03</w:t>
+            </w:r>
+          </w:p>
+        </w:tc>
+        <w:tc>
+          <w:tcPr>
+            <w:tcW w:type="dxa" w:w="1872"/>
+          </w:tcPr>
+          <w:p>
+            <w:pPr>
+              <w:spacing w:after="20" w:line="240" w:lineRule="auto"/>
+            </w:pPr>
+            <w:r/>
+            <w:r>
+              <w:rPr>
+                <w:b w:val="0"/>
+                <w:i w:val="0"/>
+                <w:sz w:val="17"/>
+              </w:rPr>
+              <w:t>32</w:t>
+            </w:r>
+          </w:p>
+        </w:tc>
+        <w:tc>
+          <w:tcPr>
+            <w:tcW w:type="dxa" w:w="1872"/>
+          </w:tcPr>
+          <w:p>
+            <w:pPr>
+              <w:spacing w:after="20" w:line="240" w:lineRule="auto"/>
+            </w:pPr>
+            <w:r/>
+            <w:r>
+              <w:rPr>
+                <w:b w:val="0"/>
+                <w:i w:val="0"/>
+                <w:sz w:val="17"/>
+              </w:rPr>
+              <w:t>growing (runaway)</w:t>
+            </w:r>
+          </w:p>
+        </w:tc>
+      </w:tr>
+      <w:tr>
+        <w:tc>
+          <w:tcPr>
+            <w:tcW w:type="dxa" w:w="1872"/>
+          </w:tcPr>
+          <w:p>
+            <w:pPr>
+              <w:spacing w:after="20" w:line="240" w:lineRule="auto"/>
+            </w:pPr>
+            <w:r/>
+            <w:r>
+              <w:rPr>
+                <w:b w:val="0"/>
+                <w:i w:val="0"/>
+                <w:sz w:val="17"/>
+              </w:rPr>
+              <w:t>0.03</w:t>
+            </w:r>
+          </w:p>
+        </w:tc>
+        <w:tc>
+          <w:tcPr>
+            <w:tcW w:type="dxa" w:w="1872"/>
+          </w:tcPr>
+          <w:p>
+            <w:pPr>
+              <w:spacing w:after="20" w:line="240" w:lineRule="auto"/>
+            </w:pPr>
+            <w:r/>
+            <w:r>
+              <w:rPr>
+                <w:b w:val="0"/>
+                <w:i w:val="0"/>
+                <w:sz w:val="17"/>
+              </w:rPr>
+              <w:t>3.0</w:t>
+            </w:r>
+          </w:p>
+        </w:tc>
+        <w:tc>
+          <w:tcPr>
+            <w:tcW w:type="dxa" w:w="1872"/>
+          </w:tcPr>
+          <w:p>
+            <w:pPr>
+              <w:spacing w:after="20" w:line="240" w:lineRule="auto"/>
+            </w:pPr>
+            <w:r/>
+            <w:r>
+              <w:rPr>
+                <w:b w:val="0"/>
+                <w:i w:val="0"/>
+                <w:sz w:val="17"/>
+              </w:rPr>
+              <w:t>1e-08</w:t>
+            </w:r>
+          </w:p>
+        </w:tc>
+        <w:tc>
+          <w:tcPr>
+            <w:tcW w:type="dxa" w:w="1872"/>
+          </w:tcPr>
+          <w:p>
+            <w:pPr>
+              <w:spacing w:after="20" w:line="240" w:lineRule="auto"/>
+            </w:pPr>
+            <w:r/>
+            <w:r>
+              <w:rPr>
+                <w:b w:val="0"/>
+                <w:i w:val="0"/>
+                <w:sz w:val="17"/>
+              </w:rPr>
+              <w:t>52</w:t>
+            </w:r>
+          </w:p>
+        </w:tc>
+        <w:tc>
+          <w:tcPr>
+            <w:tcW w:type="dxa" w:w="1872"/>
+          </w:tcPr>
+          <w:p>
+            <w:pPr>
+              <w:spacing w:after="20" w:line="240" w:lineRule="auto"/>
+            </w:pPr>
+            <w:r/>
+            <w:r>
+              <w:rPr>
+                <w:b w:val="0"/>
+                <w:i w:val="0"/>
+                <w:sz w:val="17"/>
+              </w:rPr>
+              <w:t>growing (runaway)</w:t>
+            </w:r>
+          </w:p>
+        </w:tc>
+      </w:tr>
+      <w:tr>
+        <w:tc>
+          <w:tcPr>
+            <w:tcW w:type="dxa" w:w="1872"/>
+          </w:tcPr>
+          <w:p>
+            <w:pPr>
+              <w:spacing w:after="20" w:line="240" w:lineRule="auto"/>
+            </w:pPr>
+            <w:r/>
+            <w:r>
+              <w:rPr>
+                <w:b w:val="0"/>
+                <w:i w:val="0"/>
+                <w:sz w:val="17"/>
+              </w:rPr>
+              <w:t>0.03</w:t>
+            </w:r>
+          </w:p>
+        </w:tc>
+        <w:tc>
+          <w:tcPr>
+            <w:tcW w:type="dxa" w:w="1872"/>
+          </w:tcPr>
+          <w:p>
+            <w:pPr>
+              <w:spacing w:after="20" w:line="240" w:lineRule="auto"/>
+            </w:pPr>
+            <w:r/>
+            <w:r>
+              <w:rPr>
+                <w:b w:val="0"/>
+                <w:i w:val="0"/>
+                <w:sz w:val="17"/>
+              </w:rPr>
+              <w:t>3.0</w:t>
+            </w:r>
+          </w:p>
+        </w:tc>
+        <w:tc>
+          <w:tcPr>
+            <w:tcW w:type="dxa" w:w="1872"/>
+          </w:tcPr>
+          <w:p>
+            <w:pPr>
+              <w:spacing w:after="20" w:line="240" w:lineRule="auto"/>
+            </w:pPr>
+            <w:r/>
+            <w:r>
+              <w:rPr>
+                <w:b w:val="0"/>
+                <w:i w:val="0"/>
+                <w:sz w:val="17"/>
+              </w:rPr>
+              <w:t>1e-03</w:t>
+            </w:r>
+          </w:p>
+        </w:tc>
+        <w:tc>
+          <w:tcPr>
+            <w:tcW w:type="dxa" w:w="1872"/>
+          </w:tcPr>
+          <w:p>
+            <w:pPr>
+              <w:spacing w:after="20" w:line="240" w:lineRule="auto"/>
+            </w:pPr>
+            <w:r/>
+            <w:r>
+              <w:rPr>
+                <w:b w:val="0"/>
+                <w:i w:val="0"/>
+                <w:sz w:val="17"/>
+              </w:rPr>
+              <w:t>46</w:t>
+            </w:r>
+          </w:p>
+        </w:tc>
+        <w:tc>
+          <w:tcPr>
+            <w:tcW w:type="dxa" w:w="1872"/>
+          </w:tcPr>
+          <w:p>
+            <w:pPr>
+              <w:spacing w:after="20" w:line="240" w:lineRule="auto"/>
+            </w:pPr>
+            <w:r/>
+            <w:r>
+              <w:rPr>
+                <w:b w:val="0"/>
+                <w:i w:val="0"/>
+                <w:sz w:val="17"/>
+              </w:rPr>
+              <w:t>growing (runaway)</w:t>
+            </w:r>
+          </w:p>
+        </w:tc>
+      </w:tr>
+      <w:tr>
+        <w:tc>
+          <w:tcPr>
+            <w:tcW w:type="dxa" w:w="1872"/>
+          </w:tcPr>
+          <w:p>
+            <w:pPr>
+              <w:spacing w:after="20" w:line="240" w:lineRule="auto"/>
+            </w:pPr>
+            <w:r/>
+            <w:r>
+              <w:rPr>
+                <w:b w:val="0"/>
+                <w:i w:val="0"/>
+                <w:sz w:val="17"/>
+              </w:rPr>
+              <w:t>0.03</w:t>
+            </w:r>
+          </w:p>
+        </w:tc>
+        <w:tc>
+          <w:tcPr>
+            <w:tcW w:type="dxa" w:w="1872"/>
+          </w:tcPr>
+          <w:p>
+            <w:pPr>
+              <w:spacing w:after="20" w:line="240" w:lineRule="auto"/>
+            </w:pPr>
+            <w:r/>
+            <w:r>
+              <w:rPr>
+                <w:b w:val="0"/>
+                <w:i w:val="0"/>
+                <w:sz w:val="17"/>
+              </w:rPr>
+              <w:t>10.0</w:t>
+            </w:r>
+          </w:p>
+        </w:tc>
+        <w:tc>
+          <w:tcPr>
+            <w:tcW w:type="dxa" w:w="1872"/>
+          </w:tcPr>
+          <w:p>
+            <w:pPr>
+              <w:spacing w:after="20" w:line="240" w:lineRule="auto"/>
+            </w:pPr>
+            <w:r/>
+            <w:r>
+              <w:rPr>
+                <w:b w:val="0"/>
+                <w:i w:val="0"/>
+                <w:sz w:val="17"/>
+              </w:rPr>
+              <w:t>1e-08</w:t>
+            </w:r>
+          </w:p>
+        </w:tc>
+        <w:tc>
+          <w:tcPr>
+            <w:tcW w:type="dxa" w:w="1872"/>
+          </w:tcPr>
+          <w:p>
+            <w:pPr>
+              <w:spacing w:after="20" w:line="240" w:lineRule="auto"/>
+            </w:pPr>
+            <w:r/>
+            <w:r>
+              <w:rPr>
+                <w:b w:val="0"/>
+                <w:i w:val="0"/>
+                <w:sz w:val="17"/>
+              </w:rPr>
+              <w:t>178</w:t>
+            </w:r>
+          </w:p>
+        </w:tc>
+        <w:tc>
+          <w:tcPr>
+            <w:tcW w:type="dxa" w:w="1872"/>
+          </w:tcPr>
+          <w:p>
+            <w:pPr>
+              <w:spacing w:after="20" w:line="240" w:lineRule="auto"/>
+            </w:pPr>
+            <w:r/>
+            <w:r>
+              <w:rPr>
+                <w:b w:val="0"/>
+                <w:i w:val="0"/>
+                <w:sz w:val="17"/>
+              </w:rPr>
+              <w:t>stable</w:t>
+            </w:r>
+          </w:p>
+        </w:tc>
+      </w:tr>
+      <w:tr>
+        <w:tc>
+          <w:tcPr>
+            <w:tcW w:type="dxa" w:w="1872"/>
+          </w:tcPr>
+          <w:p>
+            <w:pPr>
+              <w:spacing w:after="20" w:line="240" w:lineRule="auto"/>
+            </w:pPr>
+            <w:r/>
+            <w:r>
+              <w:rPr>
+                <w:b w:val="0"/>
+                <w:i w:val="0"/>
+                <w:sz w:val="17"/>
+              </w:rPr>
+              <w:t>0.03</w:t>
+            </w:r>
+          </w:p>
+        </w:tc>
+        <w:tc>
+          <w:tcPr>
+            <w:tcW w:type="dxa" w:w="1872"/>
+          </w:tcPr>
+          <w:p>
+            <w:pPr>
+              <w:spacing w:after="20" w:line="240" w:lineRule="auto"/>
+            </w:pPr>
+            <w:r/>
+            <w:r>
+              <w:rPr>
+                <w:b w:val="0"/>
+                <w:i w:val="0"/>
+                <w:sz w:val="17"/>
+              </w:rPr>
+              <w:t>10.0</w:t>
+            </w:r>
+          </w:p>
+        </w:tc>
+        <w:tc>
+          <w:tcPr>
+            <w:tcW w:type="dxa" w:w="1872"/>
+          </w:tcPr>
+          <w:p>
+            <w:pPr>
+              <w:spacing w:after="20" w:line="240" w:lineRule="auto"/>
+            </w:pPr>
+            <w:r/>
+            <w:r>
+              <w:rPr>
+                <w:b w:val="0"/>
+                <w:i w:val="0"/>
+                <w:sz w:val="17"/>
+              </w:rPr>
+              <w:t>1e-03</w:t>
+            </w:r>
+          </w:p>
+        </w:tc>
+        <w:tc>
+          <w:tcPr>
+            <w:tcW w:type="dxa" w:w="1872"/>
+          </w:tcPr>
+          <w:p>
+            <w:pPr>
+              <w:spacing w:after="20" w:line="240" w:lineRule="auto"/>
+            </w:pPr>
+            <w:r/>
+            <w:r>
+              <w:rPr>
+                <w:b w:val="0"/>
+                <w:i w:val="0"/>
+                <w:sz w:val="17"/>
+              </w:rPr>
+              <w:t>178</w:t>
+            </w:r>
+          </w:p>
+        </w:tc>
+        <w:tc>
+          <w:tcPr>
+            <w:tcW w:type="dxa" w:w="1872"/>
+          </w:tcPr>
+          <w:p>
+            <w:pPr>
+              <w:spacing w:after="20" w:line="240" w:lineRule="auto"/>
+            </w:pPr>
+            <w:r/>
+            <w:r>
+              <w:rPr>
+                <w:b w:val="0"/>
+                <w:i w:val="0"/>
+                <w:sz w:val="17"/>
+              </w:rPr>
+              <w:t>stable</w:t>
+            </w:r>
+          </w:p>
+        </w:tc>
+      </w:tr>
+      <w:tr>
+        <w:tc>
+          <w:tcPr>
+            <w:tcW w:type="dxa" w:w="1872"/>
+          </w:tcPr>
+          <w:p>
+            <w:pPr>
+              <w:spacing w:after="20" w:line="240" w:lineRule="auto"/>
+            </w:pPr>
+            <w:r/>
+            <w:r>
+              <w:rPr>
+                <w:b w:val="0"/>
+                <w:i w:val="0"/>
+                <w:sz w:val="17"/>
+              </w:rPr>
+              <w:t>0.05</w:t>
+            </w:r>
+          </w:p>
+        </w:tc>
+        <w:tc>
+          <w:tcPr>
+            <w:tcW w:type="dxa" w:w="1872"/>
+          </w:tcPr>
+          <w:p>
+            <w:pPr>
+              <w:spacing w:after="20" w:line="240" w:lineRule="auto"/>
+            </w:pPr>
+            <w:r/>
+            <w:r>
+              <w:rPr>
+                <w:b w:val="0"/>
+                <w:i w:val="0"/>
+                <w:sz w:val="17"/>
+              </w:rPr>
+              <w:t>0.0</w:t>
+            </w:r>
+          </w:p>
+        </w:tc>
+        <w:tc>
+          <w:tcPr>
+            <w:tcW w:type="dxa" w:w="1872"/>
+          </w:tcPr>
+          <w:p>
+            <w:pPr>
+              <w:spacing w:after="20" w:line="240" w:lineRule="auto"/>
+            </w:pPr>
+            <w:r/>
+            <w:r>
+              <w:rPr>
+                <w:b w:val="0"/>
+                <w:i w:val="0"/>
+                <w:sz w:val="17"/>
+              </w:rPr>
+              <w:t>1e-08</w:t>
+            </w:r>
+          </w:p>
+        </w:tc>
+        <w:tc>
+          <w:tcPr>
+            <w:tcW w:type="dxa" w:w="1872"/>
+          </w:tcPr>
+          <w:p>
+            <w:pPr>
+              <w:spacing w:after="20" w:line="240" w:lineRule="auto"/>
+            </w:pPr>
+            <w:r/>
+            <w:r>
+              <w:rPr>
+                <w:b w:val="0"/>
+                <w:i w:val="0"/>
+                <w:sz w:val="17"/>
+              </w:rPr>
+              <w:t>20</w:t>
+            </w:r>
+          </w:p>
+        </w:tc>
+        <w:tc>
+          <w:tcPr>
+            <w:tcW w:type="dxa" w:w="1872"/>
+          </w:tcPr>
+          <w:p>
+            <w:pPr>
+              <w:spacing w:after="20" w:line="240" w:lineRule="auto"/>
+            </w:pPr>
+            <w:r/>
+            <w:r>
+              <w:rPr>
+                <w:b w:val="0"/>
+                <w:i w:val="0"/>
+                <w:sz w:val="17"/>
+              </w:rPr>
+              <w:t>growing (runaway)</w:t>
+            </w:r>
+          </w:p>
+        </w:tc>
+      </w:tr>
+      <w:tr>
+        <w:tc>
+          <w:tcPr>
+            <w:tcW w:type="dxa" w:w="1872"/>
+          </w:tcPr>
+          <w:p>
+            <w:pPr>
+              <w:spacing w:after="20" w:line="240" w:lineRule="auto"/>
+            </w:pPr>
+            <w:r/>
+            <w:r>
+              <w:rPr>
+                <w:b w:val="0"/>
+                <w:i w:val="0"/>
+                <w:sz w:val="17"/>
+              </w:rPr>
+              <w:t>0.05</w:t>
+            </w:r>
+          </w:p>
+        </w:tc>
+        <w:tc>
+          <w:tcPr>
+            <w:tcW w:type="dxa" w:w="1872"/>
+          </w:tcPr>
+          <w:p>
+            <w:pPr>
+              <w:spacing w:after="20" w:line="240" w:lineRule="auto"/>
+            </w:pPr>
+            <w:r/>
+            <w:r>
+              <w:rPr>
+                <w:b w:val="0"/>
+                <w:i w:val="0"/>
+                <w:sz w:val="17"/>
+              </w:rPr>
+              <w:t>0.0</w:t>
+            </w:r>
+          </w:p>
+        </w:tc>
+        <w:tc>
+          <w:tcPr>
+            <w:tcW w:type="dxa" w:w="1872"/>
+          </w:tcPr>
+          <w:p>
+            <w:pPr>
+              <w:spacing w:after="20" w:line="240" w:lineRule="auto"/>
+            </w:pPr>
+            <w:r/>
+            <w:r>
+              <w:rPr>
+                <w:b w:val="0"/>
+                <w:i w:val="0"/>
+                <w:sz w:val="17"/>
+              </w:rPr>
+              <w:t>1e-03</w:t>
+            </w:r>
+          </w:p>
+        </w:tc>
+        <w:tc>
+          <w:tcPr>
+            <w:tcW w:type="dxa" w:w="1872"/>
+          </w:tcPr>
+          <w:p>
+            <w:pPr>
+              <w:spacing w:after="20" w:line="240" w:lineRule="auto"/>
+            </w:pPr>
+            <w:r/>
+            <w:r>
+              <w:rPr>
+                <w:b w:val="0"/>
+                <w:i w:val="0"/>
+                <w:sz w:val="17"/>
+              </w:rPr>
+              <w:t>9</w:t>
+            </w:r>
+          </w:p>
+        </w:tc>
+        <w:tc>
+          <w:tcPr>
+            <w:tcW w:type="dxa" w:w="1872"/>
+          </w:tcPr>
+          <w:p>
+            <w:pPr>
+              <w:spacing w:after="20" w:line="240" w:lineRule="auto"/>
+            </w:pPr>
+            <w:r/>
+            <w:r>
+              <w:rPr>
+                <w:b w:val="0"/>
+                <w:i w:val="0"/>
+                <w:sz w:val="17"/>
+              </w:rPr>
+              <w:t>growing (runaway)</w:t>
+            </w:r>
+          </w:p>
+        </w:tc>
+      </w:tr>
+      <w:tr>
+        <w:tc>
+          <w:tcPr>
+            <w:tcW w:type="dxa" w:w="1872"/>
+          </w:tcPr>
+          <w:p>
+            <w:pPr>
+              <w:spacing w:after="20" w:line="240" w:lineRule="auto"/>
+            </w:pPr>
+            <w:r/>
+            <w:r>
+              <w:rPr>
+                <w:b w:val="0"/>
+                <w:i w:val="0"/>
+                <w:sz w:val="17"/>
+              </w:rPr>
+              <w:t>0.05</w:t>
+            </w:r>
+          </w:p>
+        </w:tc>
+        <w:tc>
+          <w:tcPr>
+            <w:tcW w:type="dxa" w:w="1872"/>
+          </w:tcPr>
+          <w:p>
+            <w:pPr>
+              <w:spacing w:after="20" w:line="240" w:lineRule="auto"/>
+            </w:pPr>
+            <w:r/>
+            <w:r>
+              <w:rPr>
+                <w:b w:val="0"/>
+                <w:i w:val="0"/>
+                <w:sz w:val="17"/>
+              </w:rPr>
+              <w:t>0.3</w:t>
+            </w:r>
+          </w:p>
+        </w:tc>
+        <w:tc>
+          <w:tcPr>
+            <w:tcW w:type="dxa" w:w="1872"/>
+          </w:tcPr>
+          <w:p>
+            <w:pPr>
+              <w:spacing w:after="20" w:line="240" w:lineRule="auto"/>
+            </w:pPr>
+            <w:r/>
+            <w:r>
+              <w:rPr>
+                <w:b w:val="0"/>
+                <w:i w:val="0"/>
+                <w:sz w:val="17"/>
+              </w:rPr>
+              <w:t>1e-08</w:t>
+            </w:r>
+          </w:p>
+        </w:tc>
+        <w:tc>
+          <w:tcPr>
+            <w:tcW w:type="dxa" w:w="1872"/>
+          </w:tcPr>
+          <w:p>
+            <w:pPr>
+              <w:spacing w:after="20" w:line="240" w:lineRule="auto"/>
+            </w:pPr>
+            <w:r/>
+            <w:r>
+              <w:rPr>
+                <w:b w:val="0"/>
+                <w:i w:val="0"/>
+                <w:sz w:val="17"/>
+              </w:rPr>
+              <w:t>24</w:t>
+            </w:r>
+          </w:p>
+        </w:tc>
+        <w:tc>
+          <w:tcPr>
+            <w:tcW w:type="dxa" w:w="1872"/>
+          </w:tcPr>
+          <w:p>
+            <w:pPr>
+              <w:spacing w:after="20" w:line="240" w:lineRule="auto"/>
+            </w:pPr>
+            <w:r/>
+            <w:r>
+              <w:rPr>
+                <w:b w:val="0"/>
+                <w:i w:val="0"/>
+                <w:sz w:val="17"/>
+              </w:rPr>
+              <w:t>growing (runaway)</w:t>
+            </w:r>
+          </w:p>
+        </w:tc>
+      </w:tr>
+      <w:tr>
+        <w:tc>
+          <w:tcPr>
+            <w:tcW w:type="dxa" w:w="1872"/>
+          </w:tcPr>
+          <w:p>
+            <w:pPr>
+              <w:spacing w:after="20" w:line="240" w:lineRule="auto"/>
+            </w:pPr>
+            <w:r/>
+            <w:r>
+              <w:rPr>
+                <w:b w:val="0"/>
+                <w:i w:val="0"/>
+                <w:sz w:val="17"/>
+              </w:rPr>
+              <w:t>0.05</w:t>
+            </w:r>
+          </w:p>
+        </w:tc>
+        <w:tc>
+          <w:tcPr>
+            <w:tcW w:type="dxa" w:w="1872"/>
+          </w:tcPr>
+          <w:p>
+            <w:pPr>
+              <w:spacing w:after="20" w:line="240" w:lineRule="auto"/>
+            </w:pPr>
+            <w:r/>
+            <w:r>
+              <w:rPr>
+                <w:b w:val="0"/>
+                <w:i w:val="0"/>
+                <w:sz w:val="17"/>
+              </w:rPr>
+              <w:t>0.3</w:t>
+            </w:r>
+          </w:p>
+        </w:tc>
+        <w:tc>
+          <w:tcPr>
+            <w:tcW w:type="dxa" w:w="1872"/>
+          </w:tcPr>
+          <w:p>
+            <w:pPr>
+              <w:spacing w:after="20" w:line="240" w:lineRule="auto"/>
+            </w:pPr>
+            <w:r/>
+            <w:r>
+              <w:rPr>
+                <w:b w:val="0"/>
+                <w:i w:val="0"/>
+                <w:sz w:val="17"/>
+              </w:rPr>
+              <w:t>1e-03</w:t>
+            </w:r>
+          </w:p>
+        </w:tc>
+        <w:tc>
+          <w:tcPr>
+            <w:tcW w:type="dxa" w:w="1872"/>
+          </w:tcPr>
+          <w:p>
+            <w:pPr>
+              <w:spacing w:after="20" w:line="240" w:lineRule="auto"/>
+            </w:pPr>
+            <w:r/>
+            <w:r>
+              <w:rPr>
+                <w:b w:val="0"/>
+                <w:i w:val="0"/>
+                <w:sz w:val="17"/>
+              </w:rPr>
+              <w:t>13</w:t>
+            </w:r>
+          </w:p>
+        </w:tc>
+        <w:tc>
+          <w:tcPr>
+            <w:tcW w:type="dxa" w:w="1872"/>
+          </w:tcPr>
+          <w:p>
+            <w:pPr>
+              <w:spacing w:after="20" w:line="240" w:lineRule="auto"/>
+            </w:pPr>
+            <w:r/>
+            <w:r>
+              <w:rPr>
+                <w:b w:val="0"/>
+                <w:i w:val="0"/>
+                <w:sz w:val="17"/>
+              </w:rPr>
+              <w:t>growing (runaway)</w:t>
+            </w:r>
+          </w:p>
+        </w:tc>
+      </w:tr>
+      <w:tr>
+        <w:tc>
+          <w:tcPr>
+            <w:tcW w:type="dxa" w:w="1872"/>
+          </w:tcPr>
+          <w:p>
+            <w:pPr>
+              <w:spacing w:after="20" w:line="240" w:lineRule="auto"/>
+            </w:pPr>
+            <w:r/>
+            <w:r>
+              <w:rPr>
+                <w:b w:val="0"/>
+                <w:i w:val="0"/>
+                <w:sz w:val="17"/>
+              </w:rPr>
+              <w:t>0.05</w:t>
+            </w:r>
+          </w:p>
+        </w:tc>
+        <w:tc>
+          <w:tcPr>
+            <w:tcW w:type="dxa" w:w="1872"/>
+          </w:tcPr>
+          <w:p>
+            <w:pPr>
+              <w:spacing w:after="20" w:line="240" w:lineRule="auto"/>
+            </w:pPr>
+            <w:r/>
+            <w:r>
+              <w:rPr>
+                <w:b w:val="0"/>
+                <w:i w:val="0"/>
+                <w:sz w:val="17"/>
+              </w:rPr>
+              <w:t>1.0</w:t>
+            </w:r>
+          </w:p>
+        </w:tc>
+        <w:tc>
+          <w:tcPr>
+            <w:tcW w:type="dxa" w:w="1872"/>
+          </w:tcPr>
+          <w:p>
+            <w:pPr>
+              <w:spacing w:after="20" w:line="240" w:lineRule="auto"/>
+            </w:pPr>
+            <w:r/>
+            <w:r>
+              <w:rPr>
+                <w:b w:val="0"/>
+                <w:i w:val="0"/>
+                <w:sz w:val="17"/>
+              </w:rPr>
+              <w:t>1e-08</w:t>
+            </w:r>
+          </w:p>
+        </w:tc>
+        <w:tc>
+          <w:tcPr>
+            <w:tcW w:type="dxa" w:w="1872"/>
+          </w:tcPr>
+          <w:p>
+            <w:pPr>
+              <w:spacing w:after="20" w:line="240" w:lineRule="auto"/>
+            </w:pPr>
+            <w:r/>
+            <w:r>
+              <w:rPr>
+                <w:b w:val="0"/>
+                <w:i w:val="0"/>
+                <w:sz w:val="17"/>
+              </w:rPr>
+              <w:t>36</w:t>
+            </w:r>
+          </w:p>
+        </w:tc>
+        <w:tc>
+          <w:tcPr>
+            <w:tcW w:type="dxa" w:w="1872"/>
+          </w:tcPr>
+          <w:p>
+            <w:pPr>
+              <w:spacing w:after="20" w:line="240" w:lineRule="auto"/>
+            </w:pPr>
+            <w:r/>
+            <w:r>
+              <w:rPr>
+                <w:b w:val="0"/>
+                <w:i w:val="0"/>
+                <w:sz w:val="17"/>
+              </w:rPr>
+              <w:t>growing (runaway)</w:t>
+            </w:r>
+          </w:p>
+        </w:tc>
+      </w:tr>
+      <w:tr>
+        <w:tc>
+          <w:tcPr>
+            <w:tcW w:type="dxa" w:w="1872"/>
+          </w:tcPr>
+          <w:p>
+            <w:pPr>
+              <w:spacing w:after="20" w:line="240" w:lineRule="auto"/>
+            </w:pPr>
+            <w:r/>
+            <w:r>
+              <w:rPr>
+                <w:b w:val="0"/>
+                <w:i w:val="0"/>
+                <w:sz w:val="17"/>
+              </w:rPr>
+              <w:t>0.05</w:t>
+            </w:r>
+          </w:p>
+        </w:tc>
+        <w:tc>
+          <w:tcPr>
+            <w:tcW w:type="dxa" w:w="1872"/>
+          </w:tcPr>
+          <w:p>
+            <w:pPr>
+              <w:spacing w:after="20" w:line="240" w:lineRule="auto"/>
+            </w:pPr>
+            <w:r/>
+            <w:r>
+              <w:rPr>
+                <w:b w:val="0"/>
+                <w:i w:val="0"/>
+                <w:sz w:val="17"/>
+              </w:rPr>
+              <w:t>1.0</w:t>
+            </w:r>
+          </w:p>
+        </w:tc>
+        <w:tc>
+          <w:tcPr>
+            <w:tcW w:type="dxa" w:w="1872"/>
+          </w:tcPr>
+          <w:p>
+            <w:pPr>
+              <w:spacing w:after="20" w:line="240" w:lineRule="auto"/>
+            </w:pPr>
+            <w:r/>
+            <w:r>
+              <w:rPr>
+                <w:b w:val="0"/>
+                <w:i w:val="0"/>
+                <w:sz w:val="17"/>
+              </w:rPr>
+              <w:t>1e-03</w:t>
+            </w:r>
+          </w:p>
+        </w:tc>
+        <w:tc>
+          <w:tcPr>
+            <w:tcW w:type="dxa" w:w="1872"/>
+          </w:tcPr>
+          <w:p>
+            <w:pPr>
+              <w:spacing w:after="20" w:line="240" w:lineRule="auto"/>
+            </w:pPr>
+            <w:r/>
+            <w:r>
+              <w:rPr>
+                <w:b w:val="0"/>
+                <w:i w:val="0"/>
+                <w:sz w:val="17"/>
+              </w:rPr>
+              <w:t>18</w:t>
+            </w:r>
+          </w:p>
+        </w:tc>
+        <w:tc>
+          <w:tcPr>
+            <w:tcW w:type="dxa" w:w="1872"/>
+          </w:tcPr>
+          <w:p>
+            <w:pPr>
+              <w:spacing w:after="20" w:line="240" w:lineRule="auto"/>
+            </w:pPr>
+            <w:r/>
+            <w:r>
+              <w:rPr>
+                <w:b w:val="0"/>
+                <w:i w:val="0"/>
+                <w:sz w:val="17"/>
+              </w:rPr>
+              <w:t>growing (runaway)</w:t>
+            </w:r>
+          </w:p>
+        </w:tc>
+      </w:tr>
+      <w:tr>
+        <w:tc>
+          <w:tcPr>
+            <w:tcW w:type="dxa" w:w="1872"/>
+          </w:tcPr>
+          <w:p>
+            <w:pPr>
+              <w:spacing w:after="20" w:line="240" w:lineRule="auto"/>
+            </w:pPr>
+            <w:r/>
+            <w:r>
+              <w:rPr>
+                <w:b w:val="0"/>
+                <w:i w:val="0"/>
+                <w:sz w:val="17"/>
+              </w:rPr>
+              <w:t>0.05</w:t>
+            </w:r>
+          </w:p>
+        </w:tc>
+        <w:tc>
+          <w:tcPr>
+            <w:tcW w:type="dxa" w:w="1872"/>
+          </w:tcPr>
+          <w:p>
+            <w:pPr>
+              <w:spacing w:after="20" w:line="240" w:lineRule="auto"/>
+            </w:pPr>
+            <w:r/>
+            <w:r>
+              <w:rPr>
+                <w:b w:val="0"/>
+                <w:i w:val="0"/>
+                <w:sz w:val="17"/>
+              </w:rPr>
+              <w:t>3.0</w:t>
+            </w:r>
+          </w:p>
+        </w:tc>
+        <w:tc>
+          <w:tcPr>
+            <w:tcW w:type="dxa" w:w="1872"/>
+          </w:tcPr>
+          <w:p>
+            <w:pPr>
+              <w:spacing w:after="20" w:line="240" w:lineRule="auto"/>
+            </w:pPr>
+            <w:r/>
+            <w:r>
+              <w:rPr>
+                <w:b w:val="0"/>
+                <w:i w:val="0"/>
+                <w:sz w:val="17"/>
+              </w:rPr>
+              <w:t>1e-08</w:t>
+            </w:r>
+          </w:p>
+        </w:tc>
+        <w:tc>
+          <w:tcPr>
+            <w:tcW w:type="dxa" w:w="1872"/>
+          </w:tcPr>
+          <w:p>
+            <w:pPr>
+              <w:spacing w:after="20" w:line="240" w:lineRule="auto"/>
+            </w:pPr>
+            <w:r/>
+            <w:r>
+              <w:rPr>
+                <w:b w:val="0"/>
+                <w:i w:val="0"/>
+                <w:sz w:val="17"/>
+              </w:rPr>
+              <w:t>178</w:t>
+            </w:r>
+          </w:p>
+        </w:tc>
+        <w:tc>
+          <w:tcPr>
+            <w:tcW w:type="dxa" w:w="1872"/>
+          </w:tcPr>
+          <w:p>
+            <w:pPr>
+              <w:spacing w:after="20" w:line="240" w:lineRule="auto"/>
+            </w:pPr>
+            <w:r/>
+            <w:r>
+              <w:rPr>
+                <w:b w:val="0"/>
+                <w:i w:val="0"/>
+                <w:sz w:val="17"/>
+              </w:rPr>
+              <w:t>stable</w:t>
+            </w:r>
+          </w:p>
+        </w:tc>
+      </w:tr>
+      <w:tr>
+        <w:tc>
+          <w:tcPr>
+            <w:tcW w:type="dxa" w:w="1872"/>
+          </w:tcPr>
+          <w:p>
+            <w:pPr>
+              <w:spacing w:after="20" w:line="240" w:lineRule="auto"/>
+            </w:pPr>
+            <w:r/>
+            <w:r>
+              <w:rPr>
+                <w:b w:val="0"/>
+                <w:i w:val="0"/>
+                <w:sz w:val="17"/>
+              </w:rPr>
+              <w:t>0.05</w:t>
+            </w:r>
+          </w:p>
+        </w:tc>
+        <w:tc>
+          <w:tcPr>
+            <w:tcW w:type="dxa" w:w="1872"/>
+          </w:tcPr>
+          <w:p>
+            <w:pPr>
+              <w:spacing w:after="20" w:line="240" w:lineRule="auto"/>
+            </w:pPr>
+            <w:r/>
+            <w:r>
+              <w:rPr>
+                <w:b w:val="0"/>
+                <w:i w:val="0"/>
+                <w:sz w:val="17"/>
+              </w:rPr>
+              <w:t>3.0</w:t>
+            </w:r>
+          </w:p>
+        </w:tc>
+        <w:tc>
+          <w:tcPr>
+            <w:tcW w:type="dxa" w:w="1872"/>
+          </w:tcPr>
+          <w:p>
+            <w:pPr>
+              <w:spacing w:after="20" w:line="240" w:lineRule="auto"/>
+            </w:pPr>
+            <w:r/>
+            <w:r>
+              <w:rPr>
+                <w:b w:val="0"/>
+                <w:i w:val="0"/>
+                <w:sz w:val="17"/>
+              </w:rPr>
+              <w:t>1e-03</w:t>
+            </w:r>
+          </w:p>
+        </w:tc>
+        <w:tc>
+          <w:tcPr>
+            <w:tcW w:type="dxa" w:w="1872"/>
+          </w:tcPr>
+          <w:p>
+            <w:pPr>
+              <w:spacing w:after="20" w:line="240" w:lineRule="auto"/>
+            </w:pPr>
+            <w:r/>
+            <w:r>
+              <w:rPr>
+                <w:b w:val="0"/>
+                <w:i w:val="0"/>
+                <w:sz w:val="17"/>
+              </w:rPr>
+              <w:t>178</w:t>
+            </w:r>
+          </w:p>
+        </w:tc>
+        <w:tc>
+          <w:tcPr>
+            <w:tcW w:type="dxa" w:w="1872"/>
+          </w:tcPr>
+          <w:p>
+            <w:pPr>
+              <w:spacing w:after="20" w:line="240" w:lineRule="auto"/>
+            </w:pPr>
+            <w:r/>
+            <w:r>
+              <w:rPr>
+                <w:b w:val="0"/>
+                <w:i w:val="0"/>
+                <w:sz w:val="17"/>
+              </w:rPr>
+              <w:t>stable</w:t>
+            </w:r>
+          </w:p>
+        </w:tc>
+      </w:tr>
+      <w:tr>
+        <w:tc>
+          <w:tcPr>
+            <w:tcW w:type="dxa" w:w="1872"/>
+          </w:tcPr>
+          <w:p>
+            <w:pPr>
+              <w:spacing w:after="20" w:line="240" w:lineRule="auto"/>
+            </w:pPr>
+            <w:r/>
+            <w:r>
+              <w:rPr>
+                <w:b w:val="0"/>
+                <w:i w:val="0"/>
+                <w:sz w:val="17"/>
+              </w:rPr>
+              <w:t>0.05</w:t>
+            </w:r>
+          </w:p>
+        </w:tc>
+        <w:tc>
+          <w:tcPr>
+            <w:tcW w:type="dxa" w:w="1872"/>
+          </w:tcPr>
+          <w:p>
+            <w:pPr>
+              <w:spacing w:after="20" w:line="240" w:lineRule="auto"/>
+            </w:pPr>
+            <w:r/>
+            <w:r>
+              <w:rPr>
+                <w:b w:val="0"/>
+                <w:i w:val="0"/>
+                <w:sz w:val="17"/>
+              </w:rPr>
+              <w:t>10.0</w:t>
+            </w:r>
+          </w:p>
+        </w:tc>
+        <w:tc>
+          <w:tcPr>
+            <w:tcW w:type="dxa" w:w="1872"/>
+          </w:tcPr>
+          <w:p>
+            <w:pPr>
+              <w:spacing w:after="20" w:line="240" w:lineRule="auto"/>
+            </w:pPr>
+            <w:r/>
+            <w:r>
+              <w:rPr>
+                <w:b w:val="0"/>
+                <w:i w:val="0"/>
+                <w:sz w:val="17"/>
+              </w:rPr>
+              <w:t>1e-08</w:t>
+            </w:r>
+          </w:p>
+        </w:tc>
+        <w:tc>
+          <w:tcPr>
+            <w:tcW w:type="dxa" w:w="1872"/>
+          </w:tcPr>
+          <w:p>
+            <w:pPr>
+              <w:spacing w:after="20" w:line="240" w:lineRule="auto"/>
+            </w:pPr>
+            <w:r/>
+            <w:r>
+              <w:rPr>
+                <w:b w:val="0"/>
+                <w:i w:val="0"/>
+                <w:sz w:val="17"/>
+              </w:rPr>
+              <w:t>178</w:t>
+            </w:r>
+          </w:p>
+        </w:tc>
+        <w:tc>
+          <w:tcPr>
+            <w:tcW w:type="dxa" w:w="1872"/>
+          </w:tcPr>
+          <w:p>
+            <w:pPr>
+              <w:spacing w:after="20" w:line="240" w:lineRule="auto"/>
+            </w:pPr>
+            <w:r/>
+            <w:r>
+              <w:rPr>
+                <w:b w:val="0"/>
+                <w:i w:val="0"/>
+                <w:sz w:val="17"/>
+              </w:rPr>
+              <w:t>stable</w:t>
+            </w:r>
+          </w:p>
+        </w:tc>
+      </w:tr>
+      <w:tr>
+        <w:tc>
+          <w:tcPr>
+            <w:tcW w:type="dxa" w:w="1872"/>
+          </w:tcPr>
+          <w:p>
+            <w:pPr>
+              <w:spacing w:after="20" w:line="240" w:lineRule="auto"/>
+            </w:pPr>
+            <w:r/>
+            <w:r>
+              <w:rPr>
+                <w:b w:val="0"/>
+                <w:i w:val="0"/>
+                <w:sz w:val="17"/>
+              </w:rPr>
+              <w:t>0.05</w:t>
+            </w:r>
+          </w:p>
+        </w:tc>
+        <w:tc>
+          <w:tcPr>
+            <w:tcW w:type="dxa" w:w="1872"/>
+          </w:tcPr>
+          <w:p>
+            <w:pPr>
+              <w:spacing w:after="20" w:line="240" w:lineRule="auto"/>
+            </w:pPr>
+            <w:r/>
+            <w:r>
+              <w:rPr>
+                <w:b w:val="0"/>
+                <w:i w:val="0"/>
+                <w:sz w:val="17"/>
+              </w:rPr>
+              <w:t>10.0</w:t>
+            </w:r>
+          </w:p>
+        </w:tc>
+        <w:tc>
+          <w:tcPr>
+            <w:tcW w:type="dxa" w:w="1872"/>
+          </w:tcPr>
+          <w:p>
+            <w:pPr>
+              <w:spacing w:after="20" w:line="240" w:lineRule="auto"/>
+            </w:pPr>
+            <w:r/>
+            <w:r>
+              <w:rPr>
+                <w:b w:val="0"/>
+                <w:i w:val="0"/>
+                <w:sz w:val="17"/>
+              </w:rPr>
+              <w:t>1e-03</w:t>
+            </w:r>
+          </w:p>
+        </w:tc>
+        <w:tc>
+          <w:tcPr>
+            <w:tcW w:type="dxa" w:w="1872"/>
+          </w:tcPr>
+          <w:p>
+            <w:pPr>
+              <w:spacing w:after="20" w:line="240" w:lineRule="auto"/>
+            </w:pPr>
+            <w:r/>
+            <w:r>
+              <w:rPr>
+                <w:b w:val="0"/>
+                <w:i w:val="0"/>
+                <w:sz w:val="17"/>
+              </w:rPr>
+              <w:t>178</w:t>
+            </w:r>
+          </w:p>
+        </w:tc>
+        <w:tc>
+          <w:tcPr>
+            <w:tcW w:type="dxa" w:w="1872"/>
+          </w:tcPr>
+          <w:p>
+            <w:pPr>
+              <w:spacing w:after="20" w:line="240" w:lineRule="auto"/>
+            </w:pPr>
+            <w:r/>
+            <w:r>
+              <w:rPr>
+                <w:b w:val="0"/>
+                <w:i w:val="0"/>
+                <w:sz w:val="17"/>
+              </w:rPr>
+              <w:t>stable</w:t>
+            </w:r>
+          </w:p>
+        </w:tc>
+      </w:tr>
+      <w:tr>
+        <w:tc>
+          <w:tcPr>
+            <w:tcW w:type="dxa" w:w="1872"/>
+          </w:tcPr>
+          <w:p>
+            <w:pPr>
+              <w:spacing w:after="20" w:line="240" w:lineRule="auto"/>
+            </w:pPr>
+            <w:r/>
+            <w:r>
+              <w:rPr>
+                <w:b w:val="0"/>
+                <w:i w:val="0"/>
+                <w:sz w:val="17"/>
+              </w:rPr>
+              <w:t>0.10</w:t>
+            </w:r>
+          </w:p>
+        </w:tc>
+        <w:tc>
+          <w:tcPr>
+            <w:tcW w:type="dxa" w:w="1872"/>
+          </w:tcPr>
+          <w:p>
+            <w:pPr>
+              <w:spacing w:after="20" w:line="240" w:lineRule="auto"/>
+            </w:pPr>
+            <w:r/>
+            <w:r>
+              <w:rPr>
+                <w:b w:val="0"/>
+                <w:i w:val="0"/>
+                <w:sz w:val="17"/>
+              </w:rPr>
+              <w:t>0.0</w:t>
+            </w:r>
+          </w:p>
+        </w:tc>
+        <w:tc>
+          <w:tcPr>
+            <w:tcW w:type="dxa" w:w="1872"/>
+          </w:tcPr>
+          <w:p>
+            <w:pPr>
+              <w:spacing w:after="20" w:line="240" w:lineRule="auto"/>
+            </w:pPr>
+            <w:r/>
+            <w:r>
+              <w:rPr>
+                <w:b w:val="0"/>
+                <w:i w:val="0"/>
+                <w:sz w:val="17"/>
+              </w:rPr>
+              <w:t>1e-08</w:t>
+            </w:r>
+          </w:p>
+        </w:tc>
+        <w:tc>
+          <w:tcPr>
+            <w:tcW w:type="dxa" w:w="1872"/>
+          </w:tcPr>
+          <w:p>
+            <w:pPr>
+              <w:spacing w:after="20" w:line="240" w:lineRule="auto"/>
+            </w:pPr>
+            <w:r/>
+            <w:r>
+              <w:rPr>
+                <w:b w:val="0"/>
+                <w:i w:val="0"/>
+                <w:sz w:val="17"/>
+              </w:rPr>
+              <w:t>28</w:t>
+            </w:r>
+          </w:p>
+        </w:tc>
+        <w:tc>
+          <w:tcPr>
+            <w:tcW w:type="dxa" w:w="1872"/>
+          </w:tcPr>
+          <w:p>
+            <w:pPr>
+              <w:spacing w:after="20" w:line="240" w:lineRule="auto"/>
+            </w:pPr>
+            <w:r/>
+            <w:r>
+              <w:rPr>
+                <w:b w:val="0"/>
+                <w:i w:val="0"/>
+                <w:sz w:val="17"/>
+              </w:rPr>
+              <w:t>growing (runaway)</w:t>
+            </w:r>
+          </w:p>
+        </w:tc>
+      </w:tr>
+      <w:tr>
+        <w:tc>
+          <w:tcPr>
+            <w:tcW w:type="dxa" w:w="1872"/>
+          </w:tcPr>
+          <w:p>
+            <w:pPr>
+              <w:spacing w:after="20" w:line="240" w:lineRule="auto"/>
+            </w:pPr>
+            <w:r/>
+            <w:r>
+              <w:rPr>
+                <w:b w:val="0"/>
+                <w:i w:val="0"/>
+                <w:sz w:val="17"/>
+              </w:rPr>
+              <w:t>0.10</w:t>
+            </w:r>
+          </w:p>
+        </w:tc>
+        <w:tc>
+          <w:tcPr>
+            <w:tcW w:type="dxa" w:w="1872"/>
+          </w:tcPr>
+          <w:p>
+            <w:pPr>
+              <w:spacing w:after="20" w:line="240" w:lineRule="auto"/>
+            </w:pPr>
+            <w:r/>
+            <w:r>
+              <w:rPr>
+                <w:b w:val="0"/>
+                <w:i w:val="0"/>
+                <w:sz w:val="17"/>
+              </w:rPr>
+              <w:t>0.0</w:t>
+            </w:r>
+          </w:p>
+        </w:tc>
+        <w:tc>
+          <w:tcPr>
+            <w:tcW w:type="dxa" w:w="1872"/>
+          </w:tcPr>
+          <w:p>
+            <w:pPr>
+              <w:spacing w:after="20" w:line="240" w:lineRule="auto"/>
+            </w:pPr>
+            <w:r/>
+            <w:r>
+              <w:rPr>
+                <w:b w:val="0"/>
+                <w:i w:val="0"/>
+                <w:sz w:val="17"/>
+              </w:rPr>
+              <w:t>1e-03</w:t>
+            </w:r>
+          </w:p>
+        </w:tc>
+        <w:tc>
+          <w:tcPr>
+            <w:tcW w:type="dxa" w:w="1872"/>
+          </w:tcPr>
+          <w:p>
+            <w:pPr>
+              <w:spacing w:after="20" w:line="240" w:lineRule="auto"/>
+            </w:pPr>
+            <w:r/>
+            <w:r>
+              <w:rPr>
+                <w:b w:val="0"/>
+                <w:i w:val="0"/>
+                <w:sz w:val="17"/>
+              </w:rPr>
+              <w:t>14</w:t>
+            </w:r>
+          </w:p>
+        </w:tc>
+        <w:tc>
+          <w:tcPr>
+            <w:tcW w:type="dxa" w:w="1872"/>
+          </w:tcPr>
+          <w:p>
+            <w:pPr>
+              <w:spacing w:after="20" w:line="240" w:lineRule="auto"/>
+            </w:pPr>
+            <w:r/>
+            <w:r>
+              <w:rPr>
+                <w:b w:val="0"/>
+                <w:i w:val="0"/>
+                <w:sz w:val="17"/>
+              </w:rPr>
+              <w:t>growing (runaway)</w:t>
+            </w:r>
+          </w:p>
+        </w:tc>
+      </w:tr>
+      <w:tr>
+        <w:tc>
+          <w:tcPr>
+            <w:tcW w:type="dxa" w:w="1872"/>
+          </w:tcPr>
+          <w:p>
+            <w:pPr>
+              <w:spacing w:after="20" w:line="240" w:lineRule="auto"/>
+            </w:pPr>
+            <w:r/>
+            <w:r>
+              <w:rPr>
+                <w:b w:val="0"/>
+                <w:i w:val="0"/>
+                <w:sz w:val="17"/>
+              </w:rPr>
+              <w:t>0.10</w:t>
+            </w:r>
+          </w:p>
+        </w:tc>
+        <w:tc>
+          <w:tcPr>
+            <w:tcW w:type="dxa" w:w="1872"/>
+          </w:tcPr>
+          <w:p>
+            <w:pPr>
+              <w:spacing w:after="20" w:line="240" w:lineRule="auto"/>
+            </w:pPr>
+            <w:r/>
+            <w:r>
+              <w:rPr>
+                <w:b w:val="0"/>
+                <w:i w:val="0"/>
+                <w:sz w:val="17"/>
+              </w:rPr>
+              <w:t>0.3</w:t>
+            </w:r>
+          </w:p>
+        </w:tc>
+        <w:tc>
+          <w:tcPr>
+            <w:tcW w:type="dxa" w:w="1872"/>
+          </w:tcPr>
+          <w:p>
+            <w:pPr>
+              <w:spacing w:after="20" w:line="240" w:lineRule="auto"/>
+            </w:pPr>
+            <w:r/>
+            <w:r>
+              <w:rPr>
+                <w:b w:val="0"/>
+                <w:i w:val="0"/>
+                <w:sz w:val="17"/>
+              </w:rPr>
+              <w:t>1e-08</w:t>
+            </w:r>
+          </w:p>
+        </w:tc>
+        <w:tc>
+          <w:tcPr>
+            <w:tcW w:type="dxa" w:w="1872"/>
+          </w:tcPr>
+          <w:p>
+            <w:pPr>
+              <w:spacing w:after="20" w:line="240" w:lineRule="auto"/>
+            </w:pPr>
+            <w:r/>
+            <w:r>
+              <w:rPr>
+                <w:b w:val="0"/>
+                <w:i w:val="0"/>
+                <w:sz w:val="17"/>
+              </w:rPr>
+              <w:t>39</w:t>
+            </w:r>
+          </w:p>
+        </w:tc>
+        <w:tc>
+          <w:tcPr>
+            <w:tcW w:type="dxa" w:w="1872"/>
+          </w:tcPr>
+          <w:p>
+            <w:pPr>
+              <w:spacing w:after="20" w:line="240" w:lineRule="auto"/>
+            </w:pPr>
+            <w:r/>
+            <w:r>
+              <w:rPr>
+                <w:b w:val="0"/>
+                <w:i w:val="0"/>
+                <w:sz w:val="17"/>
+              </w:rPr>
+              <w:t>growing (runaway)</w:t>
+            </w:r>
+          </w:p>
+        </w:tc>
+      </w:tr>
+      <w:tr>
+        <w:tc>
+          <w:tcPr>
+            <w:tcW w:type="dxa" w:w="1872"/>
+          </w:tcPr>
+          <w:p>
+            <w:pPr>
+              <w:spacing w:after="20" w:line="240" w:lineRule="auto"/>
+            </w:pPr>
+            <w:r/>
+            <w:r>
+              <w:rPr>
+                <w:b w:val="0"/>
+                <w:i w:val="0"/>
+                <w:sz w:val="17"/>
+              </w:rPr>
+              <w:t>0.10</w:t>
+            </w:r>
+          </w:p>
+        </w:tc>
+        <w:tc>
+          <w:tcPr>
+            <w:tcW w:type="dxa" w:w="1872"/>
+          </w:tcPr>
+          <w:p>
+            <w:pPr>
+              <w:spacing w:after="20" w:line="240" w:lineRule="auto"/>
+            </w:pPr>
+            <w:r/>
+            <w:r>
+              <w:rPr>
+                <w:b w:val="0"/>
+                <w:i w:val="0"/>
+                <w:sz w:val="17"/>
+              </w:rPr>
+              <w:t>0.3</w:t>
+            </w:r>
+          </w:p>
+        </w:tc>
+        <w:tc>
+          <w:tcPr>
+            <w:tcW w:type="dxa" w:w="1872"/>
+          </w:tcPr>
+          <w:p>
+            <w:pPr>
+              <w:spacing w:after="20" w:line="240" w:lineRule="auto"/>
+            </w:pPr>
+            <w:r/>
+            <w:r>
+              <w:rPr>
+                <w:b w:val="0"/>
+                <w:i w:val="0"/>
+                <w:sz w:val="17"/>
+              </w:rPr>
+              <w:t>1e-03</w:t>
+            </w:r>
+          </w:p>
+        </w:tc>
+        <w:tc>
+          <w:tcPr>
+            <w:tcW w:type="dxa" w:w="1872"/>
+          </w:tcPr>
+          <w:p>
+            <w:pPr>
+              <w:spacing w:after="20" w:line="240" w:lineRule="auto"/>
+            </w:pPr>
+            <w:r/>
+            <w:r>
+              <w:rPr>
+                <w:b w:val="0"/>
+                <w:i w:val="0"/>
+                <w:sz w:val="17"/>
+              </w:rPr>
+              <w:t>19</w:t>
+            </w:r>
+          </w:p>
+        </w:tc>
+        <w:tc>
+          <w:tcPr>
+            <w:tcW w:type="dxa" w:w="1872"/>
+          </w:tcPr>
+          <w:p>
+            <w:pPr>
+              <w:spacing w:after="20" w:line="240" w:lineRule="auto"/>
+            </w:pPr>
+            <w:r/>
+            <w:r>
+              <w:rPr>
+                <w:b w:val="0"/>
+                <w:i w:val="0"/>
+                <w:sz w:val="17"/>
+              </w:rPr>
+              <w:t>growing (runaway)</w:t>
+            </w:r>
+          </w:p>
+        </w:tc>
+      </w:tr>
+      <w:tr>
+        <w:tc>
+          <w:tcPr>
+            <w:tcW w:type="dxa" w:w="1872"/>
+          </w:tcPr>
+          <w:p>
+            <w:pPr>
+              <w:spacing w:after="20" w:line="240" w:lineRule="auto"/>
+            </w:pPr>
+            <w:r/>
+            <w:r>
+              <w:rPr>
+                <w:b w:val="0"/>
+                <w:i w:val="0"/>
+                <w:sz w:val="17"/>
+              </w:rPr>
+              <w:t>0.10</w:t>
+            </w:r>
+          </w:p>
+        </w:tc>
+        <w:tc>
+          <w:tcPr>
+            <w:tcW w:type="dxa" w:w="1872"/>
+          </w:tcPr>
+          <w:p>
+            <w:pPr>
+              <w:spacing w:after="20" w:line="240" w:lineRule="auto"/>
+            </w:pPr>
+            <w:r/>
+            <w:r>
+              <w:rPr>
+                <w:b w:val="0"/>
+                <w:i w:val="0"/>
+                <w:sz w:val="17"/>
+              </w:rPr>
+              <w:t>1.0</w:t>
+            </w:r>
+          </w:p>
+        </w:tc>
+        <w:tc>
+          <w:tcPr>
+            <w:tcW w:type="dxa" w:w="1872"/>
+          </w:tcPr>
+          <w:p>
+            <w:pPr>
+              <w:spacing w:after="20" w:line="240" w:lineRule="auto"/>
+            </w:pPr>
+            <w:r/>
+            <w:r>
+              <w:rPr>
+                <w:b w:val="0"/>
+                <w:i w:val="0"/>
+                <w:sz w:val="17"/>
+              </w:rPr>
+              <w:t>1e-08</w:t>
+            </w:r>
+          </w:p>
+        </w:tc>
+        <w:tc>
+          <w:tcPr>
+            <w:tcW w:type="dxa" w:w="1872"/>
+          </w:tcPr>
+          <w:p>
+            <w:pPr>
+              <w:spacing w:after="20" w:line="240" w:lineRule="auto"/>
+            </w:pPr>
+            <w:r/>
+            <w:r>
+              <w:rPr>
+                <w:b w:val="0"/>
+                <w:i w:val="0"/>
+                <w:sz w:val="17"/>
+              </w:rPr>
+              <w:t>50</w:t>
+            </w:r>
+          </w:p>
+        </w:tc>
+        <w:tc>
+          <w:tcPr>
+            <w:tcW w:type="dxa" w:w="1872"/>
+          </w:tcPr>
+          <w:p>
+            <w:pPr>
+              <w:spacing w:after="20" w:line="240" w:lineRule="auto"/>
+            </w:pPr>
+            <w:r/>
+            <w:r>
+              <w:rPr>
+                <w:b w:val="0"/>
+                <w:i w:val="0"/>
+                <w:sz w:val="17"/>
+              </w:rPr>
+              <w:t>growing (runaway)</w:t>
+            </w:r>
+          </w:p>
+        </w:tc>
+      </w:tr>
+      <w:tr>
+        <w:tc>
+          <w:tcPr>
+            <w:tcW w:type="dxa" w:w="1872"/>
+          </w:tcPr>
+          <w:p>
+            <w:pPr>
+              <w:spacing w:after="20" w:line="240" w:lineRule="auto"/>
+            </w:pPr>
+            <w:r/>
+            <w:r>
+              <w:rPr>
+                <w:b w:val="0"/>
+                <w:i w:val="0"/>
+                <w:sz w:val="17"/>
+              </w:rPr>
+              <w:t>0.10</w:t>
+            </w:r>
+          </w:p>
+        </w:tc>
+        <w:tc>
+          <w:tcPr>
+            <w:tcW w:type="dxa" w:w="1872"/>
+          </w:tcPr>
+          <w:p>
+            <w:pPr>
+              <w:spacing w:after="20" w:line="240" w:lineRule="auto"/>
+            </w:pPr>
+            <w:r/>
+            <w:r>
+              <w:rPr>
+                <w:b w:val="0"/>
+                <w:i w:val="0"/>
+                <w:sz w:val="17"/>
+              </w:rPr>
+              <w:t>1.0</w:t>
+            </w:r>
+          </w:p>
+        </w:tc>
+        <w:tc>
+          <w:tcPr>
+            <w:tcW w:type="dxa" w:w="1872"/>
+          </w:tcPr>
+          <w:p>
+            <w:pPr>
+              <w:spacing w:after="20" w:line="240" w:lineRule="auto"/>
+            </w:pPr>
+            <w:r/>
+            <w:r>
+              <w:rPr>
+                <w:b w:val="0"/>
+                <w:i w:val="0"/>
+                <w:sz w:val="17"/>
+              </w:rPr>
+              <w:t>1e-03</w:t>
+            </w:r>
+          </w:p>
+        </w:tc>
+        <w:tc>
+          <w:tcPr>
+            <w:tcW w:type="dxa" w:w="1872"/>
+          </w:tcPr>
+          <w:p>
+            <w:pPr>
+              <w:spacing w:after="20" w:line="240" w:lineRule="auto"/>
+            </w:pPr>
+            <w:r/>
+            <w:r>
+              <w:rPr>
+                <w:b w:val="0"/>
+                <w:i w:val="0"/>
+                <w:sz w:val="17"/>
+              </w:rPr>
+              <w:t>27</w:t>
+            </w:r>
+          </w:p>
+        </w:tc>
+        <w:tc>
+          <w:tcPr>
+            <w:tcW w:type="dxa" w:w="1872"/>
+          </w:tcPr>
+          <w:p>
+            <w:pPr>
+              <w:spacing w:after="20" w:line="240" w:lineRule="auto"/>
+            </w:pPr>
+            <w:r/>
+            <w:r>
+              <w:rPr>
+                <w:b w:val="0"/>
+                <w:i w:val="0"/>
+                <w:sz w:val="17"/>
+              </w:rPr>
+              <w:t>growing (runaway)</w:t>
+            </w:r>
+          </w:p>
+        </w:tc>
+      </w:tr>
+      <w:tr>
+        <w:tc>
+          <w:tcPr>
+            <w:tcW w:type="dxa" w:w="1872"/>
+          </w:tcPr>
+          <w:p>
+            <w:pPr>
+              <w:spacing w:after="20" w:line="240" w:lineRule="auto"/>
+            </w:pPr>
+            <w:r/>
+            <w:r>
+              <w:rPr>
+                <w:b w:val="0"/>
+                <w:i w:val="0"/>
+                <w:sz w:val="17"/>
+              </w:rPr>
+              <w:t>0.10</w:t>
+            </w:r>
+          </w:p>
+        </w:tc>
+        <w:tc>
+          <w:tcPr>
+            <w:tcW w:type="dxa" w:w="1872"/>
+          </w:tcPr>
+          <w:p>
+            <w:pPr>
+              <w:spacing w:after="20" w:line="240" w:lineRule="auto"/>
+            </w:pPr>
+            <w:r/>
+            <w:r>
+              <w:rPr>
+                <w:b w:val="0"/>
+                <w:i w:val="0"/>
+                <w:sz w:val="17"/>
+              </w:rPr>
+              <w:t>3.0</w:t>
+            </w:r>
+          </w:p>
+        </w:tc>
+        <w:tc>
+          <w:tcPr>
+            <w:tcW w:type="dxa" w:w="1872"/>
+          </w:tcPr>
+          <w:p>
+            <w:pPr>
+              <w:spacing w:after="20" w:line="240" w:lineRule="auto"/>
+            </w:pPr>
+            <w:r/>
+            <w:r>
+              <w:rPr>
+                <w:b w:val="0"/>
+                <w:i w:val="0"/>
+                <w:sz w:val="17"/>
+              </w:rPr>
+              <w:t>1e-08</w:t>
+            </w:r>
+          </w:p>
+        </w:tc>
+        <w:tc>
+          <w:tcPr>
+            <w:tcW w:type="dxa" w:w="1872"/>
+          </w:tcPr>
+          <w:p>
+            <w:pPr>
+              <w:spacing w:after="20" w:line="240" w:lineRule="auto"/>
+            </w:pPr>
+            <w:r/>
+            <w:r>
+              <w:rPr>
+                <w:b w:val="0"/>
+                <w:i w:val="0"/>
+                <w:sz w:val="17"/>
+              </w:rPr>
+              <w:t>178</w:t>
+            </w:r>
+          </w:p>
+        </w:tc>
+        <w:tc>
+          <w:tcPr>
+            <w:tcW w:type="dxa" w:w="1872"/>
+          </w:tcPr>
+          <w:p>
+            <w:pPr>
+              <w:spacing w:after="20" w:line="240" w:lineRule="auto"/>
+            </w:pPr>
+            <w:r/>
+            <w:r>
+              <w:rPr>
+                <w:b w:val="0"/>
+                <w:i w:val="0"/>
+                <w:sz w:val="17"/>
+              </w:rPr>
+              <w:t>stable</w:t>
+            </w:r>
+          </w:p>
+        </w:tc>
+      </w:tr>
+      <w:tr>
+        <w:tc>
+          <w:tcPr>
+            <w:tcW w:type="dxa" w:w="1872"/>
+          </w:tcPr>
+          <w:p>
+            <w:pPr>
+              <w:spacing w:after="20" w:line="240" w:lineRule="auto"/>
+            </w:pPr>
+            <w:r/>
+            <w:r>
+              <w:rPr>
+                <w:b w:val="0"/>
+                <w:i w:val="0"/>
+                <w:sz w:val="17"/>
+              </w:rPr>
+              <w:t>0.10</w:t>
+            </w:r>
+          </w:p>
+        </w:tc>
+        <w:tc>
+          <w:tcPr>
+            <w:tcW w:type="dxa" w:w="1872"/>
+          </w:tcPr>
+          <w:p>
+            <w:pPr>
+              <w:spacing w:after="20" w:line="240" w:lineRule="auto"/>
+            </w:pPr>
+            <w:r/>
+            <w:r>
+              <w:rPr>
+                <w:b w:val="0"/>
+                <w:i w:val="0"/>
+                <w:sz w:val="17"/>
+              </w:rPr>
+              <w:t>3.0</w:t>
+            </w:r>
+          </w:p>
+        </w:tc>
+        <w:tc>
+          <w:tcPr>
+            <w:tcW w:type="dxa" w:w="1872"/>
+          </w:tcPr>
+          <w:p>
+            <w:pPr>
+              <w:spacing w:after="20" w:line="240" w:lineRule="auto"/>
+            </w:pPr>
+            <w:r/>
+            <w:r>
+              <w:rPr>
+                <w:b w:val="0"/>
+                <w:i w:val="0"/>
+                <w:sz w:val="17"/>
+              </w:rPr>
+              <w:t>1e-03</w:t>
+            </w:r>
+          </w:p>
+        </w:tc>
+        <w:tc>
+          <w:tcPr>
+            <w:tcW w:type="dxa" w:w="1872"/>
+          </w:tcPr>
+          <w:p>
+            <w:pPr>
+              <w:spacing w:after="20" w:line="240" w:lineRule="auto"/>
+            </w:pPr>
+            <w:r/>
+            <w:r>
+              <w:rPr>
+                <w:b w:val="0"/>
+                <w:i w:val="0"/>
+                <w:sz w:val="17"/>
+              </w:rPr>
+              <w:t>198</w:t>
+            </w:r>
+          </w:p>
+        </w:tc>
+        <w:tc>
+          <w:tcPr>
+            <w:tcW w:type="dxa" w:w="1872"/>
+          </w:tcPr>
+          <w:p>
+            <w:pPr>
+              <w:spacing w:after="20" w:line="240" w:lineRule="auto"/>
+            </w:pPr>
+            <w:r/>
+            <w:r>
+              <w:rPr>
+                <w:b w:val="0"/>
+                <w:i w:val="0"/>
+                <w:sz w:val="17"/>
+              </w:rPr>
+              <w:t>growing</w:t>
+            </w:r>
+          </w:p>
+        </w:tc>
+      </w:tr>
+      <w:tr>
+        <w:tc>
+          <w:tcPr>
+            <w:tcW w:type="dxa" w:w="1872"/>
+          </w:tcPr>
+          <w:p>
+            <w:pPr>
+              <w:spacing w:after="20" w:line="240" w:lineRule="auto"/>
+            </w:pPr>
+            <w:r/>
+            <w:r>
+              <w:rPr>
+                <w:b w:val="0"/>
+                <w:i w:val="0"/>
+                <w:sz w:val="17"/>
+              </w:rPr>
+              <w:t>0.10</w:t>
+            </w:r>
+          </w:p>
+        </w:tc>
+        <w:tc>
+          <w:tcPr>
+            <w:tcW w:type="dxa" w:w="1872"/>
+          </w:tcPr>
+          <w:p>
+            <w:pPr>
+              <w:spacing w:after="20" w:line="240" w:lineRule="auto"/>
+            </w:pPr>
+            <w:r/>
+            <w:r>
+              <w:rPr>
+                <w:b w:val="0"/>
+                <w:i w:val="0"/>
+                <w:sz w:val="17"/>
+              </w:rPr>
+              <w:t>10.0</w:t>
+            </w:r>
+          </w:p>
+        </w:tc>
+        <w:tc>
+          <w:tcPr>
+            <w:tcW w:type="dxa" w:w="1872"/>
+          </w:tcPr>
+          <w:p>
+            <w:pPr>
+              <w:spacing w:after="20" w:line="240" w:lineRule="auto"/>
+            </w:pPr>
+            <w:r/>
+            <w:r>
+              <w:rPr>
+                <w:b w:val="0"/>
+                <w:i w:val="0"/>
+                <w:sz w:val="17"/>
+              </w:rPr>
+              <w:t>1e-08</w:t>
+            </w:r>
+          </w:p>
+        </w:tc>
+        <w:tc>
+          <w:tcPr>
+            <w:tcW w:type="dxa" w:w="1872"/>
+          </w:tcPr>
+          <w:p>
+            <w:pPr>
+              <w:spacing w:after="20" w:line="240" w:lineRule="auto"/>
+            </w:pPr>
+            <w:r/>
+            <w:r>
+              <w:rPr>
+                <w:b w:val="0"/>
+                <w:i w:val="0"/>
+                <w:sz w:val="17"/>
+              </w:rPr>
+              <w:t>178</w:t>
+            </w:r>
+          </w:p>
+        </w:tc>
+        <w:tc>
+          <w:tcPr>
+            <w:tcW w:type="dxa" w:w="1872"/>
+          </w:tcPr>
+          <w:p>
+            <w:pPr>
+              <w:spacing w:after="20" w:line="240" w:lineRule="auto"/>
+            </w:pPr>
+            <w:r/>
+            <w:r>
+              <w:rPr>
+                <w:b w:val="0"/>
+                <w:i w:val="0"/>
+                <w:sz w:val="17"/>
+              </w:rPr>
+              <w:t>stable</w:t>
+            </w:r>
+          </w:p>
+        </w:tc>
+      </w:tr>
+      <w:tr>
+        <w:tc>
+          <w:tcPr>
+            <w:tcW w:type="dxa" w:w="1872"/>
+          </w:tcPr>
+          <w:p>
+            <w:pPr>
+              <w:spacing w:after="20" w:line="240" w:lineRule="auto"/>
+            </w:pPr>
+            <w:r/>
+            <w:r>
+              <w:rPr>
+                <w:b w:val="0"/>
+                <w:i w:val="0"/>
+                <w:sz w:val="17"/>
+              </w:rPr>
+              <w:t>0.10</w:t>
+            </w:r>
+          </w:p>
+        </w:tc>
+        <w:tc>
+          <w:tcPr>
+            <w:tcW w:type="dxa" w:w="1872"/>
+          </w:tcPr>
+          <w:p>
+            <w:pPr>
+              <w:spacing w:after="20" w:line="240" w:lineRule="auto"/>
+            </w:pPr>
+            <w:r/>
+            <w:r>
+              <w:rPr>
+                <w:b w:val="0"/>
+                <w:i w:val="0"/>
+                <w:sz w:val="17"/>
+              </w:rPr>
+              <w:t>10.0</w:t>
+            </w:r>
+          </w:p>
+        </w:tc>
+        <w:tc>
+          <w:tcPr>
+            <w:tcW w:type="dxa" w:w="1872"/>
+          </w:tcPr>
+          <w:p>
+            <w:pPr>
+              <w:spacing w:after="20" w:line="240" w:lineRule="auto"/>
+            </w:pPr>
+            <w:r/>
+            <w:r>
+              <w:rPr>
+                <w:b w:val="0"/>
+                <w:i w:val="0"/>
+                <w:sz w:val="17"/>
+              </w:rPr>
+              <w:t>1e-03</w:t>
+            </w:r>
+          </w:p>
+        </w:tc>
+        <w:tc>
+          <w:tcPr>
+            <w:tcW w:type="dxa" w:w="1872"/>
+          </w:tcPr>
+          <w:p>
+            <w:pPr>
+              <w:spacing w:after="20" w:line="240" w:lineRule="auto"/>
+            </w:pPr>
+            <w:r/>
+            <w:r>
+              <w:rPr>
+                <w:b w:val="0"/>
+                <w:i w:val="0"/>
+                <w:sz w:val="17"/>
+              </w:rPr>
+              <w:t>178</w:t>
+            </w:r>
+          </w:p>
+        </w:tc>
+        <w:tc>
+          <w:tcPr>
+            <w:tcW w:type="dxa" w:w="1872"/>
+          </w:tcPr>
+          <w:p>
+            <w:pPr>
+              <w:spacing w:after="20" w:line="240" w:lineRule="auto"/>
+            </w:pPr>
+            <w:r/>
+            <w:r>
+              <w:rPr>
+                <w:b w:val="0"/>
+                <w:i w:val="0"/>
+                <w:sz w:val="17"/>
+              </w:rPr>
+              <w:t>stable</w:t>
+            </w:r>
+          </w:p>
+        </w:tc>
+      </w:tr>
+      <w:tr>
+        <w:tc>
+          <w:tcPr>
+            <w:tcW w:type="dxa" w:w="1872"/>
+          </w:tcPr>
+          <w:p>
+            <w:pPr>
+              <w:spacing w:after="20" w:line="240" w:lineRule="auto"/>
+            </w:pPr>
+            <w:r/>
+            <w:r>
+              <w:rPr>
+                <w:b w:val="0"/>
+                <w:i w:val="0"/>
+                <w:sz w:val="17"/>
+              </w:rPr>
+              <w:t>0.20</w:t>
+            </w:r>
+          </w:p>
+        </w:tc>
+        <w:tc>
+          <w:tcPr>
+            <w:tcW w:type="dxa" w:w="1872"/>
+          </w:tcPr>
+          <w:p>
+            <w:pPr>
+              <w:spacing w:after="20" w:line="240" w:lineRule="auto"/>
+            </w:pPr>
+            <w:r/>
+            <w:r>
+              <w:rPr>
+                <w:b w:val="0"/>
+                <w:i w:val="0"/>
+                <w:sz w:val="17"/>
+              </w:rPr>
+              <w:t>0.0</w:t>
+            </w:r>
+          </w:p>
+        </w:tc>
+        <w:tc>
+          <w:tcPr>
+            <w:tcW w:type="dxa" w:w="1872"/>
+          </w:tcPr>
+          <w:p>
+            <w:pPr>
+              <w:spacing w:after="20" w:line="240" w:lineRule="auto"/>
+            </w:pPr>
+            <w:r/>
+            <w:r>
+              <w:rPr>
+                <w:b w:val="0"/>
+                <w:i w:val="0"/>
+                <w:sz w:val="17"/>
+              </w:rPr>
+              <w:t>1e-08</w:t>
+            </w:r>
+          </w:p>
+        </w:tc>
+        <w:tc>
+          <w:tcPr>
+            <w:tcW w:type="dxa" w:w="1872"/>
+          </w:tcPr>
+          <w:p>
+            <w:pPr>
+              <w:spacing w:after="20" w:line="240" w:lineRule="auto"/>
+            </w:pPr>
+            <w:r/>
+            <w:r>
+              <w:rPr>
+                <w:b w:val="0"/>
+                <w:i w:val="0"/>
+                <w:sz w:val="17"/>
+              </w:rPr>
+              <w:t>27</w:t>
+            </w:r>
+          </w:p>
+        </w:tc>
+        <w:tc>
+          <w:tcPr>
+            <w:tcW w:type="dxa" w:w="1872"/>
+          </w:tcPr>
+          <w:p>
+            <w:pPr>
+              <w:spacing w:after="20" w:line="240" w:lineRule="auto"/>
+            </w:pPr>
+            <w:r/>
+            <w:r>
+              <w:rPr>
+                <w:b w:val="0"/>
+                <w:i w:val="0"/>
+                <w:sz w:val="17"/>
+              </w:rPr>
+              <w:t>growing (runaway)</w:t>
+            </w:r>
+          </w:p>
+        </w:tc>
+      </w:tr>
+      <w:tr>
+        <w:tc>
+          <w:tcPr>
+            <w:tcW w:type="dxa" w:w="1872"/>
+          </w:tcPr>
+          <w:p>
+            <w:pPr>
+              <w:spacing w:after="20" w:line="240" w:lineRule="auto"/>
+            </w:pPr>
+            <w:r/>
+            <w:r>
+              <w:rPr>
+                <w:b w:val="0"/>
+                <w:i w:val="0"/>
+                <w:sz w:val="17"/>
+              </w:rPr>
+              <w:t>0.20</w:t>
+            </w:r>
+          </w:p>
+        </w:tc>
+        <w:tc>
+          <w:tcPr>
+            <w:tcW w:type="dxa" w:w="1872"/>
+          </w:tcPr>
+          <w:p>
+            <w:pPr>
+              <w:spacing w:after="20" w:line="240" w:lineRule="auto"/>
+            </w:pPr>
+            <w:r/>
+            <w:r>
+              <w:rPr>
+                <w:b w:val="0"/>
+                <w:i w:val="0"/>
+                <w:sz w:val="17"/>
+              </w:rPr>
+              <w:t>0.0</w:t>
+            </w:r>
+          </w:p>
+        </w:tc>
+        <w:tc>
+          <w:tcPr>
+            <w:tcW w:type="dxa" w:w="1872"/>
+          </w:tcPr>
+          <w:p>
+            <w:pPr>
+              <w:spacing w:after="20" w:line="240" w:lineRule="auto"/>
+            </w:pPr>
+            <w:r/>
+            <w:r>
+              <w:rPr>
+                <w:b w:val="0"/>
+                <w:i w:val="0"/>
+                <w:sz w:val="17"/>
+              </w:rPr>
+              <w:t>1e-03</w:t>
+            </w:r>
+          </w:p>
+        </w:tc>
+        <w:tc>
+          <w:tcPr>
+            <w:tcW w:type="dxa" w:w="1872"/>
+          </w:tcPr>
+          <w:p>
+            <w:pPr>
+              <w:spacing w:after="20" w:line="240" w:lineRule="auto"/>
+            </w:pPr>
+            <w:r/>
+            <w:r>
+              <w:rPr>
+                <w:b w:val="0"/>
+                <w:i w:val="0"/>
+                <w:sz w:val="17"/>
+              </w:rPr>
+              <w:t>17</w:t>
+            </w:r>
+          </w:p>
+        </w:tc>
+        <w:tc>
+          <w:tcPr>
+            <w:tcW w:type="dxa" w:w="1872"/>
+          </w:tcPr>
+          <w:p>
+            <w:pPr>
+              <w:spacing w:after="20" w:line="240" w:lineRule="auto"/>
+            </w:pPr>
+            <w:r/>
+            <w:r>
+              <w:rPr>
+                <w:b w:val="0"/>
+                <w:i w:val="0"/>
+                <w:sz w:val="17"/>
+              </w:rPr>
+              <w:t>growing (runaway)</w:t>
+            </w:r>
+          </w:p>
+        </w:tc>
+      </w:tr>
+      <w:tr>
+        <w:tc>
+          <w:tcPr>
+            <w:tcW w:type="dxa" w:w="1872"/>
+          </w:tcPr>
+          <w:p>
+            <w:pPr>
+              <w:spacing w:after="20" w:line="240" w:lineRule="auto"/>
+            </w:pPr>
+            <w:r/>
+            <w:r>
+              <w:rPr>
+                <w:b w:val="0"/>
+                <w:i w:val="0"/>
+                <w:sz w:val="17"/>
+              </w:rPr>
+              <w:t>0.20</w:t>
+            </w:r>
+          </w:p>
+        </w:tc>
+        <w:tc>
+          <w:tcPr>
+            <w:tcW w:type="dxa" w:w="1872"/>
+          </w:tcPr>
+          <w:p>
+            <w:pPr>
+              <w:spacing w:after="20" w:line="240" w:lineRule="auto"/>
+            </w:pPr>
+            <w:r/>
+            <w:r>
+              <w:rPr>
+                <w:b w:val="0"/>
+                <w:i w:val="0"/>
+                <w:sz w:val="17"/>
+              </w:rPr>
+              <w:t>0.3</w:t>
+            </w:r>
+          </w:p>
+        </w:tc>
+        <w:tc>
+          <w:tcPr>
+            <w:tcW w:type="dxa" w:w="1872"/>
+          </w:tcPr>
+          <w:p>
+            <w:pPr>
+              <w:spacing w:after="20" w:line="240" w:lineRule="auto"/>
+            </w:pPr>
+            <w:r/>
+            <w:r>
+              <w:rPr>
+                <w:b w:val="0"/>
+                <w:i w:val="0"/>
+                <w:sz w:val="17"/>
+              </w:rPr>
+              <w:t>1e-08</w:t>
+            </w:r>
+          </w:p>
+        </w:tc>
+        <w:tc>
+          <w:tcPr>
+            <w:tcW w:type="dxa" w:w="1872"/>
+          </w:tcPr>
+          <w:p>
+            <w:pPr>
+              <w:spacing w:after="20" w:line="240" w:lineRule="auto"/>
+            </w:pPr>
+            <w:r/>
+            <w:r>
+              <w:rPr>
+                <w:b w:val="0"/>
+                <w:i w:val="0"/>
+                <w:sz w:val="17"/>
+              </w:rPr>
+              <w:t>39</w:t>
+            </w:r>
+          </w:p>
+        </w:tc>
+        <w:tc>
+          <w:tcPr>
+            <w:tcW w:type="dxa" w:w="1872"/>
+          </w:tcPr>
+          <w:p>
+            <w:pPr>
+              <w:spacing w:after="20" w:line="240" w:lineRule="auto"/>
+            </w:pPr>
+            <w:r/>
+            <w:r>
+              <w:rPr>
+                <w:b w:val="0"/>
+                <w:i w:val="0"/>
+                <w:sz w:val="17"/>
+              </w:rPr>
+              <w:t>growing (runaway)</w:t>
+            </w:r>
+          </w:p>
+        </w:tc>
+      </w:tr>
+      <w:tr>
+        <w:tc>
+          <w:tcPr>
+            <w:tcW w:type="dxa" w:w="1872"/>
+          </w:tcPr>
+          <w:p>
+            <w:pPr>
+              <w:spacing w:after="20" w:line="240" w:lineRule="auto"/>
+            </w:pPr>
+            <w:r/>
+            <w:r>
+              <w:rPr>
+                <w:b w:val="0"/>
+                <w:i w:val="0"/>
+                <w:sz w:val="17"/>
+              </w:rPr>
+              <w:t>0.20</w:t>
+            </w:r>
+          </w:p>
+        </w:tc>
+        <w:tc>
+          <w:tcPr>
+            <w:tcW w:type="dxa" w:w="1872"/>
+          </w:tcPr>
+          <w:p>
+            <w:pPr>
+              <w:spacing w:after="20" w:line="240" w:lineRule="auto"/>
+            </w:pPr>
+            <w:r/>
+            <w:r>
+              <w:rPr>
+                <w:b w:val="0"/>
+                <w:i w:val="0"/>
+                <w:sz w:val="17"/>
+              </w:rPr>
+              <w:t>0.3</w:t>
+            </w:r>
+          </w:p>
+        </w:tc>
+        <w:tc>
+          <w:tcPr>
+            <w:tcW w:type="dxa" w:w="1872"/>
+          </w:tcPr>
+          <w:p>
+            <w:pPr>
+              <w:spacing w:after="20" w:line="240" w:lineRule="auto"/>
+            </w:pPr>
+            <w:r/>
+            <w:r>
+              <w:rPr>
+                <w:b w:val="0"/>
+                <w:i w:val="0"/>
+                <w:sz w:val="17"/>
+              </w:rPr>
+              <w:t>1e-03</w:t>
+            </w:r>
+          </w:p>
+        </w:tc>
+        <w:tc>
+          <w:tcPr>
+            <w:tcW w:type="dxa" w:w="1872"/>
+          </w:tcPr>
+          <w:p>
+            <w:pPr>
+              <w:spacing w:after="20" w:line="240" w:lineRule="auto"/>
+            </w:pPr>
+            <w:r/>
+            <w:r>
+              <w:rPr>
+                <w:b w:val="0"/>
+                <w:i w:val="0"/>
+                <w:sz w:val="17"/>
+              </w:rPr>
+              <w:t>32</w:t>
+            </w:r>
+          </w:p>
+        </w:tc>
+        <w:tc>
+          <w:tcPr>
+            <w:tcW w:type="dxa" w:w="1872"/>
+          </w:tcPr>
+          <w:p>
+            <w:pPr>
+              <w:spacing w:after="20" w:line="240" w:lineRule="auto"/>
+            </w:pPr>
+            <w:r/>
+            <w:r>
+              <w:rPr>
+                <w:b w:val="0"/>
+                <w:i w:val="0"/>
+                <w:sz w:val="17"/>
+              </w:rPr>
+              <w:t>growing (runaway)</w:t>
+            </w:r>
+          </w:p>
+        </w:tc>
+      </w:tr>
+      <w:tr>
+        <w:tc>
+          <w:tcPr>
+            <w:tcW w:type="dxa" w:w="1872"/>
+          </w:tcPr>
+          <w:p>
+            <w:pPr>
+              <w:spacing w:after="20" w:line="240" w:lineRule="auto"/>
+            </w:pPr>
+            <w:r/>
+            <w:r>
+              <w:rPr>
+                <w:b w:val="0"/>
+                <w:i w:val="0"/>
+                <w:sz w:val="17"/>
+              </w:rPr>
+              <w:t>0.20</w:t>
+            </w:r>
+          </w:p>
+        </w:tc>
+        <w:tc>
+          <w:tcPr>
+            <w:tcW w:type="dxa" w:w="1872"/>
+          </w:tcPr>
+          <w:p>
+            <w:pPr>
+              <w:spacing w:after="20" w:line="240" w:lineRule="auto"/>
+            </w:pPr>
+            <w:r/>
+            <w:r>
+              <w:rPr>
+                <w:b w:val="0"/>
+                <w:i w:val="0"/>
+                <w:sz w:val="17"/>
+              </w:rPr>
+              <w:t>1.0</w:t>
+            </w:r>
+          </w:p>
+        </w:tc>
+        <w:tc>
+          <w:tcPr>
+            <w:tcW w:type="dxa" w:w="1872"/>
+          </w:tcPr>
+          <w:p>
+            <w:pPr>
+              <w:spacing w:after="20" w:line="240" w:lineRule="auto"/>
+            </w:pPr>
+            <w:r/>
+            <w:r>
+              <w:rPr>
+                <w:b w:val="0"/>
+                <w:i w:val="0"/>
+                <w:sz w:val="17"/>
+              </w:rPr>
+              <w:t>1e-08</w:t>
+            </w:r>
+          </w:p>
+        </w:tc>
+        <w:tc>
+          <w:tcPr>
+            <w:tcW w:type="dxa" w:w="1872"/>
+          </w:tcPr>
+          <w:p>
+            <w:pPr>
+              <w:spacing w:after="20" w:line="240" w:lineRule="auto"/>
+            </w:pPr>
+            <w:r/>
+            <w:r>
+              <w:rPr>
+                <w:b w:val="0"/>
+                <w:i w:val="0"/>
+                <w:sz w:val="17"/>
+              </w:rPr>
+              <w:t>85</w:t>
+            </w:r>
+          </w:p>
+        </w:tc>
+        <w:tc>
+          <w:tcPr>
+            <w:tcW w:type="dxa" w:w="1872"/>
+          </w:tcPr>
+          <w:p>
+            <w:pPr>
+              <w:spacing w:after="20" w:line="240" w:lineRule="auto"/>
+            </w:pPr>
+            <w:r/>
+            <w:r>
+              <w:rPr>
+                <w:b w:val="0"/>
+                <w:i w:val="0"/>
+                <w:sz w:val="17"/>
+              </w:rPr>
+              <w:t>growing (runaway)</w:t>
+            </w:r>
+          </w:p>
+        </w:tc>
+      </w:tr>
+      <w:tr>
+        <w:tc>
+          <w:tcPr>
+            <w:tcW w:type="dxa" w:w="1872"/>
+          </w:tcPr>
+          <w:p>
+            <w:pPr>
+              <w:spacing w:after="20" w:line="240" w:lineRule="auto"/>
+            </w:pPr>
+            <w:r/>
+            <w:r>
+              <w:rPr>
+                <w:b w:val="0"/>
+                <w:i w:val="0"/>
+                <w:sz w:val="17"/>
+              </w:rPr>
+              <w:t>0.20</w:t>
+            </w:r>
+          </w:p>
+        </w:tc>
+        <w:tc>
+          <w:tcPr>
+            <w:tcW w:type="dxa" w:w="1872"/>
+          </w:tcPr>
+          <w:p>
+            <w:pPr>
+              <w:spacing w:after="20" w:line="240" w:lineRule="auto"/>
+            </w:pPr>
+            <w:r/>
+            <w:r>
+              <w:rPr>
+                <w:b w:val="0"/>
+                <w:i w:val="0"/>
+                <w:sz w:val="17"/>
+              </w:rPr>
+              <w:t>1.0</w:t>
+            </w:r>
+          </w:p>
+        </w:tc>
+        <w:tc>
+          <w:tcPr>
+            <w:tcW w:type="dxa" w:w="1872"/>
+          </w:tcPr>
+          <w:p>
+            <w:pPr>
+              <w:spacing w:after="20" w:line="240" w:lineRule="auto"/>
+            </w:pPr>
+            <w:r/>
+            <w:r>
+              <w:rPr>
+                <w:b w:val="0"/>
+                <w:i w:val="0"/>
+                <w:sz w:val="17"/>
+              </w:rPr>
+              <w:t>1e-03</w:t>
+            </w:r>
+          </w:p>
+        </w:tc>
+        <w:tc>
+          <w:tcPr>
+            <w:tcW w:type="dxa" w:w="1872"/>
+          </w:tcPr>
+          <w:p>
+            <w:pPr>
+              <w:spacing w:after="20" w:line="240" w:lineRule="auto"/>
+            </w:pPr>
+            <w:r/>
+            <w:r>
+              <w:rPr>
+                <w:b w:val="0"/>
+                <w:i w:val="0"/>
+                <w:sz w:val="17"/>
+              </w:rPr>
+              <w:t>68</w:t>
+            </w:r>
+          </w:p>
+        </w:tc>
+        <w:tc>
+          <w:tcPr>
+            <w:tcW w:type="dxa" w:w="1872"/>
+          </w:tcPr>
+          <w:p>
+            <w:pPr>
+              <w:spacing w:after="20" w:line="240" w:lineRule="auto"/>
+            </w:pPr>
+            <w:r/>
+            <w:r>
+              <w:rPr>
+                <w:b w:val="0"/>
+                <w:i w:val="0"/>
+                <w:sz w:val="17"/>
+              </w:rPr>
+              <w:t>growing (runaway)</w:t>
+            </w:r>
+          </w:p>
+        </w:tc>
+      </w:tr>
+      <w:tr>
+        <w:tc>
+          <w:tcPr>
+            <w:tcW w:type="dxa" w:w="1872"/>
+          </w:tcPr>
+          <w:p>
+            <w:pPr>
+              <w:spacing w:after="20" w:line="240" w:lineRule="auto"/>
+            </w:pPr>
+            <w:r/>
+            <w:r>
+              <w:rPr>
+                <w:b w:val="0"/>
+                <w:i w:val="0"/>
+                <w:sz w:val="17"/>
+              </w:rPr>
+              <w:t>0.20</w:t>
+            </w:r>
+          </w:p>
+        </w:tc>
+        <w:tc>
+          <w:tcPr>
+            <w:tcW w:type="dxa" w:w="1872"/>
+          </w:tcPr>
+          <w:p>
+            <w:pPr>
+              <w:spacing w:after="20" w:line="240" w:lineRule="auto"/>
+            </w:pPr>
+            <w:r/>
+            <w:r>
+              <w:rPr>
+                <w:b w:val="0"/>
+                <w:i w:val="0"/>
+                <w:sz w:val="17"/>
+              </w:rPr>
+              <w:t>3.0</w:t>
+            </w:r>
+          </w:p>
+        </w:tc>
+        <w:tc>
+          <w:tcPr>
+            <w:tcW w:type="dxa" w:w="1872"/>
+          </w:tcPr>
+          <w:p>
+            <w:pPr>
+              <w:spacing w:after="20" w:line="240" w:lineRule="auto"/>
+            </w:pPr>
+            <w:r/>
+            <w:r>
+              <w:rPr>
+                <w:b w:val="0"/>
+                <w:i w:val="0"/>
+                <w:sz w:val="17"/>
+              </w:rPr>
+              <w:t>1e-08</w:t>
+            </w:r>
+          </w:p>
+        </w:tc>
+        <w:tc>
+          <w:tcPr>
+            <w:tcW w:type="dxa" w:w="1872"/>
+          </w:tcPr>
+          <w:p>
+            <w:pPr>
+              <w:spacing w:after="20" w:line="240" w:lineRule="auto"/>
+            </w:pPr>
+            <w:r/>
+            <w:r>
+              <w:rPr>
+                <w:b w:val="0"/>
+                <w:i w:val="0"/>
+                <w:sz w:val="17"/>
+              </w:rPr>
+              <w:t>179</w:t>
+            </w:r>
+          </w:p>
+        </w:tc>
+        <w:tc>
+          <w:tcPr>
+            <w:tcW w:type="dxa" w:w="1872"/>
+          </w:tcPr>
+          <w:p>
+            <w:pPr>
+              <w:spacing w:after="20" w:line="240" w:lineRule="auto"/>
+            </w:pPr>
+            <w:r/>
+            <w:r>
+              <w:rPr>
+                <w:b w:val="0"/>
+                <w:i w:val="0"/>
+                <w:sz w:val="17"/>
+              </w:rPr>
+              <w:t>stable</w:t>
+            </w:r>
+          </w:p>
+        </w:tc>
+      </w:tr>
+      <w:tr>
+        <w:tc>
+          <w:tcPr>
+            <w:tcW w:type="dxa" w:w="1872"/>
+          </w:tcPr>
+          <w:p>
+            <w:pPr>
+              <w:spacing w:after="20" w:line="240" w:lineRule="auto"/>
+            </w:pPr>
+            <w:r/>
+            <w:r>
+              <w:rPr>
+                <w:b w:val="0"/>
+                <w:i w:val="0"/>
+                <w:sz w:val="17"/>
+              </w:rPr>
+              <w:t>0.20</w:t>
+            </w:r>
+          </w:p>
+        </w:tc>
+        <w:tc>
+          <w:tcPr>
+            <w:tcW w:type="dxa" w:w="1872"/>
+          </w:tcPr>
+          <w:p>
+            <w:pPr>
+              <w:spacing w:after="20" w:line="240" w:lineRule="auto"/>
+            </w:pPr>
+            <w:r/>
+            <w:r>
+              <w:rPr>
+                <w:b w:val="0"/>
+                <w:i w:val="0"/>
+                <w:sz w:val="17"/>
+              </w:rPr>
+              <w:t>3.0</w:t>
+            </w:r>
+          </w:p>
+        </w:tc>
+        <w:tc>
+          <w:tcPr>
+            <w:tcW w:type="dxa" w:w="1872"/>
+          </w:tcPr>
+          <w:p>
+            <w:pPr>
+              <w:spacing w:after="20" w:line="240" w:lineRule="auto"/>
+            </w:pPr>
+            <w:r/>
+            <w:r>
+              <w:rPr>
+                <w:b w:val="0"/>
+                <w:i w:val="0"/>
+                <w:sz w:val="17"/>
+              </w:rPr>
+              <w:t>1e-03</w:t>
+            </w:r>
+          </w:p>
+        </w:tc>
+        <w:tc>
+          <w:tcPr>
+            <w:tcW w:type="dxa" w:w="1872"/>
+          </w:tcPr>
+          <w:p>
+            <w:pPr>
+              <w:spacing w:after="20" w:line="240" w:lineRule="auto"/>
+            </w:pPr>
+            <w:r/>
+            <w:r>
+              <w:rPr>
+                <w:b w:val="0"/>
+                <w:i w:val="0"/>
+                <w:sz w:val="17"/>
+              </w:rPr>
+              <w:t>180</w:t>
+            </w:r>
+          </w:p>
+        </w:tc>
+        <w:tc>
+          <w:tcPr>
+            <w:tcW w:type="dxa" w:w="1872"/>
+          </w:tcPr>
+          <w:p>
+            <w:pPr>
+              <w:spacing w:after="20" w:line="240" w:lineRule="auto"/>
+            </w:pPr>
+            <w:r/>
+            <w:r>
+              <w:rPr>
+                <w:b w:val="0"/>
+                <w:i w:val="0"/>
+                <w:sz w:val="17"/>
+              </w:rPr>
+              <w:t>stable</w:t>
+            </w:r>
+          </w:p>
+        </w:tc>
+      </w:tr>
+      <w:tr>
+        <w:tc>
+          <w:tcPr>
+            <w:tcW w:type="dxa" w:w="1872"/>
+          </w:tcPr>
+          <w:p>
+            <w:pPr>
+              <w:spacing w:after="20" w:line="240" w:lineRule="auto"/>
+            </w:pPr>
+            <w:r/>
+            <w:r>
+              <w:rPr>
+                <w:b w:val="0"/>
+                <w:i w:val="0"/>
+                <w:sz w:val="17"/>
+              </w:rPr>
+              <w:t>0.20</w:t>
+            </w:r>
+          </w:p>
+        </w:tc>
+        <w:tc>
+          <w:tcPr>
+            <w:tcW w:type="dxa" w:w="1872"/>
+          </w:tcPr>
+          <w:p>
+            <w:pPr>
+              <w:spacing w:after="20" w:line="240" w:lineRule="auto"/>
+            </w:pPr>
+            <w:r/>
+            <w:r>
+              <w:rPr>
+                <w:b w:val="0"/>
+                <w:i w:val="0"/>
+                <w:sz w:val="17"/>
+              </w:rPr>
+              <w:t>10.0</w:t>
+            </w:r>
+          </w:p>
+        </w:tc>
+        <w:tc>
+          <w:tcPr>
+            <w:tcW w:type="dxa" w:w="1872"/>
+          </w:tcPr>
+          <w:p>
+            <w:pPr>
+              <w:spacing w:after="20" w:line="240" w:lineRule="auto"/>
+            </w:pPr>
+            <w:r/>
+            <w:r>
+              <w:rPr>
+                <w:b w:val="0"/>
+                <w:i w:val="0"/>
+                <w:sz w:val="17"/>
+              </w:rPr>
+              <w:t>1e-08</w:t>
+            </w:r>
+          </w:p>
+        </w:tc>
+        <w:tc>
+          <w:tcPr>
+            <w:tcW w:type="dxa" w:w="1872"/>
+          </w:tcPr>
+          <w:p>
+            <w:pPr>
+              <w:spacing w:after="20" w:line="240" w:lineRule="auto"/>
+            </w:pPr>
+            <w:r/>
+            <w:r>
+              <w:rPr>
+                <w:b w:val="0"/>
+                <w:i w:val="0"/>
+                <w:sz w:val="17"/>
+              </w:rPr>
+              <w:t>178</w:t>
+            </w:r>
+          </w:p>
+        </w:tc>
+        <w:tc>
+          <w:tcPr>
+            <w:tcW w:type="dxa" w:w="1872"/>
+          </w:tcPr>
+          <w:p>
+            <w:pPr>
+              <w:spacing w:after="20" w:line="240" w:lineRule="auto"/>
+            </w:pPr>
+            <w:r/>
+            <w:r>
+              <w:rPr>
+                <w:b w:val="0"/>
+                <w:i w:val="0"/>
+                <w:sz w:val="17"/>
+              </w:rPr>
+              <w:t>stable</w:t>
+            </w:r>
+          </w:p>
+        </w:tc>
+      </w:tr>
+      <w:tr>
+        <w:tc>
+          <w:tcPr>
+            <w:tcW w:type="dxa" w:w="1872"/>
+          </w:tcPr>
+          <w:p>
+            <w:pPr>
+              <w:spacing w:after="20" w:line="240" w:lineRule="auto"/>
+            </w:pPr>
+            <w:r/>
+            <w:r>
+              <w:rPr>
+                <w:b w:val="0"/>
+                <w:i w:val="0"/>
+                <w:sz w:val="17"/>
+              </w:rPr>
+              <w:t>0.20</w:t>
+            </w:r>
+          </w:p>
+        </w:tc>
+        <w:tc>
+          <w:tcPr>
+            <w:tcW w:type="dxa" w:w="1872"/>
+          </w:tcPr>
+          <w:p>
+            <w:pPr>
+              <w:spacing w:after="20" w:line="240" w:lineRule="auto"/>
+            </w:pPr>
+            <w:r/>
+            <w:r>
+              <w:rPr>
+                <w:b w:val="0"/>
+                <w:i w:val="0"/>
+                <w:sz w:val="17"/>
+              </w:rPr>
+              <w:t>10.0</w:t>
+            </w:r>
+          </w:p>
+        </w:tc>
+        <w:tc>
+          <w:tcPr>
+            <w:tcW w:type="dxa" w:w="1872"/>
+          </w:tcPr>
+          <w:p>
+            <w:pPr>
+              <w:spacing w:after="20" w:line="240" w:lineRule="auto"/>
+            </w:pPr>
+            <w:r/>
+            <w:r>
+              <w:rPr>
+                <w:b w:val="0"/>
+                <w:i w:val="0"/>
+                <w:sz w:val="17"/>
+              </w:rPr>
+              <w:t>1e-03</w:t>
+            </w:r>
+          </w:p>
+        </w:tc>
+        <w:tc>
+          <w:tcPr>
+            <w:tcW w:type="dxa" w:w="1872"/>
+          </w:tcPr>
+          <w:p>
+            <w:pPr>
+              <w:spacing w:after="20" w:line="240" w:lineRule="auto"/>
+            </w:pPr>
+            <w:r/>
+            <w:r>
+              <w:rPr>
+                <w:b w:val="0"/>
+                <w:i w:val="0"/>
+                <w:sz w:val="17"/>
+              </w:rPr>
+              <w:t>178</w:t>
+            </w:r>
+          </w:p>
+        </w:tc>
+        <w:tc>
+          <w:tcPr>
+            <w:tcW w:type="dxa" w:w="1872"/>
+          </w:tcPr>
+          <w:p>
+            <w:pPr>
+              <w:spacing w:after="20" w:line="240" w:lineRule="auto"/>
+            </w:pPr>
+            <w:r/>
+            <w:r>
+              <w:rPr>
+                <w:b w:val="0"/>
+                <w:i w:val="0"/>
+                <w:sz w:val="17"/>
+              </w:rPr>
+              <w:t>stable</w:t>
             </w:r>
           </w:p>
         </w:tc>
@@ -22609,7 +29057,7 @@
           <w:b w:val="0"/>
           <w:i w:val="0"/>
         </w:rPr>
-        <w:t>Environment of the published run: Python 3.11.9, NumPy 2.4.6, SciPy 1.17.1 (Windows). Requirements: NumPy, SciPy, Matplotlib, python-docx (requirements.txt). From the code directory, in this order: bounce_tables.py (about 3 minutes), survival.py (seconds), monte_carlo.py (about 20 seconds), falsification_map.py, interior_evolution.py, convergence.py (about 4 minutes), scope.py, coupling.py, thermal.py (about 40 seconds), thermal_analysis.py (about 6 minutes), interior_sim.py (about 25 seconds), verify.py (about 25 seconds), make_figures.py (calls make_thermal_figures.py and make_sim_figures.py), build_paper.py, build_supporting.py. The scripts write the JSON files that the manuscript builder reads; monte_carlo.py needs survival.json and falsification_map.py needs survival.json. A rerun in a clean clone of the repository reproduced the stored JSON files exactly in the earlier release. Code: https://github.com/sandlerleon/late-time-vacuum-decay, archived at https://doi.org/10.5281/zenodo.23785651.</w:t>
+        <w:t>Environment of the published run: Python 3.11.9, NumPy 2.4.6, SciPy 1.17.1 (Windows). Requirements: NumPy, SciPy, Matplotlib, python-docx (requirements.txt). From the code directory, in this order: bounce_tables.py (about 3 minutes), survival.py (seconds), monte_carlo.py (about 20 seconds), falsification_map.py, interior_evolution.py, convergence.py (about 4 minutes), scope.py, coupling.py, thermal.py (about 40 seconds), thermal_analysis.py (about 6 minutes), interior_sim.py (about 25 seconds), oscillation.py (about 40 seconds), oscillation_validation.py (about 25 minutes), verify.py (about 25 seconds), make_figures.py (calls make_thermal_figures.py, make_sim_figures.py and make_osc_figures.py), build_paper.py, build_supporting.py. The scripts write the JSON files that the manuscript builder reads; monte_carlo.py needs survival.json and falsification_map.py needs survival.json. A rerun in a clean clone of the repository reproduced the stored JSON files exactly in the earlier release. Code: https://github.com/sandlerleon/late-time-vacuum-decay, archived at https://doi.org/10.5281/zenodo.23788614.</w:t>
       </w:r>
     </w:p>
     <w:p>
